--- a/research methods/term project - review article/TERM PROPOSAL - Human vs AI Text Detection.docx
+++ b/research methods/term project - review article/TERM PROPOSAL - Human vs AI Text Detection.docx
@@ -148,8 +148,6 @@
         <w:sdt>
           <w:sdtPr>
             <w:rPr>
-              <w:i/>
-              <w:iCs/>
               <w:sz w:val="36"/>
               <w:szCs w:val="36"/>
               <w:highlight w:val="lightGray"/>
@@ -183,13 +181,27 @@
                 </w:pPr>
                 <w:r>
                   <w:rPr>
-                    <w:i/>
-                    <w:iCs/>
                     <w:sz w:val="36"/>
                     <w:szCs w:val="36"/>
                     <w:highlight w:val="lightGray"/>
                   </w:rPr>
-                  <w:t>TERM PROPOSAL (Research Methods)</w:t>
+                  <w:t xml:space="preserve">TERM PROPOSAL </w:t>
+                </w:r>
+                <w:r>
+                  <w:rPr>
+                    <w:sz w:val="36"/>
+                    <w:szCs w:val="36"/>
+                    <w:highlight w:val="lightGray"/>
+                  </w:rPr>
+                  <w:t xml:space="preserve">| </w:t>
+                </w:r>
+                <w:r>
+                  <w:rPr>
+                    <w:sz w:val="36"/>
+                    <w:szCs w:val="36"/>
+                    <w:highlight w:val="lightGray"/>
+                  </w:rPr>
+                  <w:t>Research Methods</w:t>
                 </w:r>
               </w:p>
             </w:tc>
@@ -289,7 +301,35 @@
                     <w:sz w:val="36"/>
                     <w:szCs w:val="36"/>
                   </w:rPr>
-                  <w:t>By: Jawwad Ahmad (F25NDOCS3W04013) – MSCS 2nd</w:t>
+                  <w:t xml:space="preserve">By: Jawwad Ahmad </w:t>
+                </w:r>
+                <w:r>
+                  <w:rPr>
+                    <w:sz w:val="36"/>
+                    <w:szCs w:val="36"/>
+                  </w:rPr>
+                  <w:t xml:space="preserve">| </w:t>
+                </w:r>
+                <w:r>
+                  <w:rPr>
+                    <w:sz w:val="36"/>
+                    <w:szCs w:val="36"/>
+                  </w:rPr>
+                  <w:t xml:space="preserve">F25NDOCS3W04013 </w:t>
+                </w:r>
+                <w:r>
+                  <w:rPr>
+                    <w:sz w:val="36"/>
+                    <w:szCs w:val="36"/>
+                  </w:rPr>
+                  <w:t>|</w:t>
+                </w:r>
+                <w:r>
+                  <w:rPr>
+                    <w:sz w:val="36"/>
+                    <w:szCs w:val="36"/>
+                  </w:rPr>
+                  <w:t xml:space="preserve"> MSCS 2nd</w:t>
                 </w:r>
               </w:p>
             </w:tc>
@@ -419,9 +459,9 @@
         </w:numPr>
         <w:ind w:left="432" w:hanging="432"/>
       </w:pPr>
-      <w:bookmarkStart w:id="2" w:name="Xe527d1dbea40afa1dc643b1014bd092d03e564e"/>
-      <w:bookmarkStart w:id="3" w:name="executive-summary"/>
-      <w:bookmarkStart w:id="4" w:name="_Toc225186517"/>
+      <w:bookmarkStart w:id="2" w:name="executive-summary"/>
+      <w:bookmarkStart w:id="3" w:name="Xe527d1dbea40afa1dc643b1014bd092d03e564e"/>
+      <w:bookmarkStart w:id="4" w:name="_Toc225285687"/>
       <w:r>
         <w:lastRenderedPageBreak/>
         <w:t>Executive Summary</w:t>
@@ -436,193 +476,164 @@
           <w:szCs w:val="24"/>
         </w:rPr>
       </w:pPr>
-      <w:r>
-        <w:rPr>
-          <w:sz w:val="24"/>
-          <w:szCs w:val="24"/>
-        </w:rPr>
-        <w:t xml:space="preserve">The rapid proliferation of Large Language Models (LLMs) has led to an unprecedented volume of AI-generated content across digital platforms, raising significant concerns regarding academic integrity, misinformation, and the authenticity of digital discourse. While numerous detection methodologies—ranging from traditional machine learning to advanced transformer-based architectures—have achieved high accuracy, they often operate as “black boxes,” providing little insight into the reasoning behind their classifications. This research proposal outlines a comprehensive review article focused on the intersection of human vs. LLM-generated text identification and </w:t>
-      </w:r>
-      <w:proofErr w:type="spellStart"/>
-      <w:r>
-        <w:rPr>
-          <w:sz w:val="24"/>
-          <w:szCs w:val="24"/>
-        </w:rPr>
-        <w:t>eXplainable</w:t>
-      </w:r>
-      <w:proofErr w:type="spellEnd"/>
-      <w:r>
-        <w:rPr>
-          <w:sz w:val="24"/>
-          <w:szCs w:val="24"/>
-        </w:rPr>
-        <w:t xml:space="preserve"> Artificial Intelligence (XAI).</w:t>
+      <w:bookmarkStart w:id="5" w:name="table-of-contents"/>
+      <w:bookmarkEnd w:id="2"/>
+      <w:r>
+        <w:rPr>
+          <w:sz w:val="24"/>
+          <w:szCs w:val="24"/>
+        </w:rPr>
+        <w:t>The rapid advancement of Large Language Models (LLMs) has significantly transformed the landscape of digital content creation, enabling the generation of highly coherent and human-like text. While these developments offer substantial benefits, they also introduce serious concerns related to academic integrity, misinformation, and the authenticity of online content. As a result, distinguishing between human-written and AI-generated text has become an important research challenge in natural language processing.</w:t>
       </w:r>
     </w:p>
     <w:p>
       <w:pPr>
+        <w:pStyle w:val="FirstParagraph"/>
+        <w:rPr>
+          <w:sz w:val="24"/>
+          <w:szCs w:val="24"/>
+        </w:rPr>
+      </w:pPr>
+      <w:r>
+        <w:rPr>
+          <w:sz w:val="24"/>
+          <w:szCs w:val="24"/>
+        </w:rPr>
+        <w:t>Although existing detection approaches—ranging from traditional machine learning techniques to advanced transformer-based models—have demonstrated promising performance, most of these systems operate as “black boxes.” This lack of transparency limits users’ ability to understand and trust the decisions made by such models, especially in sensitive domains like education, journalism, and research evaluation.</w:t>
+      </w:r>
+    </w:p>
+    <w:p>
+      <w:pPr>
+        <w:pStyle w:val="FirstParagraph"/>
+        <w:rPr>
+          <w:sz w:val="24"/>
+          <w:szCs w:val="24"/>
+        </w:rPr>
+      </w:pPr>
+      <w:r>
+        <w:rPr>
+          <w:sz w:val="24"/>
+          <w:szCs w:val="24"/>
+        </w:rPr>
+        <w:t>This proposal presents a structured plan for a review article that explores the intersection of human vs. LLM-generated text detection and Explainable Artificial Intelligence (XAI). The primary objective is to critically analyze existing detection methods while examining how explainability techniques, such as LIME (Local Interpretable Model-agnostic Explanations) and SHAP (</w:t>
+      </w:r>
+      <w:proofErr w:type="spellStart"/>
+      <w:r>
+        <w:rPr>
+          <w:sz w:val="24"/>
+          <w:szCs w:val="24"/>
+        </w:rPr>
+        <w:t>SHapley</w:t>
+      </w:r>
+      <w:proofErr w:type="spellEnd"/>
+      <w:r>
+        <w:rPr>
+          <w:sz w:val="24"/>
+          <w:szCs w:val="24"/>
+        </w:rPr>
+        <w:t xml:space="preserve"> Additive </w:t>
+      </w:r>
+      <w:proofErr w:type="spellStart"/>
+      <w:r>
+        <w:rPr>
+          <w:sz w:val="24"/>
+          <w:szCs w:val="24"/>
+        </w:rPr>
+        <w:t>exPlanations</w:t>
+      </w:r>
+      <w:proofErr w:type="spellEnd"/>
+      <w:r>
+        <w:rPr>
+          <w:sz w:val="24"/>
+          <w:szCs w:val="24"/>
+        </w:rPr>
+        <w:t>), contribute to making these systems more transparent and interpretable.</w:t>
+      </w:r>
+    </w:p>
+    <w:p>
+      <w:pPr>
+        <w:pStyle w:val="FirstParagraph"/>
+        <w:rPr>
+          <w:sz w:val="24"/>
+          <w:szCs w:val="24"/>
+        </w:rPr>
+      </w:pPr>
+      <w:r>
+        <w:rPr>
+          <w:sz w:val="24"/>
+          <w:szCs w:val="24"/>
+        </w:rPr>
+        <w:t>Specifically, the review aims to (</w:t>
+      </w:r>
+      <w:proofErr w:type="spellStart"/>
+      <w:r>
+        <w:rPr>
+          <w:sz w:val="24"/>
+          <w:szCs w:val="24"/>
+        </w:rPr>
+        <w:t>i</w:t>
+      </w:r>
+      <w:proofErr w:type="spellEnd"/>
+      <w:r>
+        <w:rPr>
+          <w:sz w:val="24"/>
+          <w:szCs w:val="24"/>
+        </w:rPr>
+        <w:t>) categorize existing detection paradigms, including traditional, deep learning, and stylometric approaches, (ii) evaluate the effectiveness of XAI methods in identifying key linguistic and stylistic features, (iii) assess the generalization capability of detection models across different LLMs and domains, and (iv) identify existing research gaps and limitations in current approaches.</w:t>
+      </w:r>
+    </w:p>
+    <w:p>
+      <w:pPr>
+        <w:pStyle w:val="FirstParagraph"/>
+        <w:rPr>
+          <w:sz w:val="24"/>
+          <w:szCs w:val="24"/>
+        </w:rPr>
+      </w:pPr>
+      <w:r>
+        <w:rPr>
+          <w:sz w:val="24"/>
+          <w:szCs w:val="24"/>
+        </w:rPr>
+        <w:t>By synthesizing recent literature (2023–2026), this study seeks to provide a comprehensive and coherent understanding of explainable AI-based text detection. The findings of this review are expected to contribute toward the development of more reliable, transparent, and trustworthy detection systems, while also offering valuable insights for researchers, educators, and practitioners dealing with AI-generated content.</w:t>
+      </w:r>
+    </w:p>
+    <w:p>
+      <w:pPr>
         <w:pStyle w:val="BodyText"/>
-        <w:rPr>
-          <w:sz w:val="24"/>
-          <w:szCs w:val="24"/>
-        </w:rPr>
-        <w:sectPr>
-          <w:headerReference w:type="first" r:id="rId10"/>
-          <w:pgSz w:w="12240" w:h="15840"/>
-          <w:pgMar w:top="1440" w:right="1440" w:bottom="1440" w:left="1440" w:header="720" w:footer="720" w:gutter="0"/>
-          <w:pgNumType w:fmt="lowerRoman" w:start="1"/>
-          <w:cols w:space="720"/>
-          <w:titlePg/>
-          <w:docGrid w:linePitch="360"/>
-        </w:sectPr>
-      </w:pPr>
-      <w:r>
-        <w:rPr>
-          <w:sz w:val="24"/>
-          <w:szCs w:val="24"/>
-        </w:rPr>
-        <w:t>The proposed review will synthesize current literature</w:t>
-      </w:r>
-      <w:r>
-        <w:rPr>
-          <w:sz w:val="24"/>
-          <w:szCs w:val="24"/>
-        </w:rPr>
-        <w:t xml:space="preserve"> </w:t>
-      </w:r>
-      <w:r>
-        <w:rPr>
-          <w:b/>
-          <w:bCs/>
-          <w:sz w:val="24"/>
-          <w:szCs w:val="24"/>
-        </w:rPr>
-        <w:t>(</w:t>
-      </w:r>
-      <w:r>
-        <w:rPr>
-          <w:b/>
-          <w:bCs/>
-          <w:sz w:val="24"/>
-          <w:szCs w:val="24"/>
-        </w:rPr>
-        <w:t xml:space="preserve">latest </w:t>
-      </w:r>
-      <w:r>
-        <w:rPr>
-          <w:b/>
-          <w:bCs/>
-          <w:sz w:val="24"/>
-          <w:szCs w:val="24"/>
-        </w:rPr>
-        <w:t xml:space="preserve">3-4 </w:t>
-      </w:r>
-      <w:r>
-        <w:rPr>
-          <w:b/>
-          <w:bCs/>
-          <w:sz w:val="24"/>
-          <w:szCs w:val="24"/>
-        </w:rPr>
-        <w:t>years)</w:t>
-      </w:r>
-      <w:r>
-        <w:rPr>
-          <w:b/>
-          <w:bCs/>
-          <w:sz w:val="24"/>
-          <w:szCs w:val="24"/>
-        </w:rPr>
-        <w:t xml:space="preserve"> </w:t>
-      </w:r>
-      <w:r>
-        <w:rPr>
-          <w:sz w:val="24"/>
-          <w:szCs w:val="24"/>
-        </w:rPr>
-        <w:t>to evaluate the effectiveness of various detection paradigms, with a specific emphasis on how explainability techniques like LIME (Local Interpretable Model-agnostic Explanations) and SHAP (</w:t>
-      </w:r>
-      <w:proofErr w:type="spellStart"/>
-      <w:r>
-        <w:rPr>
-          <w:sz w:val="24"/>
-          <w:szCs w:val="24"/>
-        </w:rPr>
-        <w:t>SHapley</w:t>
-      </w:r>
-      <w:proofErr w:type="spellEnd"/>
-      <w:r>
-        <w:rPr>
-          <w:sz w:val="24"/>
-          <w:szCs w:val="24"/>
-        </w:rPr>
-        <w:t xml:space="preserve"> Additive </w:t>
-      </w:r>
-      <w:proofErr w:type="spellStart"/>
-      <w:r>
-        <w:rPr>
-          <w:sz w:val="24"/>
-          <w:szCs w:val="24"/>
-        </w:rPr>
-        <w:t>exPlanations</w:t>
-      </w:r>
-      <w:proofErr w:type="spellEnd"/>
-      <w:r>
-        <w:rPr>
-          <w:sz w:val="24"/>
-          <w:szCs w:val="24"/>
-        </w:rPr>
-        <w:t>) can demystify model decisions. By building upon the foundational framework of “HULLMI: Human vs LLM identification with explainability”</w:t>
-      </w:r>
-      <w:r>
-        <w:rPr>
-          <w:sz w:val="24"/>
-          <w:szCs w:val="24"/>
-        </w:rPr>
-        <w:fldChar w:fldCharType="begin"/>
-      </w:r>
-      <w:r>
-        <w:rPr>
-          <w:sz w:val="24"/>
-          <w:szCs w:val="24"/>
-        </w:rPr>
-        <w:instrText xml:space="preserve"> ADDIN EN.CITE &lt;EndNote&gt;&lt;Cite&gt;&lt;Author&gt;Joshi&lt;/Author&gt;&lt;Year&gt;2024&lt;/Year&gt;&lt;RecNum&gt;1&lt;/RecNum&gt;&lt;DisplayText&gt;(Joshi et al., 2024)&lt;/DisplayText&gt;&lt;record&gt;&lt;rec-number&gt;1&lt;/rec-number&gt;&lt;foreign-keys&gt;&lt;key app="EN" db-id="p9vz2zfsl50z29ew9we5svwd9svw22tfxsvd" timestamp="1774204030"&gt;1&lt;/key&gt;&lt;/foreign-keys&gt;&lt;ref-type name="Journal Article"&gt;17&lt;/ref-type&gt;&lt;contributors&gt;&lt;authors&gt;&lt;author&gt;Joshi, Prathamesh Dinesh&lt;/author&gt;&lt;author&gt;Pocker, Sahil&lt;/author&gt;&lt;author&gt;Dandekar, Raj Abhijit&lt;/author&gt;&lt;author&gt;Dandekar, Raj Abhijit&lt;/author&gt;&lt;author&gt;Panat, Sreedath&lt;/author&gt;&lt;/authors&gt;&lt;/contributors&gt;&lt;titles&gt;&lt;title&gt;HULLMI: Human vs LLM identification with explainability&lt;/title&gt;&lt;secondary-title&gt;ArXiv&lt;/secondary-title&gt;&lt;/titles&gt;&lt;periodical&gt;&lt;full-title&gt;ArXiv&lt;/full-title&gt;&lt;/periodical&gt;&lt;volume&gt;abs/2409.04808&lt;/volume&gt;&lt;keywords&gt;&lt;keyword&gt;Computer Science - Artificial Intelligence&lt;/keyword&gt;&lt;/keywords&gt;&lt;dates&gt;&lt;year&gt;2024&lt;/year&gt;&lt;pub-dates&gt;&lt;date&gt;September 2024&lt;/date&gt;&lt;/pub-dates&gt;&lt;/dates&gt;&lt;urls&gt;&lt;/urls&gt;&lt;electronic-resource-num&gt;10.48550/arXiv.2409.04808&lt;/electronic-resource-num&gt;&lt;/record&gt;&lt;/Cite&gt;&lt;/EndNote&gt;</w:instrText>
-      </w:r>
-      <w:r>
-        <w:rPr>
-          <w:sz w:val="24"/>
-          <w:szCs w:val="24"/>
-        </w:rPr>
-        <w:fldChar w:fldCharType="separate"/>
-      </w:r>
-      <w:r>
-        <w:rPr>
-          <w:noProof/>
-          <w:sz w:val="24"/>
-          <w:szCs w:val="24"/>
-        </w:rPr>
-        <w:t>(Joshi et al., 2024)</w:t>
-      </w:r>
-      <w:r>
-        <w:rPr>
-          <w:sz w:val="24"/>
-          <w:szCs w:val="24"/>
-        </w:rPr>
-        <w:fldChar w:fldCharType="end"/>
-      </w:r>
-      <w:r>
-        <w:rPr>
-          <w:sz w:val="24"/>
-          <w:szCs w:val="24"/>
-        </w:rPr>
-        <w:t>, this study aims to categorize detection strategies, analyze the role of linguistic and stylistic features, and identify critical research gaps in the development of transparent and trustworthy detection systems. This proposal serves as a roadmap for an MS-level research project, ensuring a rigorous academic approach to a pressing challenge in modern natural language processing.</w:t>
-      </w:r>
+      </w:pPr>
     </w:p>
-    <w:bookmarkEnd w:id="3" w:displacedByCustomXml="next"/>
-    <w:bookmarkStart w:id="5" w:name="table-of-contents" w:displacedByCustomXml="next"/>
+    <w:p>
+      <w:pPr>
+        <w:pStyle w:val="BodyText"/>
+      </w:pPr>
+    </w:p>
+    <w:p>
+      <w:pPr>
+        <w:pStyle w:val="BodyText"/>
+      </w:pPr>
+    </w:p>
+    <w:p>
+      <w:pPr>
+        <w:pStyle w:val="BodyText"/>
+      </w:pPr>
+    </w:p>
+    <w:p>
+      <w:pPr>
+        <w:pStyle w:val="BodyText"/>
+      </w:pPr>
+    </w:p>
     <w:sdt>
       <w:sdtPr>
+        <w:rPr>
+          <w:rFonts w:asciiTheme="minorHAnsi" w:eastAsiaTheme="minorEastAsia" w:hAnsiTheme="minorHAnsi" w:cstheme="minorBidi"/>
+          <w:b w:val="0"/>
+          <w:bCs w:val="0"/>
+          <w:smallCaps w:val="0"/>
+          <w:color w:val="auto"/>
+          <w:sz w:val="22"/>
+          <w:szCs w:val="22"/>
+        </w:rPr>
         <w:id w:val="-2113115659"/>
         <w:docPartObj>
           <w:docPartGallery w:val="Table of Contents"/>
@@ -631,12 +642,7 @@
       </w:sdtPr>
       <w:sdtEndPr>
         <w:rPr>
-          <w:rFonts w:asciiTheme="minorHAnsi" w:eastAsiaTheme="minorEastAsia" w:hAnsiTheme="minorHAnsi" w:cstheme="minorBidi"/>
-          <w:smallCaps w:val="0"/>
           <w:noProof/>
-          <w:color w:val="auto"/>
-          <w:sz w:val="22"/>
-          <w:szCs w:val="22"/>
         </w:rPr>
       </w:sdtEndPr>
       <w:sdtContent>
@@ -672,15 +678,27 @@
             </w:rPr>
           </w:pPr>
           <w:r>
+            <w:rPr>
+              <w:caps/>
+              <w:u w:val="single"/>
+            </w:rPr>
             <w:fldChar w:fldCharType="begin"/>
           </w:r>
           <w:r>
-            <w:instrText xml:space="preserve"> TOC \o "1-3" \h \z \u </w:instrText>
+            <w:rPr>
+              <w:caps/>
+              <w:u w:val="single"/>
+            </w:rPr>
+            <w:instrText xml:space="preserve"> TOC \o "1-2" \h \z \u </w:instrText>
           </w:r>
           <w:r>
+            <w:rPr>
+              <w:caps/>
+              <w:u w:val="single"/>
+            </w:rPr>
             <w:fldChar w:fldCharType="separate"/>
           </w:r>
-          <w:hyperlink w:anchor="_Toc225186517" w:history="1">
+          <w:hyperlink w:anchor="_Toc225285687" w:history="1">
             <w:r>
               <w:rPr>
                 <w:rStyle w:val="Hyperlink"/>
@@ -707,7 +725,7 @@
                 <w:noProof/>
                 <w:webHidden/>
               </w:rPr>
-              <w:instrText xml:space="preserve"> PAGEREF _Toc225186517 \h </w:instrText>
+              <w:instrText xml:space="preserve"> PAGEREF _Toc225285687 \h </w:instrText>
             </w:r>
             <w:r>
               <w:rPr>
@@ -756,7 +774,7 @@
               <w14:ligatures w14:val="standardContextual"/>
             </w:rPr>
           </w:pPr>
-          <w:hyperlink w:anchor="_Toc225186518" w:history="1">
+          <w:hyperlink w:anchor="_Toc225285688" w:history="1">
             <w:r>
               <w:rPr>
                 <w:rStyle w:val="Hyperlink"/>
@@ -783,7 +801,7 @@
                 <w:noProof/>
                 <w:webHidden/>
               </w:rPr>
-              <w:instrText xml:space="preserve"> PAGEREF _Toc225186518 \h </w:instrText>
+              <w:instrText xml:space="preserve"> PAGEREF _Toc225285688 \h </w:instrText>
             </w:r>
             <w:r>
               <w:rPr>
@@ -832,7 +850,7 @@
               <w14:ligatures w14:val="standardContextual"/>
             </w:rPr>
           </w:pPr>
-          <w:hyperlink w:anchor="_Toc225186519" w:history="1">
+          <w:hyperlink w:anchor="_Toc225285689" w:history="1">
             <w:r>
               <w:rPr>
                 <w:rStyle w:val="Hyperlink"/>
@@ -859,7 +877,7 @@
                 <w:noProof/>
                 <w:webHidden/>
               </w:rPr>
-              <w:instrText xml:space="preserve"> PAGEREF _Toc225186519 \h </w:instrText>
+              <w:instrText xml:space="preserve"> PAGEREF _Toc225285689 \h </w:instrText>
             </w:r>
             <w:r>
               <w:rPr>
@@ -880,6 +898,81 @@
                 <w:webHidden/>
               </w:rPr>
               <w:t>1</w:t>
+            </w:r>
+            <w:r>
+              <w:rPr>
+                <w:noProof/>
+                <w:webHidden/>
+              </w:rPr>
+              <w:fldChar w:fldCharType="end"/>
+            </w:r>
+          </w:hyperlink>
+        </w:p>
+        <w:p>
+          <w:pPr>
+            <w:pStyle w:val="TOC2"/>
+            <w:tabs>
+              <w:tab w:val="right" w:leader="underscore" w:pos="9350"/>
+            </w:tabs>
+            <w:rPr>
+              <w:rFonts w:cstheme="minorBidi"/>
+              <w:b w:val="0"/>
+              <w:bCs w:val="0"/>
+              <w:noProof/>
+              <w:kern w:val="2"/>
+              <w:sz w:val="24"/>
+              <w:szCs w:val="24"/>
+              <w14:ligatures w14:val="standardContextual"/>
+            </w:rPr>
+          </w:pPr>
+          <w:hyperlink w:anchor="_Toc225285690" w:history="1">
+            <w:r>
+              <w:rPr>
+                <w:rStyle w:val="Hyperlink"/>
+                <w:noProof/>
+              </w:rPr>
+              <w:t>Literature Review Comparative Table</w:t>
+            </w:r>
+            <w:r>
+              <w:rPr>
+                <w:noProof/>
+                <w:webHidden/>
+              </w:rPr>
+              <w:tab/>
+            </w:r>
+            <w:r>
+              <w:rPr>
+                <w:noProof/>
+                <w:webHidden/>
+              </w:rPr>
+              <w:fldChar w:fldCharType="begin"/>
+            </w:r>
+            <w:r>
+              <w:rPr>
+                <w:noProof/>
+                <w:webHidden/>
+              </w:rPr>
+              <w:instrText xml:space="preserve"> PAGEREF _Toc225285690 \h </w:instrText>
+            </w:r>
+            <w:r>
+              <w:rPr>
+                <w:noProof/>
+                <w:webHidden/>
+              </w:rPr>
+            </w:r>
+            <w:r>
+              <w:rPr>
+                <w:noProof/>
+                <w:webHidden/>
+              </w:rPr>
+              <w:fldChar w:fldCharType="separate"/>
+            </w:r>
+            <w:r>
+              <w:rPr>
+                <w:noProof/>
+                <w:webHidden/>
+              </w:rPr>
+              <w:t>2</w:t>
             </w:r>
             <w:r>
               <w:rPr>
@@ -908,7 +1001,7 @@
               <w14:ligatures w14:val="standardContextual"/>
             </w:rPr>
           </w:pPr>
-          <w:hyperlink w:anchor="_Toc225186520" w:history="1">
+          <w:hyperlink w:anchor="_Toc225285691" w:history="1">
             <w:r>
               <w:rPr>
                 <w:rStyle w:val="Hyperlink"/>
@@ -935,7 +1028,7 @@
                 <w:noProof/>
                 <w:webHidden/>
               </w:rPr>
-              <w:instrText xml:space="preserve"> PAGEREF _Toc225186520 \h </w:instrText>
+              <w:instrText xml:space="preserve"> PAGEREF _Toc225285691 \h </w:instrText>
             </w:r>
             <w:r>
               <w:rPr>
@@ -955,7 +1048,7 @@
                 <w:noProof/>
                 <w:webHidden/>
               </w:rPr>
-              <w:t>2</w:t>
+              <w:t>4</w:t>
             </w:r>
             <w:r>
               <w:rPr>
@@ -984,7 +1077,7 @@
               <w14:ligatures w14:val="standardContextual"/>
             </w:rPr>
           </w:pPr>
-          <w:hyperlink w:anchor="_Toc225186521" w:history="1">
+          <w:hyperlink w:anchor="_Toc225285692" w:history="1">
             <w:r>
               <w:rPr>
                 <w:rStyle w:val="Hyperlink"/>
@@ -1011,7 +1104,7 @@
                 <w:noProof/>
                 <w:webHidden/>
               </w:rPr>
-              <w:instrText xml:space="preserve"> PAGEREF _Toc225186521 \h </w:instrText>
+              <w:instrText xml:space="preserve"> PAGEREF _Toc225285692 \h </w:instrText>
             </w:r>
             <w:r>
               <w:rPr>
@@ -1031,7 +1124,7 @@
                 <w:noProof/>
                 <w:webHidden/>
               </w:rPr>
-              <w:t>2</w:t>
+              <w:t>4</w:t>
             </w:r>
             <w:r>
               <w:rPr>
@@ -1060,7 +1153,7 @@
               <w14:ligatures w14:val="standardContextual"/>
             </w:rPr>
           </w:pPr>
-          <w:hyperlink w:anchor="_Toc225186522" w:history="1">
+          <w:hyperlink w:anchor="_Toc225285693" w:history="1">
             <w:r>
               <w:rPr>
                 <w:rStyle w:val="Hyperlink"/>
@@ -1087,7 +1180,7 @@
                 <w:noProof/>
                 <w:webHidden/>
               </w:rPr>
-              <w:instrText xml:space="preserve"> PAGEREF _Toc225186522 \h </w:instrText>
+              <w:instrText xml:space="preserve"> PAGEREF _Toc225285693 \h </w:instrText>
             </w:r>
             <w:r>
               <w:rPr>
@@ -1107,7 +1200,7 @@
                 <w:noProof/>
                 <w:webHidden/>
               </w:rPr>
-              <w:t>3</w:t>
+              <w:t>5</w:t>
             </w:r>
             <w:r>
               <w:rPr>
@@ -1136,7 +1229,7 @@
               <w14:ligatures w14:val="standardContextual"/>
             </w:rPr>
           </w:pPr>
-          <w:hyperlink w:anchor="_Toc225186523" w:history="1">
+          <w:hyperlink w:anchor="_Toc225285694" w:history="1">
             <w:r>
               <w:rPr>
                 <w:rStyle w:val="Hyperlink"/>
@@ -1163,7 +1256,7 @@
                 <w:noProof/>
                 <w:webHidden/>
               </w:rPr>
-              <w:instrText xml:space="preserve"> PAGEREF _Toc225186523 \h </w:instrText>
+              <w:instrText xml:space="preserve"> PAGEREF _Toc225285694 \h </w:instrText>
             </w:r>
             <w:r>
               <w:rPr>
@@ -1183,7 +1276,7 @@
                 <w:noProof/>
                 <w:webHidden/>
               </w:rPr>
-              <w:t>3</w:t>
+              <w:t>5</w:t>
             </w:r>
             <w:r>
               <w:rPr>
@@ -1212,7 +1305,7 @@
               <w14:ligatures w14:val="standardContextual"/>
             </w:rPr>
           </w:pPr>
-          <w:hyperlink w:anchor="_Toc225186524" w:history="1">
+          <w:hyperlink w:anchor="_Toc225285695" w:history="1">
             <w:r>
               <w:rPr>
                 <w:rStyle w:val="Hyperlink"/>
@@ -1239,7 +1332,7 @@
                 <w:noProof/>
                 <w:webHidden/>
               </w:rPr>
-              <w:instrText xml:space="preserve"> PAGEREF _Toc225186524 \h </w:instrText>
+              <w:instrText xml:space="preserve"> PAGEREF _Toc225285695 \h </w:instrText>
             </w:r>
             <w:r>
               <w:rPr>
@@ -1259,7 +1352,7 @@
                 <w:noProof/>
                 <w:webHidden/>
               </w:rPr>
-              <w:t>3</w:t>
+              <w:t>5</w:t>
             </w:r>
             <w:r>
               <w:rPr>
@@ -1288,7 +1381,7 @@
               <w14:ligatures w14:val="standardContextual"/>
             </w:rPr>
           </w:pPr>
-          <w:hyperlink w:anchor="_Toc225186525" w:history="1">
+          <w:hyperlink w:anchor="_Toc225285696" w:history="1">
             <w:r>
               <w:rPr>
                 <w:rStyle w:val="Hyperlink"/>
@@ -1315,7 +1408,7 @@
                 <w:noProof/>
                 <w:webHidden/>
               </w:rPr>
-              <w:instrText xml:space="preserve"> PAGEREF _Toc225186525 \h </w:instrText>
+              <w:instrText xml:space="preserve"> PAGEREF _Toc225285696 \h </w:instrText>
             </w:r>
             <w:r>
               <w:rPr>
@@ -1335,7 +1428,7 @@
                 <w:noProof/>
                 <w:webHidden/>
               </w:rPr>
-              <w:t>4</w:t>
+              <w:t>6</w:t>
             </w:r>
             <w:r>
               <w:rPr>
@@ -1364,7 +1457,7 @@
               <w14:ligatures w14:val="standardContextual"/>
             </w:rPr>
           </w:pPr>
-          <w:hyperlink w:anchor="_Toc225186526" w:history="1">
+          <w:hyperlink w:anchor="_Toc225285697" w:history="1">
             <w:r>
               <w:rPr>
                 <w:rStyle w:val="Hyperlink"/>
@@ -1391,7 +1484,7 @@
                 <w:noProof/>
                 <w:webHidden/>
               </w:rPr>
-              <w:instrText xml:space="preserve"> PAGEREF _Toc225186526 \h </w:instrText>
+              <w:instrText xml:space="preserve"> PAGEREF _Toc225285697 \h </w:instrText>
             </w:r>
             <w:r>
               <w:rPr>
@@ -1411,7 +1504,7 @@
                 <w:noProof/>
                 <w:webHidden/>
               </w:rPr>
-              <w:t>4</w:t>
+              <w:t>6</w:t>
             </w:r>
             <w:r>
               <w:rPr>
@@ -1440,7 +1533,7 @@
               <w14:ligatures w14:val="standardContextual"/>
             </w:rPr>
           </w:pPr>
-          <w:hyperlink w:anchor="_Toc225186527" w:history="1">
+          <w:hyperlink w:anchor="_Toc225285698" w:history="1">
             <w:r>
               <w:rPr>
                 <w:rStyle w:val="Hyperlink"/>
@@ -1467,7 +1560,7 @@
                 <w:noProof/>
                 <w:webHidden/>
               </w:rPr>
-              <w:instrText xml:space="preserve"> PAGEREF _Toc225186527 \h </w:instrText>
+              <w:instrText xml:space="preserve"> PAGEREF _Toc225285698 \h </w:instrText>
             </w:r>
             <w:r>
               <w:rPr>
@@ -1487,7 +1580,7 @@
                 <w:noProof/>
                 <w:webHidden/>
               </w:rPr>
-              <w:t>5</w:t>
+              <w:t>7</w:t>
             </w:r>
             <w:r>
               <w:rPr>
@@ -1501,9 +1594,11 @@
         <w:p>
           <w:r>
             <w:rPr>
-              <w:b/>
-              <w:bCs/>
-              <w:noProof/>
+              <w:rFonts w:cs="Times New Roman"/>
+              <w:caps/>
+              <w:sz w:val="24"/>
+              <w:szCs w:val="28"/>
+              <w:u w:val="single"/>
             </w:rPr>
             <w:fldChar w:fldCharType="end"/>
           </w:r>
@@ -1513,10 +1608,10 @@
     <w:p>
       <w:pPr>
         <w:sectPr>
-          <w:headerReference w:type="first" r:id="rId11"/>
+          <w:headerReference w:type="first" r:id="rId10"/>
           <w:pgSz w:w="12240" w:h="15840"/>
           <w:pgMar w:top="1440" w:right="1440" w:bottom="1440" w:left="1440" w:header="720" w:footer="720" w:gutter="0"/>
-          <w:pgNumType w:start="0"/>
+          <w:pgNumType w:fmt="lowerRoman" w:start="1"/>
           <w:cols w:space="720"/>
           <w:titlePg/>
           <w:docGrid w:linePitch="360"/>
@@ -1532,15 +1627,15 @@
         </w:numPr>
         <w:ind w:left="432" w:hanging="432"/>
       </w:pPr>
-      <w:bookmarkStart w:id="6" w:name="introduction"/>
-      <w:bookmarkStart w:id="7" w:name="_Toc225182190"/>
-      <w:bookmarkStart w:id="8" w:name="_Toc225186518"/>
+      <w:bookmarkStart w:id="6" w:name="_Toc225182190"/>
+      <w:bookmarkStart w:id="7" w:name="introduction"/>
+      <w:bookmarkStart w:id="8" w:name="_Toc225285688"/>
       <w:bookmarkEnd w:id="5"/>
       <w:r>
         <w:lastRenderedPageBreak/>
         <w:t>1. Introduction</w:t>
       </w:r>
-      <w:bookmarkEnd w:id="7"/>
+      <w:bookmarkEnd w:id="6"/>
       <w:bookmarkEnd w:id="8"/>
     </w:p>
     <w:p>
@@ -1702,16 +1797,13 @@
         </w:numPr>
         <w:ind w:left="432" w:hanging="432"/>
       </w:pPr>
-      <w:bookmarkStart w:id="9" w:name="preliminary-literature-synthesis"/>
-      <w:bookmarkStart w:id="10" w:name="_Toc225182197"/>
-      <w:bookmarkStart w:id="11" w:name="_Toc225186519"/>
-      <w:r>
-        <w:t>2</w:t>
-      </w:r>
-      <w:r>
-        <w:t xml:space="preserve">. </w:t>
-      </w:r>
-      <w:bookmarkEnd w:id="10"/>
+      <w:bookmarkStart w:id="9" w:name="_Toc225182197"/>
+      <w:bookmarkStart w:id="10" w:name="preliminary-literature-synthesis"/>
+      <w:bookmarkStart w:id="11" w:name="_Toc225285689"/>
+      <w:r>
+        <w:t xml:space="preserve">2. </w:t>
+      </w:r>
+      <w:bookmarkEnd w:id="9"/>
       <w:r>
         <w:t>Background/Literature Review</w:t>
       </w:r>
@@ -1744,7 +1836,7 @@
           <w:sz w:val="24"/>
           <w:szCs w:val="24"/>
         </w:rPr>
-        <w:instrText xml:space="preserve"> ADDIN EN.CITE &lt;EndNote&gt;&lt;Cite&gt;&lt;Author&gt;Aditya Shah&lt;/Author&gt;&lt;Year&gt;2023&lt;/Year&gt;&lt;RecNum&gt;7&lt;/RecNum&gt;&lt;DisplayText&gt;(Aditya Shah, 2023)&lt;/DisplayText&gt;&lt;record&gt;&lt;rec-number&gt;7&lt;/rec-number&gt;&lt;foreign-keys&gt;&lt;key app="EN" db-id="p9vz2zfsl50z29ew9we5svwd9svw22tfxsvd" timestamp="1774207219"&gt;7&lt;/key&gt;&lt;/foreign-keys&gt;&lt;ref-type name="Journal Article"&gt;17&lt;/ref-type&gt;&lt;contributors&gt;&lt;authors&gt;&lt;author&gt;Aditya Shah, Prateek Ranka, Urmi Dedhia, Shruti Prasad, Siddhi Muni and Kiran Bhowmick&lt;/author&gt;&lt;/authors&gt;&lt;/contributors&gt;&lt;titles&gt;&lt;title&gt;Detecting and Unmasking AI-Generated Texts through Explainable Artificial Intelligence using Stylistic Features&lt;/title&gt;&lt;secondary-title&gt;International Journal of Advanced Computer Science and Applications (IJACSA)&lt;/secondary-title&gt;&lt;/titles&gt;&lt;periodical&gt;&lt;full-title&gt;International Journal of Advanced Computer Science and Applications (IJACSA)&lt;/full-title&gt;&lt;/periodical&gt;&lt;volume&gt;14&lt;/volume&gt;&lt;number&gt;10&lt;/number&gt;&lt;keywords&gt;&lt;keyword&gt;Detecting AI generated text&lt;/keyword&gt;&lt;keyword&gt;computer generated text&lt;/keyword&gt;&lt;keyword&gt;AI generated text&lt;/keyword&gt;&lt;keyword&gt;text classification&lt;/keyword&gt;&lt;keyword&gt;machine learning&lt;/keyword&gt;&lt;keyword&gt;pattern recognition&lt;/keyword&gt;&lt;keyword&gt;Stylistic features&lt;/keyword&gt;&lt;keyword&gt;Explainable AI&lt;/keyword&gt;&lt;keyword&gt;Lime&lt;/keyword&gt;&lt;keyword&gt;Shap&lt;/keyword&gt;&lt;/keywords&gt;&lt;dates&gt;&lt;year&gt;2023&lt;/year&gt;&lt;/dates&gt;&lt;urls&gt;&lt;/urls&gt;&lt;electronic-resource-num&gt;10.14569/IJACSA.2023.01410110&lt;/electronic-resource-num&gt;&lt;/record&gt;&lt;/Cite&gt;&lt;/EndNote&gt;</w:instrText>
+        <w:instrText xml:space="preserve"> ADDIN EN.CITE &lt;EndNote&gt;&lt;Cite&gt;&lt;Author&gt;Aditya Shah&lt;/Author&gt;&lt;Year&gt;2023&lt;/Year&gt;&lt;RecNum&gt;7&lt;/RecNum&gt;&lt;DisplayText&gt;(Aditya Shah, 2023)&lt;/DisplayText&gt;&lt;record&gt;&lt;rec-number&gt;7&lt;/rec-number&gt;&lt;foreign-keys&gt;&lt;key app="EN" db-id="p9vz2zfsl50z29ew9we5svwd9svw22tfxsvd" timestamp="1774207219"&gt;7&lt;/key&gt;&lt;/foreign-keys&gt;&lt;ref-type name="Journal Article"&gt;17&lt;/ref-type&gt;&lt;contributors&gt;&lt;authors&gt;&lt;author&gt;Aditya Shah, Prateek Ranka, Urmi Dedhia, Shruti Prasad, Siddhi Muni and Kiran Bhowmick&lt;/author&gt;&lt;/authors&gt;&lt;/contributors&gt;&lt;titles&gt;&lt;title&gt;Detecting and unmasking AI-generated texts through Explainable Artificial Intelligence using stylistic features&lt;/title&gt;&lt;secondary-title&gt;International Journal of Advanced Computer Science and Applications (IJACSA)&lt;/secondary-title&gt;&lt;/titles&gt;&lt;periodical&gt;&lt;full-title&gt;International Journal of Advanced Computer Science and Applications (IJACSA)&lt;/full-title&gt;&lt;/periodical&gt;&lt;volume&gt;14&lt;/volume&gt;&lt;number&gt;10&lt;/number&gt;&lt;keywords&gt;&lt;keyword&gt;Detecting AI generated text&lt;/keyword&gt;&lt;keyword&gt;computer generated text&lt;/keyword&gt;&lt;keyword&gt;AI generated text&lt;/keyword&gt;&lt;keyword&gt;text classification&lt;/keyword&gt;&lt;keyword&gt;machine learning&lt;/keyword&gt;&lt;keyword&gt;pattern recognition&lt;/keyword&gt;&lt;keyword&gt;Stylistic features&lt;/keyword&gt;&lt;keyword&gt;Explainable AI&lt;/keyword&gt;&lt;keyword&gt;Lime&lt;/keyword&gt;&lt;keyword&gt;Shap&lt;/keyword&gt;&lt;/keywords&gt;&lt;dates&gt;&lt;year&gt;2023&lt;/year&gt;&lt;/dates&gt;&lt;urls&gt;&lt;/urls&gt;&lt;electronic-resource-num&gt;10.14569/IJACSA.2023.01410110&lt;/electronic-resource-num&gt;&lt;/record&gt;&lt;/Cite&gt;&lt;/EndNote&gt;</w:instrText>
       </w:r>
       <w:r>
         <w:rPr>
@@ -1787,7 +1879,7 @@
           <w:sz w:val="24"/>
           <w:szCs w:val="24"/>
         </w:rPr>
-        <w:instrText xml:space="preserve"> ADDIN EN.CITE &lt;EndNote&gt;&lt;Cite&gt;&lt;Author&gt;McGovern&lt;/Author&gt;&lt;Year&gt;2024&lt;/Year&gt;&lt;RecNum&gt;11&lt;/RecNum&gt;&lt;DisplayText&gt;(McGovern et al., 2024)&lt;/DisplayText&gt;&lt;record&gt;&lt;rec-number&gt;11&lt;/rec-number&gt;&lt;foreign-keys&gt;&lt;key app="EN" db-id="p9vz2zfsl50z29ew9we5svwd9svw22tfxsvd" timestamp="1774242533"&gt;11&lt;/key&gt;&lt;/foreign-keys&gt;&lt;ref-type name="Journal Article"&gt;17&lt;/ref-type&gt;&lt;contributors&gt;&lt;authors&gt;&lt;author&gt;McGovern, Hope&lt;/author&gt;&lt;author&gt;Stureborg, Rickard&lt;/author&gt;&lt;author&gt;Suhara, Yoshi&lt;/author&gt;&lt;author&gt;Alikaniotis, Dimitris&lt;/author&gt;&lt;/authors&gt;&lt;/contributors&gt;&lt;titles&gt;&lt;title&gt;Your Large Language Models Are Leaving Fingerprints&lt;/title&gt;&lt;secondary-title&gt;ArXiv&lt;/secondary-title&gt;&lt;/titles&gt;&lt;periodical&gt;&lt;full-title&gt;ArXiv&lt;/full-title&gt;&lt;/periodical&gt;&lt;volume&gt;abs/2405.14057&lt;/volume&gt;&lt;dates&gt;&lt;year&gt;2024&lt;/year&gt;&lt;/dates&gt;&lt;urls&gt;&lt;/urls&gt;&lt;electronic-resource-num&gt;10.48550/arXiv.2405.14057&lt;/electronic-resource-num&gt;&lt;/record&gt;&lt;/Cite&gt;&lt;/EndNote&gt;</w:instrText>
+        <w:instrText xml:space="preserve"> ADDIN EN.CITE &lt;EndNote&gt;&lt;Cite&gt;&lt;Author&gt;McGovern&lt;/Author&gt;&lt;Year&gt;2024&lt;/Year&gt;&lt;RecNum&gt;11&lt;/RecNum&gt;&lt;DisplayText&gt;(McGovern et al., 2024)&lt;/DisplayText&gt;&lt;record&gt;&lt;rec-number&gt;11&lt;/rec-number&gt;&lt;foreign-keys&gt;&lt;key app="EN" db-id="p9vz2zfsl50z29ew9we5svwd9svw22tfxsvd" timestamp="1774242533"&gt;11&lt;/key&gt;&lt;/foreign-keys&gt;&lt;ref-type name="Journal Article"&gt;17&lt;/ref-type&gt;&lt;contributors&gt;&lt;authors&gt;&lt;author&gt;McGovern, Hope&lt;/author&gt;&lt;author&gt;Stureborg, Rickard&lt;/author&gt;&lt;author&gt;Suhara, Yoshi&lt;/author&gt;&lt;author&gt;Alikaniotis, Dimitris&lt;/author&gt;&lt;/authors&gt;&lt;/contributors&gt;&lt;titles&gt;&lt;title&gt;Your large language models are leaving fingerprints&lt;/title&gt;&lt;secondary-title&gt;ArXiv&lt;/secondary-title&gt;&lt;/titles&gt;&lt;periodical&gt;&lt;full-title&gt;ArXiv&lt;/full-title&gt;&lt;/periodical&gt;&lt;volume&gt;abs/2405.14057&lt;/volume&gt;&lt;dates&gt;&lt;year&gt;2024&lt;/year&gt;&lt;/dates&gt;&lt;urls&gt;&lt;/urls&gt;&lt;electronic-resource-num&gt;10.48550/arXiv.2405.14057&lt;/electronic-resource-num&gt;&lt;/record&gt;&lt;/Cite&gt;&lt;/EndNote&gt;</w:instrText>
       </w:r>
       <w:r>
         <w:rPr>
@@ -1921,7 +2013,7 @@
           <w:sz w:val="24"/>
           <w:szCs w:val="24"/>
         </w:rPr>
-        <w:instrText xml:space="preserve"> ADDIN EN.CITE &lt;EndNote&gt;&lt;Cite&gt;&lt;Author&gt;Mitrovi&amp;apos;c&lt;/Author&gt;&lt;Year&gt;2023&lt;/Year&gt;&lt;RecNum&gt;4&lt;/RecNum&gt;&lt;DisplayText&gt;(Mitrovi&amp;apos;c et al., 2023)&lt;/DisplayText&gt;&lt;record&gt;&lt;rec-number&gt;4&lt;/rec-number&gt;&lt;foreign-keys&gt;&lt;key app="EN" db-id="p9vz2zfsl50z29ew9we5svwd9svw22tfxsvd" timestamp="1774205597"&gt;4&lt;/key&gt;&lt;/foreign-keys&gt;&lt;ref-type name="Journal Article"&gt;17&lt;/ref-type&gt;&lt;contributors&gt;&lt;authors&gt;&lt;author&gt;Mitrovi&amp;apos;c, Sandra&lt;/author&gt;&lt;author&gt;Andreoletti, Davide&lt;/author&gt;&lt;author&gt;Ayoub, Omran&lt;/author&gt;&lt;/authors&gt;&lt;/contributors&gt;&lt;titles&gt;&lt;title&gt;ChatGPT or Human? Detect and Explain. Explaining Decisions of Machine Learning Model for Detecting Short ChatGPT-generated Text&lt;/title&gt;&lt;secondary-title&gt;ArXiv&lt;/secondary-title&gt;&lt;/titles&gt;&lt;periodical&gt;&lt;full-title&gt;ArXiv&lt;/full-title&gt;&lt;/periodical&gt;&lt;volume&gt;abs/2301.13852&lt;/volume&gt;&lt;dates&gt;&lt;year&gt;2023&lt;/year&gt;&lt;/dates&gt;&lt;urls&gt;&lt;/urls&gt;&lt;electronic-resource-num&gt;10.48550/arXiv.2301.13852&lt;/electronic-resource-num&gt;&lt;/record&gt;&lt;/Cite&gt;&lt;/EndNote&gt;</w:instrText>
+        <w:instrText xml:space="preserve"> ADDIN EN.CITE &lt;EndNote&gt;&lt;Cite&gt;&lt;Author&gt;Mitrovi&amp;apos;c&lt;/Author&gt;&lt;Year&gt;2023&lt;/Year&gt;&lt;RecNum&gt;4&lt;/RecNum&gt;&lt;DisplayText&gt;(Mitrovi&amp;apos;c et al., 2023)&lt;/DisplayText&gt;&lt;record&gt;&lt;rec-number&gt;4&lt;/rec-number&gt;&lt;foreign-keys&gt;&lt;key app="EN" db-id="p9vz2zfsl50z29ew9we5svwd9svw22tfxsvd" timestamp="1774205597"&gt;4&lt;/key&gt;&lt;/foreign-keys&gt;&lt;ref-type name="Journal Article"&gt;17&lt;/ref-type&gt;&lt;contributors&gt;&lt;authors&gt;&lt;author&gt;Mitrovi&amp;apos;c, Sandra&lt;/author&gt;&lt;author&gt;Andreoletti, Davide&lt;/author&gt;&lt;author&gt;Ayoub, Omran&lt;/author&gt;&lt;/authors&gt;&lt;/contributors&gt;&lt;titles&gt;&lt;title&gt;ChatGPT or Human? Detect and explain. Explaining decisions of machine learning model for detecting short chatgpt-generated text&lt;/title&gt;&lt;secondary-title&gt;ArXiv&lt;/secondary-title&gt;&lt;/titles&gt;&lt;periodical&gt;&lt;full-title&gt;ArXiv&lt;/full-title&gt;&lt;/periodical&gt;&lt;volume&gt;abs/2301.13852&lt;/volume&gt;&lt;dates&gt;&lt;year&gt;2023&lt;/year&gt;&lt;/dates&gt;&lt;urls&gt;&lt;/urls&gt;&lt;electronic-resource-num&gt;10.48550/arXiv.2301.13852&lt;/electronic-resource-num&gt;&lt;/record&gt;&lt;/Cite&gt;&lt;/EndNote&gt;</w:instrText>
       </w:r>
       <w:r>
         <w:rPr>
@@ -1960,6 +2052,16 @@
           <w:sz w:val="24"/>
           <w:szCs w:val="24"/>
         </w:rPr>
+        <w:sectPr>
+          <w:headerReference w:type="default" r:id="rId11"/>
+          <w:headerReference w:type="first" r:id="rId12"/>
+          <w:pgSz w:w="12240" w:h="15840"/>
+          <w:pgMar w:top="1440" w:right="1440" w:bottom="1440" w:left="1440" w:header="720" w:footer="720" w:gutter="0"/>
+          <w:pgNumType w:start="1"/>
+          <w:cols w:space="720"/>
+          <w:titlePg/>
+          <w:docGrid w:linePitch="360"/>
+        </w:sectPr>
       </w:pPr>
       <w:r>
         <w:rPr>
@@ -2009,19 +2111,2929 @@
           <w:sz w:val="24"/>
           <w:szCs w:val="24"/>
         </w:rPr>
-        <w:t xml:space="preserve"> have leveraged XAI to differentiate between multiple LLMs (Llama, Bard, Claude), showing that feature importance profiles can create “author profiles” for different AI sources. This suggests that explainability is not just a secondary feature but a core component of advanced text attribution frameworks.</w:t>
+        <w:t xml:space="preserve"> have leveraged XAI to differentiate between multiple LLMs (Llama, Bard, Claude), showing that feature importance profiles can create “author profiles” for different AI sources. This suggests that explainability is not just a secondary feature but a core component of advanced text attribution frameworks</w:t>
+      </w:r>
+      <w:r>
+        <w:rPr>
+          <w:sz w:val="24"/>
+          <w:szCs w:val="24"/>
+        </w:rPr>
+        <w:t>.</w:t>
       </w:r>
     </w:p>
-    <w:bookmarkEnd w:id="9"/>
     <w:p>
       <w:pPr>
-        <w:pStyle w:val="BodyText"/>
-        <w:rPr>
-          <w:sz w:val="24"/>
-          <w:szCs w:val="24"/>
-        </w:rPr>
-      </w:pPr>
+        <w:pStyle w:val="Heading2"/>
+        <w:numPr>
+          <w:ilvl w:val="0"/>
+          <w:numId w:val="0"/>
+        </w:numPr>
+        <w:spacing w:before="240" w:after="360"/>
+      </w:pPr>
+      <w:bookmarkStart w:id="12" w:name="_Toc225285690"/>
+      <w:r>
+        <w:lastRenderedPageBreak/>
+        <w:t>Literature Review</w:t>
+      </w:r>
+      <w:r>
+        <w:t xml:space="preserve"> - </w:t>
+      </w:r>
+      <w:r>
+        <w:t>Comparative Table</w:t>
+      </w:r>
+      <w:bookmarkEnd w:id="12"/>
     </w:p>
+    <w:tbl>
+      <w:tblPr>
+        <w:tblW w:w="5000" w:type="pct"/>
+        <w:tblBorders>
+          <w:top w:val="single" w:sz="4" w:space="0" w:color="auto"/>
+          <w:left w:val="single" w:sz="4" w:space="0" w:color="auto"/>
+          <w:bottom w:val="single" w:sz="4" w:space="0" w:color="auto"/>
+          <w:right w:val="single" w:sz="4" w:space="0" w:color="auto"/>
+          <w:insideH w:val="single" w:sz="4" w:space="0" w:color="auto"/>
+          <w:insideV w:val="single" w:sz="4" w:space="0" w:color="auto"/>
+        </w:tblBorders>
+        <w:tblCellMar>
+          <w:left w:w="10" w:type="dxa"/>
+          <w:right w:w="10" w:type="dxa"/>
+        </w:tblCellMar>
+        <w:tblLook w:val="04A0" w:firstRow="1" w:lastRow="0" w:firstColumn="1" w:lastColumn="0" w:noHBand="0" w:noVBand="1"/>
+      </w:tblPr>
+      <w:tblGrid>
+        <w:gridCol w:w="1478"/>
+        <w:gridCol w:w="2237"/>
+        <w:gridCol w:w="1699"/>
+        <w:gridCol w:w="1702"/>
+        <w:gridCol w:w="1401"/>
+        <w:gridCol w:w="3198"/>
+        <w:gridCol w:w="2243"/>
+      </w:tblGrid>
+      <w:tr>
+        <w:tblPrEx>
+          <w:tblCellMar>
+            <w:top w:w="0" w:type="dxa"/>
+            <w:bottom w:w="0" w:type="dxa"/>
+          </w:tblCellMar>
+        </w:tblPrEx>
+        <w:trPr>
+          <w:tblHeader/>
+        </w:trPr>
+        <w:tc>
+          <w:tcPr>
+            <w:tcW w:w="530" w:type="pct"/>
+            <w:tcBorders>
+              <w:top w:val="single" w:sz="4" w:space="0" w:color="2E75B6"/>
+              <w:left w:val="single" w:sz="4" w:space="0" w:color="2E75B6"/>
+              <w:bottom w:val="single" w:sz="4" w:space="0" w:color="2E75B6"/>
+              <w:right w:val="single" w:sz="4" w:space="0" w:color="2E75B6"/>
+            </w:tcBorders>
+            <w:shd w:val="clear" w:color="auto" w:fill="1F4E79"/>
+            <w:tcMar>
+              <w:top w:w="80" w:type="dxa"/>
+              <w:left w:w="120" w:type="dxa"/>
+              <w:bottom w:w="80" w:type="dxa"/>
+              <w:right w:w="120" w:type="dxa"/>
+            </w:tcMar>
+            <w:vAlign w:val="center"/>
+          </w:tcPr>
+          <w:p>
+            <w:pPr>
+              <w:spacing w:after="0"/>
+              <w:jc w:val="center"/>
+            </w:pPr>
+            <w:bookmarkStart w:id="13" w:name="_Toc225182191"/>
+            <w:bookmarkStart w:id="14" w:name="problem-statement"/>
+            <w:bookmarkEnd w:id="7"/>
+            <w:bookmarkEnd w:id="10"/>
+            <w:r>
+              <w:rPr>
+                <w:rFonts w:ascii="Arial" w:eastAsia="Arial" w:hAnsi="Arial" w:cs="Arial"/>
+                <w:b/>
+                <w:bCs/>
+                <w:color w:val="FFFFFF"/>
+                <w:sz w:val="18"/>
+                <w:szCs w:val="18"/>
+              </w:rPr>
+              <w:t>Author(s) &amp; Year</w:t>
+            </w:r>
+          </w:p>
+        </w:tc>
+        <w:tc>
+          <w:tcPr>
+            <w:tcW w:w="802" w:type="pct"/>
+            <w:tcBorders>
+              <w:top w:val="single" w:sz="4" w:space="0" w:color="2E75B6"/>
+              <w:left w:val="single" w:sz="4" w:space="0" w:color="2E75B6"/>
+              <w:bottom w:val="single" w:sz="4" w:space="0" w:color="2E75B6"/>
+              <w:right w:val="single" w:sz="4" w:space="0" w:color="2E75B6"/>
+            </w:tcBorders>
+            <w:shd w:val="clear" w:color="auto" w:fill="1F4E79"/>
+            <w:tcMar>
+              <w:top w:w="80" w:type="dxa"/>
+              <w:left w:w="120" w:type="dxa"/>
+              <w:bottom w:w="80" w:type="dxa"/>
+              <w:right w:w="120" w:type="dxa"/>
+            </w:tcMar>
+            <w:vAlign w:val="center"/>
+          </w:tcPr>
+          <w:p>
+            <w:pPr>
+              <w:spacing w:after="0"/>
+              <w:jc w:val="center"/>
+            </w:pPr>
+            <w:r>
+              <w:rPr>
+                <w:rFonts w:ascii="Arial" w:eastAsia="Arial" w:hAnsi="Arial" w:cs="Arial"/>
+                <w:b/>
+                <w:bCs/>
+                <w:color w:val="FFFFFF"/>
+                <w:sz w:val="18"/>
+                <w:szCs w:val="18"/>
+              </w:rPr>
+              <w:t>Title of the Study</w:t>
+            </w:r>
+          </w:p>
+        </w:tc>
+        <w:tc>
+          <w:tcPr>
+            <w:tcW w:w="609" w:type="pct"/>
+            <w:tcBorders>
+              <w:top w:val="single" w:sz="4" w:space="0" w:color="2E75B6"/>
+              <w:left w:val="single" w:sz="4" w:space="0" w:color="2E75B6"/>
+              <w:bottom w:val="single" w:sz="4" w:space="0" w:color="2E75B6"/>
+              <w:right w:val="single" w:sz="4" w:space="0" w:color="2E75B6"/>
+            </w:tcBorders>
+            <w:shd w:val="clear" w:color="auto" w:fill="1F4E79"/>
+            <w:tcMar>
+              <w:top w:w="80" w:type="dxa"/>
+              <w:left w:w="120" w:type="dxa"/>
+              <w:bottom w:w="80" w:type="dxa"/>
+              <w:right w:w="120" w:type="dxa"/>
+            </w:tcMar>
+            <w:vAlign w:val="center"/>
+          </w:tcPr>
+          <w:p>
+            <w:pPr>
+              <w:spacing w:after="0"/>
+              <w:jc w:val="center"/>
+            </w:pPr>
+            <w:r>
+              <w:rPr>
+                <w:rFonts w:ascii="Arial" w:eastAsia="Arial" w:hAnsi="Arial" w:cs="Arial"/>
+                <w:b/>
+                <w:bCs/>
+                <w:color w:val="FFFFFF"/>
+                <w:sz w:val="18"/>
+                <w:szCs w:val="18"/>
+              </w:rPr>
+              <w:t>Method Used</w:t>
+            </w:r>
+          </w:p>
+        </w:tc>
+        <w:tc>
+          <w:tcPr>
+            <w:tcW w:w="610" w:type="pct"/>
+            <w:tcBorders>
+              <w:top w:val="single" w:sz="4" w:space="0" w:color="2E75B6"/>
+              <w:left w:val="single" w:sz="4" w:space="0" w:color="2E75B6"/>
+              <w:bottom w:val="single" w:sz="4" w:space="0" w:color="2E75B6"/>
+              <w:right w:val="single" w:sz="4" w:space="0" w:color="2E75B6"/>
+            </w:tcBorders>
+            <w:shd w:val="clear" w:color="auto" w:fill="1F4E79"/>
+            <w:tcMar>
+              <w:top w:w="80" w:type="dxa"/>
+              <w:left w:w="120" w:type="dxa"/>
+              <w:bottom w:w="80" w:type="dxa"/>
+              <w:right w:w="120" w:type="dxa"/>
+            </w:tcMar>
+            <w:vAlign w:val="center"/>
+          </w:tcPr>
+          <w:p>
+            <w:pPr>
+              <w:spacing w:after="0"/>
+              <w:jc w:val="center"/>
+            </w:pPr>
+            <w:r>
+              <w:rPr>
+                <w:rFonts w:ascii="Arial" w:eastAsia="Arial" w:hAnsi="Arial" w:cs="Arial"/>
+                <w:b/>
+                <w:bCs/>
+                <w:color w:val="FFFFFF"/>
+                <w:sz w:val="18"/>
+                <w:szCs w:val="18"/>
+              </w:rPr>
+              <w:t>Dataset</w:t>
+            </w:r>
+          </w:p>
+        </w:tc>
+        <w:tc>
+          <w:tcPr>
+            <w:tcW w:w="499" w:type="pct"/>
+            <w:tcBorders>
+              <w:top w:val="single" w:sz="4" w:space="0" w:color="2E75B6"/>
+              <w:left w:val="single" w:sz="4" w:space="0" w:color="2E75B6"/>
+              <w:bottom w:val="single" w:sz="4" w:space="0" w:color="2E75B6"/>
+              <w:right w:val="single" w:sz="4" w:space="0" w:color="2E75B6"/>
+            </w:tcBorders>
+            <w:shd w:val="clear" w:color="auto" w:fill="1F4E79"/>
+            <w:tcMar>
+              <w:top w:w="80" w:type="dxa"/>
+              <w:left w:w="120" w:type="dxa"/>
+              <w:bottom w:w="80" w:type="dxa"/>
+              <w:right w:w="120" w:type="dxa"/>
+            </w:tcMar>
+            <w:vAlign w:val="center"/>
+          </w:tcPr>
+          <w:p>
+            <w:pPr>
+              <w:spacing w:after="0"/>
+              <w:jc w:val="center"/>
+            </w:pPr>
+            <w:r>
+              <w:rPr>
+                <w:rFonts w:ascii="Arial" w:eastAsia="Arial" w:hAnsi="Arial" w:cs="Arial"/>
+                <w:b/>
+                <w:bCs/>
+                <w:color w:val="FFFFFF"/>
+                <w:sz w:val="18"/>
+                <w:szCs w:val="18"/>
+              </w:rPr>
+              <w:t>Explainability Method</w:t>
+            </w:r>
+          </w:p>
+        </w:tc>
+        <w:tc>
+          <w:tcPr>
+            <w:tcW w:w="1146" w:type="pct"/>
+            <w:tcBorders>
+              <w:top w:val="single" w:sz="4" w:space="0" w:color="2E75B6"/>
+              <w:left w:val="single" w:sz="4" w:space="0" w:color="2E75B6"/>
+              <w:bottom w:val="single" w:sz="4" w:space="0" w:color="2E75B6"/>
+              <w:right w:val="single" w:sz="4" w:space="0" w:color="2E75B6"/>
+            </w:tcBorders>
+            <w:shd w:val="clear" w:color="auto" w:fill="1F4E79"/>
+            <w:tcMar>
+              <w:top w:w="80" w:type="dxa"/>
+              <w:left w:w="120" w:type="dxa"/>
+              <w:bottom w:w="80" w:type="dxa"/>
+              <w:right w:w="120" w:type="dxa"/>
+            </w:tcMar>
+            <w:vAlign w:val="center"/>
+          </w:tcPr>
+          <w:p>
+            <w:pPr>
+              <w:spacing w:after="0"/>
+              <w:jc w:val="center"/>
+            </w:pPr>
+            <w:r>
+              <w:rPr>
+                <w:rFonts w:ascii="Arial" w:eastAsia="Arial" w:hAnsi="Arial" w:cs="Arial"/>
+                <w:b/>
+                <w:bCs/>
+                <w:color w:val="FFFFFF"/>
+                <w:sz w:val="18"/>
+                <w:szCs w:val="18"/>
+              </w:rPr>
+              <w:t>Key Findings / Contributions</w:t>
+            </w:r>
+          </w:p>
+        </w:tc>
+        <w:tc>
+          <w:tcPr>
+            <w:tcW w:w="805" w:type="pct"/>
+            <w:tcBorders>
+              <w:top w:val="single" w:sz="4" w:space="0" w:color="2E75B6"/>
+              <w:left w:val="single" w:sz="4" w:space="0" w:color="2E75B6"/>
+              <w:bottom w:val="single" w:sz="4" w:space="0" w:color="2E75B6"/>
+              <w:right w:val="single" w:sz="4" w:space="0" w:color="2E75B6"/>
+            </w:tcBorders>
+            <w:shd w:val="clear" w:color="auto" w:fill="1F4E79"/>
+            <w:tcMar>
+              <w:top w:w="80" w:type="dxa"/>
+              <w:left w:w="120" w:type="dxa"/>
+              <w:bottom w:w="80" w:type="dxa"/>
+              <w:right w:w="120" w:type="dxa"/>
+            </w:tcMar>
+            <w:vAlign w:val="center"/>
+          </w:tcPr>
+          <w:p>
+            <w:pPr>
+              <w:spacing w:after="0"/>
+              <w:jc w:val="center"/>
+            </w:pPr>
+            <w:r>
+              <w:rPr>
+                <w:rFonts w:ascii="Arial" w:eastAsia="Arial" w:hAnsi="Arial" w:cs="Arial"/>
+                <w:b/>
+                <w:bCs/>
+                <w:color w:val="FFFFFF"/>
+                <w:sz w:val="18"/>
+                <w:szCs w:val="18"/>
+              </w:rPr>
+              <w:t>Limitations</w:t>
+            </w:r>
+          </w:p>
+        </w:tc>
+      </w:tr>
+      <w:tr>
+        <w:tblPrEx>
+          <w:tblCellMar>
+            <w:top w:w="0" w:type="dxa"/>
+            <w:bottom w:w="0" w:type="dxa"/>
+          </w:tblCellMar>
+        </w:tblPrEx>
+        <w:trPr>
+          <w:trHeight w:val="999"/>
+        </w:trPr>
+        <w:tc>
+          <w:tcPr>
+            <w:tcW w:w="530" w:type="pct"/>
+            <w:tcBorders>
+              <w:top w:val="single" w:sz="4" w:space="0" w:color="2E75B6"/>
+              <w:left w:val="single" w:sz="4" w:space="0" w:color="2E75B6"/>
+              <w:bottom w:val="single" w:sz="4" w:space="0" w:color="2E75B6"/>
+              <w:right w:val="single" w:sz="4" w:space="0" w:color="2E75B6"/>
+            </w:tcBorders>
+            <w:shd w:val="clear" w:color="auto" w:fill="FFFFFF"/>
+            <w:tcMar>
+              <w:top w:w="80" w:type="dxa"/>
+              <w:left w:w="120" w:type="dxa"/>
+              <w:bottom w:w="80" w:type="dxa"/>
+              <w:right w:w="120" w:type="dxa"/>
+            </w:tcMar>
+          </w:tcPr>
+          <w:p>
+            <w:pPr>
+              <w:rPr>
+                <w:rFonts w:ascii="Arial" w:eastAsia="Arial" w:hAnsi="Arial" w:cs="Arial"/>
+                <w:sz w:val="16"/>
+                <w:szCs w:val="16"/>
+              </w:rPr>
+            </w:pPr>
+            <w:r>
+              <w:rPr>
+                <w:rFonts w:ascii="Arial" w:eastAsia="Arial" w:hAnsi="Arial" w:cs="Arial"/>
+                <w:sz w:val="16"/>
+                <w:szCs w:val="16"/>
+              </w:rPr>
+              <w:t>Aditya Shah et al. (2023)</w:t>
+            </w:r>
+          </w:p>
+        </w:tc>
+        <w:tc>
+          <w:tcPr>
+            <w:tcW w:w="802" w:type="pct"/>
+            <w:tcBorders>
+              <w:top w:val="single" w:sz="4" w:space="0" w:color="2E75B6"/>
+              <w:left w:val="single" w:sz="4" w:space="0" w:color="2E75B6"/>
+              <w:bottom w:val="single" w:sz="4" w:space="0" w:color="2E75B6"/>
+              <w:right w:val="single" w:sz="4" w:space="0" w:color="2E75B6"/>
+            </w:tcBorders>
+            <w:shd w:val="clear" w:color="auto" w:fill="FFFFFF"/>
+            <w:tcMar>
+              <w:top w:w="80" w:type="dxa"/>
+              <w:left w:w="120" w:type="dxa"/>
+              <w:bottom w:w="80" w:type="dxa"/>
+              <w:right w:w="120" w:type="dxa"/>
+            </w:tcMar>
+          </w:tcPr>
+          <w:p>
+            <w:r>
+              <w:rPr>
+                <w:rFonts w:ascii="Arial" w:eastAsia="Arial" w:hAnsi="Arial" w:cs="Arial"/>
+                <w:sz w:val="16"/>
+                <w:szCs w:val="16"/>
+              </w:rPr>
+              <w:t>Detecting and Unmasking AI-Generated Texts through Explainable AI using Stylistic Features</w:t>
+            </w:r>
+          </w:p>
+        </w:tc>
+        <w:tc>
+          <w:tcPr>
+            <w:tcW w:w="609" w:type="pct"/>
+            <w:tcBorders>
+              <w:top w:val="single" w:sz="4" w:space="0" w:color="2E75B6"/>
+              <w:left w:val="single" w:sz="4" w:space="0" w:color="2E75B6"/>
+              <w:bottom w:val="single" w:sz="4" w:space="0" w:color="2E75B6"/>
+              <w:right w:val="single" w:sz="4" w:space="0" w:color="2E75B6"/>
+            </w:tcBorders>
+            <w:shd w:val="clear" w:color="auto" w:fill="FFFFFF"/>
+            <w:tcMar>
+              <w:top w:w="80" w:type="dxa"/>
+              <w:left w:w="120" w:type="dxa"/>
+              <w:bottom w:w="80" w:type="dxa"/>
+              <w:right w:w="120" w:type="dxa"/>
+            </w:tcMar>
+          </w:tcPr>
+          <w:p>
+            <w:r>
+              <w:rPr>
+                <w:rFonts w:ascii="Arial" w:eastAsia="Arial" w:hAnsi="Arial" w:cs="Arial"/>
+                <w:sz w:val="16"/>
+                <w:szCs w:val="16"/>
+              </w:rPr>
+              <w:t>Stylometry + Traditional ML (SVM, Logistic Regression)</w:t>
+            </w:r>
+          </w:p>
+        </w:tc>
+        <w:tc>
+          <w:tcPr>
+            <w:tcW w:w="610" w:type="pct"/>
+            <w:tcBorders>
+              <w:top w:val="single" w:sz="4" w:space="0" w:color="2E75B6"/>
+              <w:left w:val="single" w:sz="4" w:space="0" w:color="2E75B6"/>
+              <w:bottom w:val="single" w:sz="4" w:space="0" w:color="2E75B6"/>
+              <w:right w:val="single" w:sz="4" w:space="0" w:color="2E75B6"/>
+            </w:tcBorders>
+            <w:shd w:val="clear" w:color="auto" w:fill="FFFFFF"/>
+            <w:tcMar>
+              <w:top w:w="80" w:type="dxa"/>
+              <w:left w:w="120" w:type="dxa"/>
+              <w:bottom w:w="80" w:type="dxa"/>
+              <w:right w:w="120" w:type="dxa"/>
+            </w:tcMar>
+          </w:tcPr>
+          <w:p>
+            <w:r>
+              <w:rPr>
+                <w:rFonts w:ascii="Arial" w:eastAsia="Arial" w:hAnsi="Arial" w:cs="Arial"/>
+                <w:sz w:val="16"/>
+                <w:szCs w:val="16"/>
+              </w:rPr>
+              <w:t>Custom dataset of human and AI-generated texts</w:t>
+            </w:r>
+          </w:p>
+        </w:tc>
+        <w:tc>
+          <w:tcPr>
+            <w:tcW w:w="499" w:type="pct"/>
+            <w:tcBorders>
+              <w:top w:val="single" w:sz="4" w:space="0" w:color="2E75B6"/>
+              <w:left w:val="single" w:sz="4" w:space="0" w:color="2E75B6"/>
+              <w:bottom w:val="single" w:sz="4" w:space="0" w:color="2E75B6"/>
+              <w:right w:val="single" w:sz="4" w:space="0" w:color="2E75B6"/>
+            </w:tcBorders>
+            <w:shd w:val="clear" w:color="auto" w:fill="FFFFFF"/>
+            <w:tcMar>
+              <w:top w:w="80" w:type="dxa"/>
+              <w:left w:w="120" w:type="dxa"/>
+              <w:bottom w:w="80" w:type="dxa"/>
+              <w:right w:w="120" w:type="dxa"/>
+            </w:tcMar>
+          </w:tcPr>
+          <w:p>
+            <w:r>
+              <w:rPr>
+                <w:rFonts w:ascii="Arial" w:eastAsia="Arial" w:hAnsi="Arial" w:cs="Arial"/>
+                <w:sz w:val="16"/>
+                <w:szCs w:val="16"/>
+              </w:rPr>
+              <w:t>LIME, SHAP</w:t>
+            </w:r>
+          </w:p>
+        </w:tc>
+        <w:tc>
+          <w:tcPr>
+            <w:tcW w:w="1146" w:type="pct"/>
+            <w:tcBorders>
+              <w:top w:val="single" w:sz="4" w:space="0" w:color="2E75B6"/>
+              <w:left w:val="single" w:sz="4" w:space="0" w:color="2E75B6"/>
+              <w:bottom w:val="single" w:sz="4" w:space="0" w:color="2E75B6"/>
+              <w:right w:val="single" w:sz="4" w:space="0" w:color="2E75B6"/>
+            </w:tcBorders>
+            <w:shd w:val="clear" w:color="auto" w:fill="FFFFFF"/>
+            <w:tcMar>
+              <w:top w:w="80" w:type="dxa"/>
+              <w:left w:w="120" w:type="dxa"/>
+              <w:bottom w:w="80" w:type="dxa"/>
+              <w:right w:w="120" w:type="dxa"/>
+            </w:tcMar>
+          </w:tcPr>
+          <w:p>
+            <w:r>
+              <w:rPr>
+                <w:rFonts w:ascii="Arial" w:eastAsia="Arial" w:hAnsi="Arial" w:cs="Arial"/>
+                <w:sz w:val="16"/>
+                <w:szCs w:val="16"/>
+              </w:rPr>
+              <w:t>Used stylistic features (syllable count, punctuation ratios, Simpson's Index) to classify text. LIME and SHAP revealed which stylometric indices most drive classification decisions.</w:t>
+            </w:r>
+          </w:p>
+        </w:tc>
+        <w:tc>
+          <w:tcPr>
+            <w:tcW w:w="805" w:type="pct"/>
+            <w:tcBorders>
+              <w:top w:val="single" w:sz="4" w:space="0" w:color="2E75B6"/>
+              <w:left w:val="single" w:sz="4" w:space="0" w:color="2E75B6"/>
+              <w:bottom w:val="single" w:sz="4" w:space="0" w:color="2E75B6"/>
+              <w:right w:val="single" w:sz="4" w:space="0" w:color="2E75B6"/>
+            </w:tcBorders>
+            <w:shd w:val="clear" w:color="auto" w:fill="FFFFFF"/>
+            <w:tcMar>
+              <w:top w:w="80" w:type="dxa"/>
+              <w:left w:w="120" w:type="dxa"/>
+              <w:bottom w:w="80" w:type="dxa"/>
+              <w:right w:w="120" w:type="dxa"/>
+            </w:tcMar>
+          </w:tcPr>
+          <w:p>
+            <w:r>
+              <w:rPr>
+                <w:rFonts w:ascii="Arial" w:eastAsia="Arial" w:hAnsi="Arial" w:cs="Arial"/>
+                <w:sz w:val="16"/>
+                <w:szCs w:val="16"/>
+              </w:rPr>
+              <w:t>Limited dataset diversity; focused mainly on English text.</w:t>
+            </w:r>
+          </w:p>
+        </w:tc>
+      </w:tr>
+      <w:tr>
+        <w:tblPrEx>
+          <w:tblCellMar>
+            <w:top w:w="0" w:type="dxa"/>
+            <w:bottom w:w="0" w:type="dxa"/>
+          </w:tblCellMar>
+        </w:tblPrEx>
+        <w:tc>
+          <w:tcPr>
+            <w:tcW w:w="530" w:type="pct"/>
+            <w:tcBorders>
+              <w:top w:val="single" w:sz="4" w:space="0" w:color="2E75B6"/>
+              <w:left w:val="single" w:sz="4" w:space="0" w:color="2E75B6"/>
+              <w:bottom w:val="single" w:sz="4" w:space="0" w:color="2E75B6"/>
+              <w:right w:val="single" w:sz="4" w:space="0" w:color="2E75B6"/>
+            </w:tcBorders>
+            <w:shd w:val="clear" w:color="auto" w:fill="EBF3FB"/>
+            <w:tcMar>
+              <w:top w:w="80" w:type="dxa"/>
+              <w:left w:w="120" w:type="dxa"/>
+              <w:bottom w:w="80" w:type="dxa"/>
+              <w:right w:w="120" w:type="dxa"/>
+            </w:tcMar>
+          </w:tcPr>
+          <w:p>
+            <w:r>
+              <w:rPr>
+                <w:rFonts w:ascii="Arial" w:eastAsia="Arial" w:hAnsi="Arial" w:cs="Arial"/>
+                <w:sz w:val="16"/>
+                <w:szCs w:val="16"/>
+              </w:rPr>
+              <w:t>Mitrovic et al. (2023)</w:t>
+            </w:r>
+          </w:p>
+        </w:tc>
+        <w:tc>
+          <w:tcPr>
+            <w:tcW w:w="802" w:type="pct"/>
+            <w:tcBorders>
+              <w:top w:val="single" w:sz="4" w:space="0" w:color="2E75B6"/>
+              <w:left w:val="single" w:sz="4" w:space="0" w:color="2E75B6"/>
+              <w:bottom w:val="single" w:sz="4" w:space="0" w:color="2E75B6"/>
+              <w:right w:val="single" w:sz="4" w:space="0" w:color="2E75B6"/>
+            </w:tcBorders>
+            <w:shd w:val="clear" w:color="auto" w:fill="EBF3FB"/>
+            <w:tcMar>
+              <w:top w:w="80" w:type="dxa"/>
+              <w:left w:w="120" w:type="dxa"/>
+              <w:bottom w:w="80" w:type="dxa"/>
+              <w:right w:w="120" w:type="dxa"/>
+            </w:tcMar>
+          </w:tcPr>
+          <w:p>
+            <w:r>
+              <w:rPr>
+                <w:rFonts w:ascii="Arial" w:eastAsia="Arial" w:hAnsi="Arial" w:cs="Arial"/>
+                <w:sz w:val="16"/>
+                <w:szCs w:val="16"/>
+              </w:rPr>
+              <w:t xml:space="preserve">ChatGPT or Human? Detect and </w:t>
+            </w:r>
+            <w:proofErr w:type="gramStart"/>
+            <w:r>
+              <w:rPr>
+                <w:rFonts w:ascii="Arial" w:eastAsia="Arial" w:hAnsi="Arial" w:cs="Arial"/>
+                <w:sz w:val="16"/>
+                <w:szCs w:val="16"/>
+              </w:rPr>
+              <w:t>Explain</w:t>
+            </w:r>
+            <w:proofErr w:type="gramEnd"/>
+            <w:r>
+              <w:rPr>
+                <w:rFonts w:ascii="Arial" w:eastAsia="Arial" w:hAnsi="Arial" w:cs="Arial"/>
+                <w:sz w:val="16"/>
+                <w:szCs w:val="16"/>
+              </w:rPr>
+              <w:t>. Explaining Decisions of ML Models for Detecting Short ChatGPT-generated Text</w:t>
+            </w:r>
+          </w:p>
+        </w:tc>
+        <w:tc>
+          <w:tcPr>
+            <w:tcW w:w="609" w:type="pct"/>
+            <w:tcBorders>
+              <w:top w:val="single" w:sz="4" w:space="0" w:color="2E75B6"/>
+              <w:left w:val="single" w:sz="4" w:space="0" w:color="2E75B6"/>
+              <w:bottom w:val="single" w:sz="4" w:space="0" w:color="2E75B6"/>
+              <w:right w:val="single" w:sz="4" w:space="0" w:color="2E75B6"/>
+            </w:tcBorders>
+            <w:shd w:val="clear" w:color="auto" w:fill="EBF3FB"/>
+            <w:tcMar>
+              <w:top w:w="80" w:type="dxa"/>
+              <w:left w:w="120" w:type="dxa"/>
+              <w:bottom w:w="80" w:type="dxa"/>
+              <w:right w:w="120" w:type="dxa"/>
+            </w:tcMar>
+          </w:tcPr>
+          <w:p>
+            <w:r>
+              <w:rPr>
+                <w:rFonts w:ascii="Arial" w:eastAsia="Arial" w:hAnsi="Arial" w:cs="Arial"/>
+                <w:sz w:val="16"/>
+                <w:szCs w:val="16"/>
+              </w:rPr>
+              <w:t>Deep Learning (</w:t>
+            </w:r>
+            <w:proofErr w:type="spellStart"/>
+            <w:r>
+              <w:rPr>
+                <w:rFonts w:ascii="Arial" w:eastAsia="Arial" w:hAnsi="Arial" w:cs="Arial"/>
+                <w:sz w:val="16"/>
+                <w:szCs w:val="16"/>
+              </w:rPr>
+              <w:t>DistilBERT</w:t>
+            </w:r>
+            <w:proofErr w:type="spellEnd"/>
+            <w:r>
+              <w:rPr>
+                <w:rFonts w:ascii="Arial" w:eastAsia="Arial" w:hAnsi="Arial" w:cs="Arial"/>
+                <w:sz w:val="16"/>
+                <w:szCs w:val="16"/>
+              </w:rPr>
+              <w:t>)</w:t>
+            </w:r>
+          </w:p>
+        </w:tc>
+        <w:tc>
+          <w:tcPr>
+            <w:tcW w:w="610" w:type="pct"/>
+            <w:tcBorders>
+              <w:top w:val="single" w:sz="4" w:space="0" w:color="2E75B6"/>
+              <w:left w:val="single" w:sz="4" w:space="0" w:color="2E75B6"/>
+              <w:bottom w:val="single" w:sz="4" w:space="0" w:color="2E75B6"/>
+              <w:right w:val="single" w:sz="4" w:space="0" w:color="2E75B6"/>
+            </w:tcBorders>
+            <w:shd w:val="clear" w:color="auto" w:fill="EBF3FB"/>
+            <w:tcMar>
+              <w:top w:w="80" w:type="dxa"/>
+              <w:left w:w="120" w:type="dxa"/>
+              <w:bottom w:w="80" w:type="dxa"/>
+              <w:right w:w="120" w:type="dxa"/>
+            </w:tcMar>
+          </w:tcPr>
+          <w:p>
+            <w:r>
+              <w:rPr>
+                <w:rFonts w:ascii="Arial" w:eastAsia="Arial" w:hAnsi="Arial" w:cs="Arial"/>
+                <w:sz w:val="16"/>
+                <w:szCs w:val="16"/>
+              </w:rPr>
+              <w:t>Short ChatGPT-generated text reviews vs. human reviews</w:t>
+            </w:r>
+          </w:p>
+        </w:tc>
+        <w:tc>
+          <w:tcPr>
+            <w:tcW w:w="499" w:type="pct"/>
+            <w:tcBorders>
+              <w:top w:val="single" w:sz="4" w:space="0" w:color="2E75B6"/>
+              <w:left w:val="single" w:sz="4" w:space="0" w:color="2E75B6"/>
+              <w:bottom w:val="single" w:sz="4" w:space="0" w:color="2E75B6"/>
+              <w:right w:val="single" w:sz="4" w:space="0" w:color="2E75B6"/>
+            </w:tcBorders>
+            <w:shd w:val="clear" w:color="auto" w:fill="EBF3FB"/>
+            <w:tcMar>
+              <w:top w:w="80" w:type="dxa"/>
+              <w:left w:w="120" w:type="dxa"/>
+              <w:bottom w:w="80" w:type="dxa"/>
+              <w:right w:w="120" w:type="dxa"/>
+            </w:tcMar>
+          </w:tcPr>
+          <w:p>
+            <w:r>
+              <w:rPr>
+                <w:rFonts w:ascii="Arial" w:eastAsia="Arial" w:hAnsi="Arial" w:cs="Arial"/>
+                <w:sz w:val="16"/>
+                <w:szCs w:val="16"/>
+              </w:rPr>
+              <w:t>SHAP</w:t>
+            </w:r>
+          </w:p>
+        </w:tc>
+        <w:tc>
+          <w:tcPr>
+            <w:tcW w:w="1146" w:type="pct"/>
+            <w:tcBorders>
+              <w:top w:val="single" w:sz="4" w:space="0" w:color="2E75B6"/>
+              <w:left w:val="single" w:sz="4" w:space="0" w:color="2E75B6"/>
+              <w:bottom w:val="single" w:sz="4" w:space="0" w:color="2E75B6"/>
+              <w:right w:val="single" w:sz="4" w:space="0" w:color="2E75B6"/>
+            </w:tcBorders>
+            <w:shd w:val="clear" w:color="auto" w:fill="EBF3FB"/>
+            <w:tcMar>
+              <w:top w:w="80" w:type="dxa"/>
+              <w:left w:w="120" w:type="dxa"/>
+              <w:bottom w:w="80" w:type="dxa"/>
+              <w:right w:w="120" w:type="dxa"/>
+            </w:tcMar>
+          </w:tcPr>
+          <w:p>
+            <w:r>
+              <w:rPr>
+                <w:rFonts w:ascii="Arial" w:eastAsia="Arial" w:hAnsi="Arial" w:cs="Arial"/>
+                <w:sz w:val="16"/>
+                <w:szCs w:val="16"/>
+              </w:rPr>
+              <w:t xml:space="preserve">SHAP integrated with </w:t>
+            </w:r>
+            <w:proofErr w:type="spellStart"/>
+            <w:r>
+              <w:rPr>
+                <w:rFonts w:ascii="Arial" w:eastAsia="Arial" w:hAnsi="Arial" w:cs="Arial"/>
+                <w:sz w:val="16"/>
+                <w:szCs w:val="16"/>
+              </w:rPr>
+              <w:t>DistilBERT</w:t>
+            </w:r>
+            <w:proofErr w:type="spellEnd"/>
+            <w:r>
+              <w:rPr>
+                <w:rFonts w:ascii="Arial" w:eastAsia="Arial" w:hAnsi="Arial" w:cs="Arial"/>
+                <w:sz w:val="16"/>
+                <w:szCs w:val="16"/>
+              </w:rPr>
+              <w:t xml:space="preserve"> to assign feature importance to specific tokens, uncovering the reasoning behind classification of short ChatGPT-generated reviews.</w:t>
+            </w:r>
+          </w:p>
+        </w:tc>
+        <w:tc>
+          <w:tcPr>
+            <w:tcW w:w="805" w:type="pct"/>
+            <w:tcBorders>
+              <w:top w:val="single" w:sz="4" w:space="0" w:color="2E75B6"/>
+              <w:left w:val="single" w:sz="4" w:space="0" w:color="2E75B6"/>
+              <w:bottom w:val="single" w:sz="4" w:space="0" w:color="2E75B6"/>
+              <w:right w:val="single" w:sz="4" w:space="0" w:color="2E75B6"/>
+            </w:tcBorders>
+            <w:shd w:val="clear" w:color="auto" w:fill="EBF3FB"/>
+            <w:tcMar>
+              <w:top w:w="80" w:type="dxa"/>
+              <w:left w:w="120" w:type="dxa"/>
+              <w:bottom w:w="80" w:type="dxa"/>
+              <w:right w:w="120" w:type="dxa"/>
+            </w:tcMar>
+          </w:tcPr>
+          <w:p>
+            <w:r>
+              <w:rPr>
+                <w:rFonts w:ascii="Arial" w:eastAsia="Arial" w:hAnsi="Arial" w:cs="Arial"/>
+                <w:sz w:val="16"/>
+                <w:szCs w:val="16"/>
+              </w:rPr>
+              <w:t>Limited to short texts; may not generalize to longer documents.</w:t>
+            </w:r>
+          </w:p>
+        </w:tc>
+      </w:tr>
+      <w:tr>
+        <w:tblPrEx>
+          <w:tblCellMar>
+            <w:top w:w="0" w:type="dxa"/>
+            <w:bottom w:w="0" w:type="dxa"/>
+          </w:tblCellMar>
+        </w:tblPrEx>
+        <w:tc>
+          <w:tcPr>
+            <w:tcW w:w="530" w:type="pct"/>
+            <w:tcBorders>
+              <w:top w:val="single" w:sz="4" w:space="0" w:color="2E75B6"/>
+              <w:left w:val="single" w:sz="4" w:space="0" w:color="2E75B6"/>
+              <w:bottom w:val="single" w:sz="4" w:space="0" w:color="2E75B6"/>
+              <w:right w:val="single" w:sz="4" w:space="0" w:color="2E75B6"/>
+            </w:tcBorders>
+            <w:shd w:val="clear" w:color="auto" w:fill="FFFFFF"/>
+            <w:tcMar>
+              <w:top w:w="80" w:type="dxa"/>
+              <w:left w:w="120" w:type="dxa"/>
+              <w:bottom w:w="80" w:type="dxa"/>
+              <w:right w:w="120" w:type="dxa"/>
+            </w:tcMar>
+          </w:tcPr>
+          <w:p>
+            <w:proofErr w:type="spellStart"/>
+            <w:r>
+              <w:rPr>
+                <w:rFonts w:ascii="Arial" w:eastAsia="Arial" w:hAnsi="Arial" w:cs="Arial"/>
+                <w:sz w:val="16"/>
+                <w:szCs w:val="16"/>
+              </w:rPr>
+              <w:t>Adilazuarda</w:t>
+            </w:r>
+            <w:proofErr w:type="spellEnd"/>
+            <w:r>
+              <w:rPr>
+                <w:rFonts w:ascii="Arial" w:eastAsia="Arial" w:hAnsi="Arial" w:cs="Arial"/>
+                <w:sz w:val="16"/>
+                <w:szCs w:val="16"/>
+              </w:rPr>
+              <w:t xml:space="preserve"> et al. (2023)</w:t>
+            </w:r>
+          </w:p>
+        </w:tc>
+        <w:tc>
+          <w:tcPr>
+            <w:tcW w:w="802" w:type="pct"/>
+            <w:tcBorders>
+              <w:top w:val="single" w:sz="4" w:space="0" w:color="2E75B6"/>
+              <w:left w:val="single" w:sz="4" w:space="0" w:color="2E75B6"/>
+              <w:bottom w:val="single" w:sz="4" w:space="0" w:color="2E75B6"/>
+              <w:right w:val="single" w:sz="4" w:space="0" w:color="2E75B6"/>
+            </w:tcBorders>
+            <w:shd w:val="clear" w:color="auto" w:fill="FFFFFF"/>
+            <w:tcMar>
+              <w:top w:w="80" w:type="dxa"/>
+              <w:left w:w="120" w:type="dxa"/>
+              <w:bottom w:w="80" w:type="dxa"/>
+              <w:right w:w="120" w:type="dxa"/>
+            </w:tcMar>
+          </w:tcPr>
+          <w:p>
+            <w:r>
+              <w:rPr>
+                <w:rFonts w:ascii="Arial" w:eastAsia="Arial" w:hAnsi="Arial" w:cs="Arial"/>
+                <w:sz w:val="16"/>
+                <w:szCs w:val="16"/>
+              </w:rPr>
+              <w:t>Beyond Turing: A Comparative Analysis of Approaches for Detecting Machine-Generated Text</w:t>
+            </w:r>
+          </w:p>
+        </w:tc>
+        <w:tc>
+          <w:tcPr>
+            <w:tcW w:w="609" w:type="pct"/>
+            <w:tcBorders>
+              <w:top w:val="single" w:sz="4" w:space="0" w:color="2E75B6"/>
+              <w:left w:val="single" w:sz="4" w:space="0" w:color="2E75B6"/>
+              <w:bottom w:val="single" w:sz="4" w:space="0" w:color="2E75B6"/>
+              <w:right w:val="single" w:sz="4" w:space="0" w:color="2E75B6"/>
+            </w:tcBorders>
+            <w:shd w:val="clear" w:color="auto" w:fill="FFFFFF"/>
+            <w:tcMar>
+              <w:top w:w="80" w:type="dxa"/>
+              <w:left w:w="120" w:type="dxa"/>
+              <w:bottom w:w="80" w:type="dxa"/>
+              <w:right w:w="120" w:type="dxa"/>
+            </w:tcMar>
+          </w:tcPr>
+          <w:p>
+            <w:r>
+              <w:rPr>
+                <w:rFonts w:ascii="Arial" w:eastAsia="Arial" w:hAnsi="Arial" w:cs="Arial"/>
+                <w:sz w:val="16"/>
+                <w:szCs w:val="16"/>
+              </w:rPr>
+              <w:t>Comparative study (ML, Transformers, Stylometry)</w:t>
+            </w:r>
+          </w:p>
+        </w:tc>
+        <w:tc>
+          <w:tcPr>
+            <w:tcW w:w="610" w:type="pct"/>
+            <w:tcBorders>
+              <w:top w:val="single" w:sz="4" w:space="0" w:color="2E75B6"/>
+              <w:left w:val="single" w:sz="4" w:space="0" w:color="2E75B6"/>
+              <w:bottom w:val="single" w:sz="4" w:space="0" w:color="2E75B6"/>
+              <w:right w:val="single" w:sz="4" w:space="0" w:color="2E75B6"/>
+            </w:tcBorders>
+            <w:shd w:val="clear" w:color="auto" w:fill="FFFFFF"/>
+            <w:tcMar>
+              <w:top w:w="80" w:type="dxa"/>
+              <w:left w:w="120" w:type="dxa"/>
+              <w:bottom w:w="80" w:type="dxa"/>
+              <w:right w:w="120" w:type="dxa"/>
+            </w:tcMar>
+          </w:tcPr>
+          <w:p>
+            <w:r>
+              <w:rPr>
+                <w:rFonts w:ascii="Arial" w:eastAsia="Arial" w:hAnsi="Arial" w:cs="Arial"/>
+                <w:sz w:val="16"/>
+                <w:szCs w:val="16"/>
+              </w:rPr>
+              <w:t>Multiple benchmark corpora including multilingual datasets</w:t>
+            </w:r>
+          </w:p>
+        </w:tc>
+        <w:tc>
+          <w:tcPr>
+            <w:tcW w:w="499" w:type="pct"/>
+            <w:tcBorders>
+              <w:top w:val="single" w:sz="4" w:space="0" w:color="2E75B6"/>
+              <w:left w:val="single" w:sz="4" w:space="0" w:color="2E75B6"/>
+              <w:bottom w:val="single" w:sz="4" w:space="0" w:color="2E75B6"/>
+              <w:right w:val="single" w:sz="4" w:space="0" w:color="2E75B6"/>
+            </w:tcBorders>
+            <w:shd w:val="clear" w:color="auto" w:fill="FFFFFF"/>
+            <w:tcMar>
+              <w:top w:w="80" w:type="dxa"/>
+              <w:left w:w="120" w:type="dxa"/>
+              <w:bottom w:w="80" w:type="dxa"/>
+              <w:right w:w="120" w:type="dxa"/>
+            </w:tcMar>
+          </w:tcPr>
+          <w:p>
+            <w:r>
+              <w:rPr>
+                <w:rFonts w:ascii="Arial" w:eastAsia="Arial" w:hAnsi="Arial" w:cs="Arial"/>
+                <w:sz w:val="16"/>
+                <w:szCs w:val="16"/>
+              </w:rPr>
+              <w:t>Not explicitly specified</w:t>
+            </w:r>
+          </w:p>
+        </w:tc>
+        <w:tc>
+          <w:tcPr>
+            <w:tcW w:w="1146" w:type="pct"/>
+            <w:tcBorders>
+              <w:top w:val="single" w:sz="4" w:space="0" w:color="2E75B6"/>
+              <w:left w:val="single" w:sz="4" w:space="0" w:color="2E75B6"/>
+              <w:bottom w:val="single" w:sz="4" w:space="0" w:color="2E75B6"/>
+              <w:right w:val="single" w:sz="4" w:space="0" w:color="2E75B6"/>
+            </w:tcBorders>
+            <w:shd w:val="clear" w:color="auto" w:fill="FFFFFF"/>
+            <w:tcMar>
+              <w:top w:w="80" w:type="dxa"/>
+              <w:left w:w="120" w:type="dxa"/>
+              <w:bottom w:w="80" w:type="dxa"/>
+              <w:right w:w="120" w:type="dxa"/>
+            </w:tcMar>
+          </w:tcPr>
+          <w:p>
+            <w:r>
+              <w:rPr>
+                <w:rFonts w:ascii="Arial" w:eastAsia="Arial" w:hAnsi="Arial" w:cs="Arial"/>
+                <w:sz w:val="16"/>
+                <w:szCs w:val="16"/>
+              </w:rPr>
+              <w:t>Comprehensive comparison of detection paradigms; highlights trade-offs between accuracy and interpretability. Noted that no single method dominates across all domains.</w:t>
+            </w:r>
+          </w:p>
+        </w:tc>
+        <w:tc>
+          <w:tcPr>
+            <w:tcW w:w="805" w:type="pct"/>
+            <w:tcBorders>
+              <w:top w:val="single" w:sz="4" w:space="0" w:color="2E75B6"/>
+              <w:left w:val="single" w:sz="4" w:space="0" w:color="2E75B6"/>
+              <w:bottom w:val="single" w:sz="4" w:space="0" w:color="2E75B6"/>
+              <w:right w:val="single" w:sz="4" w:space="0" w:color="2E75B6"/>
+            </w:tcBorders>
+            <w:shd w:val="clear" w:color="auto" w:fill="FFFFFF"/>
+            <w:tcMar>
+              <w:top w:w="80" w:type="dxa"/>
+              <w:left w:w="120" w:type="dxa"/>
+              <w:bottom w:w="80" w:type="dxa"/>
+              <w:right w:w="120" w:type="dxa"/>
+            </w:tcMar>
+          </w:tcPr>
+          <w:p>
+            <w:r>
+              <w:rPr>
+                <w:rFonts w:ascii="Arial" w:eastAsia="Arial" w:hAnsi="Arial" w:cs="Arial"/>
+                <w:sz w:val="16"/>
+                <w:szCs w:val="16"/>
+              </w:rPr>
+              <w:t>Limited focus on explainability; multilingual coverage is partial.</w:t>
+            </w:r>
+          </w:p>
+        </w:tc>
+      </w:tr>
+      <w:tr>
+        <w:tblPrEx>
+          <w:tblCellMar>
+            <w:top w:w="0" w:type="dxa"/>
+            <w:bottom w:w="0" w:type="dxa"/>
+          </w:tblCellMar>
+        </w:tblPrEx>
+        <w:tc>
+          <w:tcPr>
+            <w:tcW w:w="530" w:type="pct"/>
+            <w:tcBorders>
+              <w:top w:val="single" w:sz="4" w:space="0" w:color="2E75B6"/>
+              <w:left w:val="single" w:sz="4" w:space="0" w:color="2E75B6"/>
+              <w:bottom w:val="single" w:sz="4" w:space="0" w:color="2E75B6"/>
+              <w:right w:val="single" w:sz="4" w:space="0" w:color="2E75B6"/>
+            </w:tcBorders>
+            <w:shd w:val="clear" w:color="auto" w:fill="EBF3FB"/>
+            <w:tcMar>
+              <w:top w:w="80" w:type="dxa"/>
+              <w:left w:w="120" w:type="dxa"/>
+              <w:bottom w:w="80" w:type="dxa"/>
+              <w:right w:w="120" w:type="dxa"/>
+            </w:tcMar>
+          </w:tcPr>
+          <w:p>
+            <w:r>
+              <w:rPr>
+                <w:rFonts w:ascii="Arial" w:eastAsia="Arial" w:hAnsi="Arial" w:cs="Arial"/>
+                <w:sz w:val="16"/>
+                <w:szCs w:val="16"/>
+              </w:rPr>
+              <w:t>McGovern et al. (2024)</w:t>
+            </w:r>
+          </w:p>
+        </w:tc>
+        <w:tc>
+          <w:tcPr>
+            <w:tcW w:w="802" w:type="pct"/>
+            <w:tcBorders>
+              <w:top w:val="single" w:sz="4" w:space="0" w:color="2E75B6"/>
+              <w:left w:val="single" w:sz="4" w:space="0" w:color="2E75B6"/>
+              <w:bottom w:val="single" w:sz="4" w:space="0" w:color="2E75B6"/>
+              <w:right w:val="single" w:sz="4" w:space="0" w:color="2E75B6"/>
+            </w:tcBorders>
+            <w:shd w:val="clear" w:color="auto" w:fill="EBF3FB"/>
+            <w:tcMar>
+              <w:top w:w="80" w:type="dxa"/>
+              <w:left w:w="120" w:type="dxa"/>
+              <w:bottom w:w="80" w:type="dxa"/>
+              <w:right w:w="120" w:type="dxa"/>
+            </w:tcMar>
+          </w:tcPr>
+          <w:p>
+            <w:r>
+              <w:rPr>
+                <w:rFonts w:ascii="Arial" w:eastAsia="Arial" w:hAnsi="Arial" w:cs="Arial"/>
+                <w:sz w:val="16"/>
+                <w:szCs w:val="16"/>
+              </w:rPr>
+              <w:t>Your Large Language Models Are Leaving Fingerprints</w:t>
+            </w:r>
+          </w:p>
+        </w:tc>
+        <w:tc>
+          <w:tcPr>
+            <w:tcW w:w="609" w:type="pct"/>
+            <w:tcBorders>
+              <w:top w:val="single" w:sz="4" w:space="0" w:color="2E75B6"/>
+              <w:left w:val="single" w:sz="4" w:space="0" w:color="2E75B6"/>
+              <w:bottom w:val="single" w:sz="4" w:space="0" w:color="2E75B6"/>
+              <w:right w:val="single" w:sz="4" w:space="0" w:color="2E75B6"/>
+            </w:tcBorders>
+            <w:shd w:val="clear" w:color="auto" w:fill="EBF3FB"/>
+            <w:tcMar>
+              <w:top w:w="80" w:type="dxa"/>
+              <w:left w:w="120" w:type="dxa"/>
+              <w:bottom w:w="80" w:type="dxa"/>
+              <w:right w:w="120" w:type="dxa"/>
+            </w:tcMar>
+          </w:tcPr>
+          <w:p>
+            <w:r>
+              <w:rPr>
+                <w:rFonts w:ascii="Arial" w:eastAsia="Arial" w:hAnsi="Arial" w:cs="Arial"/>
+                <w:sz w:val="16"/>
+                <w:szCs w:val="16"/>
+              </w:rPr>
+              <w:t>Stylometry (POS tag distributions, frequent tokens)</w:t>
+            </w:r>
+          </w:p>
+        </w:tc>
+        <w:tc>
+          <w:tcPr>
+            <w:tcW w:w="610" w:type="pct"/>
+            <w:tcBorders>
+              <w:top w:val="single" w:sz="4" w:space="0" w:color="2E75B6"/>
+              <w:left w:val="single" w:sz="4" w:space="0" w:color="2E75B6"/>
+              <w:bottom w:val="single" w:sz="4" w:space="0" w:color="2E75B6"/>
+              <w:right w:val="single" w:sz="4" w:space="0" w:color="2E75B6"/>
+            </w:tcBorders>
+            <w:shd w:val="clear" w:color="auto" w:fill="EBF3FB"/>
+            <w:tcMar>
+              <w:top w:w="80" w:type="dxa"/>
+              <w:left w:w="120" w:type="dxa"/>
+              <w:bottom w:w="80" w:type="dxa"/>
+              <w:right w:w="120" w:type="dxa"/>
+            </w:tcMar>
+          </w:tcPr>
+          <w:p>
+            <w:r>
+              <w:rPr>
+                <w:rFonts w:ascii="Arial" w:eastAsia="Arial" w:hAnsi="Arial" w:cs="Arial"/>
+                <w:sz w:val="16"/>
+                <w:szCs w:val="16"/>
+              </w:rPr>
+              <w:t>Texts generated by multiple LLMs (GPT, Llama, etc.)</w:t>
+            </w:r>
+          </w:p>
+        </w:tc>
+        <w:tc>
+          <w:tcPr>
+            <w:tcW w:w="499" w:type="pct"/>
+            <w:tcBorders>
+              <w:top w:val="single" w:sz="4" w:space="0" w:color="2E75B6"/>
+              <w:left w:val="single" w:sz="4" w:space="0" w:color="2E75B6"/>
+              <w:bottom w:val="single" w:sz="4" w:space="0" w:color="2E75B6"/>
+              <w:right w:val="single" w:sz="4" w:space="0" w:color="2E75B6"/>
+            </w:tcBorders>
+            <w:shd w:val="clear" w:color="auto" w:fill="EBF3FB"/>
+            <w:tcMar>
+              <w:top w:w="80" w:type="dxa"/>
+              <w:left w:w="120" w:type="dxa"/>
+              <w:bottom w:w="80" w:type="dxa"/>
+              <w:right w:w="120" w:type="dxa"/>
+            </w:tcMar>
+          </w:tcPr>
+          <w:p>
+            <w:r>
+              <w:rPr>
+                <w:rFonts w:ascii="Arial" w:eastAsia="Arial" w:hAnsi="Arial" w:cs="Arial"/>
+                <w:sz w:val="16"/>
+                <w:szCs w:val="16"/>
+              </w:rPr>
+              <w:t>Attention visualization (informal)</w:t>
+            </w:r>
+          </w:p>
+        </w:tc>
+        <w:tc>
+          <w:tcPr>
+            <w:tcW w:w="1146" w:type="pct"/>
+            <w:tcBorders>
+              <w:top w:val="single" w:sz="4" w:space="0" w:color="2E75B6"/>
+              <w:left w:val="single" w:sz="4" w:space="0" w:color="2E75B6"/>
+              <w:bottom w:val="single" w:sz="4" w:space="0" w:color="2E75B6"/>
+              <w:right w:val="single" w:sz="4" w:space="0" w:color="2E75B6"/>
+            </w:tcBorders>
+            <w:shd w:val="clear" w:color="auto" w:fill="EBF3FB"/>
+            <w:tcMar>
+              <w:top w:w="80" w:type="dxa"/>
+              <w:left w:w="120" w:type="dxa"/>
+              <w:bottom w:w="80" w:type="dxa"/>
+              <w:right w:w="120" w:type="dxa"/>
+            </w:tcMar>
+          </w:tcPr>
+          <w:p>
+            <w:r>
+              <w:rPr>
+                <w:rFonts w:ascii="Arial" w:eastAsia="Arial" w:hAnsi="Arial" w:cs="Arial"/>
+                <w:sz w:val="16"/>
+                <w:szCs w:val="16"/>
+              </w:rPr>
+              <w:t>LLMs leave consistent stylistic fingerprints through POS distributions and token frequencies. Focused more on visualization than formal XAI; results suggest model-specific linguistic patterns.</w:t>
+            </w:r>
+          </w:p>
+        </w:tc>
+        <w:tc>
+          <w:tcPr>
+            <w:tcW w:w="805" w:type="pct"/>
+            <w:tcBorders>
+              <w:top w:val="single" w:sz="4" w:space="0" w:color="2E75B6"/>
+              <w:left w:val="single" w:sz="4" w:space="0" w:color="2E75B6"/>
+              <w:bottom w:val="single" w:sz="4" w:space="0" w:color="2E75B6"/>
+              <w:right w:val="single" w:sz="4" w:space="0" w:color="2E75B6"/>
+            </w:tcBorders>
+            <w:shd w:val="clear" w:color="auto" w:fill="EBF3FB"/>
+            <w:tcMar>
+              <w:top w:w="80" w:type="dxa"/>
+              <w:left w:w="120" w:type="dxa"/>
+              <w:bottom w:w="80" w:type="dxa"/>
+              <w:right w:w="120" w:type="dxa"/>
+            </w:tcMar>
+          </w:tcPr>
+          <w:p>
+            <w:r>
+              <w:rPr>
+                <w:rFonts w:ascii="Arial" w:eastAsia="Arial" w:hAnsi="Arial" w:cs="Arial"/>
+                <w:sz w:val="16"/>
+                <w:szCs w:val="16"/>
+              </w:rPr>
+              <w:t>No formal XAI (LIME/SHAP); primarily exploratory visualization.</w:t>
+            </w:r>
+          </w:p>
+        </w:tc>
+      </w:tr>
+      <w:tr>
+        <w:tblPrEx>
+          <w:tblCellMar>
+            <w:top w:w="0" w:type="dxa"/>
+            <w:bottom w:w="0" w:type="dxa"/>
+          </w:tblCellMar>
+        </w:tblPrEx>
+        <w:tc>
+          <w:tcPr>
+            <w:tcW w:w="530" w:type="pct"/>
+            <w:tcBorders>
+              <w:top w:val="single" w:sz="4" w:space="0" w:color="2E75B6"/>
+              <w:left w:val="single" w:sz="4" w:space="0" w:color="2E75B6"/>
+              <w:bottom w:val="single" w:sz="4" w:space="0" w:color="2E75B6"/>
+              <w:right w:val="single" w:sz="4" w:space="0" w:color="2E75B6"/>
+            </w:tcBorders>
+            <w:shd w:val="clear" w:color="auto" w:fill="FFFFFF"/>
+            <w:tcMar>
+              <w:top w:w="80" w:type="dxa"/>
+              <w:left w:w="120" w:type="dxa"/>
+              <w:bottom w:w="80" w:type="dxa"/>
+              <w:right w:w="120" w:type="dxa"/>
+            </w:tcMar>
+          </w:tcPr>
+          <w:p>
+            <w:r>
+              <w:rPr>
+                <w:rFonts w:ascii="Arial" w:eastAsia="Arial" w:hAnsi="Arial" w:cs="Arial"/>
+                <w:sz w:val="16"/>
+                <w:szCs w:val="16"/>
+              </w:rPr>
+              <w:t>Joshi et al. (2024)</w:t>
+            </w:r>
+          </w:p>
+        </w:tc>
+        <w:tc>
+          <w:tcPr>
+            <w:tcW w:w="802" w:type="pct"/>
+            <w:tcBorders>
+              <w:top w:val="single" w:sz="4" w:space="0" w:color="2E75B6"/>
+              <w:left w:val="single" w:sz="4" w:space="0" w:color="2E75B6"/>
+              <w:bottom w:val="single" w:sz="4" w:space="0" w:color="2E75B6"/>
+              <w:right w:val="single" w:sz="4" w:space="0" w:color="2E75B6"/>
+            </w:tcBorders>
+            <w:shd w:val="clear" w:color="auto" w:fill="FFFFFF"/>
+            <w:tcMar>
+              <w:top w:w="80" w:type="dxa"/>
+              <w:left w:w="120" w:type="dxa"/>
+              <w:bottom w:w="80" w:type="dxa"/>
+              <w:right w:w="120" w:type="dxa"/>
+            </w:tcMar>
+          </w:tcPr>
+          <w:p>
+            <w:r>
+              <w:rPr>
+                <w:rFonts w:ascii="Arial" w:eastAsia="Arial" w:hAnsi="Arial" w:cs="Arial"/>
+                <w:sz w:val="16"/>
+                <w:szCs w:val="16"/>
+              </w:rPr>
+              <w:t>HULLMI: Human vs LLM Identification with Explainability</w:t>
+            </w:r>
+          </w:p>
+        </w:tc>
+        <w:tc>
+          <w:tcPr>
+            <w:tcW w:w="609" w:type="pct"/>
+            <w:tcBorders>
+              <w:top w:val="single" w:sz="4" w:space="0" w:color="2E75B6"/>
+              <w:left w:val="single" w:sz="4" w:space="0" w:color="2E75B6"/>
+              <w:bottom w:val="single" w:sz="4" w:space="0" w:color="2E75B6"/>
+              <w:right w:val="single" w:sz="4" w:space="0" w:color="2E75B6"/>
+            </w:tcBorders>
+            <w:shd w:val="clear" w:color="auto" w:fill="FFFFFF"/>
+            <w:tcMar>
+              <w:top w:w="80" w:type="dxa"/>
+              <w:left w:w="120" w:type="dxa"/>
+              <w:bottom w:w="80" w:type="dxa"/>
+              <w:right w:w="120" w:type="dxa"/>
+            </w:tcMar>
+          </w:tcPr>
+          <w:p>
+            <w:r>
+              <w:rPr>
+                <w:rFonts w:ascii="Arial" w:eastAsia="Arial" w:hAnsi="Arial" w:cs="Arial"/>
+                <w:sz w:val="16"/>
+                <w:szCs w:val="16"/>
+              </w:rPr>
+              <w:t>Transformer-based (</w:t>
+            </w:r>
+            <w:proofErr w:type="spellStart"/>
+            <w:r>
+              <w:rPr>
+                <w:rFonts w:ascii="Arial" w:eastAsia="Arial" w:hAnsi="Arial" w:cs="Arial"/>
+                <w:sz w:val="16"/>
+                <w:szCs w:val="16"/>
+              </w:rPr>
+              <w:t>RoBERTa</w:t>
+            </w:r>
+            <w:proofErr w:type="spellEnd"/>
+            <w:r>
+              <w:rPr>
+                <w:rFonts w:ascii="Arial" w:eastAsia="Arial" w:hAnsi="Arial" w:cs="Arial"/>
+                <w:sz w:val="16"/>
+                <w:szCs w:val="16"/>
+              </w:rPr>
+              <w:t>-Sentinel) + Traditional ML (Random Forest, Naive Bayes)</w:t>
+            </w:r>
+          </w:p>
+        </w:tc>
+        <w:tc>
+          <w:tcPr>
+            <w:tcW w:w="610" w:type="pct"/>
+            <w:tcBorders>
+              <w:top w:val="single" w:sz="4" w:space="0" w:color="2E75B6"/>
+              <w:left w:val="single" w:sz="4" w:space="0" w:color="2E75B6"/>
+              <w:bottom w:val="single" w:sz="4" w:space="0" w:color="2E75B6"/>
+              <w:right w:val="single" w:sz="4" w:space="0" w:color="2E75B6"/>
+            </w:tcBorders>
+            <w:shd w:val="clear" w:color="auto" w:fill="FFFFFF"/>
+            <w:tcMar>
+              <w:top w:w="80" w:type="dxa"/>
+              <w:left w:w="120" w:type="dxa"/>
+              <w:bottom w:w="80" w:type="dxa"/>
+              <w:right w:w="120" w:type="dxa"/>
+            </w:tcMar>
+          </w:tcPr>
+          <w:p>
+            <w:r>
+              <w:rPr>
+                <w:rFonts w:ascii="Arial" w:eastAsia="Arial" w:hAnsi="Arial" w:cs="Arial"/>
+                <w:sz w:val="16"/>
+                <w:szCs w:val="16"/>
+              </w:rPr>
+              <w:t>HULLMI benchmark dataset (multi-source, multi-LLM)</w:t>
+            </w:r>
+          </w:p>
+        </w:tc>
+        <w:tc>
+          <w:tcPr>
+            <w:tcW w:w="499" w:type="pct"/>
+            <w:tcBorders>
+              <w:top w:val="single" w:sz="4" w:space="0" w:color="2E75B6"/>
+              <w:left w:val="single" w:sz="4" w:space="0" w:color="2E75B6"/>
+              <w:bottom w:val="single" w:sz="4" w:space="0" w:color="2E75B6"/>
+              <w:right w:val="single" w:sz="4" w:space="0" w:color="2E75B6"/>
+            </w:tcBorders>
+            <w:shd w:val="clear" w:color="auto" w:fill="FFFFFF"/>
+            <w:tcMar>
+              <w:top w:w="80" w:type="dxa"/>
+              <w:left w:w="120" w:type="dxa"/>
+              <w:bottom w:w="80" w:type="dxa"/>
+              <w:right w:w="120" w:type="dxa"/>
+            </w:tcMar>
+          </w:tcPr>
+          <w:p>
+            <w:r>
+              <w:rPr>
+                <w:rFonts w:ascii="Arial" w:eastAsia="Arial" w:hAnsi="Arial" w:cs="Arial"/>
+                <w:sz w:val="16"/>
+                <w:szCs w:val="16"/>
+              </w:rPr>
+              <w:t>LIME</w:t>
+            </w:r>
+          </w:p>
+        </w:tc>
+        <w:tc>
+          <w:tcPr>
+            <w:tcW w:w="1146" w:type="pct"/>
+            <w:tcBorders>
+              <w:top w:val="single" w:sz="4" w:space="0" w:color="2E75B6"/>
+              <w:left w:val="single" w:sz="4" w:space="0" w:color="2E75B6"/>
+              <w:bottom w:val="single" w:sz="4" w:space="0" w:color="2E75B6"/>
+              <w:right w:val="single" w:sz="4" w:space="0" w:color="2E75B6"/>
+            </w:tcBorders>
+            <w:shd w:val="clear" w:color="auto" w:fill="FFFFFF"/>
+            <w:tcMar>
+              <w:top w:w="80" w:type="dxa"/>
+              <w:left w:w="120" w:type="dxa"/>
+              <w:bottom w:w="80" w:type="dxa"/>
+              <w:right w:w="120" w:type="dxa"/>
+            </w:tcMar>
+          </w:tcPr>
+          <w:p>
+            <w:r>
+              <w:rPr>
+                <w:rFonts w:ascii="Arial" w:eastAsia="Arial" w:hAnsi="Arial" w:cs="Arial"/>
+                <w:sz w:val="16"/>
+                <w:szCs w:val="16"/>
+              </w:rPr>
+              <w:t xml:space="preserve">Foundational framework combining traditional and deep learning detectors with LIME for transparency. </w:t>
+            </w:r>
+            <w:proofErr w:type="spellStart"/>
+            <w:r>
+              <w:rPr>
+                <w:rFonts w:ascii="Arial" w:eastAsia="Arial" w:hAnsi="Arial" w:cs="Arial"/>
+                <w:sz w:val="16"/>
+                <w:szCs w:val="16"/>
+              </w:rPr>
+              <w:t>RoBERTa</w:t>
+            </w:r>
+            <w:proofErr w:type="spellEnd"/>
+            <w:r>
+              <w:rPr>
+                <w:rFonts w:ascii="Arial" w:eastAsia="Arial" w:hAnsi="Arial" w:cs="Arial"/>
+                <w:sz w:val="16"/>
+                <w:szCs w:val="16"/>
+              </w:rPr>
+              <w:t>-Sentinel achieved superior performance while LIME provided interpretable explanations for model decisions.</w:t>
+            </w:r>
+          </w:p>
+        </w:tc>
+        <w:tc>
+          <w:tcPr>
+            <w:tcW w:w="805" w:type="pct"/>
+            <w:tcBorders>
+              <w:top w:val="single" w:sz="4" w:space="0" w:color="2E75B6"/>
+              <w:left w:val="single" w:sz="4" w:space="0" w:color="2E75B6"/>
+              <w:bottom w:val="single" w:sz="4" w:space="0" w:color="2E75B6"/>
+              <w:right w:val="single" w:sz="4" w:space="0" w:color="2E75B6"/>
+            </w:tcBorders>
+            <w:shd w:val="clear" w:color="auto" w:fill="FFFFFF"/>
+            <w:tcMar>
+              <w:top w:w="80" w:type="dxa"/>
+              <w:left w:w="120" w:type="dxa"/>
+              <w:bottom w:w="80" w:type="dxa"/>
+              <w:right w:w="120" w:type="dxa"/>
+            </w:tcMar>
+          </w:tcPr>
+          <w:p>
+            <w:r>
+              <w:rPr>
+                <w:rFonts w:ascii="Arial" w:eastAsia="Arial" w:hAnsi="Arial" w:cs="Arial"/>
+                <w:sz w:val="16"/>
+                <w:szCs w:val="16"/>
+              </w:rPr>
+              <w:t>Primarily English-language; limited adversarial robustness testing.</w:t>
+            </w:r>
+          </w:p>
+        </w:tc>
+      </w:tr>
+      <w:tr>
+        <w:tblPrEx>
+          <w:tblCellMar>
+            <w:top w:w="0" w:type="dxa"/>
+            <w:bottom w:w="0" w:type="dxa"/>
+          </w:tblCellMar>
+        </w:tblPrEx>
+        <w:tc>
+          <w:tcPr>
+            <w:tcW w:w="530" w:type="pct"/>
+            <w:tcBorders>
+              <w:top w:val="single" w:sz="4" w:space="0" w:color="2E75B6"/>
+              <w:left w:val="single" w:sz="4" w:space="0" w:color="2E75B6"/>
+              <w:bottom w:val="single" w:sz="4" w:space="0" w:color="2E75B6"/>
+              <w:right w:val="single" w:sz="4" w:space="0" w:color="2E75B6"/>
+            </w:tcBorders>
+            <w:shd w:val="clear" w:color="auto" w:fill="EBF3FB"/>
+            <w:tcMar>
+              <w:top w:w="80" w:type="dxa"/>
+              <w:left w:w="120" w:type="dxa"/>
+              <w:bottom w:w="80" w:type="dxa"/>
+              <w:right w:w="120" w:type="dxa"/>
+            </w:tcMar>
+          </w:tcPr>
+          <w:p>
+            <w:r>
+              <w:rPr>
+                <w:rFonts w:ascii="Arial" w:eastAsia="Arial" w:hAnsi="Arial" w:cs="Arial"/>
+                <w:sz w:val="16"/>
+                <w:szCs w:val="16"/>
+              </w:rPr>
+              <w:t>Masih et al. (2025)</w:t>
+            </w:r>
+          </w:p>
+        </w:tc>
+        <w:tc>
+          <w:tcPr>
+            <w:tcW w:w="802" w:type="pct"/>
+            <w:tcBorders>
+              <w:top w:val="single" w:sz="4" w:space="0" w:color="2E75B6"/>
+              <w:left w:val="single" w:sz="4" w:space="0" w:color="2E75B6"/>
+              <w:bottom w:val="single" w:sz="4" w:space="0" w:color="2E75B6"/>
+              <w:right w:val="single" w:sz="4" w:space="0" w:color="2E75B6"/>
+            </w:tcBorders>
+            <w:shd w:val="clear" w:color="auto" w:fill="EBF3FB"/>
+            <w:tcMar>
+              <w:top w:w="80" w:type="dxa"/>
+              <w:left w:w="120" w:type="dxa"/>
+              <w:bottom w:w="80" w:type="dxa"/>
+              <w:right w:w="120" w:type="dxa"/>
+            </w:tcMar>
+          </w:tcPr>
+          <w:p>
+            <w:r>
+              <w:rPr>
+                <w:rFonts w:ascii="Arial" w:eastAsia="Arial" w:hAnsi="Arial" w:cs="Arial"/>
+                <w:sz w:val="16"/>
+                <w:szCs w:val="16"/>
+              </w:rPr>
+              <w:t>Classifying Human vs. AI Text with Machine Learning and Explainable Transformer Models</w:t>
+            </w:r>
+          </w:p>
+        </w:tc>
+        <w:tc>
+          <w:tcPr>
+            <w:tcW w:w="609" w:type="pct"/>
+            <w:tcBorders>
+              <w:top w:val="single" w:sz="4" w:space="0" w:color="2E75B6"/>
+              <w:left w:val="single" w:sz="4" w:space="0" w:color="2E75B6"/>
+              <w:bottom w:val="single" w:sz="4" w:space="0" w:color="2E75B6"/>
+              <w:right w:val="single" w:sz="4" w:space="0" w:color="2E75B6"/>
+            </w:tcBorders>
+            <w:shd w:val="clear" w:color="auto" w:fill="EBF3FB"/>
+            <w:tcMar>
+              <w:top w:w="80" w:type="dxa"/>
+              <w:left w:w="120" w:type="dxa"/>
+              <w:bottom w:w="80" w:type="dxa"/>
+              <w:right w:w="120" w:type="dxa"/>
+            </w:tcMar>
+          </w:tcPr>
+          <w:p>
+            <w:r>
+              <w:rPr>
+                <w:rFonts w:ascii="Arial" w:eastAsia="Arial" w:hAnsi="Arial" w:cs="Arial"/>
+                <w:sz w:val="16"/>
+                <w:szCs w:val="16"/>
+              </w:rPr>
+              <w:t>Transformer-based + Traditional ML</w:t>
+            </w:r>
+          </w:p>
+        </w:tc>
+        <w:tc>
+          <w:tcPr>
+            <w:tcW w:w="610" w:type="pct"/>
+            <w:tcBorders>
+              <w:top w:val="single" w:sz="4" w:space="0" w:color="2E75B6"/>
+              <w:left w:val="single" w:sz="4" w:space="0" w:color="2E75B6"/>
+              <w:bottom w:val="single" w:sz="4" w:space="0" w:color="2E75B6"/>
+              <w:right w:val="single" w:sz="4" w:space="0" w:color="2E75B6"/>
+            </w:tcBorders>
+            <w:shd w:val="clear" w:color="auto" w:fill="EBF3FB"/>
+            <w:tcMar>
+              <w:top w:w="80" w:type="dxa"/>
+              <w:left w:w="120" w:type="dxa"/>
+              <w:bottom w:w="80" w:type="dxa"/>
+              <w:right w:w="120" w:type="dxa"/>
+            </w:tcMar>
+          </w:tcPr>
+          <w:p>
+            <w:r>
+              <w:rPr>
+                <w:rFonts w:ascii="Arial" w:eastAsia="Arial" w:hAnsi="Arial" w:cs="Arial"/>
+                <w:sz w:val="16"/>
+                <w:szCs w:val="16"/>
+              </w:rPr>
+              <w:t>Mixed human and AI-generated text corpus</w:t>
+            </w:r>
+          </w:p>
+        </w:tc>
+        <w:tc>
+          <w:tcPr>
+            <w:tcW w:w="499" w:type="pct"/>
+            <w:tcBorders>
+              <w:top w:val="single" w:sz="4" w:space="0" w:color="2E75B6"/>
+              <w:left w:val="single" w:sz="4" w:space="0" w:color="2E75B6"/>
+              <w:bottom w:val="single" w:sz="4" w:space="0" w:color="2E75B6"/>
+              <w:right w:val="single" w:sz="4" w:space="0" w:color="2E75B6"/>
+            </w:tcBorders>
+            <w:shd w:val="clear" w:color="auto" w:fill="EBF3FB"/>
+            <w:tcMar>
+              <w:top w:w="80" w:type="dxa"/>
+              <w:left w:w="120" w:type="dxa"/>
+              <w:bottom w:w="80" w:type="dxa"/>
+              <w:right w:w="120" w:type="dxa"/>
+            </w:tcMar>
+          </w:tcPr>
+          <w:p>
+            <w:r>
+              <w:rPr>
+                <w:rFonts w:ascii="Arial" w:eastAsia="Arial" w:hAnsi="Arial" w:cs="Arial"/>
+                <w:sz w:val="16"/>
+                <w:szCs w:val="16"/>
+              </w:rPr>
+              <w:t>LIME, SHAP</w:t>
+            </w:r>
+          </w:p>
+        </w:tc>
+        <w:tc>
+          <w:tcPr>
+            <w:tcW w:w="1146" w:type="pct"/>
+            <w:tcBorders>
+              <w:top w:val="single" w:sz="4" w:space="0" w:color="2E75B6"/>
+              <w:left w:val="single" w:sz="4" w:space="0" w:color="2E75B6"/>
+              <w:bottom w:val="single" w:sz="4" w:space="0" w:color="2E75B6"/>
+              <w:right w:val="single" w:sz="4" w:space="0" w:color="2E75B6"/>
+            </w:tcBorders>
+            <w:shd w:val="clear" w:color="auto" w:fill="EBF3FB"/>
+            <w:tcMar>
+              <w:top w:w="80" w:type="dxa"/>
+              <w:left w:w="120" w:type="dxa"/>
+              <w:bottom w:w="80" w:type="dxa"/>
+              <w:right w:w="120" w:type="dxa"/>
+            </w:tcMar>
+          </w:tcPr>
+          <w:p>
+            <w:r>
+              <w:rPr>
+                <w:rFonts w:ascii="Arial" w:eastAsia="Arial" w:hAnsi="Arial" w:cs="Arial"/>
+                <w:sz w:val="16"/>
+                <w:szCs w:val="16"/>
+              </w:rPr>
+              <w:t>Demonstrated that explainability techniques can visualize feature importance and token-level contributions. Showed how LIME and SHAP demystify opaque model decisions in AI text classification.</w:t>
+            </w:r>
+          </w:p>
+        </w:tc>
+        <w:tc>
+          <w:tcPr>
+            <w:tcW w:w="805" w:type="pct"/>
+            <w:tcBorders>
+              <w:top w:val="single" w:sz="4" w:space="0" w:color="2E75B6"/>
+              <w:left w:val="single" w:sz="4" w:space="0" w:color="2E75B6"/>
+              <w:bottom w:val="single" w:sz="4" w:space="0" w:color="2E75B6"/>
+              <w:right w:val="single" w:sz="4" w:space="0" w:color="2E75B6"/>
+            </w:tcBorders>
+            <w:shd w:val="clear" w:color="auto" w:fill="EBF3FB"/>
+            <w:tcMar>
+              <w:top w:w="80" w:type="dxa"/>
+              <w:left w:w="120" w:type="dxa"/>
+              <w:bottom w:w="80" w:type="dxa"/>
+              <w:right w:w="120" w:type="dxa"/>
+            </w:tcMar>
+          </w:tcPr>
+          <w:p>
+            <w:r>
+              <w:rPr>
+                <w:rFonts w:ascii="Arial" w:eastAsia="Arial" w:hAnsi="Arial" w:cs="Arial"/>
+                <w:sz w:val="16"/>
+                <w:szCs w:val="16"/>
+              </w:rPr>
+              <w:t>Dataset scope may limit cross-domain generalizability.</w:t>
+            </w:r>
+          </w:p>
+        </w:tc>
+      </w:tr>
+      <w:tr>
+        <w:tblPrEx>
+          <w:tblCellMar>
+            <w:top w:w="0" w:type="dxa"/>
+            <w:bottom w:w="0" w:type="dxa"/>
+          </w:tblCellMar>
+        </w:tblPrEx>
+        <w:tc>
+          <w:tcPr>
+            <w:tcW w:w="530" w:type="pct"/>
+            <w:tcBorders>
+              <w:top w:val="single" w:sz="4" w:space="0" w:color="2E75B6"/>
+              <w:left w:val="single" w:sz="4" w:space="0" w:color="2E75B6"/>
+              <w:bottom w:val="single" w:sz="4" w:space="0" w:color="2E75B6"/>
+              <w:right w:val="single" w:sz="4" w:space="0" w:color="2E75B6"/>
+            </w:tcBorders>
+            <w:shd w:val="clear" w:color="auto" w:fill="FFFFFF"/>
+            <w:tcMar>
+              <w:top w:w="80" w:type="dxa"/>
+              <w:left w:w="120" w:type="dxa"/>
+              <w:bottom w:w="80" w:type="dxa"/>
+              <w:right w:w="120" w:type="dxa"/>
+            </w:tcMar>
+          </w:tcPr>
+          <w:p>
+            <w:proofErr w:type="spellStart"/>
+            <w:r>
+              <w:rPr>
+                <w:rFonts w:ascii="Arial" w:eastAsia="Arial" w:hAnsi="Arial" w:cs="Arial"/>
+                <w:sz w:val="16"/>
+                <w:szCs w:val="16"/>
+              </w:rPr>
+              <w:lastRenderedPageBreak/>
+              <w:t>Baharifar</w:t>
+            </w:r>
+            <w:proofErr w:type="spellEnd"/>
+            <w:r>
+              <w:rPr>
+                <w:rFonts w:ascii="Arial" w:eastAsia="Arial" w:hAnsi="Arial" w:cs="Arial"/>
+                <w:sz w:val="16"/>
+                <w:szCs w:val="16"/>
+              </w:rPr>
+              <w:t xml:space="preserve"> et al. (2025)</w:t>
+            </w:r>
+          </w:p>
+        </w:tc>
+        <w:tc>
+          <w:tcPr>
+            <w:tcW w:w="802" w:type="pct"/>
+            <w:tcBorders>
+              <w:top w:val="single" w:sz="4" w:space="0" w:color="2E75B6"/>
+              <w:left w:val="single" w:sz="4" w:space="0" w:color="2E75B6"/>
+              <w:bottom w:val="single" w:sz="4" w:space="0" w:color="2E75B6"/>
+              <w:right w:val="single" w:sz="4" w:space="0" w:color="2E75B6"/>
+            </w:tcBorders>
+            <w:shd w:val="clear" w:color="auto" w:fill="FFFFFF"/>
+            <w:tcMar>
+              <w:top w:w="80" w:type="dxa"/>
+              <w:left w:w="120" w:type="dxa"/>
+              <w:bottom w:w="80" w:type="dxa"/>
+              <w:right w:w="120" w:type="dxa"/>
+            </w:tcMar>
+          </w:tcPr>
+          <w:p>
+            <w:r>
+              <w:rPr>
+                <w:rFonts w:ascii="Arial" w:eastAsia="Arial" w:hAnsi="Arial" w:cs="Arial"/>
+                <w:sz w:val="16"/>
+                <w:szCs w:val="16"/>
+              </w:rPr>
+              <w:t>Interpretable AI for Classifying Human- and LLM-Generated Medical Misinformation with Multi-Modal Features</w:t>
+            </w:r>
+          </w:p>
+        </w:tc>
+        <w:tc>
+          <w:tcPr>
+            <w:tcW w:w="609" w:type="pct"/>
+            <w:tcBorders>
+              <w:top w:val="single" w:sz="4" w:space="0" w:color="2E75B6"/>
+              <w:left w:val="single" w:sz="4" w:space="0" w:color="2E75B6"/>
+              <w:bottom w:val="single" w:sz="4" w:space="0" w:color="2E75B6"/>
+              <w:right w:val="single" w:sz="4" w:space="0" w:color="2E75B6"/>
+            </w:tcBorders>
+            <w:shd w:val="clear" w:color="auto" w:fill="FFFFFF"/>
+            <w:tcMar>
+              <w:top w:w="80" w:type="dxa"/>
+              <w:left w:w="120" w:type="dxa"/>
+              <w:bottom w:w="80" w:type="dxa"/>
+              <w:right w:w="120" w:type="dxa"/>
+            </w:tcMar>
+          </w:tcPr>
+          <w:p>
+            <w:r>
+              <w:rPr>
+                <w:rFonts w:ascii="Arial" w:eastAsia="Arial" w:hAnsi="Arial" w:cs="Arial"/>
+                <w:sz w:val="16"/>
+                <w:szCs w:val="16"/>
+              </w:rPr>
+              <w:t>Multi-modal ML (text + other features)</w:t>
+            </w:r>
+          </w:p>
+        </w:tc>
+        <w:tc>
+          <w:tcPr>
+            <w:tcW w:w="610" w:type="pct"/>
+            <w:tcBorders>
+              <w:top w:val="single" w:sz="4" w:space="0" w:color="2E75B6"/>
+              <w:left w:val="single" w:sz="4" w:space="0" w:color="2E75B6"/>
+              <w:bottom w:val="single" w:sz="4" w:space="0" w:color="2E75B6"/>
+              <w:right w:val="single" w:sz="4" w:space="0" w:color="2E75B6"/>
+            </w:tcBorders>
+            <w:shd w:val="clear" w:color="auto" w:fill="FFFFFF"/>
+            <w:tcMar>
+              <w:top w:w="80" w:type="dxa"/>
+              <w:left w:w="120" w:type="dxa"/>
+              <w:bottom w:w="80" w:type="dxa"/>
+              <w:right w:w="120" w:type="dxa"/>
+            </w:tcMar>
+          </w:tcPr>
+          <w:p>
+            <w:r>
+              <w:rPr>
+                <w:rFonts w:ascii="Arial" w:eastAsia="Arial" w:hAnsi="Arial" w:cs="Arial"/>
+                <w:sz w:val="16"/>
+                <w:szCs w:val="16"/>
+              </w:rPr>
+              <w:t>Medical misinformation dataset</w:t>
+            </w:r>
+          </w:p>
+        </w:tc>
+        <w:tc>
+          <w:tcPr>
+            <w:tcW w:w="499" w:type="pct"/>
+            <w:tcBorders>
+              <w:top w:val="single" w:sz="4" w:space="0" w:color="2E75B6"/>
+              <w:left w:val="single" w:sz="4" w:space="0" w:color="2E75B6"/>
+              <w:bottom w:val="single" w:sz="4" w:space="0" w:color="2E75B6"/>
+              <w:right w:val="single" w:sz="4" w:space="0" w:color="2E75B6"/>
+            </w:tcBorders>
+            <w:shd w:val="clear" w:color="auto" w:fill="FFFFFF"/>
+            <w:tcMar>
+              <w:top w:w="80" w:type="dxa"/>
+              <w:left w:w="120" w:type="dxa"/>
+              <w:bottom w:w="80" w:type="dxa"/>
+              <w:right w:w="120" w:type="dxa"/>
+            </w:tcMar>
+          </w:tcPr>
+          <w:p>
+            <w:r>
+              <w:rPr>
+                <w:rFonts w:ascii="Arial" w:eastAsia="Arial" w:hAnsi="Arial" w:cs="Arial"/>
+                <w:sz w:val="16"/>
+                <w:szCs w:val="16"/>
+              </w:rPr>
+              <w:t>Interpretable AI / Feature attribution</w:t>
+            </w:r>
+          </w:p>
+        </w:tc>
+        <w:tc>
+          <w:tcPr>
+            <w:tcW w:w="1146" w:type="pct"/>
+            <w:tcBorders>
+              <w:top w:val="single" w:sz="4" w:space="0" w:color="2E75B6"/>
+              <w:left w:val="single" w:sz="4" w:space="0" w:color="2E75B6"/>
+              <w:bottom w:val="single" w:sz="4" w:space="0" w:color="2E75B6"/>
+              <w:right w:val="single" w:sz="4" w:space="0" w:color="2E75B6"/>
+            </w:tcBorders>
+            <w:shd w:val="clear" w:color="auto" w:fill="FFFFFF"/>
+            <w:tcMar>
+              <w:top w:w="80" w:type="dxa"/>
+              <w:left w:w="120" w:type="dxa"/>
+              <w:bottom w:w="80" w:type="dxa"/>
+              <w:right w:w="120" w:type="dxa"/>
+            </w:tcMar>
+          </w:tcPr>
+          <w:p>
+            <w:r>
+              <w:rPr>
+                <w:rFonts w:ascii="Arial" w:eastAsia="Arial" w:hAnsi="Arial" w:cs="Arial"/>
+                <w:sz w:val="16"/>
+                <w:szCs w:val="16"/>
+              </w:rPr>
+              <w:t>Applied interpretable AI for domain-specific (medical) detection of LLM-generated misinformation. Multi-modal features improved accuracy while explainability increased stakeholder trust.</w:t>
+            </w:r>
+          </w:p>
+        </w:tc>
+        <w:tc>
+          <w:tcPr>
+            <w:tcW w:w="805" w:type="pct"/>
+            <w:tcBorders>
+              <w:top w:val="single" w:sz="4" w:space="0" w:color="2E75B6"/>
+              <w:left w:val="single" w:sz="4" w:space="0" w:color="2E75B6"/>
+              <w:bottom w:val="single" w:sz="4" w:space="0" w:color="2E75B6"/>
+              <w:right w:val="single" w:sz="4" w:space="0" w:color="2E75B6"/>
+            </w:tcBorders>
+            <w:shd w:val="clear" w:color="auto" w:fill="FFFFFF"/>
+            <w:tcMar>
+              <w:top w:w="80" w:type="dxa"/>
+              <w:left w:w="120" w:type="dxa"/>
+              <w:bottom w:w="80" w:type="dxa"/>
+              <w:right w:w="120" w:type="dxa"/>
+            </w:tcMar>
+          </w:tcPr>
+          <w:p>
+            <w:r>
+              <w:rPr>
+                <w:rFonts w:ascii="Arial" w:eastAsia="Arial" w:hAnsi="Arial" w:cs="Arial"/>
+                <w:sz w:val="16"/>
+                <w:szCs w:val="16"/>
+              </w:rPr>
+              <w:t>Domain-specific; limited generalizability to non-medical content.</w:t>
+            </w:r>
+          </w:p>
+        </w:tc>
+      </w:tr>
+      <w:tr>
+        <w:tblPrEx>
+          <w:tblCellMar>
+            <w:top w:w="0" w:type="dxa"/>
+            <w:bottom w:w="0" w:type="dxa"/>
+          </w:tblCellMar>
+        </w:tblPrEx>
+        <w:tc>
+          <w:tcPr>
+            <w:tcW w:w="530" w:type="pct"/>
+            <w:tcBorders>
+              <w:top w:val="single" w:sz="4" w:space="0" w:color="2E75B6"/>
+              <w:left w:val="single" w:sz="4" w:space="0" w:color="2E75B6"/>
+              <w:bottom w:val="single" w:sz="4" w:space="0" w:color="2E75B6"/>
+              <w:right w:val="single" w:sz="4" w:space="0" w:color="2E75B6"/>
+            </w:tcBorders>
+            <w:shd w:val="clear" w:color="auto" w:fill="EBF3FB"/>
+            <w:tcMar>
+              <w:top w:w="80" w:type="dxa"/>
+              <w:left w:w="120" w:type="dxa"/>
+              <w:bottom w:w="80" w:type="dxa"/>
+              <w:right w:w="120" w:type="dxa"/>
+            </w:tcMar>
+          </w:tcPr>
+          <w:p>
+            <w:r>
+              <w:rPr>
+                <w:rFonts w:ascii="Arial" w:eastAsia="Arial" w:hAnsi="Arial" w:cs="Arial"/>
+                <w:sz w:val="16"/>
+                <w:szCs w:val="16"/>
+              </w:rPr>
+              <w:t>Iqbal &amp; Kashem (2025)</w:t>
+            </w:r>
+          </w:p>
+        </w:tc>
+        <w:tc>
+          <w:tcPr>
+            <w:tcW w:w="802" w:type="pct"/>
+            <w:tcBorders>
+              <w:top w:val="single" w:sz="4" w:space="0" w:color="2E75B6"/>
+              <w:left w:val="single" w:sz="4" w:space="0" w:color="2E75B6"/>
+              <w:bottom w:val="single" w:sz="4" w:space="0" w:color="2E75B6"/>
+              <w:right w:val="single" w:sz="4" w:space="0" w:color="2E75B6"/>
+            </w:tcBorders>
+            <w:shd w:val="clear" w:color="auto" w:fill="EBF3FB"/>
+            <w:tcMar>
+              <w:top w:w="80" w:type="dxa"/>
+              <w:left w:w="120" w:type="dxa"/>
+              <w:bottom w:w="80" w:type="dxa"/>
+              <w:right w:w="120" w:type="dxa"/>
+            </w:tcMar>
+          </w:tcPr>
+          <w:p>
+            <w:r>
+              <w:rPr>
+                <w:rFonts w:ascii="Arial" w:eastAsia="Arial" w:hAnsi="Arial" w:cs="Arial"/>
+                <w:sz w:val="16"/>
+                <w:szCs w:val="16"/>
+              </w:rPr>
+              <w:t>A Machine Learning Framework for Identifying Sources of AI-Generated Text</w:t>
+            </w:r>
+          </w:p>
+        </w:tc>
+        <w:tc>
+          <w:tcPr>
+            <w:tcW w:w="609" w:type="pct"/>
+            <w:tcBorders>
+              <w:top w:val="single" w:sz="4" w:space="0" w:color="2E75B6"/>
+              <w:left w:val="single" w:sz="4" w:space="0" w:color="2E75B6"/>
+              <w:bottom w:val="single" w:sz="4" w:space="0" w:color="2E75B6"/>
+              <w:right w:val="single" w:sz="4" w:space="0" w:color="2E75B6"/>
+            </w:tcBorders>
+            <w:shd w:val="clear" w:color="auto" w:fill="EBF3FB"/>
+            <w:tcMar>
+              <w:top w:w="80" w:type="dxa"/>
+              <w:left w:w="120" w:type="dxa"/>
+              <w:bottom w:w="80" w:type="dxa"/>
+              <w:right w:w="120" w:type="dxa"/>
+            </w:tcMar>
+          </w:tcPr>
+          <w:p>
+            <w:r>
+              <w:rPr>
+                <w:rFonts w:ascii="Arial" w:eastAsia="Arial" w:hAnsi="Arial" w:cs="Arial"/>
+                <w:sz w:val="16"/>
+                <w:szCs w:val="16"/>
+              </w:rPr>
+              <w:t>Ensemble ML</w:t>
+            </w:r>
+          </w:p>
+        </w:tc>
+        <w:tc>
+          <w:tcPr>
+            <w:tcW w:w="610" w:type="pct"/>
+            <w:tcBorders>
+              <w:top w:val="single" w:sz="4" w:space="0" w:color="2E75B6"/>
+              <w:left w:val="single" w:sz="4" w:space="0" w:color="2E75B6"/>
+              <w:bottom w:val="single" w:sz="4" w:space="0" w:color="2E75B6"/>
+              <w:right w:val="single" w:sz="4" w:space="0" w:color="2E75B6"/>
+            </w:tcBorders>
+            <w:shd w:val="clear" w:color="auto" w:fill="EBF3FB"/>
+            <w:tcMar>
+              <w:top w:w="80" w:type="dxa"/>
+              <w:left w:w="120" w:type="dxa"/>
+              <w:bottom w:w="80" w:type="dxa"/>
+              <w:right w:w="120" w:type="dxa"/>
+            </w:tcMar>
+          </w:tcPr>
+          <w:p>
+            <w:r>
+              <w:rPr>
+                <w:rFonts w:ascii="Arial" w:eastAsia="Arial" w:hAnsi="Arial" w:cs="Arial"/>
+                <w:sz w:val="16"/>
+                <w:szCs w:val="16"/>
+              </w:rPr>
+              <w:t>Multi-source AI-generated and human-written text</w:t>
+            </w:r>
+          </w:p>
+        </w:tc>
+        <w:tc>
+          <w:tcPr>
+            <w:tcW w:w="499" w:type="pct"/>
+            <w:tcBorders>
+              <w:top w:val="single" w:sz="4" w:space="0" w:color="2E75B6"/>
+              <w:left w:val="single" w:sz="4" w:space="0" w:color="2E75B6"/>
+              <w:bottom w:val="single" w:sz="4" w:space="0" w:color="2E75B6"/>
+              <w:right w:val="single" w:sz="4" w:space="0" w:color="2E75B6"/>
+            </w:tcBorders>
+            <w:shd w:val="clear" w:color="auto" w:fill="EBF3FB"/>
+            <w:tcMar>
+              <w:top w:w="80" w:type="dxa"/>
+              <w:left w:w="120" w:type="dxa"/>
+              <w:bottom w:w="80" w:type="dxa"/>
+              <w:right w:w="120" w:type="dxa"/>
+            </w:tcMar>
+          </w:tcPr>
+          <w:p>
+            <w:r>
+              <w:rPr>
+                <w:rFonts w:ascii="Arial" w:eastAsia="Arial" w:hAnsi="Arial" w:cs="Arial"/>
+                <w:sz w:val="16"/>
+                <w:szCs w:val="16"/>
+              </w:rPr>
+              <w:t>Feature importance (ML-based)</w:t>
+            </w:r>
+          </w:p>
+        </w:tc>
+        <w:tc>
+          <w:tcPr>
+            <w:tcW w:w="1146" w:type="pct"/>
+            <w:tcBorders>
+              <w:top w:val="single" w:sz="4" w:space="0" w:color="2E75B6"/>
+              <w:left w:val="single" w:sz="4" w:space="0" w:color="2E75B6"/>
+              <w:bottom w:val="single" w:sz="4" w:space="0" w:color="2E75B6"/>
+              <w:right w:val="single" w:sz="4" w:space="0" w:color="2E75B6"/>
+            </w:tcBorders>
+            <w:shd w:val="clear" w:color="auto" w:fill="EBF3FB"/>
+            <w:tcMar>
+              <w:top w:w="80" w:type="dxa"/>
+              <w:left w:w="120" w:type="dxa"/>
+              <w:bottom w:w="80" w:type="dxa"/>
+              <w:right w:w="120" w:type="dxa"/>
+            </w:tcMar>
+          </w:tcPr>
+          <w:p>
+            <w:r>
+              <w:rPr>
+                <w:rFonts w:ascii="Arial" w:eastAsia="Arial" w:hAnsi="Arial" w:cs="Arial"/>
+                <w:sz w:val="16"/>
+                <w:szCs w:val="16"/>
+              </w:rPr>
+              <w:t>Proposed a framework capable of source attribution (identifying which LLM generated text) beyond binary classification. Demonstrated practical applicability across multiple LLM sources.</w:t>
+            </w:r>
+          </w:p>
+        </w:tc>
+        <w:tc>
+          <w:tcPr>
+            <w:tcW w:w="805" w:type="pct"/>
+            <w:tcBorders>
+              <w:top w:val="single" w:sz="4" w:space="0" w:color="2E75B6"/>
+              <w:left w:val="single" w:sz="4" w:space="0" w:color="2E75B6"/>
+              <w:bottom w:val="single" w:sz="4" w:space="0" w:color="2E75B6"/>
+              <w:right w:val="single" w:sz="4" w:space="0" w:color="2E75B6"/>
+            </w:tcBorders>
+            <w:shd w:val="clear" w:color="auto" w:fill="EBF3FB"/>
+            <w:tcMar>
+              <w:top w:w="80" w:type="dxa"/>
+              <w:left w:w="120" w:type="dxa"/>
+              <w:bottom w:w="80" w:type="dxa"/>
+              <w:right w:w="120" w:type="dxa"/>
+            </w:tcMar>
+          </w:tcPr>
+          <w:p>
+            <w:r>
+              <w:rPr>
+                <w:rFonts w:ascii="Arial" w:eastAsia="Arial" w:hAnsi="Arial" w:cs="Arial"/>
+                <w:sz w:val="16"/>
+                <w:szCs w:val="16"/>
+              </w:rPr>
+              <w:t>Scalability to newer LLMs not fully explored.</w:t>
+            </w:r>
+          </w:p>
+        </w:tc>
+      </w:tr>
+      <w:tr>
+        <w:tblPrEx>
+          <w:tblCellMar>
+            <w:top w:w="0" w:type="dxa"/>
+            <w:bottom w:w="0" w:type="dxa"/>
+          </w:tblCellMar>
+        </w:tblPrEx>
+        <w:tc>
+          <w:tcPr>
+            <w:tcW w:w="530" w:type="pct"/>
+            <w:tcBorders>
+              <w:top w:val="single" w:sz="4" w:space="0" w:color="2E75B6"/>
+              <w:left w:val="single" w:sz="4" w:space="0" w:color="2E75B6"/>
+              <w:bottom w:val="single" w:sz="4" w:space="0" w:color="2E75B6"/>
+              <w:right w:val="single" w:sz="4" w:space="0" w:color="2E75B6"/>
+            </w:tcBorders>
+            <w:shd w:val="clear" w:color="auto" w:fill="FFFFFF"/>
+            <w:tcMar>
+              <w:top w:w="80" w:type="dxa"/>
+              <w:left w:w="120" w:type="dxa"/>
+              <w:bottom w:w="80" w:type="dxa"/>
+              <w:right w:w="120" w:type="dxa"/>
+            </w:tcMar>
+          </w:tcPr>
+          <w:p>
+            <w:r>
+              <w:rPr>
+                <w:rFonts w:ascii="Arial" w:eastAsia="Arial" w:hAnsi="Arial" w:cs="Arial"/>
+                <w:sz w:val="16"/>
+                <w:szCs w:val="16"/>
+              </w:rPr>
+              <w:t>Mohammadi et al. (2025)</w:t>
+            </w:r>
+          </w:p>
+        </w:tc>
+        <w:tc>
+          <w:tcPr>
+            <w:tcW w:w="802" w:type="pct"/>
+            <w:tcBorders>
+              <w:top w:val="single" w:sz="4" w:space="0" w:color="2E75B6"/>
+              <w:left w:val="single" w:sz="4" w:space="0" w:color="2E75B6"/>
+              <w:bottom w:val="single" w:sz="4" w:space="0" w:color="2E75B6"/>
+              <w:right w:val="single" w:sz="4" w:space="0" w:color="2E75B6"/>
+            </w:tcBorders>
+            <w:shd w:val="clear" w:color="auto" w:fill="FFFFFF"/>
+            <w:tcMar>
+              <w:top w:w="80" w:type="dxa"/>
+              <w:left w:w="120" w:type="dxa"/>
+              <w:bottom w:w="80" w:type="dxa"/>
+              <w:right w:w="120" w:type="dxa"/>
+            </w:tcMar>
+          </w:tcPr>
+          <w:p>
+            <w:r>
+              <w:rPr>
+                <w:rFonts w:ascii="Arial" w:eastAsia="Arial" w:hAnsi="Arial" w:cs="Arial"/>
+                <w:sz w:val="16"/>
+                <w:szCs w:val="16"/>
+              </w:rPr>
+              <w:t>Explainability-Based Token Replacement on LLM-Generated Text</w:t>
+            </w:r>
+          </w:p>
+        </w:tc>
+        <w:tc>
+          <w:tcPr>
+            <w:tcW w:w="609" w:type="pct"/>
+            <w:tcBorders>
+              <w:top w:val="single" w:sz="4" w:space="0" w:color="2E75B6"/>
+              <w:left w:val="single" w:sz="4" w:space="0" w:color="2E75B6"/>
+              <w:bottom w:val="single" w:sz="4" w:space="0" w:color="2E75B6"/>
+              <w:right w:val="single" w:sz="4" w:space="0" w:color="2E75B6"/>
+            </w:tcBorders>
+            <w:shd w:val="clear" w:color="auto" w:fill="FFFFFF"/>
+            <w:tcMar>
+              <w:top w:w="80" w:type="dxa"/>
+              <w:left w:w="120" w:type="dxa"/>
+              <w:bottom w:w="80" w:type="dxa"/>
+              <w:right w:w="120" w:type="dxa"/>
+            </w:tcMar>
+          </w:tcPr>
+          <w:p>
+            <w:r>
+              <w:rPr>
+                <w:rFonts w:ascii="Arial" w:eastAsia="Arial" w:hAnsi="Arial" w:cs="Arial"/>
+                <w:sz w:val="16"/>
+                <w:szCs w:val="16"/>
+              </w:rPr>
+              <w:t>Transformer-based with adversarial analysis</w:t>
+            </w:r>
+          </w:p>
+        </w:tc>
+        <w:tc>
+          <w:tcPr>
+            <w:tcW w:w="610" w:type="pct"/>
+            <w:tcBorders>
+              <w:top w:val="single" w:sz="4" w:space="0" w:color="2E75B6"/>
+              <w:left w:val="single" w:sz="4" w:space="0" w:color="2E75B6"/>
+              <w:bottom w:val="single" w:sz="4" w:space="0" w:color="2E75B6"/>
+              <w:right w:val="single" w:sz="4" w:space="0" w:color="2E75B6"/>
+            </w:tcBorders>
+            <w:shd w:val="clear" w:color="auto" w:fill="FFFFFF"/>
+            <w:tcMar>
+              <w:top w:w="80" w:type="dxa"/>
+              <w:left w:w="120" w:type="dxa"/>
+              <w:bottom w:w="80" w:type="dxa"/>
+              <w:right w:w="120" w:type="dxa"/>
+            </w:tcMar>
+          </w:tcPr>
+          <w:p>
+            <w:r>
+              <w:rPr>
+                <w:rFonts w:ascii="Arial" w:eastAsia="Arial" w:hAnsi="Arial" w:cs="Arial"/>
+                <w:sz w:val="16"/>
+                <w:szCs w:val="16"/>
+              </w:rPr>
+              <w:t>LLM-generated text datasets</w:t>
+            </w:r>
+          </w:p>
+        </w:tc>
+        <w:tc>
+          <w:tcPr>
+            <w:tcW w:w="499" w:type="pct"/>
+            <w:tcBorders>
+              <w:top w:val="single" w:sz="4" w:space="0" w:color="2E75B6"/>
+              <w:left w:val="single" w:sz="4" w:space="0" w:color="2E75B6"/>
+              <w:bottom w:val="single" w:sz="4" w:space="0" w:color="2E75B6"/>
+              <w:right w:val="single" w:sz="4" w:space="0" w:color="2E75B6"/>
+            </w:tcBorders>
+            <w:shd w:val="clear" w:color="auto" w:fill="FFFFFF"/>
+            <w:tcMar>
+              <w:top w:w="80" w:type="dxa"/>
+              <w:left w:w="120" w:type="dxa"/>
+              <w:bottom w:w="80" w:type="dxa"/>
+              <w:right w:w="120" w:type="dxa"/>
+            </w:tcMar>
+          </w:tcPr>
+          <w:p>
+            <w:r>
+              <w:rPr>
+                <w:rFonts w:ascii="Arial" w:eastAsia="Arial" w:hAnsi="Arial" w:cs="Arial"/>
+                <w:sz w:val="16"/>
+                <w:szCs w:val="16"/>
+              </w:rPr>
+              <w:t>LIME, SHAP (token-level)</w:t>
+            </w:r>
+          </w:p>
+        </w:tc>
+        <w:tc>
+          <w:tcPr>
+            <w:tcW w:w="1146" w:type="pct"/>
+            <w:tcBorders>
+              <w:top w:val="single" w:sz="4" w:space="0" w:color="2E75B6"/>
+              <w:left w:val="single" w:sz="4" w:space="0" w:color="2E75B6"/>
+              <w:bottom w:val="single" w:sz="4" w:space="0" w:color="2E75B6"/>
+              <w:right w:val="single" w:sz="4" w:space="0" w:color="2E75B6"/>
+            </w:tcBorders>
+            <w:shd w:val="clear" w:color="auto" w:fill="FFFFFF"/>
+            <w:tcMar>
+              <w:top w:w="80" w:type="dxa"/>
+              <w:left w:w="120" w:type="dxa"/>
+              <w:bottom w:w="80" w:type="dxa"/>
+              <w:right w:w="120" w:type="dxa"/>
+            </w:tcMar>
+          </w:tcPr>
+          <w:p>
+            <w:r>
+              <w:rPr>
+                <w:rFonts w:ascii="Arial" w:eastAsia="Arial" w:hAnsi="Arial" w:cs="Arial"/>
+                <w:sz w:val="16"/>
+                <w:szCs w:val="16"/>
+              </w:rPr>
+              <w:t>Novel approach using XAI explanations to guide token replacement, demonstrating vulnerability of detectors to explainability-informed adversarial attacks.</w:t>
+            </w:r>
+          </w:p>
+        </w:tc>
+        <w:tc>
+          <w:tcPr>
+            <w:tcW w:w="805" w:type="pct"/>
+            <w:tcBorders>
+              <w:top w:val="single" w:sz="4" w:space="0" w:color="2E75B6"/>
+              <w:left w:val="single" w:sz="4" w:space="0" w:color="2E75B6"/>
+              <w:bottom w:val="single" w:sz="4" w:space="0" w:color="2E75B6"/>
+              <w:right w:val="single" w:sz="4" w:space="0" w:color="2E75B6"/>
+            </w:tcBorders>
+            <w:shd w:val="clear" w:color="auto" w:fill="FFFFFF"/>
+            <w:tcMar>
+              <w:top w:w="80" w:type="dxa"/>
+              <w:left w:w="120" w:type="dxa"/>
+              <w:bottom w:w="80" w:type="dxa"/>
+              <w:right w:w="120" w:type="dxa"/>
+            </w:tcMar>
+          </w:tcPr>
+          <w:p>
+            <w:r>
+              <w:rPr>
+                <w:rFonts w:ascii="Arial" w:eastAsia="Arial" w:hAnsi="Arial" w:cs="Arial"/>
+                <w:sz w:val="16"/>
+                <w:szCs w:val="16"/>
+              </w:rPr>
+              <w:t xml:space="preserve">Highlights a security gap; practical </w:t>
+            </w:r>
+            <w:proofErr w:type="spellStart"/>
+            <w:r>
+              <w:rPr>
+                <w:rFonts w:ascii="Arial" w:eastAsia="Arial" w:hAnsi="Arial" w:cs="Arial"/>
+                <w:sz w:val="16"/>
+                <w:szCs w:val="16"/>
+              </w:rPr>
+              <w:t>defence</w:t>
+            </w:r>
+            <w:proofErr w:type="spellEnd"/>
+            <w:r>
+              <w:rPr>
+                <w:rFonts w:ascii="Arial" w:eastAsia="Arial" w:hAnsi="Arial" w:cs="Arial"/>
+                <w:sz w:val="16"/>
+                <w:szCs w:val="16"/>
+              </w:rPr>
+              <w:t xml:space="preserve"> mechanisms not yet proposed.</w:t>
+            </w:r>
+          </w:p>
+        </w:tc>
+      </w:tr>
+      <w:tr>
+        <w:tblPrEx>
+          <w:tblCellMar>
+            <w:top w:w="0" w:type="dxa"/>
+            <w:bottom w:w="0" w:type="dxa"/>
+          </w:tblCellMar>
+        </w:tblPrEx>
+        <w:tc>
+          <w:tcPr>
+            <w:tcW w:w="530" w:type="pct"/>
+            <w:tcBorders>
+              <w:top w:val="single" w:sz="4" w:space="0" w:color="2E75B6"/>
+              <w:left w:val="single" w:sz="4" w:space="0" w:color="2E75B6"/>
+              <w:bottom w:val="single" w:sz="4" w:space="0" w:color="2E75B6"/>
+              <w:right w:val="single" w:sz="4" w:space="0" w:color="2E75B6"/>
+            </w:tcBorders>
+            <w:shd w:val="clear" w:color="auto" w:fill="EBF3FB"/>
+            <w:tcMar>
+              <w:top w:w="80" w:type="dxa"/>
+              <w:left w:w="120" w:type="dxa"/>
+              <w:bottom w:w="80" w:type="dxa"/>
+              <w:right w:w="120" w:type="dxa"/>
+            </w:tcMar>
+          </w:tcPr>
+          <w:p>
+            <w:r>
+              <w:rPr>
+                <w:rFonts w:ascii="Arial" w:eastAsia="Arial" w:hAnsi="Arial" w:cs="Arial"/>
+                <w:sz w:val="16"/>
+                <w:szCs w:val="16"/>
+              </w:rPr>
+              <w:t>Najjar et al. (2025)</w:t>
+            </w:r>
+          </w:p>
+        </w:tc>
+        <w:tc>
+          <w:tcPr>
+            <w:tcW w:w="802" w:type="pct"/>
+            <w:tcBorders>
+              <w:top w:val="single" w:sz="4" w:space="0" w:color="2E75B6"/>
+              <w:left w:val="single" w:sz="4" w:space="0" w:color="2E75B6"/>
+              <w:bottom w:val="single" w:sz="4" w:space="0" w:color="2E75B6"/>
+              <w:right w:val="single" w:sz="4" w:space="0" w:color="2E75B6"/>
+            </w:tcBorders>
+            <w:shd w:val="clear" w:color="auto" w:fill="EBF3FB"/>
+            <w:tcMar>
+              <w:top w:w="80" w:type="dxa"/>
+              <w:left w:w="120" w:type="dxa"/>
+              <w:bottom w:w="80" w:type="dxa"/>
+              <w:right w:w="120" w:type="dxa"/>
+            </w:tcMar>
+          </w:tcPr>
+          <w:p>
+            <w:r>
+              <w:rPr>
+                <w:rFonts w:ascii="Arial" w:eastAsia="Arial" w:hAnsi="Arial" w:cs="Arial"/>
+                <w:sz w:val="16"/>
+                <w:szCs w:val="16"/>
+              </w:rPr>
+              <w:t>Leveraging Explainable AI for LLM Text Attribution: Differentiating Human-Written and Multiple LLM-Generated Text</w:t>
+            </w:r>
+          </w:p>
+        </w:tc>
+        <w:tc>
+          <w:tcPr>
+            <w:tcW w:w="609" w:type="pct"/>
+            <w:tcBorders>
+              <w:top w:val="single" w:sz="4" w:space="0" w:color="2E75B6"/>
+              <w:left w:val="single" w:sz="4" w:space="0" w:color="2E75B6"/>
+              <w:bottom w:val="single" w:sz="4" w:space="0" w:color="2E75B6"/>
+              <w:right w:val="single" w:sz="4" w:space="0" w:color="2E75B6"/>
+            </w:tcBorders>
+            <w:shd w:val="clear" w:color="auto" w:fill="EBF3FB"/>
+            <w:tcMar>
+              <w:top w:w="80" w:type="dxa"/>
+              <w:left w:w="120" w:type="dxa"/>
+              <w:bottom w:w="80" w:type="dxa"/>
+              <w:right w:w="120" w:type="dxa"/>
+            </w:tcMar>
+          </w:tcPr>
+          <w:p>
+            <w:r>
+              <w:rPr>
+                <w:rFonts w:ascii="Arial" w:eastAsia="Arial" w:hAnsi="Arial" w:cs="Arial"/>
+                <w:sz w:val="16"/>
+                <w:szCs w:val="16"/>
+              </w:rPr>
+              <w:t>Multi-label classification (Transformers + Ensemble)</w:t>
+            </w:r>
+          </w:p>
+        </w:tc>
+        <w:tc>
+          <w:tcPr>
+            <w:tcW w:w="610" w:type="pct"/>
+            <w:tcBorders>
+              <w:top w:val="single" w:sz="4" w:space="0" w:color="2E75B6"/>
+              <w:left w:val="single" w:sz="4" w:space="0" w:color="2E75B6"/>
+              <w:bottom w:val="single" w:sz="4" w:space="0" w:color="2E75B6"/>
+              <w:right w:val="single" w:sz="4" w:space="0" w:color="2E75B6"/>
+            </w:tcBorders>
+            <w:shd w:val="clear" w:color="auto" w:fill="EBF3FB"/>
+            <w:tcMar>
+              <w:top w:w="80" w:type="dxa"/>
+              <w:left w:w="120" w:type="dxa"/>
+              <w:bottom w:w="80" w:type="dxa"/>
+              <w:right w:w="120" w:type="dxa"/>
+            </w:tcMar>
+          </w:tcPr>
+          <w:p>
+            <w:r>
+              <w:rPr>
+                <w:rFonts w:ascii="Arial" w:eastAsia="Arial" w:hAnsi="Arial" w:cs="Arial"/>
+                <w:sz w:val="16"/>
+                <w:szCs w:val="16"/>
+              </w:rPr>
+              <w:t>Texts from multiple LLMs (Llama, Bard/Gemini, Claude, GPT) and humans</w:t>
+            </w:r>
+          </w:p>
+        </w:tc>
+        <w:tc>
+          <w:tcPr>
+            <w:tcW w:w="499" w:type="pct"/>
+            <w:tcBorders>
+              <w:top w:val="single" w:sz="4" w:space="0" w:color="2E75B6"/>
+              <w:left w:val="single" w:sz="4" w:space="0" w:color="2E75B6"/>
+              <w:bottom w:val="single" w:sz="4" w:space="0" w:color="2E75B6"/>
+              <w:right w:val="single" w:sz="4" w:space="0" w:color="2E75B6"/>
+            </w:tcBorders>
+            <w:shd w:val="clear" w:color="auto" w:fill="EBF3FB"/>
+            <w:tcMar>
+              <w:top w:w="80" w:type="dxa"/>
+              <w:left w:w="120" w:type="dxa"/>
+              <w:bottom w:w="80" w:type="dxa"/>
+              <w:right w:w="120" w:type="dxa"/>
+            </w:tcMar>
+          </w:tcPr>
+          <w:p>
+            <w:r>
+              <w:rPr>
+                <w:rFonts w:ascii="Arial" w:eastAsia="Arial" w:hAnsi="Arial" w:cs="Arial"/>
+                <w:sz w:val="16"/>
+                <w:szCs w:val="16"/>
+              </w:rPr>
+              <w:t>XAI-based feature importance profiles</w:t>
+            </w:r>
+          </w:p>
+        </w:tc>
+        <w:tc>
+          <w:tcPr>
+            <w:tcW w:w="1146" w:type="pct"/>
+            <w:tcBorders>
+              <w:top w:val="single" w:sz="4" w:space="0" w:color="2E75B6"/>
+              <w:left w:val="single" w:sz="4" w:space="0" w:color="2E75B6"/>
+              <w:bottom w:val="single" w:sz="4" w:space="0" w:color="2E75B6"/>
+              <w:right w:val="single" w:sz="4" w:space="0" w:color="2E75B6"/>
+            </w:tcBorders>
+            <w:shd w:val="clear" w:color="auto" w:fill="EBF3FB"/>
+            <w:tcMar>
+              <w:top w:w="80" w:type="dxa"/>
+              <w:left w:w="120" w:type="dxa"/>
+              <w:bottom w:w="80" w:type="dxa"/>
+              <w:right w:w="120" w:type="dxa"/>
+            </w:tcMar>
+          </w:tcPr>
+          <w:p>
+            <w:r>
+              <w:rPr>
+                <w:rFonts w:ascii="Arial" w:eastAsia="Arial" w:hAnsi="Arial" w:cs="Arial"/>
+                <w:sz w:val="16"/>
+                <w:szCs w:val="16"/>
+              </w:rPr>
+              <w:t>XAI used to create distinct 'author profiles' for different LLMs. Feature importance patterns can differentiate between multiple AI sources, moving beyond binary to multi-label attribution.</w:t>
+            </w:r>
+          </w:p>
+        </w:tc>
+        <w:tc>
+          <w:tcPr>
+            <w:tcW w:w="805" w:type="pct"/>
+            <w:tcBorders>
+              <w:top w:val="single" w:sz="4" w:space="0" w:color="2E75B6"/>
+              <w:left w:val="single" w:sz="4" w:space="0" w:color="2E75B6"/>
+              <w:bottom w:val="single" w:sz="4" w:space="0" w:color="2E75B6"/>
+              <w:right w:val="single" w:sz="4" w:space="0" w:color="2E75B6"/>
+            </w:tcBorders>
+            <w:shd w:val="clear" w:color="auto" w:fill="EBF3FB"/>
+            <w:tcMar>
+              <w:top w:w="80" w:type="dxa"/>
+              <w:left w:w="120" w:type="dxa"/>
+              <w:bottom w:w="80" w:type="dxa"/>
+              <w:right w:w="120" w:type="dxa"/>
+            </w:tcMar>
+          </w:tcPr>
+          <w:p>
+            <w:r>
+              <w:rPr>
+                <w:rFonts w:ascii="Arial" w:eastAsia="Arial" w:hAnsi="Arial" w:cs="Arial"/>
+                <w:sz w:val="16"/>
+                <w:szCs w:val="16"/>
+              </w:rPr>
+              <w:t>May require frequent retraining as LLMs evolve.</w:t>
+            </w:r>
+          </w:p>
+        </w:tc>
+      </w:tr>
+      <w:tr>
+        <w:tblPrEx>
+          <w:tblCellMar>
+            <w:top w:w="0" w:type="dxa"/>
+            <w:bottom w:w="0" w:type="dxa"/>
+          </w:tblCellMar>
+        </w:tblPrEx>
+        <w:tc>
+          <w:tcPr>
+            <w:tcW w:w="530" w:type="pct"/>
+            <w:tcBorders>
+              <w:top w:val="single" w:sz="4" w:space="0" w:color="2E75B6"/>
+              <w:left w:val="single" w:sz="4" w:space="0" w:color="2E75B6"/>
+              <w:bottom w:val="single" w:sz="4" w:space="0" w:color="2E75B6"/>
+              <w:right w:val="single" w:sz="4" w:space="0" w:color="2E75B6"/>
+            </w:tcBorders>
+            <w:shd w:val="clear" w:color="auto" w:fill="FFFFFF"/>
+            <w:tcMar>
+              <w:top w:w="80" w:type="dxa"/>
+              <w:left w:w="120" w:type="dxa"/>
+              <w:bottom w:w="80" w:type="dxa"/>
+              <w:right w:w="120" w:type="dxa"/>
+            </w:tcMar>
+          </w:tcPr>
+          <w:p>
+            <w:proofErr w:type="spellStart"/>
+            <w:r>
+              <w:rPr>
+                <w:rFonts w:ascii="Arial" w:eastAsia="Arial" w:hAnsi="Arial" w:cs="Arial"/>
+                <w:sz w:val="16"/>
+                <w:szCs w:val="16"/>
+              </w:rPr>
+              <w:t>Przystalski</w:t>
+            </w:r>
+            <w:proofErr w:type="spellEnd"/>
+            <w:r>
+              <w:rPr>
+                <w:rFonts w:ascii="Arial" w:eastAsia="Arial" w:hAnsi="Arial" w:cs="Arial"/>
+                <w:sz w:val="16"/>
+                <w:szCs w:val="16"/>
+              </w:rPr>
+              <w:t xml:space="preserve"> et al. (2025)</w:t>
+            </w:r>
+          </w:p>
+        </w:tc>
+        <w:tc>
+          <w:tcPr>
+            <w:tcW w:w="802" w:type="pct"/>
+            <w:tcBorders>
+              <w:top w:val="single" w:sz="4" w:space="0" w:color="2E75B6"/>
+              <w:left w:val="single" w:sz="4" w:space="0" w:color="2E75B6"/>
+              <w:bottom w:val="single" w:sz="4" w:space="0" w:color="2E75B6"/>
+              <w:right w:val="single" w:sz="4" w:space="0" w:color="2E75B6"/>
+            </w:tcBorders>
+            <w:shd w:val="clear" w:color="auto" w:fill="FFFFFF"/>
+            <w:tcMar>
+              <w:top w:w="80" w:type="dxa"/>
+              <w:left w:w="120" w:type="dxa"/>
+              <w:bottom w:w="80" w:type="dxa"/>
+              <w:right w:w="120" w:type="dxa"/>
+            </w:tcMar>
+          </w:tcPr>
+          <w:p>
+            <w:r>
+              <w:rPr>
+                <w:rFonts w:ascii="Arial" w:eastAsia="Arial" w:hAnsi="Arial" w:cs="Arial"/>
+                <w:sz w:val="16"/>
+                <w:szCs w:val="16"/>
+              </w:rPr>
+              <w:t>Stylometry Recognizes Human and LLM-Generated Texts in Short Samples</w:t>
+            </w:r>
+          </w:p>
+        </w:tc>
+        <w:tc>
+          <w:tcPr>
+            <w:tcW w:w="609" w:type="pct"/>
+            <w:tcBorders>
+              <w:top w:val="single" w:sz="4" w:space="0" w:color="2E75B6"/>
+              <w:left w:val="single" w:sz="4" w:space="0" w:color="2E75B6"/>
+              <w:bottom w:val="single" w:sz="4" w:space="0" w:color="2E75B6"/>
+              <w:right w:val="single" w:sz="4" w:space="0" w:color="2E75B6"/>
+            </w:tcBorders>
+            <w:shd w:val="clear" w:color="auto" w:fill="FFFFFF"/>
+            <w:tcMar>
+              <w:top w:w="80" w:type="dxa"/>
+              <w:left w:w="120" w:type="dxa"/>
+              <w:bottom w:w="80" w:type="dxa"/>
+              <w:right w:w="120" w:type="dxa"/>
+            </w:tcMar>
+          </w:tcPr>
+          <w:p>
+            <w:r>
+              <w:rPr>
+                <w:rFonts w:ascii="Arial" w:eastAsia="Arial" w:hAnsi="Arial" w:cs="Arial"/>
+                <w:sz w:val="16"/>
+                <w:szCs w:val="16"/>
+              </w:rPr>
+              <w:t>Stylometry</w:t>
+            </w:r>
+          </w:p>
+        </w:tc>
+        <w:tc>
+          <w:tcPr>
+            <w:tcW w:w="610" w:type="pct"/>
+            <w:tcBorders>
+              <w:top w:val="single" w:sz="4" w:space="0" w:color="2E75B6"/>
+              <w:left w:val="single" w:sz="4" w:space="0" w:color="2E75B6"/>
+              <w:bottom w:val="single" w:sz="4" w:space="0" w:color="2E75B6"/>
+              <w:right w:val="single" w:sz="4" w:space="0" w:color="2E75B6"/>
+            </w:tcBorders>
+            <w:shd w:val="clear" w:color="auto" w:fill="FFFFFF"/>
+            <w:tcMar>
+              <w:top w:w="80" w:type="dxa"/>
+              <w:left w:w="120" w:type="dxa"/>
+              <w:bottom w:w="80" w:type="dxa"/>
+              <w:right w:w="120" w:type="dxa"/>
+            </w:tcMar>
+          </w:tcPr>
+          <w:p>
+            <w:r>
+              <w:rPr>
+                <w:rFonts w:ascii="Arial" w:eastAsia="Arial" w:hAnsi="Arial" w:cs="Arial"/>
+                <w:sz w:val="16"/>
+                <w:szCs w:val="16"/>
+              </w:rPr>
+              <w:t>Short-text samples from humans and LLMs</w:t>
+            </w:r>
+          </w:p>
+        </w:tc>
+        <w:tc>
+          <w:tcPr>
+            <w:tcW w:w="499" w:type="pct"/>
+            <w:tcBorders>
+              <w:top w:val="single" w:sz="4" w:space="0" w:color="2E75B6"/>
+              <w:left w:val="single" w:sz="4" w:space="0" w:color="2E75B6"/>
+              <w:bottom w:val="single" w:sz="4" w:space="0" w:color="2E75B6"/>
+              <w:right w:val="single" w:sz="4" w:space="0" w:color="2E75B6"/>
+            </w:tcBorders>
+            <w:shd w:val="clear" w:color="auto" w:fill="FFFFFF"/>
+            <w:tcMar>
+              <w:top w:w="80" w:type="dxa"/>
+              <w:left w:w="120" w:type="dxa"/>
+              <w:bottom w:w="80" w:type="dxa"/>
+              <w:right w:w="120" w:type="dxa"/>
+            </w:tcMar>
+          </w:tcPr>
+          <w:p>
+            <w:r>
+              <w:rPr>
+                <w:rFonts w:ascii="Arial" w:eastAsia="Arial" w:hAnsi="Arial" w:cs="Arial"/>
+                <w:sz w:val="16"/>
+                <w:szCs w:val="16"/>
+              </w:rPr>
+              <w:t>SHAP (feature attribution)</w:t>
+            </w:r>
+          </w:p>
+        </w:tc>
+        <w:tc>
+          <w:tcPr>
+            <w:tcW w:w="1146" w:type="pct"/>
+            <w:tcBorders>
+              <w:top w:val="single" w:sz="4" w:space="0" w:color="2E75B6"/>
+              <w:left w:val="single" w:sz="4" w:space="0" w:color="2E75B6"/>
+              <w:bottom w:val="single" w:sz="4" w:space="0" w:color="2E75B6"/>
+              <w:right w:val="single" w:sz="4" w:space="0" w:color="2E75B6"/>
+            </w:tcBorders>
+            <w:shd w:val="clear" w:color="auto" w:fill="FFFFFF"/>
+            <w:tcMar>
+              <w:top w:w="80" w:type="dxa"/>
+              <w:left w:w="120" w:type="dxa"/>
+              <w:bottom w:w="80" w:type="dxa"/>
+              <w:right w:w="120" w:type="dxa"/>
+            </w:tcMar>
+          </w:tcPr>
+          <w:p>
+            <w:r>
+              <w:rPr>
+                <w:rFonts w:ascii="Arial" w:eastAsia="Arial" w:hAnsi="Arial" w:cs="Arial"/>
+                <w:sz w:val="16"/>
+                <w:szCs w:val="16"/>
+              </w:rPr>
+              <w:t>Stylometry remains effective even in short-sample scenarios. SHAP revealed specific linguistic markers (grammatical standardization, word frequencies) that LLMs over-utilize as discriminative features.</w:t>
+            </w:r>
+          </w:p>
+        </w:tc>
+        <w:tc>
+          <w:tcPr>
+            <w:tcW w:w="805" w:type="pct"/>
+            <w:tcBorders>
+              <w:top w:val="single" w:sz="4" w:space="0" w:color="2E75B6"/>
+              <w:left w:val="single" w:sz="4" w:space="0" w:color="2E75B6"/>
+              <w:bottom w:val="single" w:sz="4" w:space="0" w:color="2E75B6"/>
+              <w:right w:val="single" w:sz="4" w:space="0" w:color="2E75B6"/>
+            </w:tcBorders>
+            <w:shd w:val="clear" w:color="auto" w:fill="FFFFFF"/>
+            <w:tcMar>
+              <w:top w:w="80" w:type="dxa"/>
+              <w:left w:w="120" w:type="dxa"/>
+              <w:bottom w:w="80" w:type="dxa"/>
+              <w:right w:w="120" w:type="dxa"/>
+            </w:tcMar>
+          </w:tcPr>
+          <w:p>
+            <w:r>
+              <w:rPr>
+                <w:rFonts w:ascii="Arial" w:eastAsia="Arial" w:hAnsi="Arial" w:cs="Arial"/>
+                <w:sz w:val="16"/>
+                <w:szCs w:val="16"/>
+              </w:rPr>
+              <w:t>Short-sample focus; less effective on longer, more varied text.</w:t>
+            </w:r>
+          </w:p>
+        </w:tc>
+      </w:tr>
+      <w:tr>
+        <w:tblPrEx>
+          <w:tblCellMar>
+            <w:top w:w="0" w:type="dxa"/>
+            <w:bottom w:w="0" w:type="dxa"/>
+          </w:tblCellMar>
+        </w:tblPrEx>
+        <w:tc>
+          <w:tcPr>
+            <w:tcW w:w="530" w:type="pct"/>
+            <w:tcBorders>
+              <w:top w:val="single" w:sz="4" w:space="0" w:color="2E75B6"/>
+              <w:left w:val="single" w:sz="4" w:space="0" w:color="2E75B6"/>
+              <w:bottom w:val="single" w:sz="4" w:space="0" w:color="2E75B6"/>
+              <w:right w:val="single" w:sz="4" w:space="0" w:color="2E75B6"/>
+            </w:tcBorders>
+            <w:shd w:val="clear" w:color="auto" w:fill="EBF3FB"/>
+            <w:tcMar>
+              <w:top w:w="80" w:type="dxa"/>
+              <w:left w:w="120" w:type="dxa"/>
+              <w:bottom w:w="80" w:type="dxa"/>
+              <w:right w:w="120" w:type="dxa"/>
+            </w:tcMar>
+          </w:tcPr>
+          <w:p>
+            <w:r>
+              <w:rPr>
+                <w:rFonts w:ascii="Arial" w:eastAsia="Arial" w:hAnsi="Arial" w:cs="Arial"/>
+                <w:sz w:val="16"/>
+                <w:szCs w:val="16"/>
+              </w:rPr>
+              <w:t>Zahraa J. Mohammed Ali et al. (2025)</w:t>
+            </w:r>
+          </w:p>
+        </w:tc>
+        <w:tc>
+          <w:tcPr>
+            <w:tcW w:w="802" w:type="pct"/>
+            <w:tcBorders>
+              <w:top w:val="single" w:sz="4" w:space="0" w:color="2E75B6"/>
+              <w:left w:val="single" w:sz="4" w:space="0" w:color="2E75B6"/>
+              <w:bottom w:val="single" w:sz="4" w:space="0" w:color="2E75B6"/>
+              <w:right w:val="single" w:sz="4" w:space="0" w:color="2E75B6"/>
+            </w:tcBorders>
+            <w:shd w:val="clear" w:color="auto" w:fill="EBF3FB"/>
+            <w:tcMar>
+              <w:top w:w="80" w:type="dxa"/>
+              <w:left w:w="120" w:type="dxa"/>
+              <w:bottom w:w="80" w:type="dxa"/>
+              <w:right w:w="120" w:type="dxa"/>
+            </w:tcMar>
+          </w:tcPr>
+          <w:p>
+            <w:r>
+              <w:rPr>
+                <w:rFonts w:ascii="Arial" w:eastAsia="Arial" w:hAnsi="Arial" w:cs="Arial"/>
+                <w:sz w:val="16"/>
+                <w:szCs w:val="16"/>
+              </w:rPr>
+              <w:t>Interpretable Multi-Label Classification of Human- and LLM-Generated Texts Using Transformer Embeddings and XAI</w:t>
+            </w:r>
+          </w:p>
+        </w:tc>
+        <w:tc>
+          <w:tcPr>
+            <w:tcW w:w="609" w:type="pct"/>
+            <w:tcBorders>
+              <w:top w:val="single" w:sz="4" w:space="0" w:color="2E75B6"/>
+              <w:left w:val="single" w:sz="4" w:space="0" w:color="2E75B6"/>
+              <w:bottom w:val="single" w:sz="4" w:space="0" w:color="2E75B6"/>
+              <w:right w:val="single" w:sz="4" w:space="0" w:color="2E75B6"/>
+            </w:tcBorders>
+            <w:shd w:val="clear" w:color="auto" w:fill="EBF3FB"/>
+            <w:tcMar>
+              <w:top w:w="80" w:type="dxa"/>
+              <w:left w:w="120" w:type="dxa"/>
+              <w:bottom w:w="80" w:type="dxa"/>
+              <w:right w:w="120" w:type="dxa"/>
+            </w:tcMar>
+          </w:tcPr>
+          <w:p>
+            <w:r>
+              <w:rPr>
+                <w:rFonts w:ascii="Arial" w:eastAsia="Arial" w:hAnsi="Arial" w:cs="Arial"/>
+                <w:sz w:val="16"/>
+                <w:szCs w:val="16"/>
+              </w:rPr>
+              <w:t>Transformer embeddings (multi-label classifier)</w:t>
+            </w:r>
+          </w:p>
+        </w:tc>
+        <w:tc>
+          <w:tcPr>
+            <w:tcW w:w="610" w:type="pct"/>
+            <w:tcBorders>
+              <w:top w:val="single" w:sz="4" w:space="0" w:color="2E75B6"/>
+              <w:left w:val="single" w:sz="4" w:space="0" w:color="2E75B6"/>
+              <w:bottom w:val="single" w:sz="4" w:space="0" w:color="2E75B6"/>
+              <w:right w:val="single" w:sz="4" w:space="0" w:color="2E75B6"/>
+            </w:tcBorders>
+            <w:shd w:val="clear" w:color="auto" w:fill="EBF3FB"/>
+            <w:tcMar>
+              <w:top w:w="80" w:type="dxa"/>
+              <w:left w:w="120" w:type="dxa"/>
+              <w:bottom w:w="80" w:type="dxa"/>
+              <w:right w:w="120" w:type="dxa"/>
+            </w:tcMar>
+          </w:tcPr>
+          <w:p>
+            <w:r>
+              <w:rPr>
+                <w:rFonts w:ascii="Arial" w:eastAsia="Arial" w:hAnsi="Arial" w:cs="Arial"/>
+                <w:sz w:val="16"/>
+                <w:szCs w:val="16"/>
+              </w:rPr>
+              <w:t>Multi-label human and LLM-generated text dataset</w:t>
+            </w:r>
+          </w:p>
+        </w:tc>
+        <w:tc>
+          <w:tcPr>
+            <w:tcW w:w="499" w:type="pct"/>
+            <w:tcBorders>
+              <w:top w:val="single" w:sz="4" w:space="0" w:color="2E75B6"/>
+              <w:left w:val="single" w:sz="4" w:space="0" w:color="2E75B6"/>
+              <w:bottom w:val="single" w:sz="4" w:space="0" w:color="2E75B6"/>
+              <w:right w:val="single" w:sz="4" w:space="0" w:color="2E75B6"/>
+            </w:tcBorders>
+            <w:shd w:val="clear" w:color="auto" w:fill="EBF3FB"/>
+            <w:tcMar>
+              <w:top w:w="80" w:type="dxa"/>
+              <w:left w:w="120" w:type="dxa"/>
+              <w:bottom w:w="80" w:type="dxa"/>
+              <w:right w:w="120" w:type="dxa"/>
+            </w:tcMar>
+          </w:tcPr>
+          <w:p>
+            <w:r>
+              <w:rPr>
+                <w:rFonts w:ascii="Arial" w:eastAsia="Arial" w:hAnsi="Arial" w:cs="Arial"/>
+                <w:sz w:val="16"/>
+                <w:szCs w:val="16"/>
+              </w:rPr>
+              <w:t>LIME, SHAP</w:t>
+            </w:r>
+          </w:p>
+        </w:tc>
+        <w:tc>
+          <w:tcPr>
+            <w:tcW w:w="1146" w:type="pct"/>
+            <w:tcBorders>
+              <w:top w:val="single" w:sz="4" w:space="0" w:color="2E75B6"/>
+              <w:left w:val="single" w:sz="4" w:space="0" w:color="2E75B6"/>
+              <w:bottom w:val="single" w:sz="4" w:space="0" w:color="2E75B6"/>
+              <w:right w:val="single" w:sz="4" w:space="0" w:color="2E75B6"/>
+            </w:tcBorders>
+            <w:shd w:val="clear" w:color="auto" w:fill="EBF3FB"/>
+            <w:tcMar>
+              <w:top w:w="80" w:type="dxa"/>
+              <w:left w:w="120" w:type="dxa"/>
+              <w:bottom w:w="80" w:type="dxa"/>
+              <w:right w:w="120" w:type="dxa"/>
+            </w:tcMar>
+          </w:tcPr>
+          <w:p>
+            <w:r>
+              <w:rPr>
+                <w:rFonts w:ascii="Arial" w:eastAsia="Arial" w:hAnsi="Arial" w:cs="Arial"/>
+                <w:sz w:val="16"/>
+                <w:szCs w:val="16"/>
+              </w:rPr>
+              <w:t>Extended detection to multi-label classification covering multiple LLMs. Transformer embeddings combined with LIME/SHAP provided granular interpretability, showing which textual features distinguish each LLM.</w:t>
+            </w:r>
+          </w:p>
+        </w:tc>
+        <w:tc>
+          <w:tcPr>
+            <w:tcW w:w="805" w:type="pct"/>
+            <w:tcBorders>
+              <w:top w:val="single" w:sz="4" w:space="0" w:color="2E75B6"/>
+              <w:left w:val="single" w:sz="4" w:space="0" w:color="2E75B6"/>
+              <w:bottom w:val="single" w:sz="4" w:space="0" w:color="2E75B6"/>
+              <w:right w:val="single" w:sz="4" w:space="0" w:color="2E75B6"/>
+            </w:tcBorders>
+            <w:shd w:val="clear" w:color="auto" w:fill="EBF3FB"/>
+            <w:tcMar>
+              <w:top w:w="80" w:type="dxa"/>
+              <w:left w:w="120" w:type="dxa"/>
+              <w:bottom w:w="80" w:type="dxa"/>
+              <w:right w:w="120" w:type="dxa"/>
+            </w:tcMar>
+          </w:tcPr>
+          <w:p>
+            <w:r>
+              <w:rPr>
+                <w:rFonts w:ascii="Arial" w:eastAsia="Arial" w:hAnsi="Arial" w:cs="Arial"/>
+                <w:sz w:val="16"/>
+                <w:szCs w:val="16"/>
+              </w:rPr>
+              <w:t>Computationally intensive; scalability may be a challenge.</w:t>
+            </w:r>
+          </w:p>
+        </w:tc>
+      </w:tr>
+    </w:tbl>
     <w:p>
       <w:pPr>
         <w:pStyle w:val="Heading1"/>
@@ -2030,170 +5042,14 @@
           <w:numId w:val="0"/>
         </w:numPr>
         <w:ind w:left="432" w:hanging="432"/>
-      </w:pPr>
-      <w:bookmarkStart w:id="12" w:name="problem-statement"/>
-      <w:bookmarkStart w:id="13" w:name="_Toc225182191"/>
-      <w:bookmarkStart w:id="14" w:name="_Toc225186520"/>
-      <w:bookmarkEnd w:id="6"/>
-      <w:r>
-        <w:lastRenderedPageBreak/>
-        <w:t>3</w:t>
-      </w:r>
-      <w:r>
-        <w:t>. Problem Statement</w:t>
-      </w:r>
-      <w:bookmarkEnd w:id="13"/>
-      <w:bookmarkEnd w:id="14"/>
-    </w:p>
-    <w:p>
-      <w:pPr>
-        <w:pStyle w:val="FirstParagraph"/>
-        <w:rPr>
-          <w:sz w:val="24"/>
-          <w:szCs w:val="24"/>
-        </w:rPr>
-      </w:pPr>
-      <w:r>
-        <w:rPr>
-          <w:sz w:val="24"/>
-          <w:szCs w:val="24"/>
-        </w:rPr>
-        <w:t xml:space="preserve">Current methodologies for detecting LLM-generated text suffer from two primary limitations. First, while transformer-based detectors (e.g., </w:t>
-      </w:r>
-      <w:proofErr w:type="spellStart"/>
-      <w:r>
-        <w:rPr>
-          <w:sz w:val="24"/>
-          <w:szCs w:val="24"/>
-        </w:rPr>
-        <w:t>RoBERTa</w:t>
-      </w:r>
-      <w:proofErr w:type="spellEnd"/>
-      <w:r>
-        <w:rPr>
-          <w:sz w:val="24"/>
-          <w:szCs w:val="24"/>
-        </w:rPr>
-        <w:t xml:space="preserve">, </w:t>
-      </w:r>
-      <w:proofErr w:type="spellStart"/>
-      <w:r>
-        <w:rPr>
-          <w:sz w:val="24"/>
-          <w:szCs w:val="24"/>
-        </w:rPr>
-        <w:t>DistilBERT</w:t>
-      </w:r>
-      <w:proofErr w:type="spellEnd"/>
-      <w:r>
-        <w:rPr>
-          <w:sz w:val="24"/>
-          <w:szCs w:val="24"/>
-        </w:rPr>
-        <w:t xml:space="preserve">) achieve state-of-the-art accuracy, their internal decision-making processes are opaque, making it difficult for end-users to trust or verify their outputs </w:t>
-      </w:r>
-      <w:r>
-        <w:rPr>
-          <w:sz w:val="24"/>
-          <w:szCs w:val="24"/>
-        </w:rPr>
-        <w:fldChar w:fldCharType="begin"/>
-      </w:r>
-      <w:r>
-        <w:rPr>
-          <w:sz w:val="24"/>
-          <w:szCs w:val="24"/>
-        </w:rPr>
-        <w:instrText xml:space="preserve"> ADDIN EN.CITE &lt;EndNote&gt;&lt;Cite&gt;&lt;Author&gt;Mitrovi&amp;apos;c&lt;/Author&gt;&lt;Year&gt;2023&lt;/Year&gt;&lt;RecNum&gt;4&lt;/RecNum&gt;&lt;DisplayText&gt;(Mitrovi&amp;apos;c et al., 2023)&lt;/DisplayText&gt;&lt;record&gt;&lt;rec-number&gt;4&lt;/rec-number&gt;&lt;foreign-keys&gt;&lt;key app="EN" db-id="p9vz2zfsl50z29ew9we5svwd9svw22tfxsvd" timestamp="1774205597"&gt;4&lt;/key&gt;&lt;/foreign-keys&gt;&lt;ref-type name="Journal Article"&gt;17&lt;/ref-type&gt;&lt;contributors&gt;&lt;authors&gt;&lt;author&gt;Mitrovi&amp;apos;c, Sandra&lt;/author&gt;&lt;author&gt;Andreoletti, Davide&lt;/author&gt;&lt;author&gt;Ayoub, Omran&lt;/author&gt;&lt;/authors&gt;&lt;/contributors&gt;&lt;titles&gt;&lt;title&gt;ChatGPT or Human? Detect and Explain. Explaining Decisions of Machine Learning Model for Detecting Short ChatGPT-generated Text&lt;/title&gt;&lt;secondary-title&gt;ArXiv&lt;/secondary-title&gt;&lt;/titles&gt;&lt;periodical&gt;&lt;full-title&gt;ArXiv&lt;/full-title&gt;&lt;/periodical&gt;&lt;volume&gt;abs/2301.13852&lt;/volume&gt;&lt;dates&gt;&lt;year&gt;2023&lt;/year&gt;&lt;/dates&gt;&lt;urls&gt;&lt;/urls&gt;&lt;electronic-resource-num&gt;10.48550/arXiv.2301.13852&lt;/electronic-resource-num&gt;&lt;/record&gt;&lt;/Cite&gt;&lt;/EndNote&gt;</w:instrText>
-      </w:r>
-      <w:r>
-        <w:rPr>
-          <w:sz w:val="24"/>
-          <w:szCs w:val="24"/>
-        </w:rPr>
-        <w:fldChar w:fldCharType="separate"/>
-      </w:r>
-      <w:r>
-        <w:rPr>
-          <w:noProof/>
-          <w:sz w:val="24"/>
-          <w:szCs w:val="24"/>
-        </w:rPr>
-        <w:t>(Mitrovi'c et al., 2023)</w:t>
-      </w:r>
-      <w:r>
-        <w:rPr>
-          <w:sz w:val="24"/>
-          <w:szCs w:val="24"/>
-        </w:rPr>
-        <w:fldChar w:fldCharType="end"/>
-      </w:r>
-      <w:r>
-        <w:rPr>
-          <w:sz w:val="24"/>
-          <w:szCs w:val="24"/>
-        </w:rPr>
-        <w:t xml:space="preserve">. Second, there is a lack of consensus on which linguistic features (e.g., perplexity, burstiness, stylistic markers) are most indicative of AI generation across different models and domains </w:t>
-      </w:r>
-      <w:r>
-        <w:rPr>
-          <w:sz w:val="24"/>
-          <w:szCs w:val="24"/>
-        </w:rPr>
-        <w:fldChar w:fldCharType="begin"/>
-      </w:r>
-      <w:r>
-        <w:rPr>
-          <w:sz w:val="24"/>
-          <w:szCs w:val="24"/>
-        </w:rPr>
-        <w:instrText xml:space="preserve"> ADDIN EN.CITE &lt;EndNote&gt;&lt;Cite&gt;&lt;Author&gt;McGovern&lt;/Author&gt;&lt;Year&gt;2024&lt;/Year&gt;&lt;RecNum&gt;11&lt;/RecNum&gt;&lt;DisplayText&gt;(McGovern et al., 2024; Przystalski et al., 2025)&lt;/DisplayText&gt;&lt;record&gt;&lt;rec-number&gt;11&lt;/rec-number&gt;&lt;foreign-keys&gt;&lt;key app="EN" db-id="p9vz2zfsl50z29ew9we5svwd9svw22tfxsvd" timestamp="1774242533"&gt;11&lt;/key&gt;&lt;/foreign-keys&gt;&lt;ref-type name="Journal Article"&gt;17&lt;/ref-type&gt;&lt;contributors&gt;&lt;authors&gt;&lt;author&gt;McGovern, Hope&lt;/author&gt;&lt;author&gt;Stureborg, Rickard&lt;/author&gt;&lt;author&gt;Suhara, Yoshi&lt;/author&gt;&lt;author&gt;Alikaniotis, Dimitris&lt;/author&gt;&lt;/authors&gt;&lt;/contributors&gt;&lt;titles&gt;&lt;title&gt;Your Large Language Models Are Leaving Fingerprints&lt;/title&gt;&lt;secondary-title&gt;ArXiv&lt;/secondary-title&gt;&lt;/titles&gt;&lt;periodical&gt;&lt;full-title&gt;ArXiv&lt;/full-title&gt;&lt;/periodical&gt;&lt;volume&gt;abs/2405.14057&lt;/volume&gt;&lt;dates&gt;&lt;year&gt;2024&lt;/year&gt;&lt;/dates&gt;&lt;urls&gt;&lt;/urls&gt;&lt;electronic-resource-num&gt;10.48550/arXiv.2405.14057&lt;/electronic-resource-num&gt;&lt;/record&gt;&lt;/Cite&gt;&lt;Cite&gt;&lt;Author&gt;Przystalski&lt;/Author&gt;&lt;Year&gt;2025&lt;/Year&gt;&lt;RecNum&gt;16&lt;/RecNum&gt;&lt;record&gt;&lt;rec-number&gt;16&lt;/rec-number&gt;&lt;foreign-keys&gt;&lt;key app="EN" db-id="p9vz2zfsl50z29ew9we5svwd9svw22tfxsvd" timestamp="1774244850"&gt;16&lt;/key&gt;&lt;/foreign-keys&gt;&lt;ref-type name="Journal Article"&gt;17&lt;/ref-type&gt;&lt;contributors&gt;&lt;authors&gt;&lt;author&gt;Przystalski, Karol&lt;/author&gt;&lt;author&gt;&lt;style face="normal" font="default" size="100%"&gt;Argasi&lt;/style&gt;&lt;style face="normal" font="default" charset="238" size="100%"&gt;ński, Jan K&lt;/style&gt;&lt;/author&gt;&lt;author&gt;&lt;style face="normal" font="default" charset="238" size="100%"&gt;Grabska-Gradzińska, Iwona&lt;/style&gt;&lt;/author&gt;&lt;author&gt;&lt;style face="normal" font="default" charset="238" size="100%"&gt;Ochab, Jeremi&lt;/style&gt;&lt;/author&gt;&lt;/authors&gt;&lt;/contributors&gt;&lt;titles&gt;&lt;title&gt;Stylometry recognizes human and LLM-generated texts in short samples&lt;/title&gt;&lt;secondary-title&gt;Expert Systems with Applications&lt;/secondary-title&gt;&lt;/titles&gt;&lt;periodical&gt;&lt;full-title&gt;Expert Systems with Applications&lt;/full-title&gt;&lt;/periodical&gt;&lt;pages&gt;129001&lt;/pages&gt;&lt;dates&gt;&lt;year&gt;2025&lt;/year&gt;&lt;/dates&gt;&lt;isbn&gt;0957-4174&lt;/isbn&gt;&lt;urls&gt;&lt;/urls&gt;&lt;electronic-resource-num&gt;10.48550/arXiv.2507.00838&lt;/electronic-resource-num&gt;&lt;/record&gt;&lt;/Cite&gt;&lt;/EndNote&gt;</w:instrText>
-      </w:r>
-      <w:r>
-        <w:rPr>
-          <w:sz w:val="24"/>
-          <w:szCs w:val="24"/>
-        </w:rPr>
-        <w:fldChar w:fldCharType="separate"/>
-      </w:r>
-      <w:r>
-        <w:rPr>
-          <w:noProof/>
-          <w:sz w:val="24"/>
-          <w:szCs w:val="24"/>
-        </w:rPr>
-        <w:t>(McGovern et al., 2024; Przystalski et al., 2025)</w:t>
-      </w:r>
-      <w:r>
-        <w:rPr>
-          <w:sz w:val="24"/>
-          <w:szCs w:val="24"/>
-        </w:rPr>
-        <w:fldChar w:fldCharType="end"/>
-      </w:r>
-      <w:r>
-        <w:rPr>
-          <w:sz w:val="24"/>
-          <w:szCs w:val="24"/>
-        </w:rPr>
-        <w:t>.</w:t>
-      </w:r>
-    </w:p>
-    <w:p>
-      <w:pPr>
-        <w:pStyle w:val="BodyText"/>
-        <w:rPr>
-          <w:sz w:val="24"/>
-          <w:szCs w:val="24"/>
-        </w:rPr>
-      </w:pPr>
-      <w:r>
-        <w:rPr>
-          <w:sz w:val="24"/>
-          <w:szCs w:val="24"/>
-        </w:rPr>
-        <w:t>Without adequate explainability, detection tools may be prone to biases or false positives, particularly when dealing with non-native English speakers or highly technical content. The absence of a unified framework that integrates high-performance detection with intuitive, human-understandable explanations hinders the deployment of these tools in sensitive environments. This research addresses this gap by proposing a review that evaluates how XAI can be integrated into the detection pipeline to provide both accuracy and interpretability.</w:t>
-      </w:r>
+        <w:sectPr>
+          <w:pgSz w:w="15840" w:h="12240" w:orient="landscape"/>
+          <w:pgMar w:top="1152" w:right="720" w:bottom="1152" w:left="1152" w:header="720" w:footer="720" w:gutter="0"/>
+          <w:cols w:space="720"/>
+          <w:titlePg/>
+          <w:docGrid w:linePitch="360"/>
+        </w:sectPr>
+      </w:pPr>
     </w:p>
     <w:p>
       <w:pPr>
@@ -2204,10 +5060,180 @@
         </w:numPr>
         <w:ind w:left="432" w:hanging="432"/>
       </w:pPr>
-      <w:bookmarkStart w:id="15" w:name="objectives"/>
+      <w:bookmarkStart w:id="15" w:name="_Toc225285691"/>
+      <w:r>
+        <w:lastRenderedPageBreak/>
+        <w:t>3</w:t>
+      </w:r>
+      <w:r>
+        <w:t>. Problem Statement</w:t>
+      </w:r>
+      <w:bookmarkEnd w:id="13"/>
+      <w:bookmarkEnd w:id="15"/>
+    </w:p>
+    <w:p>
+      <w:pPr>
+        <w:pStyle w:val="FirstParagraph"/>
+        <w:rPr>
+          <w:sz w:val="24"/>
+          <w:szCs w:val="24"/>
+        </w:rPr>
+      </w:pPr>
+      <w:r>
+        <w:rPr>
+          <w:sz w:val="24"/>
+          <w:szCs w:val="24"/>
+        </w:rPr>
+        <w:t xml:space="preserve">Current methodologies for detecting LLM-generated text suffer from two primary limitations. First, while transformer-based detectors (e.g., </w:t>
+      </w:r>
+      <w:proofErr w:type="spellStart"/>
+      <w:r>
+        <w:rPr>
+          <w:sz w:val="24"/>
+          <w:szCs w:val="24"/>
+        </w:rPr>
+        <w:t>RoBERTa</w:t>
+      </w:r>
+      <w:proofErr w:type="spellEnd"/>
+      <w:r>
+        <w:rPr>
+          <w:sz w:val="24"/>
+          <w:szCs w:val="24"/>
+        </w:rPr>
+        <w:t xml:space="preserve">, </w:t>
+      </w:r>
+      <w:proofErr w:type="spellStart"/>
+      <w:r>
+        <w:rPr>
+          <w:sz w:val="24"/>
+          <w:szCs w:val="24"/>
+        </w:rPr>
+        <w:t>DistilBERT</w:t>
+      </w:r>
+      <w:proofErr w:type="spellEnd"/>
+      <w:r>
+        <w:rPr>
+          <w:sz w:val="24"/>
+          <w:szCs w:val="24"/>
+        </w:rPr>
+        <w:t xml:space="preserve">) achieve state-of-the-art accuracy, their internal decision-making processes are opaque, making it difficult for end-users to trust or verify their outputs </w:t>
+      </w:r>
+      <w:r>
+        <w:rPr>
+          <w:sz w:val="24"/>
+          <w:szCs w:val="24"/>
+        </w:rPr>
+        <w:fldChar w:fldCharType="begin"/>
+      </w:r>
+      <w:r>
+        <w:rPr>
+          <w:sz w:val="24"/>
+          <w:szCs w:val="24"/>
+        </w:rPr>
+        <w:instrText xml:space="preserve"> ADDIN EN.CITE &lt;EndNote&gt;&lt;Cite&gt;&lt;Author&gt;Mitrovi&amp;apos;c&lt;/Author&gt;&lt;Year&gt;2023&lt;/Year&gt;&lt;RecNum&gt;4&lt;/RecNum&gt;&lt;DisplayText&gt;(Mitrovi&amp;apos;c et al., 2023)&lt;/DisplayText&gt;&lt;record&gt;&lt;rec-number&gt;4&lt;/rec-number&gt;&lt;foreign-keys&gt;&lt;key app="EN" db-id="p9vz2zfsl50z29ew9we5svwd9svw22tfxsvd" timestamp="1774205597"&gt;4&lt;/key&gt;&lt;/foreign-keys&gt;&lt;ref-type name="Journal Article"&gt;17&lt;/ref-type&gt;&lt;contributors&gt;&lt;authors&gt;&lt;author&gt;Mitrovi&amp;apos;c, Sandra&lt;/author&gt;&lt;author&gt;Andreoletti, Davide&lt;/author&gt;&lt;author&gt;Ayoub, Omran&lt;/author&gt;&lt;/authors&gt;&lt;/contributors&gt;&lt;titles&gt;&lt;title&gt;ChatGPT or Human? Detect and explain. Explaining decisions of machine learning model for detecting short chatgpt-generated text&lt;/title&gt;&lt;secondary-title&gt;ArXiv&lt;/secondary-title&gt;&lt;/titles&gt;&lt;periodical&gt;&lt;full-title&gt;ArXiv&lt;/full-title&gt;&lt;/periodical&gt;&lt;volume&gt;abs/2301.13852&lt;/volume&gt;&lt;dates&gt;&lt;year&gt;2023&lt;/year&gt;&lt;/dates&gt;&lt;urls&gt;&lt;/urls&gt;&lt;electronic-resource-num&gt;10.48550/arXiv.2301.13852&lt;/electronic-resource-num&gt;&lt;/record&gt;&lt;/Cite&gt;&lt;/EndNote&gt;</w:instrText>
+      </w:r>
+      <w:r>
+        <w:rPr>
+          <w:sz w:val="24"/>
+          <w:szCs w:val="24"/>
+        </w:rPr>
+        <w:fldChar w:fldCharType="separate"/>
+      </w:r>
+      <w:r>
+        <w:rPr>
+          <w:noProof/>
+          <w:sz w:val="24"/>
+          <w:szCs w:val="24"/>
+        </w:rPr>
+        <w:t>(Mitrovi'c et al., 2023)</w:t>
+      </w:r>
+      <w:r>
+        <w:rPr>
+          <w:sz w:val="24"/>
+          <w:szCs w:val="24"/>
+        </w:rPr>
+        <w:fldChar w:fldCharType="end"/>
+      </w:r>
+      <w:r>
+        <w:rPr>
+          <w:sz w:val="24"/>
+          <w:szCs w:val="24"/>
+        </w:rPr>
+        <w:t xml:space="preserve">. Second, there is a lack of consensus on which linguistic features (e.g., perplexity, burstiness, stylistic markers) are most indicative of AI generation across different models and domains </w:t>
+      </w:r>
+      <w:r>
+        <w:rPr>
+          <w:sz w:val="24"/>
+          <w:szCs w:val="24"/>
+        </w:rPr>
+        <w:fldChar w:fldCharType="begin"/>
+      </w:r>
+      <w:r>
+        <w:rPr>
+          <w:sz w:val="24"/>
+          <w:szCs w:val="24"/>
+        </w:rPr>
+        <w:instrText xml:space="preserve"> ADDIN EN.CITE &lt;EndNote&gt;&lt;Cite&gt;&lt;Author&gt;McGovern&lt;/Author&gt;&lt;Year&gt;2024&lt;/Year&gt;&lt;RecNum&gt;11&lt;/RecNum&gt;&lt;DisplayText&gt;(McGovern et al., 2024; Przystalski et al., 2025)&lt;/DisplayText&gt;&lt;record&gt;&lt;rec-number&gt;11&lt;/rec-number&gt;&lt;foreign-keys&gt;&lt;key app="EN" db-id="p9vz2zfsl50z29ew9we5svwd9svw22tfxsvd" timestamp="1774242533"&gt;11&lt;/key&gt;&lt;/foreign-keys&gt;&lt;ref-type name="Journal Article"&gt;17&lt;/ref-type&gt;&lt;contributors&gt;&lt;authors&gt;&lt;author&gt;McGovern, Hope&lt;/author&gt;&lt;author&gt;Stureborg, Rickard&lt;/author&gt;&lt;author&gt;Suhara, Yoshi&lt;/author&gt;&lt;author&gt;Alikaniotis, Dimitris&lt;/author&gt;&lt;/authors&gt;&lt;/contributors&gt;&lt;titles&gt;&lt;title&gt;Your large language models are leaving fingerprints&lt;/title&gt;&lt;secondary-title&gt;ArXiv&lt;/secondary-title&gt;&lt;/titles&gt;&lt;periodical&gt;&lt;full-title&gt;ArXiv&lt;/full-title&gt;&lt;/periodical&gt;&lt;volume&gt;abs/2405.14057&lt;/volume&gt;&lt;dates&gt;&lt;year&gt;2024&lt;/year&gt;&lt;/dates&gt;&lt;urls&gt;&lt;/urls&gt;&lt;electronic-resource-num&gt;10.48550/arXiv.2405.14057&lt;/electronic-resource-num&gt;&lt;/record&gt;&lt;/Cite&gt;&lt;Cite&gt;&lt;Author&gt;Przystalski&lt;/Author&gt;&lt;Year&gt;2025&lt;/Year&gt;&lt;RecNum&gt;16&lt;/RecNum&gt;&lt;record&gt;&lt;rec-number&gt;16&lt;/rec-number&gt;&lt;foreign-keys&gt;&lt;key app="EN" db-id="p9vz2zfsl50z29ew9we5svwd9svw22tfxsvd" timestamp="1774244850"&gt;16&lt;/key&gt;&lt;/foreign-keys&gt;&lt;ref-type name="Journal Article"&gt;17&lt;/ref-type&gt;&lt;contributors&gt;&lt;authors&gt;&lt;author&gt;Przystalski, Karol&lt;/author&gt;&lt;author&gt;&lt;style face="normal" font="default" size="100%"&gt;Argasi&lt;/style&gt;&lt;style face="normal" font="default" charset="238" size="100%"&gt;ński, Jan K&lt;/style&gt;&lt;/author&gt;&lt;author&gt;&lt;style face="normal" font="default" charset="238" size="100%"&gt;Grabska-Gradzińska, Iwona&lt;/style&gt;&lt;/author&gt;&lt;author&gt;&lt;style face="normal" font="default" charset="238" size="100%"&gt;Ochab, Jeremi&lt;/style&gt;&lt;/author&gt;&lt;/authors&gt;&lt;/contributors&gt;&lt;titles&gt;&lt;title&gt;Stylometry recognizes human and LLM-generated texts in short samples&lt;/title&gt;&lt;secondary-title&gt;Expert Systems with Applications&lt;/secondary-title&gt;&lt;/titles&gt;&lt;periodical&gt;&lt;full-title&gt;Expert Systems with Applications&lt;/full-title&gt;&lt;/periodical&gt;&lt;pages&gt;129001&lt;/pages&gt;&lt;dates&gt;&lt;year&gt;2025&lt;/year&gt;&lt;/dates&gt;&lt;isbn&gt;0957-4174&lt;/isbn&gt;&lt;urls&gt;&lt;/urls&gt;&lt;electronic-resource-num&gt;10.48550/arXiv.2507.00838&lt;/electronic-resource-num&gt;&lt;/record&gt;&lt;/Cite&gt;&lt;/EndNote&gt;</w:instrText>
+      </w:r>
+      <w:r>
+        <w:rPr>
+          <w:sz w:val="24"/>
+          <w:szCs w:val="24"/>
+        </w:rPr>
+        <w:fldChar w:fldCharType="separate"/>
+      </w:r>
+      <w:r>
+        <w:rPr>
+          <w:noProof/>
+          <w:sz w:val="24"/>
+          <w:szCs w:val="24"/>
+        </w:rPr>
+        <w:t>(McGovern et al., 2024; Przystalski et al., 2025)</w:t>
+      </w:r>
+      <w:r>
+        <w:rPr>
+          <w:sz w:val="24"/>
+          <w:szCs w:val="24"/>
+        </w:rPr>
+        <w:fldChar w:fldCharType="end"/>
+      </w:r>
+      <w:r>
+        <w:rPr>
+          <w:sz w:val="24"/>
+          <w:szCs w:val="24"/>
+        </w:rPr>
+        <w:t>.</w:t>
+      </w:r>
+    </w:p>
+    <w:p>
+      <w:pPr>
+        <w:pStyle w:val="BodyText"/>
+        <w:rPr>
+          <w:sz w:val="24"/>
+          <w:szCs w:val="24"/>
+        </w:rPr>
+      </w:pPr>
+      <w:r>
+        <w:rPr>
+          <w:sz w:val="24"/>
+          <w:szCs w:val="24"/>
+        </w:rPr>
+        <w:t>Without adequate explainability, detection tools may be prone to biases or false positives, particularly when dealing with non-native English speakers or highly technical content. The absence of a unified framework that integrates high-performance detection with intuitive, human-understandable explanations hinders the deployment of these tools in sensitive environments. This research addresses this gap by proposing a review that evaluates how XAI can be integrated into the detection pipeline to provide both accuracy and interpretability.</w:t>
+      </w:r>
+    </w:p>
+    <w:p>
+      <w:pPr>
+        <w:pStyle w:val="Heading1"/>
+        <w:numPr>
+          <w:ilvl w:val="0"/>
+          <w:numId w:val="0"/>
+        </w:numPr>
+        <w:ind w:left="432" w:hanging="432"/>
+      </w:pPr>
       <w:bookmarkStart w:id="16" w:name="_Toc225182192"/>
-      <w:bookmarkStart w:id="17" w:name="_Toc225186521"/>
-      <w:bookmarkEnd w:id="12"/>
+      <w:bookmarkStart w:id="17" w:name="objectives"/>
+      <w:bookmarkStart w:id="18" w:name="_Toc225285692"/>
+      <w:bookmarkEnd w:id="14"/>
       <w:r>
         <w:t>4</w:t>
       </w:r>
@@ -2215,7 +5241,7 @@
         <w:t>. Objectives</w:t>
       </w:r>
       <w:bookmarkEnd w:id="16"/>
-      <w:bookmarkEnd w:id="17"/>
+      <w:bookmarkEnd w:id="18"/>
     </w:p>
     <w:p>
       <w:pPr>
@@ -2289,7 +5315,7 @@
           <w:sz w:val="24"/>
           <w:szCs w:val="24"/>
         </w:rPr>
-        <w:instrText xml:space="preserve"> ADDIN EN.CITE &lt;EndNote&gt;&lt;Cite&gt;&lt;Author&gt;Joshi&lt;/Author&gt;&lt;Year&gt;2024&lt;/Year&gt;&lt;RecNum&gt;1&lt;/RecNum&gt;&lt;DisplayText&gt;(Adilazuarda et al., 2023; Joshi et al., 2024)&lt;/DisplayText&gt;&lt;record&gt;&lt;rec-number&gt;1&lt;/rec-number&gt;&lt;foreign-keys&gt;&lt;key app="EN" db-id="p9vz2zfsl50z29ew9we5svwd9svw22tfxsvd" timestamp="1774204030"&gt;1&lt;/key&gt;&lt;/foreign-keys&gt;&lt;ref-type name="Journal Article"&gt;17&lt;/ref-type&gt;&lt;contributors&gt;&lt;authors&gt;&lt;author&gt;Joshi, Prathamesh Dinesh&lt;/author&gt;&lt;author&gt;Pocker, Sahil&lt;/author&gt;&lt;author&gt;Dandekar, Raj Abhijit&lt;/author&gt;&lt;author&gt;Dandekar, Raj Abhijit&lt;/author&gt;&lt;author&gt;Panat, Sreedath&lt;/author&gt;&lt;/authors&gt;&lt;/contributors&gt;&lt;titles&gt;&lt;title&gt;HULLMI: Human vs LLM identification with explainability&lt;/title&gt;&lt;secondary-title&gt;ArXiv&lt;/secondary-title&gt;&lt;/titles&gt;&lt;periodical&gt;&lt;full-title&gt;ArXiv&lt;/full-title&gt;&lt;/periodical&gt;&lt;volume&gt;abs/2409.04808&lt;/volume&gt;&lt;keywords&gt;&lt;keyword&gt;Computer Science - Artificial Intelligence&lt;/keyword&gt;&lt;/keywords&gt;&lt;dates&gt;&lt;year&gt;2024&lt;/year&gt;&lt;pub-dates&gt;&lt;date&gt;September 2024&lt;/date&gt;&lt;/pub-dates&gt;&lt;/dates&gt;&lt;urls&gt;&lt;/urls&gt;&lt;electronic-resource-num&gt;10.48550/arXiv.2409.04808&lt;/electronic-resource-num&gt;&lt;/record&gt;&lt;/Cite&gt;&lt;Cite&gt;&lt;Author&gt;Adilazuarda&lt;/Author&gt;&lt;Year&gt;2023&lt;/Year&gt;&lt;RecNum&gt;10&lt;/RecNum&gt;&lt;record&gt;&lt;rec-number&gt;10&lt;/rec-number&gt;&lt;foreign-keys&gt;&lt;key app="EN" db-id="p9vz2zfsl50z29ew9we5svwd9svw22tfxsvd" timestamp="1774242459"&gt;10&lt;/key&gt;&lt;/foreign-keys&gt;&lt;ref-type name="Journal Article"&gt;17&lt;/ref-type&gt;&lt;contributors&gt;&lt;authors&gt;&lt;author&gt;Adilazuarda, Farid&lt;/author&gt;&lt;author&gt;Arkoulis, Nikolaos Nektarios&lt;/author&gt;&lt;author&gt;Chumakov, Oleksii&lt;/author&gt;&lt;/authors&gt;&lt;/contributors&gt;&lt;titles&gt;&lt;title&gt;Beyond Turing: A Comparative Analysis of Approaches for Detecting Machine-Generated Text&lt;/title&gt;&lt;secondary-title&gt;ArXiv&lt;/secondary-title&gt;&lt;/titles&gt;&lt;periodical&gt;&lt;full-title&gt;ArXiv&lt;/full-title&gt;&lt;/periodical&gt;&lt;volume&gt;abs/2311.12373&lt;/volume&gt;&lt;dates&gt;&lt;year&gt;2023&lt;/year&gt;&lt;/dates&gt;&lt;urls&gt;&lt;/urls&gt;&lt;electronic-resource-num&gt;10.48550/arXiv.2311.12373&lt;/electronic-resource-num&gt;&lt;/record&gt;&lt;/Cite&gt;&lt;/EndNote&gt;</w:instrText>
+        <w:instrText xml:space="preserve"> ADDIN EN.CITE &lt;EndNote&gt;&lt;Cite&gt;&lt;Author&gt;Joshi&lt;/Author&gt;&lt;Year&gt;2024&lt;/Year&gt;&lt;RecNum&gt;1&lt;/RecNum&gt;&lt;DisplayText&gt;(Adilazuarda et al., 2023; Joshi et al., 2024)&lt;/DisplayText&gt;&lt;record&gt;&lt;rec-number&gt;1&lt;/rec-number&gt;&lt;foreign-keys&gt;&lt;key app="EN" db-id="p9vz2zfsl50z29ew9we5svwd9svw22tfxsvd" timestamp="1774204030"&gt;1&lt;/key&gt;&lt;/foreign-keys&gt;&lt;ref-type name="Journal Article"&gt;17&lt;/ref-type&gt;&lt;contributors&gt;&lt;authors&gt;&lt;author&gt;Joshi, Prathamesh Dinesh&lt;/author&gt;&lt;author&gt;Pocker, Sahil&lt;/author&gt;&lt;author&gt;Dandekar, Raj Abhijit&lt;/author&gt;&lt;author&gt;Dandekar, Raj Abhijit&lt;/author&gt;&lt;author&gt;Panat, Sreedath&lt;/author&gt;&lt;/authors&gt;&lt;/contributors&gt;&lt;titles&gt;&lt;title&gt;HULLMI: Human vs LLM identification with explainability&lt;/title&gt;&lt;secondary-title&gt;ArXiv&lt;/secondary-title&gt;&lt;/titles&gt;&lt;periodical&gt;&lt;full-title&gt;ArXiv&lt;/full-title&gt;&lt;/periodical&gt;&lt;volume&gt;abs/2409.04808&lt;/volume&gt;&lt;keywords&gt;&lt;keyword&gt;Computer Science - Artificial Intelligence&lt;/keyword&gt;&lt;/keywords&gt;&lt;dates&gt;&lt;year&gt;2024&lt;/year&gt;&lt;pub-dates&gt;&lt;date&gt;September 2024&lt;/date&gt;&lt;/pub-dates&gt;&lt;/dates&gt;&lt;urls&gt;&lt;/urls&gt;&lt;electronic-resource-num&gt;10.48550/arXiv.2409.04808&lt;/electronic-resource-num&gt;&lt;/record&gt;&lt;/Cite&gt;&lt;Cite&gt;&lt;Author&gt;Adilazuarda&lt;/Author&gt;&lt;Year&gt;2023&lt;/Year&gt;&lt;RecNum&gt;10&lt;/RecNum&gt;&lt;record&gt;&lt;rec-number&gt;10&lt;/rec-number&gt;&lt;foreign-keys&gt;&lt;key app="EN" db-id="p9vz2zfsl50z29ew9we5svwd9svw22tfxsvd" timestamp="1774242459"&gt;10&lt;/key&gt;&lt;/foreign-keys&gt;&lt;ref-type name="Journal Article"&gt;17&lt;/ref-type&gt;&lt;contributors&gt;&lt;authors&gt;&lt;author&gt;Adilazuarda, Farid&lt;/author&gt;&lt;author&gt;Arkoulis, Nikolaos Nektarios&lt;/author&gt;&lt;author&gt;Chumakov, Oleksii&lt;/author&gt;&lt;/authors&gt;&lt;/contributors&gt;&lt;titles&gt;&lt;title&gt;Beyond Turing: A comparative analysis of approaches for detecting machine-generated text&lt;/title&gt;&lt;secondary-title&gt;ArXiv&lt;/secondary-title&gt;&lt;/titles&gt;&lt;periodical&gt;&lt;full-title&gt;ArXiv&lt;/full-title&gt;&lt;/periodical&gt;&lt;volume&gt;abs/2311.12373&lt;/volume&gt;&lt;dates&gt;&lt;year&gt;2023&lt;/year&gt;&lt;/dates&gt;&lt;urls&gt;&lt;/urls&gt;&lt;electronic-resource-num&gt;10.48550/arXiv.2311.12373&lt;/electronic-resource-num&gt;&lt;/record&gt;&lt;/Cite&gt;&lt;/EndNote&gt;</w:instrText>
       </w:r>
       <w:r>
         <w:rPr>
@@ -2355,49 +5381,49 @@
           <w:szCs w:val="24"/>
         </w:rPr>
         <w:fldChar w:fldCharType="begin">
-          <w:fldData xml:space="preserve">PEVuZE5vdGU+PENpdGU+PEF1dGhvcj5aYWhyYWEgSi4gTW9oYW1tZWQgQWxpKiA8L0F1dGhvcj48
-WWVhcj4yMDI1PC9ZZWFyPjxSZWNOdW0+NjwvUmVjTnVtPjxEaXNwbGF5VGV4dD4oQWRpdHlhIFNo
-YWgsIDIwMjM7IFphaHJhYSBKLiBNb2hhbW1lZCBBbGkqIDIwMjUpPC9EaXNwbGF5VGV4dD48cmVj
-b3JkPjxyZWMtbnVtYmVyPjY8L3JlYy1udW1iZXI+PGZvcmVpZ24ta2V5cz48a2V5IGFwcD0iRU4i
-IGRiLWlkPSJwOXZ6Mnpmc2w1MHoyOWV3OXdlNXN2d2Q5c3Z3MjJ0ZnhzdmQiIHRpbWVzdGFtcD0i
-MTc3NDIwNjY2NSI+Njwva2V5PjwvZm9yZWlnbi1rZXlzPjxyZWYtdHlwZSBuYW1lPSJKb3VybmFs
-IEFydGljbGUiPjE3PC9yZWYtdHlwZT48Y29udHJpYnV0b3JzPjxhdXRob3JzPjxhdXRob3I+WmFo
-cmFhIEouIE1vaGFtbWVkIEFsaSogLCBTdWhhZCBBLiBZb3VzaWY8L2F1dGhvcj48L2F1dGhvcnM+
-PC9jb250cmlidXRvcnM+PHRpdGxlcz48dGl0bGU+SW50ZXJwcmV0YWJsZSBNdWx0aS1MYWJlbCBD
-bGFzc2lmaWNhdGlvbiBvZiBIdW1hbi0gYW5kIExhcmdlIExhbmd1YWdlIE1vZGVsLUdlbmVyYXRl
-ZCBUZXh0cyBVc2luZyBUcmFuc2Zvcm1lciBFbWJlZGRpbmdzIGFuZCBFeHBsYWluYWJsZSAgQXJ0
-aWZpY2lhbCBJbnRlbGxpZ2VuY2U8L3RpdGxlPjxzZWNvbmRhcnktdGl0bGU+SW5nw6luaWVyaWUg
-ZGVzIFN5c3TDqG1lcyBk4oCZSW5mb3JtYXRpb248L3NlY29uZGFyeS10aXRsZT48L3RpdGxlcz48
-cGVyaW9kaWNhbD48ZnVsbC10aXRsZT5JbmfDqW5pZXJpZSBkZXMgU3lzdMOobWVzIGTigJlJbmZv
-cm1hdGlvbjwvZnVsbC10aXRsZT48L3BlcmlvZGljYWw+PHBhZ2VzPjE0PC9wYWdlcz48dm9sdW1l
-PjMwPC92b2x1bWU+PG51bWJlcj4xMjwvbnVtYmVyPjxzZWN0aW9uPjMxMDM8L3NlY3Rpb24+PGRh
-dGVzPjx5ZWFyPjIwMjU8L3llYXI+PC9kYXRlcz48dXJscz48L3VybHM+PGVsZWN0cm9uaWMtcmVz
-b3VyY2UtbnVtPjEwLjE4MjgwL2lzaS4zMDEyMDM8L2VsZWN0cm9uaWMtcmVzb3VyY2UtbnVtPjwv
-cmVjb3JkPjwvQ2l0ZT48Q2l0ZT48QXV0aG9yPkFkaXR5YSBTaGFoPC9BdXRob3I+PFllYXI+MjAy
-MzwvWWVhcj48UmVjTnVtPjc8L1JlY051bT48cmVjb3JkPjxyZWMtbnVtYmVyPjc8L3JlYy1udW1i
-ZXI+PGZvcmVpZ24ta2V5cz48a2V5IGFwcD0iRU4iIGRiLWlkPSJwOXZ6Mnpmc2w1MHoyOWV3OXdl
-NXN2d2Q5c3Z3MjJ0ZnhzdmQiIHRpbWVzdGFtcD0iMTc3NDIwNzIxOSI+Nzwva2V5PjwvZm9yZWln
-bi1rZXlzPjxyZWYtdHlwZSBuYW1lPSJKb3VybmFsIEFydGljbGUiPjE3PC9yZWYtdHlwZT48Y29u
-dHJpYnV0b3JzPjxhdXRob3JzPjxhdXRob3I+QWRpdHlhIFNoYWgsIFByYXRlZWsgUmFua2EsIFVy
-bWkgRGVkaGlhLCBTaHJ1dGkgUHJhc2FkLCBTaWRkaGkgTXVuaSBhbmQgS2lyYW4gQmhvd21pY2s8
-L2F1dGhvcj48L2F1dGhvcnM+PC9jb250cmlidXRvcnM+PHRpdGxlcz48dGl0bGU+RGV0ZWN0aW5n
-IGFuZCBVbm1hc2tpbmcgQUktR2VuZXJhdGVkIFRleHRzIHRocm91Z2ggRXhwbGFpbmFibGUgQXJ0
-aWZpY2lhbCBJbnRlbGxpZ2VuY2UgdXNpbmcgU3R5bGlzdGljIEZlYXR1cmVzPC90aXRsZT48c2Vj
-b25kYXJ5LXRpdGxlPkludGVybmF0aW9uYWwgSm91cm5hbCBvZiBBZHZhbmNlZCBDb21wdXRlciBT
-Y2llbmNlIGFuZCBBcHBsaWNhdGlvbnMgKElKQUNTQSk8L3NlY29uZGFyeS10aXRsZT48L3RpdGxl
-cz48cGVyaW9kaWNhbD48ZnVsbC10aXRsZT5JbnRlcm5hdGlvbmFsIEpvdXJuYWwgb2YgQWR2YW5j
-ZWQgQ29tcHV0ZXIgU2NpZW5jZSBhbmQgQXBwbGljYXRpb25zIChJSkFDU0EpPC9mdWxsLXRpdGxl
-PjwvcGVyaW9kaWNhbD48dm9sdW1lPjE0PC92b2x1bWU+PG51bWJlcj4xMDwvbnVtYmVyPjxrZXl3
-b3Jkcz48a2V5d29yZD5EZXRlY3RpbmcgQUkgZ2VuZXJhdGVkIHRleHQ8L2tleXdvcmQ+PGtleXdv
-cmQ+Y29tcHV0ZXIgZ2VuZXJhdGVkIHRleHQ8L2tleXdvcmQ+PGtleXdvcmQ+QUkgZ2VuZXJhdGVk
-IHRleHQ8L2tleXdvcmQ+PGtleXdvcmQ+dGV4dCBjbGFzc2lmaWNhdGlvbjwva2V5d29yZD48a2V5
-d29yZD5tYWNoaW5lIGxlYXJuaW5nPC9rZXl3b3JkPjxrZXl3b3JkPnBhdHRlcm4gcmVjb2duaXRp
-b248L2tleXdvcmQ+PGtleXdvcmQ+U3R5bGlzdGljIGZlYXR1cmVzPC9rZXl3b3JkPjxrZXl3b3Jk
-PkV4cGxhaW5hYmxlIEFJPC9rZXl3b3JkPjxrZXl3b3JkPkxpbWU8L2tleXdvcmQ+PGtleXdvcmQ+
-U2hhcDwva2V5d29yZD48L2tleXdvcmRzPjxkYXRlcz48eWVhcj4yMDIzPC95ZWFyPjwvZGF0ZXM+
-PHVybHM+PC91cmxzPjxlbGVjdHJvbmljLXJlc291cmNlLW51bT4xMC4xNDU2OS9JSkFDU0EuMjAy
-My4wMTQxMDExMDwvZWxlY3Ryb25pYy1yZXNvdXJjZS1udW0+PC9yZWNvcmQ+PC9DaXRlPjwvRW5k
-Tm90ZT4A
+          <w:fldData xml:space="preserve">PEVuZE5vdGU+PENpdGU+PEF1dGhvcj5aYWhyYWEgSi4gTW9oYW1tZWQgQWxpIDwvQXV0aG9yPjxZ
+ZWFyPjIwMjU8L1llYXI+PFJlY051bT42PC9SZWNOdW0+PERpc3BsYXlUZXh0PihBZGl0eWEgU2hh
+aCwgMjAyMzsgWmFocmFhIEouIE1vaGFtbWVkIEFsaSAyMDI1KTwvRGlzcGxheVRleHQ+PHJlY29y
+ZD48cmVjLW51bWJlcj42PC9yZWMtbnVtYmVyPjxmb3JlaWduLWtleXM+PGtleSBhcHA9IkVOIiBk
+Yi1pZD0icDl2ejJ6ZnNsNTB6Mjlldzl3ZTVzdndkOXN2dzIydGZ4c3ZkIiB0aW1lc3RhbXA9IjE3
+NzQyMDY2NjUiPjY8L2tleT48L2ZvcmVpZ24ta2V5cz48cmVmLXR5cGUgbmFtZT0iSm91cm5hbCBB
+cnRpY2xlIj4xNzwvcmVmLXR5cGU+PGNvbnRyaWJ1dG9ycz48YXV0aG9ycz48YXV0aG9yPlphaHJh
+YSBKLiBNb2hhbW1lZCBBbGkgLCBTdWhhZCBBLiBZb3VzaWY8L2F1dGhvcj48L2F1dGhvcnM+PC9j
+b250cmlidXRvcnM+PHRpdGxlcz48dGl0bGU+SW50ZXJwcmV0YWJsZSBtdWx0aS1sYWJlbCBjbGFz
+c2lmaWNhdGlvbiBvZiBodW1hbi0gYW5kIGxhcmdlIGxhbmd1YWdlIG1vZGVsLWdlbmVyYXRlZCB0
+ZXh0cyB1c2luZyB0cmFuc2Zvcm1lciBlbWJlZGRpbmdzIGFuZCBleHBsYWluYWJsZSAgYXJ0aWZp
+Y2lhbCBpbnRlbGxpZ2VuY2U8L3RpdGxlPjxzZWNvbmRhcnktdGl0bGU+SW5nw6luaWVyaWUgZGVz
+IFN5c3TDqG1lcyBk4oCZSW5mb3JtYXRpb248L3NlY29uZGFyeS10aXRsZT48L3RpdGxlcz48cGVy
+aW9kaWNhbD48ZnVsbC10aXRsZT5JbmfDqW5pZXJpZSBkZXMgU3lzdMOobWVzIGTigJlJbmZvcm1h
+dGlvbjwvZnVsbC10aXRsZT48L3BlcmlvZGljYWw+PHBhZ2VzPjE0PC9wYWdlcz48dm9sdW1lPjMw
+PC92b2x1bWU+PG51bWJlcj4xMjwvbnVtYmVyPjxzZWN0aW9uPjMxMDM8L3NlY3Rpb24+PGRhdGVz
+Pjx5ZWFyPjIwMjU8L3llYXI+PC9kYXRlcz48dXJscz48L3VybHM+PGVsZWN0cm9uaWMtcmVzb3Vy
+Y2UtbnVtPjEwLjE4MjgwL2lzaS4zMDEyMDM8L2VsZWN0cm9uaWMtcmVzb3VyY2UtbnVtPjwvcmVj
+b3JkPjwvQ2l0ZT48Q2l0ZT48QXV0aG9yPkFkaXR5YSBTaGFoPC9BdXRob3I+PFllYXI+MjAyMzwv
+WWVhcj48UmVjTnVtPjc8L1JlY051bT48cmVjb3JkPjxyZWMtbnVtYmVyPjc8L3JlYy1udW1iZXI+
+PGZvcmVpZ24ta2V5cz48a2V5IGFwcD0iRU4iIGRiLWlkPSJwOXZ6Mnpmc2w1MHoyOWV3OXdlNXN2
+d2Q5c3Z3MjJ0ZnhzdmQiIHRpbWVzdGFtcD0iMTc3NDIwNzIxOSI+Nzwva2V5PjwvZm9yZWlnbi1r
+ZXlzPjxyZWYtdHlwZSBuYW1lPSJKb3VybmFsIEFydGljbGUiPjE3PC9yZWYtdHlwZT48Y29udHJp
+YnV0b3JzPjxhdXRob3JzPjxhdXRob3I+QWRpdHlhIFNoYWgsIFByYXRlZWsgUmFua2EsIFVybWkg
+RGVkaGlhLCBTaHJ1dGkgUHJhc2FkLCBTaWRkaGkgTXVuaSBhbmQgS2lyYW4gQmhvd21pY2s8L2F1
+dGhvcj48L2F1dGhvcnM+PC9jb250cmlidXRvcnM+PHRpdGxlcz48dGl0bGU+RGV0ZWN0aW5nIGFu
+ZCB1bm1hc2tpbmcgQUktZ2VuZXJhdGVkIHRleHRzIHRocm91Z2ggRXhwbGFpbmFibGUgQXJ0aWZp
+Y2lhbCBJbnRlbGxpZ2VuY2UgdXNpbmcgc3R5bGlzdGljIGZlYXR1cmVzPC90aXRsZT48c2Vjb25k
+YXJ5LXRpdGxlPkludGVybmF0aW9uYWwgSm91cm5hbCBvZiBBZHZhbmNlZCBDb21wdXRlciBTY2ll
+bmNlIGFuZCBBcHBsaWNhdGlvbnMgKElKQUNTQSk8L3NlY29uZGFyeS10aXRsZT48L3RpdGxlcz48
+cGVyaW9kaWNhbD48ZnVsbC10aXRsZT5JbnRlcm5hdGlvbmFsIEpvdXJuYWwgb2YgQWR2YW5jZWQg
+Q29tcHV0ZXIgU2NpZW5jZSBhbmQgQXBwbGljYXRpb25zIChJSkFDU0EpPC9mdWxsLXRpdGxlPjwv
+cGVyaW9kaWNhbD48dm9sdW1lPjE0PC92b2x1bWU+PG51bWJlcj4xMDwvbnVtYmVyPjxrZXl3b3Jk
+cz48a2V5d29yZD5EZXRlY3RpbmcgQUkgZ2VuZXJhdGVkIHRleHQ8L2tleXdvcmQ+PGtleXdvcmQ+
+Y29tcHV0ZXIgZ2VuZXJhdGVkIHRleHQ8L2tleXdvcmQ+PGtleXdvcmQ+QUkgZ2VuZXJhdGVkIHRl
+eHQ8L2tleXdvcmQ+PGtleXdvcmQ+dGV4dCBjbGFzc2lmaWNhdGlvbjwva2V5d29yZD48a2V5d29y
+ZD5tYWNoaW5lIGxlYXJuaW5nPC9rZXl3b3JkPjxrZXl3b3JkPnBhdHRlcm4gcmVjb2duaXRpb248
+L2tleXdvcmQ+PGtleXdvcmQ+U3R5bGlzdGljIGZlYXR1cmVzPC9rZXl3b3JkPjxrZXl3b3JkPkV4
+cGxhaW5hYmxlIEFJPC9rZXl3b3JkPjxrZXl3b3JkPkxpbWU8L2tleXdvcmQ+PGtleXdvcmQ+U2hh
+cDwva2V5d29yZD48L2tleXdvcmRzPjxkYXRlcz48eWVhcj4yMDIzPC95ZWFyPjwvZGF0ZXM+PHVy
+bHM+PC91cmxzPjxlbGVjdHJvbmljLXJlc291cmNlLW51bT4xMC4xNDU2OS9JSkFDU0EuMjAyMy4w
+MTQxMDExMDwvZWxlY3Ryb25pYy1yZXNvdXJjZS1udW0+PC9yZWNvcmQ+PC9DaXRlPjwvRW5kTm90
+ZT5=
 </w:fldData>
         </w:fldChar>
       </w:r>
@@ -2414,49 +5440,49 @@
           <w:szCs w:val="24"/>
         </w:rPr>
         <w:fldChar w:fldCharType="begin">
-          <w:fldData xml:space="preserve">PEVuZE5vdGU+PENpdGU+PEF1dGhvcj5aYWhyYWEgSi4gTW9oYW1tZWQgQWxpKiA8L0F1dGhvcj48
-WWVhcj4yMDI1PC9ZZWFyPjxSZWNOdW0+NjwvUmVjTnVtPjxEaXNwbGF5VGV4dD4oQWRpdHlhIFNo
-YWgsIDIwMjM7IFphaHJhYSBKLiBNb2hhbW1lZCBBbGkqIDIwMjUpPC9EaXNwbGF5VGV4dD48cmVj
-b3JkPjxyZWMtbnVtYmVyPjY8L3JlYy1udW1iZXI+PGZvcmVpZ24ta2V5cz48a2V5IGFwcD0iRU4i
-IGRiLWlkPSJwOXZ6Mnpmc2w1MHoyOWV3OXdlNXN2d2Q5c3Z3MjJ0ZnhzdmQiIHRpbWVzdGFtcD0i
-MTc3NDIwNjY2NSI+Njwva2V5PjwvZm9yZWlnbi1rZXlzPjxyZWYtdHlwZSBuYW1lPSJKb3VybmFs
-IEFydGljbGUiPjE3PC9yZWYtdHlwZT48Y29udHJpYnV0b3JzPjxhdXRob3JzPjxhdXRob3I+WmFo
-cmFhIEouIE1vaGFtbWVkIEFsaSogLCBTdWhhZCBBLiBZb3VzaWY8L2F1dGhvcj48L2F1dGhvcnM+
-PC9jb250cmlidXRvcnM+PHRpdGxlcz48dGl0bGU+SW50ZXJwcmV0YWJsZSBNdWx0aS1MYWJlbCBD
-bGFzc2lmaWNhdGlvbiBvZiBIdW1hbi0gYW5kIExhcmdlIExhbmd1YWdlIE1vZGVsLUdlbmVyYXRl
-ZCBUZXh0cyBVc2luZyBUcmFuc2Zvcm1lciBFbWJlZGRpbmdzIGFuZCBFeHBsYWluYWJsZSAgQXJ0
-aWZpY2lhbCBJbnRlbGxpZ2VuY2U8L3RpdGxlPjxzZWNvbmRhcnktdGl0bGU+SW5nw6luaWVyaWUg
-ZGVzIFN5c3TDqG1lcyBk4oCZSW5mb3JtYXRpb248L3NlY29uZGFyeS10aXRsZT48L3RpdGxlcz48
-cGVyaW9kaWNhbD48ZnVsbC10aXRsZT5JbmfDqW5pZXJpZSBkZXMgU3lzdMOobWVzIGTigJlJbmZv
-cm1hdGlvbjwvZnVsbC10aXRsZT48L3BlcmlvZGljYWw+PHBhZ2VzPjE0PC9wYWdlcz48dm9sdW1l
-PjMwPC92b2x1bWU+PG51bWJlcj4xMjwvbnVtYmVyPjxzZWN0aW9uPjMxMDM8L3NlY3Rpb24+PGRh
-dGVzPjx5ZWFyPjIwMjU8L3llYXI+PC9kYXRlcz48dXJscz48L3VybHM+PGVsZWN0cm9uaWMtcmVz
-b3VyY2UtbnVtPjEwLjE4MjgwL2lzaS4zMDEyMDM8L2VsZWN0cm9uaWMtcmVzb3VyY2UtbnVtPjwv
-cmVjb3JkPjwvQ2l0ZT48Q2l0ZT48QXV0aG9yPkFkaXR5YSBTaGFoPC9BdXRob3I+PFllYXI+MjAy
-MzwvWWVhcj48UmVjTnVtPjc8L1JlY051bT48cmVjb3JkPjxyZWMtbnVtYmVyPjc8L3JlYy1udW1i
-ZXI+PGZvcmVpZ24ta2V5cz48a2V5IGFwcD0iRU4iIGRiLWlkPSJwOXZ6Mnpmc2w1MHoyOWV3OXdl
-NXN2d2Q5c3Z3MjJ0ZnhzdmQiIHRpbWVzdGFtcD0iMTc3NDIwNzIxOSI+Nzwva2V5PjwvZm9yZWln
-bi1rZXlzPjxyZWYtdHlwZSBuYW1lPSJKb3VybmFsIEFydGljbGUiPjE3PC9yZWYtdHlwZT48Y29u
-dHJpYnV0b3JzPjxhdXRob3JzPjxhdXRob3I+QWRpdHlhIFNoYWgsIFByYXRlZWsgUmFua2EsIFVy
-bWkgRGVkaGlhLCBTaHJ1dGkgUHJhc2FkLCBTaWRkaGkgTXVuaSBhbmQgS2lyYW4gQmhvd21pY2s8
-L2F1dGhvcj48L2F1dGhvcnM+PC9jb250cmlidXRvcnM+PHRpdGxlcz48dGl0bGU+RGV0ZWN0aW5n
-IGFuZCBVbm1hc2tpbmcgQUktR2VuZXJhdGVkIFRleHRzIHRocm91Z2ggRXhwbGFpbmFibGUgQXJ0
-aWZpY2lhbCBJbnRlbGxpZ2VuY2UgdXNpbmcgU3R5bGlzdGljIEZlYXR1cmVzPC90aXRsZT48c2Vj
-b25kYXJ5LXRpdGxlPkludGVybmF0aW9uYWwgSm91cm5hbCBvZiBBZHZhbmNlZCBDb21wdXRlciBT
-Y2llbmNlIGFuZCBBcHBsaWNhdGlvbnMgKElKQUNTQSk8L3NlY29uZGFyeS10aXRsZT48L3RpdGxl
-cz48cGVyaW9kaWNhbD48ZnVsbC10aXRsZT5JbnRlcm5hdGlvbmFsIEpvdXJuYWwgb2YgQWR2YW5j
-ZWQgQ29tcHV0ZXIgU2NpZW5jZSBhbmQgQXBwbGljYXRpb25zIChJSkFDU0EpPC9mdWxsLXRpdGxl
-PjwvcGVyaW9kaWNhbD48dm9sdW1lPjE0PC92b2x1bWU+PG51bWJlcj4xMDwvbnVtYmVyPjxrZXl3
-b3Jkcz48a2V5d29yZD5EZXRlY3RpbmcgQUkgZ2VuZXJhdGVkIHRleHQ8L2tleXdvcmQ+PGtleXdv
-cmQ+Y29tcHV0ZXIgZ2VuZXJhdGVkIHRleHQ8L2tleXdvcmQ+PGtleXdvcmQ+QUkgZ2VuZXJhdGVk
-IHRleHQ8L2tleXdvcmQ+PGtleXdvcmQ+dGV4dCBjbGFzc2lmaWNhdGlvbjwva2V5d29yZD48a2V5
-d29yZD5tYWNoaW5lIGxlYXJuaW5nPC9rZXl3b3JkPjxrZXl3b3JkPnBhdHRlcm4gcmVjb2duaXRp
-b248L2tleXdvcmQ+PGtleXdvcmQ+U3R5bGlzdGljIGZlYXR1cmVzPC9rZXl3b3JkPjxrZXl3b3Jk
-PkV4cGxhaW5hYmxlIEFJPC9rZXl3b3JkPjxrZXl3b3JkPkxpbWU8L2tleXdvcmQ+PGtleXdvcmQ+
-U2hhcDwva2V5d29yZD48L2tleXdvcmRzPjxkYXRlcz48eWVhcj4yMDIzPC95ZWFyPjwvZGF0ZXM+
-PHVybHM+PC91cmxzPjxlbGVjdHJvbmljLXJlc291cmNlLW51bT4xMC4xNDU2OS9JSkFDU0EuMjAy
-My4wMTQxMDExMDwvZWxlY3Ryb25pYy1yZXNvdXJjZS1udW0+PC9yZWNvcmQ+PC9DaXRlPjwvRW5k
-Tm90ZT4A
+          <w:fldData xml:space="preserve">PEVuZE5vdGU+PENpdGU+PEF1dGhvcj5aYWhyYWEgSi4gTW9oYW1tZWQgQWxpIDwvQXV0aG9yPjxZ
+ZWFyPjIwMjU8L1llYXI+PFJlY051bT42PC9SZWNOdW0+PERpc3BsYXlUZXh0PihBZGl0eWEgU2hh
+aCwgMjAyMzsgWmFocmFhIEouIE1vaGFtbWVkIEFsaSAyMDI1KTwvRGlzcGxheVRleHQ+PHJlY29y
+ZD48cmVjLW51bWJlcj42PC9yZWMtbnVtYmVyPjxmb3JlaWduLWtleXM+PGtleSBhcHA9IkVOIiBk
+Yi1pZD0icDl2ejJ6ZnNsNTB6Mjlldzl3ZTVzdndkOXN2dzIydGZ4c3ZkIiB0aW1lc3RhbXA9IjE3
+NzQyMDY2NjUiPjY8L2tleT48L2ZvcmVpZ24ta2V5cz48cmVmLXR5cGUgbmFtZT0iSm91cm5hbCBB
+cnRpY2xlIj4xNzwvcmVmLXR5cGU+PGNvbnRyaWJ1dG9ycz48YXV0aG9ycz48YXV0aG9yPlphaHJh
+YSBKLiBNb2hhbW1lZCBBbGkgLCBTdWhhZCBBLiBZb3VzaWY8L2F1dGhvcj48L2F1dGhvcnM+PC9j
+b250cmlidXRvcnM+PHRpdGxlcz48dGl0bGU+SW50ZXJwcmV0YWJsZSBtdWx0aS1sYWJlbCBjbGFz
+c2lmaWNhdGlvbiBvZiBodW1hbi0gYW5kIGxhcmdlIGxhbmd1YWdlIG1vZGVsLWdlbmVyYXRlZCB0
+ZXh0cyB1c2luZyB0cmFuc2Zvcm1lciBlbWJlZGRpbmdzIGFuZCBleHBsYWluYWJsZSAgYXJ0aWZp
+Y2lhbCBpbnRlbGxpZ2VuY2U8L3RpdGxlPjxzZWNvbmRhcnktdGl0bGU+SW5nw6luaWVyaWUgZGVz
+IFN5c3TDqG1lcyBk4oCZSW5mb3JtYXRpb248L3NlY29uZGFyeS10aXRsZT48L3RpdGxlcz48cGVy
+aW9kaWNhbD48ZnVsbC10aXRsZT5JbmfDqW5pZXJpZSBkZXMgU3lzdMOobWVzIGTigJlJbmZvcm1h
+dGlvbjwvZnVsbC10aXRsZT48L3BlcmlvZGljYWw+PHBhZ2VzPjE0PC9wYWdlcz48dm9sdW1lPjMw
+PC92b2x1bWU+PG51bWJlcj4xMjwvbnVtYmVyPjxzZWN0aW9uPjMxMDM8L3NlY3Rpb24+PGRhdGVz
+Pjx5ZWFyPjIwMjU8L3llYXI+PC9kYXRlcz48dXJscz48L3VybHM+PGVsZWN0cm9uaWMtcmVzb3Vy
+Y2UtbnVtPjEwLjE4MjgwL2lzaS4zMDEyMDM8L2VsZWN0cm9uaWMtcmVzb3VyY2UtbnVtPjwvcmVj
+b3JkPjwvQ2l0ZT48Q2l0ZT48QXV0aG9yPkFkaXR5YSBTaGFoPC9BdXRob3I+PFllYXI+MjAyMzwv
+WWVhcj48UmVjTnVtPjc8L1JlY051bT48cmVjb3JkPjxyZWMtbnVtYmVyPjc8L3JlYy1udW1iZXI+
+PGZvcmVpZ24ta2V5cz48a2V5IGFwcD0iRU4iIGRiLWlkPSJwOXZ6Mnpmc2w1MHoyOWV3OXdlNXN2
+d2Q5c3Z3MjJ0ZnhzdmQiIHRpbWVzdGFtcD0iMTc3NDIwNzIxOSI+Nzwva2V5PjwvZm9yZWlnbi1r
+ZXlzPjxyZWYtdHlwZSBuYW1lPSJKb3VybmFsIEFydGljbGUiPjE3PC9yZWYtdHlwZT48Y29udHJp
+YnV0b3JzPjxhdXRob3JzPjxhdXRob3I+QWRpdHlhIFNoYWgsIFByYXRlZWsgUmFua2EsIFVybWkg
+RGVkaGlhLCBTaHJ1dGkgUHJhc2FkLCBTaWRkaGkgTXVuaSBhbmQgS2lyYW4gQmhvd21pY2s8L2F1
+dGhvcj48L2F1dGhvcnM+PC9jb250cmlidXRvcnM+PHRpdGxlcz48dGl0bGU+RGV0ZWN0aW5nIGFu
+ZCB1bm1hc2tpbmcgQUktZ2VuZXJhdGVkIHRleHRzIHRocm91Z2ggRXhwbGFpbmFibGUgQXJ0aWZp
+Y2lhbCBJbnRlbGxpZ2VuY2UgdXNpbmcgc3R5bGlzdGljIGZlYXR1cmVzPC90aXRsZT48c2Vjb25k
+YXJ5LXRpdGxlPkludGVybmF0aW9uYWwgSm91cm5hbCBvZiBBZHZhbmNlZCBDb21wdXRlciBTY2ll
+bmNlIGFuZCBBcHBsaWNhdGlvbnMgKElKQUNTQSk8L3NlY29uZGFyeS10aXRsZT48L3RpdGxlcz48
+cGVyaW9kaWNhbD48ZnVsbC10aXRsZT5JbnRlcm5hdGlvbmFsIEpvdXJuYWwgb2YgQWR2YW5jZWQg
+Q29tcHV0ZXIgU2NpZW5jZSBhbmQgQXBwbGljYXRpb25zIChJSkFDU0EpPC9mdWxsLXRpdGxlPjwv
+cGVyaW9kaWNhbD48dm9sdW1lPjE0PC92b2x1bWU+PG51bWJlcj4xMDwvbnVtYmVyPjxrZXl3b3Jk
+cz48a2V5d29yZD5EZXRlY3RpbmcgQUkgZ2VuZXJhdGVkIHRleHQ8L2tleXdvcmQ+PGtleXdvcmQ+
+Y29tcHV0ZXIgZ2VuZXJhdGVkIHRleHQ8L2tleXdvcmQ+PGtleXdvcmQ+QUkgZ2VuZXJhdGVkIHRl
+eHQ8L2tleXdvcmQ+PGtleXdvcmQ+dGV4dCBjbGFzc2lmaWNhdGlvbjwva2V5d29yZD48a2V5d29y
+ZD5tYWNoaW5lIGxlYXJuaW5nPC9rZXl3b3JkPjxrZXl3b3JkPnBhdHRlcm4gcmVjb2duaXRpb248
+L2tleXdvcmQ+PGtleXdvcmQ+U3R5bGlzdGljIGZlYXR1cmVzPC9rZXl3b3JkPjxrZXl3b3JkPkV4
+cGxhaW5hYmxlIEFJPC9rZXl3b3JkPjxrZXl3b3JkPkxpbWU8L2tleXdvcmQ+PGtleXdvcmQ+U2hh
+cDwva2V5d29yZD48L2tleXdvcmRzPjxkYXRlcz48eWVhcj4yMDIzPC95ZWFyPjwvZGF0ZXM+PHVy
+bHM+PC91cmxzPjxlbGVjdHJvbmljLXJlc291cmNlLW51bT4xMC4xNDU2OS9JSkFDU0EuMjAyMy4w
+MTQxMDExMDwvZWxlY3Ryb25pYy1yZXNvdXJjZS1udW0+PC9yZWNvcmQ+PC9DaXRlPjwvRW5kTm90
+ZT5=
 </w:fldData>
         </w:fldChar>
       </w:r>
@@ -2485,6 +5511,12 @@
           <w:sz w:val="24"/>
           <w:szCs w:val="24"/>
         </w:rPr>
+      </w:r>
+      <w:r>
+        <w:rPr>
+          <w:sz w:val="24"/>
+          <w:szCs w:val="24"/>
+        </w:rPr>
         <w:fldChar w:fldCharType="separate"/>
       </w:r>
       <w:r>
@@ -2493,7 +5525,7 @@
           <w:sz w:val="24"/>
           <w:szCs w:val="24"/>
         </w:rPr>
-        <w:t>(Aditya Shah, 2023; Zahraa J. Mohammed Ali* 2025)</w:t>
+        <w:t>(Aditya Shah, 2023; Zahraa J. Mohammed Ali 2025)</w:t>
       </w:r>
       <w:r>
         <w:rPr>
@@ -2550,7 +5582,7 @@
           <w:sz w:val="24"/>
           <w:szCs w:val="24"/>
         </w:rPr>
-        <w:instrText xml:space="preserve"> ADDIN EN.CITE &lt;EndNote&gt;&lt;Cite&gt;&lt;Author&gt;Baharifar&lt;/Author&gt;&lt;Year&gt;2025&lt;/Year&gt;&lt;RecNum&gt;8&lt;/RecNum&gt;&lt;DisplayText&gt;(Baharifar et al., 2025; Iqbal &amp;amp; Kashem, 2025)&lt;/DisplayText&gt;&lt;record&gt;&lt;rec-number&gt;8&lt;/rec-number&gt;&lt;foreign-keys&gt;&lt;key app="EN" db-id="p9vz2zfsl50z29ew9we5svwd9svw22tfxsvd" timestamp="1774241910"&gt;8&lt;/key&gt;&lt;/foreign-keys&gt;&lt;ref-type name="Conference Paper"&gt;47&lt;/ref-type&gt;&lt;contributors&gt;&lt;authors&gt;&lt;author&gt;Baharifar, Mahshid&lt;/author&gt;&lt;author&gt;Kujur, Anima&lt;/author&gt;&lt;author&gt;Monfared, Zahra&lt;/author&gt;&lt;/authors&gt;&lt;/contributors&gt;&lt;titles&gt;&lt;title&gt;Interpretable AI for Classifying Human-and LLM-Generated Medical Misinformation with Multi-Modal Features&lt;/title&gt;&lt;secondary-title&gt;2nd Sorbonne-Heidelberg Workshop on AI in medicine&lt;/secondary-title&gt;&lt;/titles&gt;&lt;dates&gt;&lt;year&gt;2025&lt;/year&gt;&lt;/dates&gt;&lt;pub-location&gt;Heidelberg, Germany&lt;/pub-location&gt;&lt;publisher&gt;ResearchGate&lt;/publisher&gt;&lt;urls&gt;&lt;/urls&gt;&lt;/record&gt;&lt;/Cite&gt;&lt;Cite&gt;&lt;Author&gt;Iqbal&lt;/Author&gt;&lt;Year&gt;2025&lt;/Year&gt;&lt;RecNum&gt;12&lt;/RecNum&gt;&lt;record&gt;&lt;rec-number&gt;12&lt;/rec-number&gt;&lt;foreign-keys&gt;&lt;key app="EN" db-id="p9vz2zfsl50z29ew9we5svwd9svw22tfxsvd" timestamp="1774244181"&gt;12&lt;/key&gt;&lt;/foreign-keys&gt;&lt;ref-type name="Journal Article"&gt;17&lt;/ref-type&gt;&lt;contributors&gt;&lt;authors&gt;&lt;author&gt;Iqbal, Md Sadiq&lt;/author&gt;&lt;author&gt;Kashem, Mohammod Abul&lt;/author&gt;&lt;/authors&gt;&lt;/contributors&gt;&lt;titles&gt;&lt;title&gt;A Machine Learning Framework for Identifying Sources of AI-Generated Text&lt;/title&gt;&lt;secondary-title&gt;Statistics, Optimization &amp;amp; Information Computing&lt;/secondary-title&gt;&lt;/titles&gt;&lt;periodical&gt;&lt;full-title&gt;Statistics, Optimization &amp;amp; Information Computing&lt;/full-title&gt;&lt;/periodical&gt;&lt;pages&gt;2186-2204&lt;/pages&gt;&lt;volume&gt;13&lt;/volume&gt;&lt;number&gt;5&lt;/number&gt;&lt;keywords&gt;&lt;keyword&gt;Text Classification, Manual Extraction, Deep Learning, Feature Optimization, Explainable Artificial Intelligence, Natural Language Processing&lt;/keyword&gt;&lt;/keywords&gt;&lt;dates&gt;&lt;year&gt;2025&lt;/year&gt;&lt;/dates&gt;&lt;isbn&gt;2310-5070&lt;/isbn&gt;&lt;urls&gt;&lt;related-urls&gt;&lt;url&gt;http://www.iapress.org/index.php/soic/article/view/2225&lt;/url&gt;&lt;/related-urls&gt;&lt;/urls&gt;&lt;electronic-resource-num&gt;10.19139/soic-2310-5070-2225&lt;/electronic-resource-num&gt;&lt;/record&gt;&lt;/Cite&gt;&lt;/EndNote&gt;</w:instrText>
+        <w:instrText xml:space="preserve"> ADDIN EN.CITE &lt;EndNote&gt;&lt;Cite&gt;&lt;Author&gt;Baharifar&lt;/Author&gt;&lt;Year&gt;2025&lt;/Year&gt;&lt;RecNum&gt;8&lt;/RecNum&gt;&lt;DisplayText&gt;(Baharifar et al., 2025; Iqbal &amp;amp; Kashem, 2025)&lt;/DisplayText&gt;&lt;record&gt;&lt;rec-number&gt;8&lt;/rec-number&gt;&lt;foreign-keys&gt;&lt;key app="EN" db-id="p9vz2zfsl50z29ew9we5svwd9svw22tfxsvd" timestamp="1774241910"&gt;8&lt;/key&gt;&lt;/foreign-keys&gt;&lt;ref-type name="Conference Paper"&gt;47&lt;/ref-type&gt;&lt;contributors&gt;&lt;authors&gt;&lt;author&gt;Baharifar, Mahshid&lt;/author&gt;&lt;author&gt;Kujur, Anima&lt;/author&gt;&lt;author&gt;Monfared, Zahra&lt;/author&gt;&lt;/authors&gt;&lt;/contributors&gt;&lt;titles&gt;&lt;title&gt;Interpretable AI for classifying Human-and LLM-generated medical misinformation with multi-modal features&lt;/title&gt;&lt;secondary-title&gt;2nd Sorbonne-Heidelberg Workshop on AI in medicine&lt;/secondary-title&gt;&lt;/titles&gt;&lt;dates&gt;&lt;year&gt;2025&lt;/year&gt;&lt;/dates&gt;&lt;pub-location&gt;Heidelberg, Germany&lt;/pub-location&gt;&lt;publisher&gt;ResearchGate&lt;/publisher&gt;&lt;urls&gt;&lt;/urls&gt;&lt;/record&gt;&lt;/Cite&gt;&lt;Cite&gt;&lt;Author&gt;Iqbal&lt;/Author&gt;&lt;Year&gt;2025&lt;/Year&gt;&lt;RecNum&gt;12&lt;/RecNum&gt;&lt;record&gt;&lt;rec-number&gt;12&lt;/rec-number&gt;&lt;foreign-keys&gt;&lt;key app="EN" db-id="p9vz2zfsl50z29ew9we5svwd9svw22tfxsvd" timestamp="1774244181"&gt;12&lt;/key&gt;&lt;/foreign-keys&gt;&lt;ref-type name="Journal Article"&gt;17&lt;/ref-type&gt;&lt;contributors&gt;&lt;authors&gt;&lt;author&gt;Iqbal, Md Sadiq&lt;/author&gt;&lt;author&gt;Kashem, Mohammod Abul&lt;/author&gt;&lt;/authors&gt;&lt;/contributors&gt;&lt;titles&gt;&lt;title&gt;A machine learning framework for identifying sources of AI-generated text&lt;/title&gt;&lt;secondary-title&gt;Statistics, Optimization &amp;amp; Information Computing&lt;/secondary-title&gt;&lt;/titles&gt;&lt;periodical&gt;&lt;full-title&gt;Statistics, Optimization &amp;amp; Information Computing&lt;/full-title&gt;&lt;/periodical&gt;&lt;pages&gt;2186-2204&lt;/pages&gt;&lt;volume&gt;13&lt;/volume&gt;&lt;number&gt;5&lt;/number&gt;&lt;keywords&gt;&lt;keyword&gt;Text Classification, Manual Extraction, Deep Learning, Feature Optimization, Explainable Artificial Intelligence, Natural Language Processing&lt;/keyword&gt;&lt;/keywords&gt;&lt;dates&gt;&lt;year&gt;2025&lt;/year&gt;&lt;/dates&gt;&lt;isbn&gt;2310-5070&lt;/isbn&gt;&lt;urls&gt;&lt;related-urls&gt;&lt;url&gt;http://www.iapress.org/index.php/soic/article/view/2225&lt;/url&gt;&lt;/related-urls&gt;&lt;/urls&gt;&lt;electronic-resource-num&gt;10.19139/soic-2310-5070-2225&lt;/electronic-resource-num&gt;&lt;/record&gt;&lt;/Cite&gt;&lt;/EndNote&gt;</w:instrText>
       </w:r>
       <w:r>
         <w:rPr>
@@ -2734,6 +5766,12 @@
           <w:sz w:val="24"/>
           <w:szCs w:val="24"/>
         </w:rPr>
+      </w:r>
+      <w:r>
+        <w:rPr>
+          <w:sz w:val="24"/>
+          <w:szCs w:val="24"/>
+        </w:rPr>
         <w:fldChar w:fldCharType="separate"/>
       </w:r>
       <w:r>
@@ -2778,10 +5816,10 @@
         </w:numPr>
         <w:ind w:left="432" w:hanging="432"/>
       </w:pPr>
-      <w:bookmarkStart w:id="18" w:name="research-questions"/>
       <w:bookmarkStart w:id="19" w:name="_Toc225182193"/>
-      <w:bookmarkStart w:id="20" w:name="_Toc225186522"/>
-      <w:bookmarkEnd w:id="15"/>
+      <w:bookmarkStart w:id="20" w:name="research-questions"/>
+      <w:bookmarkStart w:id="21" w:name="_Toc225285693"/>
+      <w:bookmarkEnd w:id="17"/>
       <w:r>
         <w:lastRenderedPageBreak/>
         <w:t>5</w:t>
@@ -2790,7 +5828,7 @@
         <w:t>. Research Questions</w:t>
       </w:r>
       <w:bookmarkEnd w:id="19"/>
-      <w:bookmarkEnd w:id="20"/>
+      <w:bookmarkEnd w:id="21"/>
     </w:p>
     <w:p>
       <w:pPr>
@@ -2811,10 +5849,7 @@
     <w:p>
       <w:pPr>
         <w:pStyle w:val="Compact"/>
-        <w:numPr>
-          <w:ilvl w:val="0"/>
-          <w:numId w:val="3"/>
-        </w:numPr>
+        <w:ind w:left="240"/>
         <w:rPr>
           <w:sz w:val="24"/>
           <w:szCs w:val="24"/>
@@ -2840,10 +5875,7 @@
     <w:p>
       <w:pPr>
         <w:pStyle w:val="Compact"/>
-        <w:numPr>
-          <w:ilvl w:val="0"/>
-          <w:numId w:val="3"/>
-        </w:numPr>
+        <w:ind w:left="240"/>
         <w:rPr>
           <w:sz w:val="24"/>
           <w:szCs w:val="24"/>
@@ -2869,10 +5901,7 @@
     <w:p>
       <w:pPr>
         <w:pStyle w:val="Compact"/>
-        <w:numPr>
-          <w:ilvl w:val="0"/>
-          <w:numId w:val="3"/>
-        </w:numPr>
+        <w:ind w:left="240"/>
         <w:rPr>
           <w:sz w:val="24"/>
           <w:szCs w:val="24"/>
@@ -2898,10 +5927,7 @@
     <w:p>
       <w:pPr>
         <w:pStyle w:val="Compact"/>
-        <w:numPr>
-          <w:ilvl w:val="0"/>
-          <w:numId w:val="3"/>
-        </w:numPr>
+        <w:ind w:left="240"/>
         <w:rPr>
           <w:sz w:val="24"/>
           <w:szCs w:val="24"/>
@@ -2933,10 +5959,10 @@
         </w:numPr>
         <w:ind w:left="432" w:hanging="432"/>
       </w:pPr>
-      <w:bookmarkStart w:id="21" w:name="scope"/>
       <w:bookmarkStart w:id="22" w:name="_Toc225182194"/>
-      <w:bookmarkStart w:id="23" w:name="_Toc225186523"/>
-      <w:bookmarkEnd w:id="18"/>
+      <w:bookmarkStart w:id="23" w:name="scope"/>
+      <w:bookmarkStart w:id="24" w:name="_Toc225285694"/>
+      <w:bookmarkEnd w:id="20"/>
       <w:r>
         <w:t>6</w:t>
       </w:r>
@@ -2944,7 +5970,7 @@
         <w:t>. Scope</w:t>
       </w:r>
       <w:bookmarkEnd w:id="22"/>
-      <w:bookmarkEnd w:id="23"/>
+      <w:bookmarkEnd w:id="24"/>
     </w:p>
     <w:p>
       <w:pPr>
@@ -2965,10 +5991,7 @@
     <w:p>
       <w:pPr>
         <w:pStyle w:val="Compact"/>
-        <w:numPr>
-          <w:ilvl w:val="0"/>
-          <w:numId w:val="3"/>
-        </w:numPr>
+        <w:ind w:left="240"/>
         <w:rPr>
           <w:sz w:val="24"/>
           <w:szCs w:val="24"/>
@@ -2994,10 +6017,7 @@
     <w:p>
       <w:pPr>
         <w:pStyle w:val="Compact"/>
-        <w:numPr>
-          <w:ilvl w:val="0"/>
-          <w:numId w:val="3"/>
-        </w:numPr>
+        <w:ind w:left="240"/>
         <w:rPr>
           <w:sz w:val="24"/>
           <w:szCs w:val="24"/>
@@ -3023,10 +6043,7 @@
     <w:p>
       <w:pPr>
         <w:pStyle w:val="Compact"/>
-        <w:numPr>
-          <w:ilvl w:val="0"/>
-          <w:numId w:val="3"/>
-        </w:numPr>
+        <w:ind w:left="240"/>
         <w:rPr>
           <w:sz w:val="24"/>
           <w:szCs w:val="24"/>
@@ -3052,10 +6069,7 @@
     <w:p>
       <w:pPr>
         <w:pStyle w:val="Compact"/>
-        <w:numPr>
-          <w:ilvl w:val="0"/>
-          <w:numId w:val="3"/>
-        </w:numPr>
+        <w:ind w:left="240"/>
         <w:rPr>
           <w:sz w:val="24"/>
           <w:szCs w:val="24"/>
@@ -3105,7 +6119,7 @@
           <w:sz w:val="24"/>
           <w:szCs w:val="24"/>
         </w:rPr>
-        <w:instrText xml:space="preserve"> ADDIN EN.CITE &lt;EndNote&gt;&lt;Cite&gt;&lt;Author&gt;Adilazuarda&lt;/Author&gt;&lt;Year&gt;2023&lt;/Year&gt;&lt;RecNum&gt;10&lt;/RecNum&gt;&lt;DisplayText&gt;(Adilazuarda et al., 2023)&lt;/DisplayText&gt;&lt;record&gt;&lt;rec-number&gt;10&lt;/rec-number&gt;&lt;foreign-keys&gt;&lt;key app="EN" db-id="p9vz2zfsl50z29ew9we5svwd9svw22tfxsvd" timestamp="1774242459"&gt;10&lt;/key&gt;&lt;/foreign-keys&gt;&lt;ref-type name="Journal Article"&gt;17&lt;/ref-type&gt;&lt;contributors&gt;&lt;authors&gt;&lt;author&gt;Adilazuarda, Farid&lt;/author&gt;&lt;author&gt;Arkoulis, Nikolaos Nektarios&lt;/author&gt;&lt;author&gt;Chumakov, Oleksii&lt;/author&gt;&lt;/authors&gt;&lt;/contributors&gt;&lt;titles&gt;&lt;title&gt;Beyond Turing: A Comparative Analysis of Approaches for Detecting Machine-Generated Text&lt;/title&gt;&lt;secondary-title&gt;ArXiv&lt;/secondary-title&gt;&lt;/titles&gt;&lt;periodical&gt;&lt;full-title&gt;ArXiv&lt;/full-title&gt;&lt;/periodical&gt;&lt;volume&gt;abs/2311.12373&lt;/volume&gt;&lt;dates&gt;&lt;year&gt;2023&lt;/year&gt;&lt;/dates&gt;&lt;urls&gt;&lt;/urls&gt;&lt;electronic-resource-num&gt;10.48550/arXiv.2311.12373&lt;/electronic-resource-num&gt;&lt;/record&gt;&lt;/Cite&gt;&lt;/EndNote&gt;</w:instrText>
+        <w:instrText xml:space="preserve"> ADDIN EN.CITE &lt;EndNote&gt;&lt;Cite&gt;&lt;Author&gt;Adilazuarda&lt;/Author&gt;&lt;Year&gt;2023&lt;/Year&gt;&lt;RecNum&gt;10&lt;/RecNum&gt;&lt;DisplayText&gt;(Adilazuarda et al., 2023)&lt;/DisplayText&gt;&lt;record&gt;&lt;rec-number&gt;10&lt;/rec-number&gt;&lt;foreign-keys&gt;&lt;key app="EN" db-id="p9vz2zfsl50z29ew9we5svwd9svw22tfxsvd" timestamp="1774242459"&gt;10&lt;/key&gt;&lt;/foreign-keys&gt;&lt;ref-type name="Journal Article"&gt;17&lt;/ref-type&gt;&lt;contributors&gt;&lt;authors&gt;&lt;author&gt;Adilazuarda, Farid&lt;/author&gt;&lt;author&gt;Arkoulis, Nikolaos Nektarios&lt;/author&gt;&lt;author&gt;Chumakov, Oleksii&lt;/author&gt;&lt;/authors&gt;&lt;/contributors&gt;&lt;titles&gt;&lt;title&gt;Beyond Turing: A comparative analysis of approaches for detecting machine-generated text&lt;/title&gt;&lt;secondary-title&gt;ArXiv&lt;/secondary-title&gt;&lt;/titles&gt;&lt;periodical&gt;&lt;full-title&gt;ArXiv&lt;/full-title&gt;&lt;/periodical&gt;&lt;volume&gt;abs/2311.12373&lt;/volume&gt;&lt;dates&gt;&lt;year&gt;2023&lt;/year&gt;&lt;/dates&gt;&lt;urls&gt;&lt;/urls&gt;&lt;electronic-resource-num&gt;10.48550/arXiv.2311.12373&lt;/electronic-resource-num&gt;&lt;/record&gt;&lt;/Cite&gt;&lt;/EndNote&gt;</w:instrText>
       </w:r>
       <w:r>
         <w:rPr>
@@ -3146,10 +6160,10 @@
         </w:numPr>
         <w:ind w:left="432" w:hanging="432"/>
       </w:pPr>
-      <w:bookmarkStart w:id="24" w:name="methodology-for-the-review"/>
       <w:bookmarkStart w:id="25" w:name="_Toc225182195"/>
-      <w:bookmarkStart w:id="26" w:name="_Toc225186524"/>
-      <w:bookmarkEnd w:id="21"/>
+      <w:bookmarkStart w:id="26" w:name="methodology-for-the-review"/>
+      <w:bookmarkStart w:id="27" w:name="_Toc225285695"/>
+      <w:bookmarkEnd w:id="23"/>
       <w:r>
         <w:t>7</w:t>
       </w:r>
@@ -3157,7 +6171,7 @@
         <w:t>. Methodology for the Review</w:t>
       </w:r>
       <w:bookmarkEnd w:id="25"/>
-      <w:bookmarkEnd w:id="26"/>
+      <w:bookmarkEnd w:id="27"/>
     </w:p>
     <w:p>
       <w:pPr>
@@ -3412,10 +6426,10 @@
         </w:numPr>
         <w:ind w:left="432" w:hanging="432"/>
       </w:pPr>
-      <w:bookmarkStart w:id="27" w:name="significance"/>
       <w:bookmarkStart w:id="28" w:name="_Toc225182196"/>
-      <w:bookmarkStart w:id="29" w:name="_Toc225186525"/>
-      <w:bookmarkEnd w:id="24"/>
+      <w:bookmarkStart w:id="29" w:name="significance"/>
+      <w:bookmarkStart w:id="30" w:name="_Toc225285696"/>
+      <w:bookmarkEnd w:id="26"/>
       <w:r>
         <w:t>8</w:t>
       </w:r>
@@ -3423,7 +6437,7 @@
         <w:t>. Significance</w:t>
       </w:r>
       <w:bookmarkEnd w:id="28"/>
-      <w:bookmarkEnd w:id="29"/>
+      <w:bookmarkEnd w:id="30"/>
     </w:p>
     <w:p>
       <w:pPr>
@@ -3493,15 +6507,15 @@
         </w:numPr>
         <w:ind w:left="432" w:hanging="432"/>
       </w:pPr>
-      <w:bookmarkStart w:id="30" w:name="conclusion"/>
       <w:bookmarkStart w:id="31" w:name="_Toc225182198"/>
-      <w:bookmarkStart w:id="32" w:name="_Toc225186526"/>
-      <w:bookmarkEnd w:id="27"/>
+      <w:bookmarkStart w:id="32" w:name="conclusion"/>
+      <w:bookmarkStart w:id="33" w:name="_Toc225285697"/>
+      <w:bookmarkEnd w:id="29"/>
       <w:r>
         <w:t>9. Conclusion</w:t>
       </w:r>
       <w:bookmarkEnd w:id="31"/>
-      <w:bookmarkEnd w:id="32"/>
+      <w:bookmarkEnd w:id="33"/>
     </w:p>
     <w:p>
       <w:pPr>
@@ -3548,19 +6562,19 @@
         </w:numPr>
         <w:ind w:left="432" w:hanging="432"/>
       </w:pPr>
-      <w:bookmarkStart w:id="33" w:name="references"/>
       <w:bookmarkStart w:id="34" w:name="_Toc225182199"/>
-      <w:bookmarkStart w:id="35" w:name="_Toc225186527"/>
-      <w:bookmarkEnd w:id="30"/>
+      <w:bookmarkStart w:id="35" w:name="references"/>
+      <w:bookmarkStart w:id="36" w:name="_Toc225285698"/>
+      <w:bookmarkEnd w:id="32"/>
       <w:r>
         <w:lastRenderedPageBreak/>
         <w:t>10. References</w:t>
       </w:r>
       <w:bookmarkEnd w:id="34"/>
-      <w:bookmarkEnd w:id="35"/>
+      <w:bookmarkEnd w:id="36"/>
     </w:p>
-    <w:bookmarkEnd w:id="2"/>
-    <w:bookmarkEnd w:id="33"/>
+    <w:bookmarkEnd w:id="3"/>
+    <w:bookmarkEnd w:id="35"/>
     <w:p>
       <w:pPr>
         <w:pStyle w:val="BodyText"/>
@@ -3586,7 +6600,7 @@
         <w:fldChar w:fldCharType="separate"/>
       </w:r>
       <w:r>
-        <w:t xml:space="preserve">Adilazuarda, F., Arkoulis, N. N., &amp; Chumakov, O. (2023). Beyond Turing: A Comparative Analysis of Approaches for Detecting Machine-Generated Text. </w:t>
+        <w:t xml:space="preserve">Adilazuarda, F., Arkoulis, N. N., &amp; Chumakov, O. (2023). Beyond Turing: A comparative analysis of approaches for detecting machine-generated text. </w:t>
       </w:r>
       <w:r>
         <w:rPr>
@@ -3605,76 +6619,52 @@
       </w:r>
       <w:r>
         <w:t xml:space="preserve">. </w:t>
-      </w:r>
-      <w:hyperlink r:id="rId12" w:history="1">
-        <w:r>
-          <w:rPr>
-            <w:rStyle w:val="Hyperlink"/>
-          </w:rPr>
-          <w:t>https://doi.org/10.48550/arXiv.2311</w:t>
-        </w:r>
-        <w:r>
-          <w:rPr>
-            <w:rStyle w:val="Hyperlink"/>
-          </w:rPr>
-          <w:t>.</w:t>
-        </w:r>
-        <w:r>
-          <w:rPr>
-            <w:rStyle w:val="Hyperlink"/>
-          </w:rPr>
-          <w:t>12373</w:t>
-        </w:r>
-      </w:hyperlink>
-      <w:r>
-        <w:t xml:space="preserve"> </w:t>
-      </w:r>
-    </w:p>
-    <w:p>
-      <w:pPr>
-        <w:pStyle w:val="EndNoteBibliography"/>
-        <w:spacing w:after="0"/>
-        <w:ind w:left="720" w:hanging="720"/>
-      </w:pPr>
-      <w:r>
-        <w:t xml:space="preserve">Aditya Shah, P. R., Urmi Dedhia, Shruti Prasad, Siddhi Muni and Kiran Bhowmick. (2023). Detecting and Unmasking AI-Generated Texts through Explainable Artificial Intelligence using Stylistic Features. </w:t>
-      </w:r>
-      <w:r>
-        <w:rPr>
-          <w:i/>
-        </w:rPr>
-        <w:t>International Journal of Advanced Computer Science and Applications (IJACSA)</w:t>
-      </w:r>
-      <w:r>
-        <w:t>,</w:t>
-      </w:r>
-      <w:r>
-        <w:rPr>
-          <w:i/>
-        </w:rPr>
-        <w:t xml:space="preserve"> 14</w:t>
-      </w:r>
-      <w:r>
-        <w:t xml:space="preserve">(10). </w:t>
       </w:r>
       <w:hyperlink r:id="rId13" w:history="1">
         <w:r>
           <w:rPr>
             <w:rStyle w:val="Hyperlink"/>
           </w:rPr>
-          <w:t>https://doi.org/10.14569/IJ</w:t>
+          <w:t>https://doi.org/10.48550/arXiv.2311.12373</w:t>
         </w:r>
+      </w:hyperlink>
+      <w:r>
+        <w:t xml:space="preserve"> </w:t>
+      </w:r>
+    </w:p>
+    <w:p>
+      <w:pPr>
+        <w:pStyle w:val="EndNoteBibliography"/>
+        <w:spacing w:after="0"/>
+        <w:ind w:left="720" w:hanging="720"/>
+      </w:pPr>
+      <w:r>
+        <w:t xml:space="preserve">Aditya Shah, P. R., Urmi Dedhia, Shruti Prasad, Siddhi Muni and Kiran Bhowmick. (2023). Detecting and unmasking AI-generated texts through Explainable Artificial Intelligence using stylistic features. </w:t>
+      </w:r>
+      <w:r>
+        <w:rPr>
+          <w:i/>
+        </w:rPr>
+        <w:t>International Journal of Advanced Computer Science and Applications (IJACSA)</w:t>
+      </w:r>
+      <w:r>
+        <w:t>,</w:t>
+      </w:r>
+      <w:r>
+        <w:rPr>
+          <w:i/>
+        </w:rPr>
+        <w:t xml:space="preserve"> 14</w:t>
+      </w:r>
+      <w:r>
+        <w:t xml:space="preserve">(10). </w:t>
+      </w:r>
+      <w:hyperlink r:id="rId14" w:history="1">
         <w:r>
           <w:rPr>
             <w:rStyle w:val="Hyperlink"/>
           </w:rPr>
-          <w:t>A</w:t>
-        </w:r>
-        <w:r>
-          <w:rPr>
-            <w:rStyle w:val="Hyperlink"/>
-          </w:rPr>
-          <w:t>CSA.2023.01410110</w:t>
+          <w:t>https://doi.org/10.14569/IJACSA.2023.01410110</w:t>
         </w:r>
       </w:hyperlink>
       <w:r>
@@ -3694,7 +6684,7 @@
         <w:rPr>
           <w:i/>
         </w:rPr>
-        <w:t>Interpretable AI for Classifying Human-and LLM-Generated Medical Misinformation with Multi-Modal Features</w:t>
+        <w:t>Interpretable AI for classifying Human-and LLM-generated medical misinformation with multi-modal features</w:t>
       </w:r>
       <w:r>
         <w:t xml:space="preserve"> 2nd Sorbonne-Heidelberg Workshop on AI in medicine, Heidelberg, Germany. </w:t>
@@ -3707,7 +6697,7 @@
         <w:ind w:left="720" w:hanging="720"/>
       </w:pPr>
       <w:r>
-        <w:t xml:space="preserve">Iqbal, M. S., &amp; Kashem, M. A. (2025). A Machine Learning Framework for Identifying Sources of AI-Generated Text. </w:t>
+        <w:t xml:space="preserve">Iqbal, M. S., &amp; Kashem, M. A. (2025). A machine learning framework for identifying sources of AI-generated text. </w:t>
       </w:r>
       <w:r>
         <w:rPr>
@@ -3727,7 +6717,7 @@
       <w:r>
         <w:t xml:space="preserve">(5), 2186-2204. </w:t>
       </w:r>
-      <w:hyperlink r:id="rId14" w:history="1">
+      <w:hyperlink r:id="rId15" w:history="1">
         <w:r>
           <w:rPr>
             <w:rStyle w:val="Hyperlink"/>
@@ -3766,7 +6756,7 @@
       <w:r>
         <w:t xml:space="preserve">. </w:t>
       </w:r>
-      <w:hyperlink r:id="rId15" w:history="1">
+      <w:hyperlink r:id="rId16" w:history="1">
         <w:r>
           <w:rPr>
             <w:rStyle w:val="Hyperlink"/>
@@ -3805,7 +6795,7 @@
       <w:r>
         <w:t xml:space="preserve">(1), 43310. </w:t>
       </w:r>
-      <w:hyperlink r:id="rId16" w:history="1">
+      <w:hyperlink r:id="rId17" w:history="1">
         <w:r>
           <w:rPr>
             <w:rStyle w:val="Hyperlink"/>
@@ -3824,7 +6814,7 @@
         <w:ind w:left="720" w:hanging="720"/>
       </w:pPr>
       <w:r>
-        <w:t xml:space="preserve">McGovern, H., Stureborg, R., Suhara, Y., &amp; Alikaniotis, D. (2024). Your Large Language Models Are Leaving Fingerprints. </w:t>
+        <w:t xml:space="preserve">McGovern, H., Stureborg, R., Suhara, Y., &amp; Alikaniotis, D. (2024). Your large language models are leaving fingerprints. </w:t>
       </w:r>
       <w:r>
         <w:rPr>
@@ -3844,7 +6834,7 @@
       <w:r>
         <w:t xml:space="preserve">. </w:t>
       </w:r>
-      <w:hyperlink r:id="rId17" w:history="1">
+      <w:hyperlink r:id="rId18" w:history="1">
         <w:r>
           <w:rPr>
             <w:rStyle w:val="Hyperlink"/>
@@ -3863,7 +6853,7 @@
         <w:ind w:left="720" w:hanging="720"/>
       </w:pPr>
       <w:r>
-        <w:t xml:space="preserve">Mitrovi'c, S., Andreoletti, D., &amp; Ayoub, O. (2023). ChatGPT or Human? Detect and Explain. Explaining Decisions of Machine Learning Model for Detecting Short ChatGPT-generated Text. </w:t>
+        <w:t xml:space="preserve">Mitrovi'c, S., Andreoletti, D., &amp; Ayoub, O. (2023). ChatGPT or Human? Detect and explain. Explaining decisions of machine learning model for detecting short chatgpt-generated text. </w:t>
       </w:r>
       <w:r>
         <w:rPr>
@@ -3883,7 +6873,7 @@
       <w:r>
         <w:t xml:space="preserve">. </w:t>
       </w:r>
-      <w:hyperlink r:id="rId18" w:history="1">
+      <w:hyperlink r:id="rId19" w:history="1">
         <w:r>
           <w:rPr>
             <w:rStyle w:val="Hyperlink"/>
@@ -3913,7 +6903,7 @@
       <w:r>
         <w:t xml:space="preserve">. </w:t>
       </w:r>
-      <w:hyperlink r:id="rId19" w:history="1">
+      <w:hyperlink r:id="rId20" w:history="1">
         <w:r>
           <w:rPr>
             <w:rStyle w:val="Hyperlink"/>
@@ -3952,7 +6942,7 @@
       <w:r>
         <w:t xml:space="preserve">(9), 767. </w:t>
       </w:r>
-      <w:hyperlink r:id="rId20" w:history="1">
+      <w:hyperlink r:id="rId21" w:history="1">
         <w:r>
           <w:rPr>
             <w:rStyle w:val="Hyperlink"/>
@@ -3982,7 +6972,7 @@
       <w:r>
         <w:t xml:space="preserve">, 129001. </w:t>
       </w:r>
-      <w:hyperlink r:id="rId21" w:history="1">
+      <w:hyperlink r:id="rId22" w:history="1">
         <w:r>
           <w:rPr>
             <w:rStyle w:val="Hyperlink"/>
@@ -4000,7 +6990,7 @@
         <w:ind w:left="720" w:hanging="720"/>
       </w:pPr>
       <w:r>
-        <w:t xml:space="preserve">Zahraa J. Mohammed Ali* , S. A. Y. (2025). Interpretable Multi-Label Classification of Human- and Large Language Model-Generated Texts Using Transformer Embeddings and Explainable  Artificial Intelligence. </w:t>
+        <w:t xml:space="preserve">Zahraa J. Mohammed Ali , S. A. Y. (2025). Interpretable multi-label classification of human- and large language model-generated texts using transformer embeddings and explainable  artificial intelligence. </w:t>
       </w:r>
       <w:r>
         <w:rPr>
@@ -4020,7 +7010,7 @@
       <w:r>
         <w:t xml:space="preserve">(12), 14. </w:t>
       </w:r>
-      <w:hyperlink r:id="rId22" w:history="1">
+      <w:hyperlink r:id="rId23" w:history="1">
         <w:r>
           <w:rPr>
             <w:rStyle w:val="Hyperlink"/>
@@ -4042,10 +7032,9 @@
     </w:p>
     <w:p/>
     <w:sectPr>
-      <w:headerReference w:type="first" r:id="rId23"/>
+      <w:headerReference w:type="first" r:id="rId24"/>
       <w:pgSz w:w="12240" w:h="15840"/>
       <w:pgMar w:top="1440" w:right="1440" w:bottom="1440" w:left="1440" w:header="720" w:footer="720" w:gutter="0"/>
-      <w:pgNumType w:start="1"/>
       <w:cols w:space="720"/>
       <w:titlePg/>
       <w:docGrid w:linePitch="360"/>
@@ -4161,7 +7150,7 @@
 <w:hdr xmlns:wpc="http://schemas.microsoft.com/office/word/2010/wordprocessingCanvas" xmlns:cx="http://schemas.microsoft.com/office/drawing/2014/chartex" xmlns:cx1="http://schemas.microsoft.com/office/drawing/2015/9/8/chartex" xmlns:cx2="http://schemas.microsoft.com/office/drawing/2015/10/21/chartex" xmlns:cx3="http://schemas.microsoft.com/office/drawing/2016/5/9/chartex" xmlns:cx4="http://schemas.microsoft.com/office/drawing/2016/5/10/chartex" xmlns:cx5="http://schemas.microsoft.com/office/drawing/2016/5/11/chartex" xmlns:cx6="http://schemas.microsoft.com/office/drawing/2016/5/12/chartex" xmlns:cx7="http://schemas.microsoft.com/office/drawing/2016/5/13/chartex" xmlns:cx8="http://schemas.microsoft.com/office/drawing/2016/5/14/chartex" xmlns:mc="http://schemas.openxmlformats.org/markup-compatibility/2006" xmlns:aink="http://schemas.microsoft.com/office/drawing/2016/ink" xmlns:am3d="http://schemas.microsoft.com/office/drawing/2017/model3d" xmlns:o="urn:schemas-microsoft-com:office:office" xmlns:oel="http://schemas.microsoft.com/office/2019/extlst" xmlns:r="http://schemas.openxmlformats.org/officeDocument/2006/relationships" xmlns:m="http://schemas.openxmlformats.org/officeDocument/2006/math" xmlns:v="urn:schemas-microsoft-com:vml" xmlns:wp14="http://schemas.microsoft.com/office/word/2010/wordprocessingDrawing" xmlns:wp="http://schemas.openxmlformats.org/drawingml/2006/wordprocessingDrawing" xmlns:w10="urn:schemas-microsoft-com:office:word" xmlns:w="http://schemas.openxmlformats.org/wordprocessingml/2006/main" xmlns:w14="http://schemas.microsoft.com/office/word/2010/wordml" xmlns:w15="http://schemas.microsoft.com/office/word/2012/wordml" xmlns:w16cex="http://schemas.microsoft.com/office/word/2018/wordml/cex" xmlns:w16cid="http://schemas.microsoft.com/office/word/2016/wordml/cid" xmlns:w16="http://schemas.microsoft.com/office/word/2018/wordml" xmlns:w16du="http://schemas.microsoft.com/office/word/2023/wordml/word16du" xmlns:w16sdtdh="http://schemas.microsoft.com/office/word/2020/wordml/sdtdatahash" xmlns:w16sdtfl="http://schemas.microsoft.com/office/word/2024/wordml/sdtformatlock" xmlns:w16se="http://schemas.microsoft.com/office/word/2015/wordml/symex" xmlns:wpg="http://schemas.microsoft.com/office/word/2010/wordprocessingGroup" xmlns:wpi="http://schemas.microsoft.com/office/word/2010/wordprocessingInk" xmlns:wne="http://schemas.microsoft.com/office/word/2006/wordml" xmlns:wps="http://schemas.microsoft.com/office/word/2010/wordprocessingShape" mc:Ignorable="w14 w15 w16se w16cid w16 w16cex w16sdtdh w16sdtfl w16du wp14">
   <w:sdt>
     <w:sdtPr>
-      <w:id w:val="1276214407"/>
+      <w:id w:val="842516076"/>
       <w:docPartObj>
         <w:docPartGallery w:val="Page Numbers (Top of Page)"/>
         <w:docPartUnique/>
@@ -4212,6 +7201,49 @@
 
 <file path=word/header3.xml><?xml version="1.0" encoding="utf-8"?>
 <w:hdr xmlns:wpc="http://schemas.microsoft.com/office/word/2010/wordprocessingCanvas" xmlns:cx="http://schemas.microsoft.com/office/drawing/2014/chartex" xmlns:cx1="http://schemas.microsoft.com/office/drawing/2015/9/8/chartex" xmlns:cx2="http://schemas.microsoft.com/office/drawing/2015/10/21/chartex" xmlns:cx3="http://schemas.microsoft.com/office/drawing/2016/5/9/chartex" xmlns:cx4="http://schemas.microsoft.com/office/drawing/2016/5/10/chartex" xmlns:cx5="http://schemas.microsoft.com/office/drawing/2016/5/11/chartex" xmlns:cx6="http://schemas.microsoft.com/office/drawing/2016/5/12/chartex" xmlns:cx7="http://schemas.microsoft.com/office/drawing/2016/5/13/chartex" xmlns:cx8="http://schemas.microsoft.com/office/drawing/2016/5/14/chartex" xmlns:mc="http://schemas.openxmlformats.org/markup-compatibility/2006" xmlns:aink="http://schemas.microsoft.com/office/drawing/2016/ink" xmlns:am3d="http://schemas.microsoft.com/office/drawing/2017/model3d" xmlns:o="urn:schemas-microsoft-com:office:office" xmlns:oel="http://schemas.microsoft.com/office/2019/extlst" xmlns:r="http://schemas.openxmlformats.org/officeDocument/2006/relationships" xmlns:m="http://schemas.openxmlformats.org/officeDocument/2006/math" xmlns:v="urn:schemas-microsoft-com:vml" xmlns:wp14="http://schemas.microsoft.com/office/word/2010/wordprocessingDrawing" xmlns:wp="http://schemas.openxmlformats.org/drawingml/2006/wordprocessingDrawing" xmlns:w10="urn:schemas-microsoft-com:office:word" xmlns:w="http://schemas.openxmlformats.org/wordprocessingml/2006/main" xmlns:w14="http://schemas.microsoft.com/office/word/2010/wordml" xmlns:w15="http://schemas.microsoft.com/office/word/2012/wordml" xmlns:w16cex="http://schemas.microsoft.com/office/word/2018/wordml/cex" xmlns:w16cid="http://schemas.microsoft.com/office/word/2016/wordml/cid" xmlns:w16="http://schemas.microsoft.com/office/word/2018/wordml" xmlns:w16du="http://schemas.microsoft.com/office/word/2023/wordml/word16du" xmlns:w16sdtdh="http://schemas.microsoft.com/office/word/2020/wordml/sdtdatahash" xmlns:w16sdtfl="http://schemas.microsoft.com/office/word/2024/wordml/sdtformatlock" xmlns:w16se="http://schemas.microsoft.com/office/word/2015/wordml/symex" xmlns:wpg="http://schemas.microsoft.com/office/word/2010/wordprocessingGroup" xmlns:wpi="http://schemas.microsoft.com/office/word/2010/wordprocessingInk" xmlns:wne="http://schemas.microsoft.com/office/word/2006/wordml" xmlns:wps="http://schemas.microsoft.com/office/word/2010/wordprocessingShape" mc:Ignorable="w14 w15 w16se w16cid w16 w16cex w16sdtdh w16sdtfl w16du wp14">
+  <w:sdt>
+    <w:sdtPr>
+      <w:id w:val="-2071182770"/>
+      <w:docPartObj>
+        <w:docPartGallery w:val="Page Numbers (Top of Page)"/>
+        <w:docPartUnique/>
+      </w:docPartObj>
+    </w:sdtPr>
+    <w:sdtEndPr>
+      <w:rPr>
+        <w:noProof/>
+      </w:rPr>
+    </w:sdtEndPr>
+    <w:sdtContent>
+      <w:p>
+        <w:pPr>
+          <w:pStyle w:val="Header"/>
+          <w:jc w:val="center"/>
+        </w:pPr>
+        <w:r>
+          <w:fldChar w:fldCharType="begin"/>
+        </w:r>
+        <w:r>
+          <w:instrText xml:space="preserve"> PAGE   \* MERGEFORMAT </w:instrText>
+        </w:r>
+        <w:r>
+          <w:fldChar w:fldCharType="separate"/>
+        </w:r>
+        <w:r>
+          <w:rPr>
+            <w:noProof/>
+          </w:rPr>
+          <w:t>2</w:t>
+        </w:r>
+        <w:r>
+          <w:rPr>
+            <w:noProof/>
+          </w:rPr>
+          <w:fldChar w:fldCharType="end"/>
+        </w:r>
+      </w:p>
+    </w:sdtContent>
+  </w:sdt>
   <w:p>
     <w:pPr>
       <w:pStyle w:val="Header"/>
@@ -4225,6 +7257,59 @@
   <w:sdt>
     <w:sdtPr>
       <w:id w:val="-235940939"/>
+      <w:docPartObj>
+        <w:docPartGallery w:val="Page Numbers (Top of Page)"/>
+        <w:docPartUnique/>
+      </w:docPartObj>
+    </w:sdtPr>
+    <w:sdtEndPr>
+      <w:rPr>
+        <w:noProof/>
+      </w:rPr>
+    </w:sdtEndPr>
+    <w:sdtContent>
+      <w:p>
+        <w:pPr>
+          <w:pStyle w:val="Header"/>
+          <w:jc w:val="center"/>
+        </w:pPr>
+        <w:r>
+          <w:fldChar w:fldCharType="begin"/>
+        </w:r>
+        <w:r>
+          <w:instrText xml:space="preserve"> PAGE   \* MERGEFORMAT </w:instrText>
+        </w:r>
+        <w:r>
+          <w:fldChar w:fldCharType="separate"/>
+        </w:r>
+        <w:r>
+          <w:rPr>
+            <w:noProof/>
+          </w:rPr>
+          <w:t>2</w:t>
+        </w:r>
+        <w:r>
+          <w:rPr>
+            <w:noProof/>
+          </w:rPr>
+          <w:fldChar w:fldCharType="end"/>
+        </w:r>
+      </w:p>
+    </w:sdtContent>
+  </w:sdt>
+  <w:p>
+    <w:pPr>
+      <w:pStyle w:val="Header"/>
+    </w:pPr>
+  </w:p>
+</w:hdr>
+</file>
+
+<file path=word/header5.xml><?xml version="1.0" encoding="utf-8"?>
+<w:hdr xmlns:wpc="http://schemas.microsoft.com/office/word/2010/wordprocessingCanvas" xmlns:cx="http://schemas.microsoft.com/office/drawing/2014/chartex" xmlns:cx1="http://schemas.microsoft.com/office/drawing/2015/9/8/chartex" xmlns:cx2="http://schemas.microsoft.com/office/drawing/2015/10/21/chartex" xmlns:cx3="http://schemas.microsoft.com/office/drawing/2016/5/9/chartex" xmlns:cx4="http://schemas.microsoft.com/office/drawing/2016/5/10/chartex" xmlns:cx5="http://schemas.microsoft.com/office/drawing/2016/5/11/chartex" xmlns:cx6="http://schemas.microsoft.com/office/drawing/2016/5/12/chartex" xmlns:cx7="http://schemas.microsoft.com/office/drawing/2016/5/13/chartex" xmlns:cx8="http://schemas.microsoft.com/office/drawing/2016/5/14/chartex" xmlns:mc="http://schemas.openxmlformats.org/markup-compatibility/2006" xmlns:aink="http://schemas.microsoft.com/office/drawing/2016/ink" xmlns:am3d="http://schemas.microsoft.com/office/drawing/2017/model3d" xmlns:o="urn:schemas-microsoft-com:office:office" xmlns:oel="http://schemas.microsoft.com/office/2019/extlst" xmlns:r="http://schemas.openxmlformats.org/officeDocument/2006/relationships" xmlns:m="http://schemas.openxmlformats.org/officeDocument/2006/math" xmlns:v="urn:schemas-microsoft-com:vml" xmlns:wp14="http://schemas.microsoft.com/office/word/2010/wordprocessingDrawing" xmlns:wp="http://schemas.openxmlformats.org/drawingml/2006/wordprocessingDrawing" xmlns:w10="urn:schemas-microsoft-com:office:word" xmlns:w="http://schemas.openxmlformats.org/wordprocessingml/2006/main" xmlns:w14="http://schemas.microsoft.com/office/word/2010/wordml" xmlns:w15="http://schemas.microsoft.com/office/word/2012/wordml" xmlns:w16cex="http://schemas.microsoft.com/office/word/2018/wordml/cex" xmlns:w16cid="http://schemas.microsoft.com/office/word/2016/wordml/cid" xmlns:w16="http://schemas.microsoft.com/office/word/2018/wordml" xmlns:w16du="http://schemas.microsoft.com/office/word/2023/wordml/word16du" xmlns:w16sdtdh="http://schemas.microsoft.com/office/word/2020/wordml/sdtdatahash" xmlns:w16sdtfl="http://schemas.microsoft.com/office/word/2024/wordml/sdtformatlock" xmlns:w16se="http://schemas.microsoft.com/office/word/2015/wordml/symex" xmlns:wpg="http://schemas.microsoft.com/office/word/2010/wordprocessingGroup" xmlns:wpi="http://schemas.microsoft.com/office/word/2010/wordprocessingInk" xmlns:wne="http://schemas.microsoft.com/office/word/2006/wordml" xmlns:wps="http://schemas.microsoft.com/office/word/2010/wordprocessingShape" mc:Ignorable="w14 w15 w16se w16cid w16 w16cex w16sdtdh w16sdtfl w16du wp14">
+  <w:sdt>
+    <w:sdtPr>
+      <w:id w:val="-266464006"/>
       <w:docPartObj>
         <w:docPartGallery w:val="Page Numbers (Top of Page)"/>
         <w:docPartUnique/>
@@ -5105,7 +8190,7 @@
     <w:link w:val="Heading1Char"/>
     <w:uiPriority w:val="9"/>
     <w:qFormat/>
-    <w:rsid w:val="00D46CEF"/>
+    <w:rsid w:val="007E29F7"/>
     <w:pPr>
       <w:keepNext/>
       <w:keepLines/>
@@ -5123,7 +8208,7 @@
       <w:b/>
       <w:bCs/>
       <w:smallCaps/>
-      <w:color w:val="000000" w:themeColor="text1"/>
+      <w:color w:val="0F4761" w:themeColor="accent1" w:themeShade="BF"/>
       <w:sz w:val="36"/>
       <w:szCs w:val="36"/>
     </w:rPr>
@@ -5136,7 +8221,7 @@
     <w:uiPriority w:val="9"/>
     <w:unhideWhenUsed/>
     <w:qFormat/>
-    <w:rsid w:val="00D46CEF"/>
+    <w:rsid w:val="00E2293F"/>
     <w:pPr>
       <w:keepNext/>
       <w:keepLines/>
@@ -5152,7 +8237,7 @@
       <w:b/>
       <w:bCs/>
       <w:smallCaps/>
-      <w:color w:val="000000" w:themeColor="text1"/>
+      <w:color w:val="0F4761" w:themeColor="accent1" w:themeShade="BF"/>
       <w:sz w:val="28"/>
       <w:szCs w:val="28"/>
     </w:rPr>
@@ -5379,13 +8464,13 @@
     <w:basedOn w:val="DefaultParagraphFont"/>
     <w:link w:val="Heading1"/>
     <w:uiPriority w:val="9"/>
-    <w:rsid w:val="00D46CEF"/>
+    <w:rsid w:val="007E29F7"/>
     <w:rPr>
       <w:rFonts w:asciiTheme="majorHAnsi" w:eastAsiaTheme="majorEastAsia" w:hAnsiTheme="majorHAnsi" w:cstheme="majorBidi"/>
       <w:b/>
       <w:bCs/>
       <w:smallCaps/>
-      <w:color w:val="000000" w:themeColor="text1"/>
+      <w:color w:val="0F4761" w:themeColor="accent1" w:themeShade="BF"/>
       <w:sz w:val="36"/>
       <w:szCs w:val="36"/>
     </w:rPr>
@@ -5395,13 +8480,13 @@
     <w:basedOn w:val="DefaultParagraphFont"/>
     <w:link w:val="Heading2"/>
     <w:uiPriority w:val="9"/>
-    <w:rsid w:val="00D46CEF"/>
+    <w:rsid w:val="00E2293F"/>
     <w:rPr>
       <w:rFonts w:asciiTheme="majorHAnsi" w:eastAsiaTheme="majorEastAsia" w:hAnsiTheme="majorHAnsi" w:cstheme="majorBidi"/>
       <w:b/>
       <w:bCs/>
       <w:smallCaps/>
-      <w:color w:val="000000" w:themeColor="text1"/>
+      <w:color w:val="0F4761" w:themeColor="accent1" w:themeShade="BF"/>
       <w:sz w:val="28"/>
       <w:szCs w:val="28"/>
     </w:rPr>
@@ -6263,7 +9348,9 @@
     <w:rsid w:val="0039439C"/>
     <w:rsid w:val="00573D17"/>
     <w:rsid w:val="00694836"/>
-    <w:rsid w:val="00BD332E"/>
+    <w:rsid w:val="00846EFC"/>
+    <w:rsid w:val="008C67DA"/>
+    <w:rsid w:val="009C27D0"/>
   </w:rsids>
   <m:mathPr>
     <m:mathFont m:val="Cambria Math"/>
@@ -6714,18 +9801,6 @@
     <w:semiHidden/>
     <w:unhideWhenUsed/>
   </w:style>
-  <w:style w:type="paragraph" w:customStyle="1" w:styleId="CA80618486BA4D2AAE40A281D2532598">
-    <w:name w:val="CA80618486BA4D2AAE40A281D2532598"/>
-    <w:rsid w:val="00064BA9"/>
-  </w:style>
-  <w:style w:type="paragraph" w:customStyle="1" w:styleId="B5AF78DA162B49C6B68917ADFC252880">
-    <w:name w:val="B5AF78DA162B49C6B68917ADFC252880"/>
-    <w:rsid w:val="00064BA9"/>
-  </w:style>
-  <w:style w:type="paragraph" w:customStyle="1" w:styleId="247994595B5044629582D2A72B5080CC">
-    <w:name w:val="247994595B5044629582D2A72B5080CC"/>
-    <w:rsid w:val="00064BA9"/>
-  </w:style>
   <w:style w:type="paragraph" w:customStyle="1" w:styleId="603F8AF0771940AD83C896A19F8DE885">
     <w:name w:val="603F8AF0771940AD83C896A19F8DE885"/>
     <w:rsid w:val="00694836"/>

--- a/research methods/term project - review article/TERM PROPOSAL - Human vs AI Text Detection.docx
+++ b/research methods/term project - review article/TERM PROPOSAL - Human vs AI Text Detection.docx
@@ -254,7 +254,18 @@
                     <w:sz w:val="48"/>
                     <w:szCs w:val="48"/>
                   </w:rPr>
-                  <w:t>A Review on Explainable Identification of Human vs. Large Language Model (LLM) Generated Text</w:t>
+                  <w:t>Explainable Identification of Human vs. Large Language Model (LLM) Generated Text</w:t>
+                </w:r>
+                <w:r>
+                  <w:rPr>
+                    <w:rFonts w:eastAsiaTheme="majorEastAsia"/>
+                    <w:b/>
+                    <w:bCs/>
+                    <w:color w:val="156082" w:themeColor="accent1"/>
+                    <w:sz w:val="48"/>
+                    <w:szCs w:val="48"/>
+                  </w:rPr>
+                  <w:t>: A Review</w:t>
                 </w:r>
               </w:p>
             </w:sdtContent>
@@ -415,6 +426,47 @@
           <w:sz w:val="32"/>
           <w:szCs w:val="32"/>
         </w:rPr>
+      </w:pPr>
+      <w:r>
+        <w:rPr>
+          <w:color w:val="0F4761" w:themeColor="accent1" w:themeShade="BF"/>
+          <w:sz w:val="32"/>
+          <w:szCs w:val="32"/>
+        </w:rPr>
+        <w:t>Assistant Professor, Computer Science Department</w:t>
+      </w:r>
+    </w:p>
+    <w:p>
+      <w:pPr>
+        <w:pStyle w:val="NoSpacing"/>
+        <w:ind w:left="270"/>
+        <w:rPr>
+          <w:color w:val="0F4761" w:themeColor="accent1" w:themeShade="BF"/>
+          <w:sz w:val="32"/>
+          <w:szCs w:val="32"/>
+        </w:rPr>
+      </w:pPr>
+    </w:p>
+    <w:p>
+      <w:pPr>
+        <w:pStyle w:val="NoSpacing"/>
+        <w:ind w:left="270"/>
+        <w:rPr>
+          <w:color w:val="0F4761" w:themeColor="accent1" w:themeShade="BF"/>
+          <w:sz w:val="32"/>
+          <w:szCs w:val="32"/>
+        </w:rPr>
+      </w:pPr>
+    </w:p>
+    <w:p>
+      <w:pPr>
+        <w:pStyle w:val="NoSpacing"/>
+        <w:ind w:left="270"/>
+        <w:rPr>
+          <w:color w:val="0F4761" w:themeColor="accent1" w:themeShade="BF"/>
+          <w:sz w:val="32"/>
+          <w:szCs w:val="32"/>
+        </w:rPr>
         <w:sectPr>
           <w:headerReference w:type="default" r:id="rId9"/>
           <w:pgSz w:w="12240" w:h="15840"/>
@@ -425,30 +477,6 @@
           <w:docGrid w:linePitch="360"/>
         </w:sectPr>
       </w:pPr>
-      <w:r>
-        <w:rPr>
-          <w:color w:val="0F4761" w:themeColor="accent1" w:themeShade="BF"/>
-          <w:sz w:val="32"/>
-          <w:szCs w:val="32"/>
-        </w:rPr>
-        <w:t>Head of Department</w:t>
-      </w:r>
-      <w:r>
-        <w:rPr>
-          <w:color w:val="0F4761" w:themeColor="accent1" w:themeShade="BF"/>
-          <w:sz w:val="32"/>
-          <w:szCs w:val="32"/>
-        </w:rPr>
-        <w:t xml:space="preserve">, </w:t>
-      </w:r>
-      <w:r>
-        <w:rPr>
-          <w:color w:val="0F4761" w:themeColor="accent1" w:themeShade="BF"/>
-          <w:sz w:val="32"/>
-          <w:szCs w:val="32"/>
-        </w:rPr>
-        <w:t>Software Engineering</w:t>
-      </w:r>
     </w:p>
     <w:p>
       <w:pPr>
@@ -461,7 +489,7 @@
       </w:pPr>
       <w:bookmarkStart w:id="2" w:name="executive-summary"/>
       <w:bookmarkStart w:id="3" w:name="Xe527d1dbea40afa1dc643b1014bd092d03e564e"/>
-      <w:bookmarkStart w:id="4" w:name="_Toc225285687"/>
+      <w:bookmarkStart w:id="4" w:name="_Toc225706199"/>
       <w:r>
         <w:lastRenderedPageBreak/>
         <w:t>Executive Summary</w:t>
@@ -563,7 +591,21 @@
           <w:sz w:val="24"/>
           <w:szCs w:val="24"/>
         </w:rPr>
-        <w:t>Specifically, the review aims to (</w:t>
+        <w:t xml:space="preserve">Specifically, the </w:t>
+      </w:r>
+      <w:r>
+        <w:rPr>
+          <w:sz w:val="24"/>
+          <w:szCs w:val="24"/>
+        </w:rPr>
+        <w:t>research</w:t>
+      </w:r>
+      <w:r>
+        <w:rPr>
+          <w:sz w:val="24"/>
+          <w:szCs w:val="24"/>
+        </w:rPr>
+        <w:t xml:space="preserve"> aims to (</w:t>
       </w:r>
       <w:proofErr w:type="spellStart"/>
       <w:r>
@@ -595,8 +637,43 @@
           <w:sz w:val="24"/>
           <w:szCs w:val="24"/>
         </w:rPr>
-        <w:t>By synthesizing recent literature (2023–2026), this study seeks to provide a comprehensive and coherent understanding of explainable AI-based text detection. The findings of this review are expected to contribute toward the development of more reliable, transparent, and trustworthy detection systems, while also offering valuable insights for researchers, educators, and practitioners dealing with AI-generated content.</w:t>
-      </w:r>
+        <w:t xml:space="preserve">By synthesizing recent literature </w:t>
+      </w:r>
+      <w:r>
+        <w:rPr>
+          <w:b/>
+          <w:bCs/>
+          <w:sz w:val="24"/>
+          <w:szCs w:val="24"/>
+        </w:rPr>
+        <w:t>(2023–2026</w:t>
+      </w:r>
+      <w:r>
+        <w:rPr>
+          <w:sz w:val="24"/>
+          <w:szCs w:val="24"/>
+        </w:rPr>
+        <w:t xml:space="preserve">), this study seeks to provide a comprehensive and coherent understanding of explainable AI-based text detection. The findings of this </w:t>
+      </w:r>
+      <w:r>
+        <w:rPr>
+          <w:sz w:val="24"/>
+          <w:szCs w:val="24"/>
+        </w:rPr>
+        <w:t>research</w:t>
+      </w:r>
+      <w:r>
+        <w:rPr>
+          <w:sz w:val="24"/>
+          <w:szCs w:val="24"/>
+        </w:rPr>
+        <w:t xml:space="preserve"> are expected to contribute toward the development of more reliable, transparent, and trustworthy detection systems, while also offering valuable insights for researchers, educators, and practitioners dealing with AI-generated content.</w:t>
+      </w:r>
+    </w:p>
+    <w:p>
+      <w:pPr>
+        <w:pStyle w:val="BodyText"/>
+      </w:pPr>
     </w:p>
     <w:p>
       <w:pPr>
@@ -698,7 +775,7 @@
             </w:rPr>
             <w:fldChar w:fldCharType="separate"/>
           </w:r>
-          <w:hyperlink w:anchor="_Toc225285687" w:history="1">
+          <w:hyperlink w:anchor="_Toc225706199" w:history="1">
             <w:r>
               <w:rPr>
                 <w:rStyle w:val="Hyperlink"/>
@@ -725,7 +802,7 @@
                 <w:noProof/>
                 <w:webHidden/>
               </w:rPr>
-              <w:instrText xml:space="preserve"> PAGEREF _Toc225285687 \h </w:instrText>
+              <w:instrText xml:space="preserve"> PAGEREF _Toc225706199 \h </w:instrText>
             </w:r>
             <w:r>
               <w:rPr>
@@ -774,7 +851,7 @@
               <w14:ligatures w14:val="standardContextual"/>
             </w:rPr>
           </w:pPr>
-          <w:hyperlink w:anchor="_Toc225285688" w:history="1">
+          <w:hyperlink w:anchor="_Toc225706200" w:history="1">
             <w:r>
               <w:rPr>
                 <w:rStyle w:val="Hyperlink"/>
@@ -801,7 +878,7 @@
                 <w:noProof/>
                 <w:webHidden/>
               </w:rPr>
-              <w:instrText xml:space="preserve"> PAGEREF _Toc225285688 \h </w:instrText>
+              <w:instrText xml:space="preserve"> PAGEREF _Toc225706200 \h </w:instrText>
             </w:r>
             <w:r>
               <w:rPr>
@@ -821,7 +898,7 @@
                 <w:noProof/>
                 <w:webHidden/>
               </w:rPr>
-              <w:t>1</w:t>
+              <w:t>3</w:t>
             </w:r>
             <w:r>
               <w:rPr>
@@ -850,7 +927,7 @@
               <w14:ligatures w14:val="standardContextual"/>
             </w:rPr>
           </w:pPr>
-          <w:hyperlink w:anchor="_Toc225285689" w:history="1">
+          <w:hyperlink w:anchor="_Toc225706201" w:history="1">
             <w:r>
               <w:rPr>
                 <w:rStyle w:val="Hyperlink"/>
@@ -877,7 +954,7 @@
                 <w:noProof/>
                 <w:webHidden/>
               </w:rPr>
-              <w:instrText xml:space="preserve"> PAGEREF _Toc225285689 \h </w:instrText>
+              <w:instrText xml:space="preserve"> PAGEREF _Toc225706201 \h </w:instrText>
             </w:r>
             <w:r>
               <w:rPr>
@@ -897,7 +974,7 @@
                 <w:noProof/>
                 <w:webHidden/>
               </w:rPr>
-              <w:t>1</w:t>
+              <w:t>3</w:t>
             </w:r>
             <w:r>
               <w:rPr>
@@ -925,13 +1002,13 @@
               <w14:ligatures w14:val="standardContextual"/>
             </w:rPr>
           </w:pPr>
-          <w:hyperlink w:anchor="_Toc225285690" w:history="1">
+          <w:hyperlink w:anchor="_Toc225706202" w:history="1">
             <w:r>
               <w:rPr>
                 <w:rStyle w:val="Hyperlink"/>
                 <w:noProof/>
               </w:rPr>
-              <w:t>Literature Review Comparative Table</w:t>
+              <w:t>Literature Review - Comparative Table</w:t>
             </w:r>
             <w:r>
               <w:rPr>
@@ -952,7 +1029,7 @@
                 <w:noProof/>
                 <w:webHidden/>
               </w:rPr>
-              <w:instrText xml:space="preserve"> PAGEREF _Toc225285690 \h </w:instrText>
+              <w:instrText xml:space="preserve"> PAGEREF _Toc225706202 \h </w:instrText>
             </w:r>
             <w:r>
               <w:rPr>
@@ -972,7 +1049,7 @@
                 <w:noProof/>
                 <w:webHidden/>
               </w:rPr>
-              <w:t>2</w:t>
+              <w:t>5</w:t>
             </w:r>
             <w:r>
               <w:rPr>
@@ -1001,7 +1078,7 @@
               <w14:ligatures w14:val="standardContextual"/>
             </w:rPr>
           </w:pPr>
-          <w:hyperlink w:anchor="_Toc225285691" w:history="1">
+          <w:hyperlink w:anchor="_Toc225706203" w:history="1">
             <w:r>
               <w:rPr>
                 <w:rStyle w:val="Hyperlink"/>
@@ -1028,7 +1105,7 @@
                 <w:noProof/>
                 <w:webHidden/>
               </w:rPr>
-              <w:instrText xml:space="preserve"> PAGEREF _Toc225285691 \h </w:instrText>
+              <w:instrText xml:space="preserve"> PAGEREF _Toc225706203 \h </w:instrText>
             </w:r>
             <w:r>
               <w:rPr>
@@ -1048,7 +1125,7 @@
                 <w:noProof/>
                 <w:webHidden/>
               </w:rPr>
-              <w:t>4</w:t>
+              <w:t>7</w:t>
             </w:r>
             <w:r>
               <w:rPr>
@@ -1077,7 +1154,7 @@
               <w14:ligatures w14:val="standardContextual"/>
             </w:rPr>
           </w:pPr>
-          <w:hyperlink w:anchor="_Toc225285692" w:history="1">
+          <w:hyperlink w:anchor="_Toc225706204" w:history="1">
             <w:r>
               <w:rPr>
                 <w:rStyle w:val="Hyperlink"/>
@@ -1104,7 +1181,7 @@
                 <w:noProof/>
                 <w:webHidden/>
               </w:rPr>
-              <w:instrText xml:space="preserve"> PAGEREF _Toc225285692 \h </w:instrText>
+              <w:instrText xml:space="preserve"> PAGEREF _Toc225706204 \h </w:instrText>
             </w:r>
             <w:r>
               <w:rPr>
@@ -1124,7 +1201,7 @@
                 <w:noProof/>
                 <w:webHidden/>
               </w:rPr>
-              <w:t>4</w:t>
+              <w:t>7</w:t>
             </w:r>
             <w:r>
               <w:rPr>
@@ -1153,7 +1230,7 @@
               <w14:ligatures w14:val="standardContextual"/>
             </w:rPr>
           </w:pPr>
-          <w:hyperlink w:anchor="_Toc225285693" w:history="1">
+          <w:hyperlink w:anchor="_Toc225706205" w:history="1">
             <w:r>
               <w:rPr>
                 <w:rStyle w:val="Hyperlink"/>
@@ -1180,7 +1257,7 @@
                 <w:noProof/>
                 <w:webHidden/>
               </w:rPr>
-              <w:instrText xml:space="preserve"> PAGEREF _Toc225285693 \h </w:instrText>
+              <w:instrText xml:space="preserve"> PAGEREF _Toc225706205 \h </w:instrText>
             </w:r>
             <w:r>
               <w:rPr>
@@ -1200,7 +1277,7 @@
                 <w:noProof/>
                 <w:webHidden/>
               </w:rPr>
-              <w:t>5</w:t>
+              <w:t>8</w:t>
             </w:r>
             <w:r>
               <w:rPr>
@@ -1229,7 +1306,7 @@
               <w14:ligatures w14:val="standardContextual"/>
             </w:rPr>
           </w:pPr>
-          <w:hyperlink w:anchor="_Toc225285694" w:history="1">
+          <w:hyperlink w:anchor="_Toc225706206" w:history="1">
             <w:r>
               <w:rPr>
                 <w:rStyle w:val="Hyperlink"/>
@@ -1256,7 +1333,7 @@
                 <w:noProof/>
                 <w:webHidden/>
               </w:rPr>
-              <w:instrText xml:space="preserve"> PAGEREF _Toc225285694 \h </w:instrText>
+              <w:instrText xml:space="preserve"> PAGEREF _Toc225706206 \h </w:instrText>
             </w:r>
             <w:r>
               <w:rPr>
@@ -1276,7 +1353,7 @@
                 <w:noProof/>
                 <w:webHidden/>
               </w:rPr>
-              <w:t>5</w:t>
+              <w:t>8</w:t>
             </w:r>
             <w:r>
               <w:rPr>
@@ -1305,7 +1382,7 @@
               <w14:ligatures w14:val="standardContextual"/>
             </w:rPr>
           </w:pPr>
-          <w:hyperlink w:anchor="_Toc225285695" w:history="1">
+          <w:hyperlink w:anchor="_Toc225706207" w:history="1">
             <w:r>
               <w:rPr>
                 <w:rStyle w:val="Hyperlink"/>
@@ -1332,7 +1409,7 @@
                 <w:noProof/>
                 <w:webHidden/>
               </w:rPr>
-              <w:instrText xml:space="preserve"> PAGEREF _Toc225285695 \h </w:instrText>
+              <w:instrText xml:space="preserve"> PAGEREF _Toc225706207 \h </w:instrText>
             </w:r>
             <w:r>
               <w:rPr>
@@ -1352,7 +1429,7 @@
                 <w:noProof/>
                 <w:webHidden/>
               </w:rPr>
-              <w:t>5</w:t>
+              <w:t>9</w:t>
             </w:r>
             <w:r>
               <w:rPr>
@@ -1381,7 +1458,7 @@
               <w14:ligatures w14:val="standardContextual"/>
             </w:rPr>
           </w:pPr>
-          <w:hyperlink w:anchor="_Toc225285696" w:history="1">
+          <w:hyperlink w:anchor="_Toc225706208" w:history="1">
             <w:r>
               <w:rPr>
                 <w:rStyle w:val="Hyperlink"/>
@@ -1408,7 +1485,7 @@
                 <w:noProof/>
                 <w:webHidden/>
               </w:rPr>
-              <w:instrText xml:space="preserve"> PAGEREF _Toc225285696 \h </w:instrText>
+              <w:instrText xml:space="preserve"> PAGEREF _Toc225706208 \h </w:instrText>
             </w:r>
             <w:r>
               <w:rPr>
@@ -1428,7 +1505,7 @@
                 <w:noProof/>
                 <w:webHidden/>
               </w:rPr>
-              <w:t>6</w:t>
+              <w:t>10</w:t>
             </w:r>
             <w:r>
               <w:rPr>
@@ -1457,7 +1534,7 @@
               <w14:ligatures w14:val="standardContextual"/>
             </w:rPr>
           </w:pPr>
-          <w:hyperlink w:anchor="_Toc225285697" w:history="1">
+          <w:hyperlink w:anchor="_Toc225706209" w:history="1">
             <w:r>
               <w:rPr>
                 <w:rStyle w:val="Hyperlink"/>
@@ -1484,7 +1561,7 @@
                 <w:noProof/>
                 <w:webHidden/>
               </w:rPr>
-              <w:instrText xml:space="preserve"> PAGEREF _Toc225285697 \h </w:instrText>
+              <w:instrText xml:space="preserve"> PAGEREF _Toc225706209 \h </w:instrText>
             </w:r>
             <w:r>
               <w:rPr>
@@ -1504,7 +1581,7 @@
                 <w:noProof/>
                 <w:webHidden/>
               </w:rPr>
-              <w:t>6</w:t>
+              <w:t>10</w:t>
             </w:r>
             <w:r>
               <w:rPr>
@@ -1533,7 +1610,7 @@
               <w14:ligatures w14:val="standardContextual"/>
             </w:rPr>
           </w:pPr>
-          <w:hyperlink w:anchor="_Toc225285698" w:history="1">
+          <w:hyperlink w:anchor="_Toc225706210" w:history="1">
             <w:r>
               <w:rPr>
                 <w:rStyle w:val="Hyperlink"/>
@@ -1560,7 +1637,7 @@
                 <w:noProof/>
                 <w:webHidden/>
               </w:rPr>
-              <w:instrText xml:space="preserve"> PAGEREF _Toc225285698 \h </w:instrText>
+              <w:instrText xml:space="preserve"> PAGEREF _Toc225706210 \h </w:instrText>
             </w:r>
             <w:r>
               <w:rPr>
@@ -1580,7 +1657,7 @@
                 <w:noProof/>
                 <w:webHidden/>
               </w:rPr>
-              <w:t>7</w:t>
+              <w:t>12</w:t>
             </w:r>
             <w:r>
               <w:rPr>
@@ -1605,10 +1682,23 @@
         </w:p>
       </w:sdtContent>
     </w:sdt>
+    <w:p/>
+    <w:p/>
+    <w:p/>
+    <w:p/>
+    <w:p/>
+    <w:p/>
+    <w:p/>
+    <w:p/>
+    <w:p/>
+    <w:p/>
+    <w:p/>
+    <w:p/>
     <w:p>
       <w:pPr>
         <w:sectPr>
           <w:headerReference w:type="first" r:id="rId10"/>
+          <w:type w:val="continuous"/>
           <w:pgSz w:w="12240" w:h="15840"/>
           <w:pgMar w:top="1440" w:right="1440" w:bottom="1440" w:left="1440" w:header="720" w:footer="720" w:gutter="0"/>
           <w:pgNumType w:fmt="lowerRoman" w:start="1"/>
@@ -1629,7 +1719,7 @@
       </w:pPr>
       <w:bookmarkStart w:id="6" w:name="_Toc225182190"/>
       <w:bookmarkStart w:id="7" w:name="introduction"/>
-      <w:bookmarkStart w:id="8" w:name="_Toc225285688"/>
+      <w:bookmarkStart w:id="8" w:name="_Toc225706200"/>
       <w:bookmarkEnd w:id="5"/>
       <w:r>
         <w:lastRenderedPageBreak/>
@@ -1646,94 +1736,137 @@
           <w:szCs w:val="24"/>
         </w:rPr>
       </w:pPr>
-      <w:r>
-        <w:rPr>
-          <w:sz w:val="24"/>
-          <w:szCs w:val="24"/>
-        </w:rPr>
-        <w:t>The evolution of generative AI, particularly Large Language Models (LLMs) like GPT-4, Llama, and Claude, has revolutionized content creation but also introduced complex challenges in distinguishing between human-authored and machine-generated text. As these models become increasingly sophisticated, the “</w:t>
-      </w:r>
-      <w:proofErr w:type="spellStart"/>
-      <w:r>
-        <w:rPr>
-          <w:sz w:val="24"/>
-          <w:szCs w:val="24"/>
-        </w:rPr>
-        <w:t>turing</w:t>
-      </w:r>
-      <w:proofErr w:type="spellEnd"/>
-      <w:r>
-        <w:rPr>
-          <w:sz w:val="24"/>
-          <w:szCs w:val="24"/>
-        </w:rPr>
-        <w:t xml:space="preserve"> test” of text authenticity is becoming harder to pass, necessitating the development of robust detection tools. However, the mere identification of AI-generated text is no longer sufficient in critical domains such as academia, journalism, and legal proceedings. There is a growing demand for explainability—the ability to understand </w:t>
-      </w:r>
-      <w:r>
-        <w:rPr>
-          <w:i/>
-          <w:iCs/>
-          <w:sz w:val="24"/>
-          <w:szCs w:val="24"/>
-        </w:rPr>
-        <w:t>why</w:t>
-      </w:r>
-      <w:r>
-        <w:rPr>
-          <w:sz w:val="24"/>
-          <w:szCs w:val="24"/>
-        </w:rPr>
-        <w:t xml:space="preserve"> a piece of text is flagged as AI-generated.</w:t>
+      <w:bookmarkStart w:id="9" w:name="_Toc225182197"/>
+      <w:bookmarkStart w:id="10" w:name="preliminary-literature-synthesis"/>
+      <w:r>
+        <w:rPr>
+          <w:sz w:val="24"/>
+          <w:szCs w:val="24"/>
+        </w:rPr>
+        <w:t>The evolution of generative AI, particularly Large Language Models (LLMs) such as GPT-4, Llama, and Claude, has revolutionized content creation while simultaneously introducing complex challenges in distinguishing between human-authored and machine-generated text. As these models grow increasingly sophisticated, their outputs have become remarkably fluent and contextually coherent, rendering manual identification unreliable and necessitating the development of robust, automated detection tools. This challenge is especially acute in trust-sensitive domains such as academia, journalism, and legal proceedings, where the provenance of text carries significant ethical and institutional weight.</w:t>
       </w:r>
     </w:p>
     <w:p>
       <w:pPr>
-        <w:pStyle w:val="BodyText"/>
-        <w:rPr>
-          <w:sz w:val="24"/>
-          <w:szCs w:val="24"/>
-        </w:rPr>
-      </w:pPr>
-      <w:r>
-        <w:rPr>
-          <w:sz w:val="24"/>
-          <w:szCs w:val="24"/>
-        </w:rPr>
-        <w:t xml:space="preserve">Explainability in AI-generated text detection (AGTD) is crucial for building trust and ensuring fairness. Techniques such as LIME and SHAP have emerged as prominent tools for interpreting complex models, allowing researchers to visualize feature importance and token-level contributions </w:t>
-      </w:r>
-      <w:r>
-        <w:rPr>
-          <w:sz w:val="24"/>
-          <w:szCs w:val="24"/>
+        <w:pStyle w:val="FirstParagraph"/>
+        <w:rPr>
+          <w:sz w:val="24"/>
+          <w:szCs w:val="24"/>
+        </w:rPr>
+      </w:pPr>
+      <w:r>
+        <w:rPr>
+          <w:sz w:val="24"/>
+          <w:szCs w:val="24"/>
+        </w:rPr>
+        <w:t>However, accurate detection alone is no longer sufficient. There is a growing demand for explainability — the ability to understand and justify why a piece of text is classified as AI-generated. Without such transparency, detection systems risk being dismissed as unreliable, particularly when their outputs carry consequential implications for individuals or institutions. Among the available interpretability frameworks, post-hoc local explanation methods — specifically LIME (Local Interpretable Model-agnostic Explanations) and SHAP (</w:t>
+      </w:r>
+      <w:proofErr w:type="spellStart"/>
+      <w:r>
+        <w:rPr>
+          <w:sz w:val="24"/>
+          <w:szCs w:val="24"/>
+        </w:rPr>
+        <w:t>SHapley</w:t>
+      </w:r>
+      <w:proofErr w:type="spellEnd"/>
+      <w:r>
+        <w:rPr>
+          <w:sz w:val="24"/>
+          <w:szCs w:val="24"/>
+        </w:rPr>
+        <w:t xml:space="preserve"> Additive </w:t>
+      </w:r>
+      <w:proofErr w:type="spellStart"/>
+      <w:r>
+        <w:rPr>
+          <w:sz w:val="24"/>
+          <w:szCs w:val="24"/>
+        </w:rPr>
+        <w:t>exPlanations</w:t>
+      </w:r>
+      <w:proofErr w:type="spellEnd"/>
+      <w:r>
+        <w:rPr>
+          <w:sz w:val="24"/>
+          <w:szCs w:val="24"/>
+        </w:rPr>
+        <w:t xml:space="preserve">) — have emerged as the most widely adopted tools in text classification research. Their model-agnostic nature makes them applicable across both traditional machine learning and deep learning architectures, justifying their selection as the primary XAI lens for this </w:t>
+      </w:r>
+      <w:r>
+        <w:rPr>
+          <w:sz w:val="24"/>
+          <w:szCs w:val="24"/>
+        </w:rPr>
+        <w:t>research</w:t>
+      </w:r>
+      <w:r>
+        <w:rPr>
+          <w:sz w:val="24"/>
+          <w:szCs w:val="24"/>
+        </w:rPr>
+        <w:t>.</w:t>
+      </w:r>
+    </w:p>
+    <w:p>
+      <w:pPr>
+        <w:pStyle w:val="FirstParagraph"/>
+        <w:rPr>
+          <w:sz w:val="24"/>
+          <w:szCs w:val="24"/>
+        </w:rPr>
+      </w:pPr>
+      <w:r>
+        <w:rPr>
+          <w:sz w:val="24"/>
+          <w:szCs w:val="24"/>
+        </w:rPr>
+        <w:t>Explainability in AI-generated text detection (AGTD) is therefore crucial not only for building end-user trust but also for ensuring fairness and accountability, particularly when systems are applied to non-native English speakers or highly specialized content</w:t>
+      </w:r>
+      <w:r>
+        <w:rPr>
+          <w:sz w:val="24"/>
+          <w:szCs w:val="24"/>
+        </w:rPr>
+        <w:t xml:space="preserve"> </w:t>
+      </w:r>
+      <w:r>
+        <w:rPr>
+          <w:rStyle w:val="Emphasis"/>
+          <w:b/>
+          <w:bCs/>
         </w:rPr>
         <w:fldChar w:fldCharType="begin"/>
       </w:r>
       <w:r>
         <w:rPr>
-          <w:sz w:val="24"/>
-          <w:szCs w:val="24"/>
+          <w:rStyle w:val="Emphasis"/>
+          <w:b/>
+          <w:bCs/>
         </w:rPr>
         <w:instrText xml:space="preserve"> ADDIN EN.CITE &lt;EndNote&gt;&lt;Cite&gt;&lt;Author&gt;Masih&lt;/Author&gt;&lt;Year&gt;2025&lt;/Year&gt;&lt;RecNum&gt;2&lt;/RecNum&gt;&lt;DisplayText&gt;(Masih et al., 2025)&lt;/DisplayText&gt;&lt;record&gt;&lt;rec-number&gt;2&lt;/rec-number&gt;&lt;foreign-keys&gt;&lt;key app="EN" db-id="p9vz2zfsl50z29ew9we5svwd9svw22tfxsvd" timestamp="1774204556"&gt;2&lt;/key&gt;&lt;/foreign-keys&gt;&lt;ref-type name="Journal Article"&gt;17&lt;/ref-type&gt;&lt;contributors&gt;&lt;authors&gt;&lt;author&gt;Masih, Adven&lt;/author&gt;&lt;author&gt;Afzal, Bushra&lt;/author&gt;&lt;author&gt;Firdoos, Shamyla&lt;/author&gt;&lt;author&gt;Mahmood, Jabar&lt;/author&gt;&lt;author&gt;Ali, Aitizaz&lt;/author&gt;&lt;author&gt;Abdulnabi, Mohamed Shabbir&lt;/author&gt;&lt;author&gt;Balungu, Daniel Musafiri&lt;/author&gt;&lt;/authors&gt;&lt;/contributors&gt;&lt;titles&gt;&lt;title&gt;Classifying human vs. AI text with machine learning and explainable transformer models&lt;/title&gt;&lt;secondary-title&gt;Scientific Reports&lt;/secondary-title&gt;&lt;/titles&gt;&lt;periodical&gt;&lt;full-title&gt;Scientific Reports&lt;/full-title&gt;&lt;/periodical&gt;&lt;pages&gt;43310&lt;/pages&gt;&lt;volume&gt;15&lt;/volume&gt;&lt;number&gt;1&lt;/number&gt;&lt;keywords&gt;&lt;keyword&gt;Large language models (LLMs)&lt;/keyword&gt;&lt;keyword&gt;Recurrent deep learning&lt;/keyword&gt;&lt;keyword&gt;Transformer models&lt;/keyword&gt;&lt;keyword&gt;Text classification&lt;/keyword&gt;&lt;keyword&gt;AI generated text detection&lt;/keyword&gt;&lt;keyword&gt;Natural language processing (NLP)&lt;/keyword&gt;&lt;keyword&gt;GPT-4&lt;/keyword&gt;&lt;keyword&gt;Human-Generated text&lt;/keyword&gt;&lt;/keywords&gt;&lt;dates&gt;&lt;year&gt;2025&lt;/year&gt;&lt;pub-dates&gt;&lt;date&gt;2025/12/08&lt;/date&gt;&lt;/pub-dates&gt;&lt;/dates&gt;&lt;isbn&gt;2045-2322&lt;/isbn&gt;&lt;urls&gt;&lt;related-urls&gt;&lt;url&gt;https://doi.org/10.1038/s41598-025-27377-z&lt;/url&gt;&lt;/related-urls&gt;&lt;/urls&gt;&lt;electronic-resource-num&gt;10.1038/s41598-025-27377-z&lt;/electronic-resource-num&gt;&lt;/record&gt;&lt;/Cite&gt;&lt;/EndNote&gt;</w:instrText>
       </w:r>
       <w:r>
         <w:rPr>
-          <w:sz w:val="24"/>
-          <w:szCs w:val="24"/>
+          <w:rStyle w:val="Emphasis"/>
+          <w:b/>
+          <w:bCs/>
         </w:rPr>
         <w:fldChar w:fldCharType="separate"/>
       </w:r>
       <w:r>
         <w:rPr>
-          <w:noProof/>
-          <w:sz w:val="24"/>
-          <w:szCs w:val="24"/>
+          <w:rStyle w:val="Emphasis"/>
+          <w:b/>
+          <w:bCs/>
         </w:rPr>
         <w:t>(Masih et al., 2025)</w:t>
       </w:r>
       <w:r>
         <w:rPr>
-          <w:sz w:val="24"/>
-          <w:szCs w:val="24"/>
+          <w:rStyle w:val="Emphasis"/>
+          <w:b/>
+          <w:bCs/>
         </w:rPr>
         <w:fldChar w:fldCharType="end"/>
       </w:r>
@@ -1742,41 +1875,75 @@
           <w:sz w:val="24"/>
           <w:szCs w:val="24"/>
         </w:rPr>
-        <w:t xml:space="preserve">. This proposal advocates for a systematic review of the current state of explainable detection, moving beyond binary classification accuracy to focus on the qualitative insights provided by XAI. The review will explore the synergy between traditional stylometric analysis and modern transformer-based detectors, as highlighted in the HULLMI framework </w:t>
-      </w:r>
-      <w:r>
-        <w:rPr>
-          <w:sz w:val="24"/>
-          <w:szCs w:val="24"/>
+        <w:t xml:space="preserve">. This proposal advocates for a systematic review of the current state of explainable detection, moving beyond binary classification accuracy to examine the qualitative insights that XAI techniques provide. The </w:t>
+      </w:r>
+      <w:r>
+        <w:rPr>
+          <w:sz w:val="24"/>
+          <w:szCs w:val="24"/>
+        </w:rPr>
+        <w:t>research</w:t>
+      </w:r>
+      <w:r>
+        <w:rPr>
+          <w:sz w:val="24"/>
+          <w:szCs w:val="24"/>
+        </w:rPr>
+        <w:t xml:space="preserve"> will explore the synergy between traditional stylometric analysis and modern transformer-based detectors, as exemplified by the </w:t>
+      </w:r>
+      <w:r>
+        <w:rPr>
+          <w:b/>
+          <w:bCs/>
+          <w:sz w:val="24"/>
+          <w:szCs w:val="24"/>
+        </w:rPr>
+        <w:t>HULLMI</w:t>
+      </w:r>
+      <w:r>
+        <w:rPr>
+          <w:sz w:val="24"/>
+          <w:szCs w:val="24"/>
+        </w:rPr>
+        <w:t xml:space="preserve"> framework </w:t>
+      </w:r>
+      <w:r>
+        <w:rPr>
+          <w:rStyle w:val="Emphasis"/>
+          <w:b/>
+          <w:bCs/>
         </w:rPr>
         <w:fldChar w:fldCharType="begin"/>
       </w:r>
       <w:r>
         <w:rPr>
-          <w:sz w:val="24"/>
-          <w:szCs w:val="24"/>
+          <w:rStyle w:val="Emphasis"/>
+          <w:b/>
+          <w:bCs/>
         </w:rPr>
         <w:instrText xml:space="preserve"> ADDIN EN.CITE &lt;EndNote&gt;&lt;Cite&gt;&lt;Author&gt;Joshi&lt;/Author&gt;&lt;Year&gt;2024&lt;/Year&gt;&lt;RecNum&gt;1&lt;/RecNum&gt;&lt;DisplayText&gt;(Joshi et al., 2024)&lt;/DisplayText&gt;&lt;record&gt;&lt;rec-number&gt;1&lt;/rec-number&gt;&lt;foreign-keys&gt;&lt;key app="EN" db-id="p9vz2zfsl50z29ew9we5svwd9svw22tfxsvd" timestamp="1774204030"&gt;1&lt;/key&gt;&lt;/foreign-keys&gt;&lt;ref-type name="Journal Article"&gt;17&lt;/ref-type&gt;&lt;contributors&gt;&lt;authors&gt;&lt;author&gt;Joshi, Prathamesh Dinesh&lt;/author&gt;&lt;author&gt;Pocker, Sahil&lt;/author&gt;&lt;author&gt;Dandekar, Raj Abhijit&lt;/author&gt;&lt;author&gt;Dandekar, Raj Abhijit&lt;/author&gt;&lt;author&gt;Panat, Sreedath&lt;/author&gt;&lt;/authors&gt;&lt;/contributors&gt;&lt;titles&gt;&lt;title&gt;HULLMI: Human vs LLM identification with explainability&lt;/title&gt;&lt;secondary-title&gt;ArXiv&lt;/secondary-title&gt;&lt;/titles&gt;&lt;periodical&gt;&lt;full-title&gt;ArXiv&lt;/full-title&gt;&lt;/periodical&gt;&lt;volume&gt;abs/2409.04808&lt;/volume&gt;&lt;keywords&gt;&lt;keyword&gt;Computer Science - Artificial Intelligence&lt;/keyword&gt;&lt;/keywords&gt;&lt;dates&gt;&lt;year&gt;2024&lt;/year&gt;&lt;pub-dates&gt;&lt;date&gt;September 2024&lt;/date&gt;&lt;/pub-dates&gt;&lt;/dates&gt;&lt;urls&gt;&lt;/urls&gt;&lt;electronic-resource-num&gt;10.48550/arXiv.2409.04808&lt;/electronic-resource-num&gt;&lt;/record&gt;&lt;/Cite&gt;&lt;/EndNote&gt;</w:instrText>
       </w:r>
       <w:r>
         <w:rPr>
-          <w:sz w:val="24"/>
-          <w:szCs w:val="24"/>
+          <w:rStyle w:val="Emphasis"/>
+          <w:b/>
+          <w:bCs/>
         </w:rPr>
         <w:fldChar w:fldCharType="separate"/>
       </w:r>
       <w:r>
         <w:rPr>
-          <w:noProof/>
-          <w:sz w:val="24"/>
-          <w:szCs w:val="24"/>
+          <w:rStyle w:val="Emphasis"/>
+          <w:b/>
+          <w:bCs/>
         </w:rPr>
         <w:t>(Joshi et al., 2024)</w:t>
       </w:r>
       <w:r>
         <w:rPr>
-          <w:sz w:val="24"/>
-          <w:szCs w:val="24"/>
+          <w:rStyle w:val="Emphasis"/>
+          <w:b/>
+          <w:bCs/>
         </w:rPr>
         <w:fldChar w:fldCharType="end"/>
       </w:r>
@@ -1785,7 +1952,7 @@
           <w:sz w:val="24"/>
           <w:szCs w:val="24"/>
         </w:rPr>
-        <w:t>.</w:t>
+        <w:t>, which serves as a key structural reference for this work.</w:t>
       </w:r>
     </w:p>
     <w:p>
@@ -1797,9 +1964,7 @@
         </w:numPr>
         <w:ind w:left="432" w:hanging="432"/>
       </w:pPr>
-      <w:bookmarkStart w:id="9" w:name="_Toc225182197"/>
-      <w:bookmarkStart w:id="10" w:name="preliminary-literature-synthesis"/>
-      <w:bookmarkStart w:id="11" w:name="_Toc225285689"/>
+      <w:bookmarkStart w:id="11" w:name="_Toc225706201"/>
       <w:r>
         <w:t xml:space="preserve">2. </w:t>
       </w:r>
@@ -1822,218 +1987,142 @@
           <w:sz w:val="24"/>
           <w:szCs w:val="24"/>
         </w:rPr>
-        <w:t xml:space="preserve">Preliminary research indicates a clear division in methodologies. Early approaches relied heavily on stylometry and classical ML. For instance, </w:t>
-      </w:r>
-      <w:r>
-        <w:rPr>
-          <w:sz w:val="24"/>
-          <w:szCs w:val="24"/>
-        </w:rPr>
-        <w:fldChar w:fldCharType="begin"/>
-      </w:r>
-      <w:r>
-        <w:rPr>
-          <w:sz w:val="24"/>
-          <w:szCs w:val="24"/>
-        </w:rPr>
-        <w:instrText xml:space="preserve"> ADDIN EN.CITE &lt;EndNote&gt;&lt;Cite&gt;&lt;Author&gt;Aditya Shah&lt;/Author&gt;&lt;Year&gt;2023&lt;/Year&gt;&lt;RecNum&gt;7&lt;/RecNum&gt;&lt;DisplayText&gt;(Aditya Shah, 2023)&lt;/DisplayText&gt;&lt;record&gt;&lt;rec-number&gt;7&lt;/rec-number&gt;&lt;foreign-keys&gt;&lt;key app="EN" db-id="p9vz2zfsl50z29ew9we5svwd9svw22tfxsvd" timestamp="1774207219"&gt;7&lt;/key&gt;&lt;/foreign-keys&gt;&lt;ref-type name="Journal Article"&gt;17&lt;/ref-type&gt;&lt;contributors&gt;&lt;authors&gt;&lt;author&gt;Aditya Shah, Prateek Ranka, Urmi Dedhia, Shruti Prasad, Siddhi Muni and Kiran Bhowmick&lt;/author&gt;&lt;/authors&gt;&lt;/contributors&gt;&lt;titles&gt;&lt;title&gt;Detecting and unmasking AI-generated texts through Explainable Artificial Intelligence using stylistic features&lt;/title&gt;&lt;secondary-title&gt;International Journal of Advanced Computer Science and Applications (IJACSA)&lt;/secondary-title&gt;&lt;/titles&gt;&lt;periodical&gt;&lt;full-title&gt;International Journal of Advanced Computer Science and Applications (IJACSA)&lt;/full-title&gt;&lt;/periodical&gt;&lt;volume&gt;14&lt;/volume&gt;&lt;number&gt;10&lt;/number&gt;&lt;keywords&gt;&lt;keyword&gt;Detecting AI generated text&lt;/keyword&gt;&lt;keyword&gt;computer generated text&lt;/keyword&gt;&lt;keyword&gt;AI generated text&lt;/keyword&gt;&lt;keyword&gt;text classification&lt;/keyword&gt;&lt;keyword&gt;machine learning&lt;/keyword&gt;&lt;keyword&gt;pattern recognition&lt;/keyword&gt;&lt;keyword&gt;Stylistic features&lt;/keyword&gt;&lt;keyword&gt;Explainable AI&lt;/keyword&gt;&lt;keyword&gt;Lime&lt;/keyword&gt;&lt;keyword&gt;Shap&lt;/keyword&gt;&lt;/keywords&gt;&lt;dates&gt;&lt;year&gt;2023&lt;/year&gt;&lt;/dates&gt;&lt;urls&gt;&lt;/urls&gt;&lt;electronic-resource-num&gt;10.14569/IJACSA.2023.01410110&lt;/electronic-resource-num&gt;&lt;/record&gt;&lt;/Cite&gt;&lt;/EndNote&gt;</w:instrText>
-      </w:r>
-      <w:r>
-        <w:rPr>
-          <w:sz w:val="24"/>
-          <w:szCs w:val="24"/>
-        </w:rPr>
-        <w:fldChar w:fldCharType="separate"/>
-      </w:r>
-      <w:r>
-        <w:rPr>
-          <w:noProof/>
-          <w:sz w:val="24"/>
-          <w:szCs w:val="24"/>
-        </w:rPr>
-        <w:t>(Aditya Shah, 2023)</w:t>
-      </w:r>
-      <w:r>
-        <w:rPr>
-          <w:sz w:val="24"/>
-          <w:szCs w:val="24"/>
-        </w:rPr>
-        <w:fldChar w:fldCharType="end"/>
-      </w:r>
-      <w:r>
-        <w:rPr>
-          <w:sz w:val="24"/>
-          <w:szCs w:val="24"/>
-        </w:rPr>
-        <w:t xml:space="preserve"> utilized stylistic features like syllable count and punctuation ratios, using LIME and SHAP to show how indices like Simpson’s Index drive classification. Similarly, </w:t>
-      </w:r>
-      <w:r>
-        <w:rPr>
-          <w:sz w:val="24"/>
-          <w:szCs w:val="24"/>
-        </w:rPr>
-        <w:fldChar w:fldCharType="begin"/>
-      </w:r>
-      <w:r>
-        <w:rPr>
-          <w:sz w:val="24"/>
-          <w:szCs w:val="24"/>
-        </w:rPr>
-        <w:instrText xml:space="preserve"> ADDIN EN.CITE &lt;EndNote&gt;&lt;Cite&gt;&lt;Author&gt;McGovern&lt;/Author&gt;&lt;Year&gt;2024&lt;/Year&gt;&lt;RecNum&gt;11&lt;/RecNum&gt;&lt;DisplayText&gt;(McGovern et al., 2024)&lt;/DisplayText&gt;&lt;record&gt;&lt;rec-number&gt;11&lt;/rec-number&gt;&lt;foreign-keys&gt;&lt;key app="EN" db-id="p9vz2zfsl50z29ew9we5svwd9svw22tfxsvd" timestamp="1774242533"&gt;11&lt;/key&gt;&lt;/foreign-keys&gt;&lt;ref-type name="Journal Article"&gt;17&lt;/ref-type&gt;&lt;contributors&gt;&lt;authors&gt;&lt;author&gt;McGovern, Hope&lt;/author&gt;&lt;author&gt;Stureborg, Rickard&lt;/author&gt;&lt;author&gt;Suhara, Yoshi&lt;/author&gt;&lt;author&gt;Alikaniotis, Dimitris&lt;/author&gt;&lt;/authors&gt;&lt;/contributors&gt;&lt;titles&gt;&lt;title&gt;Your large language models are leaving fingerprints&lt;/title&gt;&lt;secondary-title&gt;ArXiv&lt;/secondary-title&gt;&lt;/titles&gt;&lt;periodical&gt;&lt;full-title&gt;ArXiv&lt;/full-title&gt;&lt;/periodical&gt;&lt;volume&gt;abs/2405.14057&lt;/volume&gt;&lt;dates&gt;&lt;year&gt;2024&lt;/year&gt;&lt;/dates&gt;&lt;urls&gt;&lt;/urls&gt;&lt;electronic-resource-num&gt;10.48550/arXiv.2405.14057&lt;/electronic-resource-num&gt;&lt;/record&gt;&lt;/Cite&gt;&lt;/EndNote&gt;</w:instrText>
-      </w:r>
-      <w:r>
-        <w:rPr>
-          <w:sz w:val="24"/>
-          <w:szCs w:val="24"/>
-        </w:rPr>
-        <w:fldChar w:fldCharType="separate"/>
-      </w:r>
-      <w:r>
-        <w:rPr>
-          <w:noProof/>
-          <w:sz w:val="24"/>
-          <w:szCs w:val="24"/>
-        </w:rPr>
-        <w:t>(McGovern et al., 2024)</w:t>
-      </w:r>
-      <w:r>
-        <w:rPr>
-          <w:sz w:val="24"/>
-          <w:szCs w:val="24"/>
-        </w:rPr>
-        <w:fldChar w:fldCharType="end"/>
-      </w:r>
-      <w:r>
-        <w:rPr>
-          <w:sz w:val="24"/>
-          <w:szCs w:val="24"/>
-        </w:rPr>
-        <w:t xml:space="preserve"> explored “fingerprints” through POS tag distributions and frequent tokens, though they focused more on visualization than formal XAI.</w:t>
+        <w:t>A preliminary review of the literature reveals three dominant thematic clusters in explainable AI-generated text detection: stylometry and classical machine learning approaches, transformer-based deep learning methods, and multi-label attribution frameworks. Organizing findings across these themes exposes both consistent patterns and notable contradictions that motivate the proposed review.</w:t>
       </w:r>
     </w:p>
     <w:p>
       <w:pPr>
-        <w:pStyle w:val="BodyText"/>
-        <w:rPr>
-          <w:sz w:val="24"/>
-          <w:szCs w:val="24"/>
-        </w:rPr>
-      </w:pPr>
-      <w:r>
-        <w:rPr>
-          <w:sz w:val="24"/>
-          <w:szCs w:val="24"/>
-        </w:rPr>
-        <w:t xml:space="preserve">The advent of transformers shifted the focus toward deep learning. The HULLMI framework </w:t>
-      </w:r>
-      <w:r>
-        <w:rPr>
-          <w:sz w:val="24"/>
-          <w:szCs w:val="24"/>
+        <w:pStyle w:val="FirstParagraph"/>
+        <w:rPr>
+          <w:sz w:val="24"/>
+          <w:szCs w:val="24"/>
+        </w:rPr>
+      </w:pPr>
+      <w:r>
+        <w:rPr>
+          <w:b/>
+          <w:bCs/>
+          <w:sz w:val="24"/>
+          <w:szCs w:val="24"/>
+        </w:rPr>
+        <w:t>Stylometry and Classical Machine Learning</w:t>
+      </w:r>
+      <w:r>
+        <w:rPr>
+          <w:sz w:val="24"/>
+          <w:szCs w:val="24"/>
+        </w:rPr>
+        <w:t xml:space="preserve"> Early approaches relied on handcrafted linguistic features to distinguish human from AI-generated text. </w:t>
+      </w:r>
+      <w:r>
+        <w:rPr>
+          <w:rStyle w:val="Emphasis"/>
+          <w:b/>
+          <w:bCs/>
         </w:rPr>
         <w:fldChar w:fldCharType="begin"/>
       </w:r>
       <w:r>
         <w:rPr>
-          <w:sz w:val="24"/>
-          <w:szCs w:val="24"/>
-        </w:rPr>
-        <w:instrText xml:space="preserve"> ADDIN EN.CITE &lt;EndNote&gt;&lt;Cite&gt;&lt;Author&gt;Joshi&lt;/Author&gt;&lt;Year&gt;2024&lt;/Year&gt;&lt;RecNum&gt;1&lt;/RecNum&gt;&lt;DisplayText&gt;(Joshi et al., 2024)&lt;/DisplayText&gt;&lt;record&gt;&lt;rec-number&gt;1&lt;/rec-number&gt;&lt;foreign-keys&gt;&lt;key app="EN" db-id="p9vz2zfsl50z29ew9we5svwd9svw22tfxsvd" timestamp="1774204030"&gt;1&lt;/key&gt;&lt;/foreign-keys&gt;&lt;ref-type name="Journal Article"&gt;17&lt;/ref-type&gt;&lt;contributors&gt;&lt;authors&gt;&lt;author&gt;Joshi, Prathamesh Dinesh&lt;/author&gt;&lt;author&gt;Pocker, Sahil&lt;/author&gt;&lt;author&gt;Dandekar, Raj Abhijit&lt;/author&gt;&lt;author&gt;Dandekar, Raj Abhijit&lt;/author&gt;&lt;author&gt;Panat, Sreedath&lt;/author&gt;&lt;/authors&gt;&lt;/contributors&gt;&lt;titles&gt;&lt;title&gt;HULLMI: Human vs LLM identification with explainability&lt;/title&gt;&lt;secondary-title&gt;ArXiv&lt;/secondary-title&gt;&lt;/titles&gt;&lt;periodical&gt;&lt;full-title&gt;ArXiv&lt;/full-title&gt;&lt;/periodical&gt;&lt;volume&gt;abs/2409.04808&lt;/volume&gt;&lt;keywords&gt;&lt;keyword&gt;Computer Science - Artificial Intelligence&lt;/keyword&gt;&lt;/keywords&gt;&lt;dates&gt;&lt;year&gt;2024&lt;/year&gt;&lt;pub-dates&gt;&lt;date&gt;September 2024&lt;/date&gt;&lt;/pub-dates&gt;&lt;/dates&gt;&lt;urls&gt;&lt;/urls&gt;&lt;electronic-resource-num&gt;10.48550/arXiv.2409.04808&lt;/electronic-resource-num&gt;&lt;/record&gt;&lt;/Cite&gt;&lt;/EndNote&gt;</w:instrText>
-      </w:r>
-      <w:r>
-        <w:rPr>
-          <w:sz w:val="24"/>
-          <w:szCs w:val="24"/>
+          <w:rStyle w:val="Emphasis"/>
+          <w:b/>
+          <w:bCs/>
+        </w:rPr>
+        <w:instrText xml:space="preserve"> ADDIN EN.CITE &lt;EndNote&gt;&lt;Cite&gt;&lt;Author&gt;Aditya Shah&lt;/Author&gt;&lt;Year&gt;2023&lt;/Year&gt;&lt;RecNum&gt;7&lt;/RecNum&gt;&lt;DisplayText&gt;(Aditya Shah, 2023)&lt;/DisplayText&gt;&lt;record&gt;&lt;rec-number&gt;7&lt;/rec-number&gt;&lt;foreign-keys&gt;&lt;key app="EN" db-id="p9vz2zfsl50z29ew9we5svwd9svw22tfxsvd" timestamp="1774207219"&gt;7&lt;/key&gt;&lt;/foreign-keys&gt;&lt;ref-type name="Journal Article"&gt;17&lt;/ref-type&gt;&lt;contributors&gt;&lt;authors&gt;&lt;author&gt;Aditya Shah, Prateek Ranka, Urmi Dedhia, Shruti Prasad, Siddhi Muni and Kiran Bhowmick&lt;/author&gt;&lt;/authors&gt;&lt;/contributors&gt;&lt;titles&gt;&lt;title&gt;Detecting and unmasking AI-generated texts through Explainable Artificial Intelligence using stylistic features&lt;/title&gt;&lt;secondary-title&gt;International Journal of Advanced Computer Science and Applications (IJACSA)&lt;/secondary-title&gt;&lt;/titles&gt;&lt;periodical&gt;&lt;full-title&gt;International Journal of Advanced Computer Science and Applications (IJACSA)&lt;/full-title&gt;&lt;/periodical&gt;&lt;volume&gt;14&lt;/volume&gt;&lt;number&gt;10&lt;/number&gt;&lt;keywords&gt;&lt;keyword&gt;Detecting AI generated text&lt;/keyword&gt;&lt;keyword&gt;computer generated text&lt;/keyword&gt;&lt;keyword&gt;AI generated text&lt;/keyword&gt;&lt;keyword&gt;text classification&lt;/keyword&gt;&lt;keyword&gt;machine learning&lt;/keyword&gt;&lt;keyword&gt;pattern recognition&lt;/keyword&gt;&lt;keyword&gt;Stylistic features&lt;/keyword&gt;&lt;keyword&gt;Explainable AI&lt;/keyword&gt;&lt;keyword&gt;Lime&lt;/keyword&gt;&lt;keyword&gt;Shap&lt;/keyword&gt;&lt;/keywords&gt;&lt;dates&gt;&lt;year&gt;2023&lt;/year&gt;&lt;/dates&gt;&lt;urls&gt;&lt;/urls&gt;&lt;electronic-resource-num&gt;10.14569/IJACSA.2023.01410110&lt;/electronic-resource-num&gt;&lt;/record&gt;&lt;/Cite&gt;&lt;/EndNote&gt;</w:instrText>
+      </w:r>
+      <w:r>
+        <w:rPr>
+          <w:rStyle w:val="Emphasis"/>
+          <w:b/>
+          <w:bCs/>
         </w:rPr>
         <w:fldChar w:fldCharType="separate"/>
       </w:r>
       <w:r>
         <w:rPr>
-          <w:noProof/>
-          <w:sz w:val="24"/>
-          <w:szCs w:val="24"/>
-        </w:rPr>
-        <w:t>(Joshi et al., 2024)</w:t>
-      </w:r>
-      <w:r>
-        <w:rPr>
-          <w:sz w:val="24"/>
-          <w:szCs w:val="24"/>
+          <w:rStyle w:val="Emphasis"/>
+          <w:b/>
+          <w:bCs/>
+        </w:rPr>
+        <w:t>(Aditya Shah, 2023)</w:t>
+      </w:r>
+      <w:r>
+        <w:rPr>
+          <w:rStyle w:val="Emphasis"/>
+          <w:b/>
+          <w:bCs/>
         </w:rPr>
         <w:fldChar w:fldCharType="end"/>
       </w:r>
       <w:r>
         <w:rPr>
-          <w:sz w:val="24"/>
-          <w:szCs w:val="24"/>
-        </w:rPr>
-        <w:t xml:space="preserve"> demonstrates that while traditional models like Random Forest and Naive Bayes remain relevant, transformer-based detectors like </w:t>
-      </w:r>
-      <w:proofErr w:type="spellStart"/>
-      <w:r>
-        <w:rPr>
-          <w:sz w:val="24"/>
-          <w:szCs w:val="24"/>
-        </w:rPr>
-        <w:t>RoBERTa</w:t>
-      </w:r>
-      <w:proofErr w:type="spellEnd"/>
-      <w:r>
-        <w:rPr>
-          <w:sz w:val="24"/>
-          <w:szCs w:val="24"/>
-        </w:rPr>
-        <w:t xml:space="preserve">-Sentinel offer superior performance when paired with LIME for transparency. Other studies have integrated SHAP with </w:t>
-      </w:r>
-      <w:proofErr w:type="spellStart"/>
-      <w:r>
-        <w:rPr>
-          <w:sz w:val="24"/>
-          <w:szCs w:val="24"/>
-        </w:rPr>
-        <w:t>DistilBERT</w:t>
-      </w:r>
-      <w:proofErr w:type="spellEnd"/>
-      <w:r>
-        <w:rPr>
-          <w:sz w:val="24"/>
-          <w:szCs w:val="24"/>
-        </w:rPr>
-        <w:t xml:space="preserve"> to assign feature importance values to specific words, uncovering the reasoning behind detecting short ChatGPT-generated reviews </w:t>
-      </w:r>
-      <w:r>
-        <w:rPr>
-          <w:sz w:val="24"/>
-          <w:szCs w:val="24"/>
+          <w:rStyle w:val="Emphasis"/>
+          <w:b/>
+          <w:bCs/>
+        </w:rPr>
+        <w:t xml:space="preserve"> </w:t>
+      </w:r>
+      <w:r>
+        <w:rPr>
+          <w:sz w:val="24"/>
+          <w:szCs w:val="24"/>
+        </w:rPr>
+        <w:lastRenderedPageBreak/>
+        <w:t>demonstrated that stylistic indices — including syllable count, punctuation ratios, and Simpson's Index — carry significant discriminative power, with LIME and SHAP revealing which features most influence classification decisions. Similarly</w:t>
+      </w:r>
+      <w:r>
+        <w:rPr>
+          <w:rStyle w:val="Emphasis"/>
+          <w:b/>
+          <w:bCs/>
+        </w:rPr>
+        <w:t>,</w:t>
+      </w:r>
+      <w:r>
+        <w:rPr>
+          <w:rStyle w:val="Emphasis"/>
+          <w:b/>
+          <w:bCs/>
+        </w:rPr>
+        <w:t xml:space="preserve"> </w:t>
+      </w:r>
+      <w:r>
+        <w:rPr>
+          <w:rStyle w:val="Emphasis"/>
+          <w:b/>
+          <w:bCs/>
         </w:rPr>
         <w:fldChar w:fldCharType="begin"/>
       </w:r>
       <w:r>
         <w:rPr>
-          <w:sz w:val="24"/>
-          <w:szCs w:val="24"/>
-        </w:rPr>
-        <w:instrText xml:space="preserve"> ADDIN EN.CITE &lt;EndNote&gt;&lt;Cite&gt;&lt;Author&gt;Mitrovi&amp;apos;c&lt;/Author&gt;&lt;Year&gt;2023&lt;/Year&gt;&lt;RecNum&gt;4&lt;/RecNum&gt;&lt;DisplayText&gt;(Mitrovi&amp;apos;c et al., 2023)&lt;/DisplayText&gt;&lt;record&gt;&lt;rec-number&gt;4&lt;/rec-number&gt;&lt;foreign-keys&gt;&lt;key app="EN" db-id="p9vz2zfsl50z29ew9we5svwd9svw22tfxsvd" timestamp="1774205597"&gt;4&lt;/key&gt;&lt;/foreign-keys&gt;&lt;ref-type name="Journal Article"&gt;17&lt;/ref-type&gt;&lt;contributors&gt;&lt;authors&gt;&lt;author&gt;Mitrovi&amp;apos;c, Sandra&lt;/author&gt;&lt;author&gt;Andreoletti, Davide&lt;/author&gt;&lt;author&gt;Ayoub, Omran&lt;/author&gt;&lt;/authors&gt;&lt;/contributors&gt;&lt;titles&gt;&lt;title&gt;ChatGPT or Human? Detect and explain. Explaining decisions of machine learning model for detecting short chatgpt-generated text&lt;/title&gt;&lt;secondary-title&gt;ArXiv&lt;/secondary-title&gt;&lt;/titles&gt;&lt;periodical&gt;&lt;full-title&gt;ArXiv&lt;/full-title&gt;&lt;/periodical&gt;&lt;volume&gt;abs/2301.13852&lt;/volume&gt;&lt;dates&gt;&lt;year&gt;2023&lt;/year&gt;&lt;/dates&gt;&lt;urls&gt;&lt;/urls&gt;&lt;electronic-resource-num&gt;10.48550/arXiv.2301.13852&lt;/electronic-resource-num&gt;&lt;/record&gt;&lt;/Cite&gt;&lt;/EndNote&gt;</w:instrText>
-      </w:r>
-      <w:r>
-        <w:rPr>
-          <w:sz w:val="24"/>
-          <w:szCs w:val="24"/>
+          <w:rStyle w:val="Emphasis"/>
+          <w:b/>
+          <w:bCs/>
+        </w:rPr>
+        <w:instrText xml:space="preserve"> ADDIN EN.CITE &lt;EndNote&gt;&lt;Cite&gt;&lt;Author&gt;McGovern&lt;/Author&gt;&lt;Year&gt;2024&lt;/Year&gt;&lt;RecNum&gt;11&lt;/RecNum&gt;&lt;DisplayText&gt;(McGovern et al., 2024)&lt;/DisplayText&gt;&lt;record&gt;&lt;rec-number&gt;11&lt;/rec-number&gt;&lt;foreign-keys&gt;&lt;key app="EN" db-id="p9vz2zfsl50z29ew9we5svwd9svw22tfxsvd" timestamp="1774242533"&gt;11&lt;/key&gt;&lt;/foreign-keys&gt;&lt;ref-type name="Journal Article"&gt;17&lt;/ref-type&gt;&lt;contributors&gt;&lt;authors&gt;&lt;author&gt;McGovern, Hope&lt;/author&gt;&lt;author&gt;Stureborg, Rickard&lt;/author&gt;&lt;author&gt;Suhara, Yoshi&lt;/author&gt;&lt;author&gt;Alikaniotis, Dimitris&lt;/author&gt;&lt;/authors&gt;&lt;/contributors&gt;&lt;titles&gt;&lt;title&gt;Your large language models are leaving fingerprints&lt;/title&gt;&lt;secondary-title&gt;ArXiv&lt;/secondary-title&gt;&lt;/titles&gt;&lt;periodical&gt;&lt;full-title&gt;ArXiv&lt;/full-title&gt;&lt;/periodical&gt;&lt;volume&gt;abs/2405.14057&lt;/volume&gt;&lt;dates&gt;&lt;year&gt;2024&lt;/year&gt;&lt;/dates&gt;&lt;urls&gt;&lt;/urls&gt;&lt;electronic-resource-num&gt;10.48550/arXiv.2405.14057&lt;/electronic-resource-num&gt;&lt;/record&gt;&lt;/Cite&gt;&lt;/EndNote&gt;</w:instrText>
+      </w:r>
+      <w:r>
+        <w:rPr>
+          <w:rStyle w:val="Emphasis"/>
+          <w:b/>
+          <w:bCs/>
         </w:rPr>
         <w:fldChar w:fldCharType="separate"/>
       </w:r>
       <w:r>
         <w:rPr>
-          <w:noProof/>
-          <w:sz w:val="24"/>
-          <w:szCs w:val="24"/>
-        </w:rPr>
-        <w:t>(Mitrovi'c et al., 2023)</w:t>
-      </w:r>
-      <w:r>
-        <w:rPr>
-          <w:sz w:val="24"/>
-          <w:szCs w:val="24"/>
+          <w:rStyle w:val="Emphasis"/>
+          <w:b/>
+          <w:bCs/>
+        </w:rPr>
+        <w:t>(McGovern et al., 2024)</w:t>
+      </w:r>
+      <w:r>
+        <w:rPr>
+          <w:rStyle w:val="Emphasis"/>
+          <w:b/>
+          <w:bCs/>
         </w:rPr>
         <w:fldChar w:fldCharType="end"/>
       </w:r>
@@ -2042,12 +2131,304 @@
           <w:sz w:val="24"/>
           <w:szCs w:val="24"/>
         </w:rPr>
-        <w:t>.</w:t>
+        <w:t xml:space="preserve"> identified consistent LLM "fingerprints" through POS tag distributions and high-frequency token patterns, though their work relied more on informal visualization than rigorous XAI. </w:t>
+      </w:r>
+      <w:r>
+        <w:rPr>
+          <w:rStyle w:val="Emphasis"/>
+          <w:b/>
+          <w:bCs/>
+        </w:rPr>
+        <w:fldChar w:fldCharType="begin"/>
+      </w:r>
+      <w:r>
+        <w:rPr>
+          <w:rStyle w:val="Emphasis"/>
+          <w:b/>
+          <w:bCs/>
+        </w:rPr>
+        <w:instrText xml:space="preserve"> ADDIN EN.CITE &lt;EndNote&gt;&lt;Cite&gt;&lt;Author&gt;Przystalski&lt;/Author&gt;&lt;Year&gt;2025&lt;/Year&gt;&lt;RecNum&gt;16&lt;/RecNum&gt;&lt;DisplayText&gt;(Przystalski et al., 2025)&lt;/DisplayText&gt;&lt;record&gt;&lt;rec-number&gt;16&lt;/rec-number&gt;&lt;foreign-keys&gt;&lt;key app="EN" db-id="p9vz2zfsl50z29ew9we5svwd9svw22tfxsvd" timestamp="1774244850"&gt;16&lt;/key&gt;&lt;/foreign-keys&gt;&lt;ref-type name="Journal Article"&gt;17&lt;/ref-type&gt;&lt;contributors&gt;&lt;authors&gt;&lt;author&gt;Przystalski, Karol&lt;/author&gt;&lt;author&gt;&lt;style face="normal" font="default" size="100%"&gt;Argasi&lt;/style&gt;&lt;style face="normal" font="default" charset="238" size="100%"&gt;ński, Jan K&lt;/style&gt;&lt;/author&gt;&lt;author&gt;&lt;style face="normal" font="default" charset="238" size="100%"&gt;Grabska-Gradzińska, Iwona&lt;/style&gt;&lt;/author&gt;&lt;author&gt;&lt;style face="normal" font="default" charset="238" size="100%"&gt;Ochab, Jeremi&lt;/style&gt;&lt;/author&gt;&lt;/authors&gt;&lt;/contributors&gt;&lt;titles&gt;&lt;title&gt;Stylometry recognizes human and LLM-generated texts in short samples&lt;/title&gt;&lt;secondary-title&gt;Expert Systems with Applications&lt;/secondary-title&gt;&lt;/titles&gt;&lt;periodical&gt;&lt;full-title&gt;Expert Systems with Applications&lt;/full-title&gt;&lt;/periodical&gt;&lt;pages&gt;129001&lt;/pages&gt;&lt;dates&gt;&lt;year&gt;2025&lt;/year&gt;&lt;/dates&gt;&lt;isbn&gt;0957-4174&lt;/isbn&gt;&lt;urls&gt;&lt;/urls&gt;&lt;electronic-resource-num&gt;10.48550/arXiv.2507.00838&lt;/electronic-resource-num&gt;&lt;/record&gt;&lt;/Cite&gt;&lt;/EndNote&gt;</w:instrText>
+      </w:r>
+      <w:r>
+        <w:rPr>
+          <w:rStyle w:val="Emphasis"/>
+          <w:b/>
+          <w:bCs/>
+        </w:rPr>
+        <w:fldChar w:fldCharType="separate"/>
+      </w:r>
+      <w:r>
+        <w:rPr>
+          <w:rStyle w:val="Emphasis"/>
+          <w:b/>
+          <w:bCs/>
+        </w:rPr>
+        <w:t>(Przystalski et al., 2025)</w:t>
+      </w:r>
+      <w:r>
+        <w:rPr>
+          <w:rStyle w:val="Emphasis"/>
+          <w:b/>
+          <w:bCs/>
+        </w:rPr>
+        <w:fldChar w:fldCharType="end"/>
+      </w:r>
+      <w:r>
+        <w:rPr>
+          <w:sz w:val="24"/>
+          <w:szCs w:val="24"/>
+        </w:rPr>
+        <w:t xml:space="preserve"> extended stylometric analysis to short-sample scenarios, with SHAP pinpointing grammatical standardization and atypical word frequencies as the most persistent indicators of AI authorship. Collectively, these studies affirm the enduring relevance of stylometry, particularly in resource-constrained or short-text settings, though they differ on which specific features are most discriminative — a tension that warrants systematic synthesis.</w:t>
       </w:r>
     </w:p>
     <w:p>
       <w:pPr>
-        <w:pStyle w:val="BodyText"/>
+        <w:pStyle w:val="FirstParagraph"/>
+        <w:rPr>
+          <w:sz w:val="24"/>
+          <w:szCs w:val="24"/>
+        </w:rPr>
+      </w:pPr>
+      <w:r>
+        <w:rPr>
+          <w:b/>
+          <w:bCs/>
+          <w:sz w:val="24"/>
+          <w:szCs w:val="24"/>
+        </w:rPr>
+        <w:t>Transformer-Based Deep Learning</w:t>
+      </w:r>
+      <w:r>
+        <w:rPr>
+          <w:sz w:val="24"/>
+          <w:szCs w:val="24"/>
+        </w:rPr>
+        <w:t xml:space="preserve"> The advent of transformer architectures shifted detection toward high-accuracy, embedding-based approaches. The HULLMI framework </w:t>
+      </w:r>
+      <w:r>
+        <w:rPr>
+          <w:rStyle w:val="Emphasis"/>
+          <w:b/>
+          <w:bCs/>
+        </w:rPr>
+        <w:fldChar w:fldCharType="begin"/>
+      </w:r>
+      <w:r>
+        <w:rPr>
+          <w:rStyle w:val="Emphasis"/>
+          <w:b/>
+          <w:bCs/>
+        </w:rPr>
+        <w:instrText xml:space="preserve"> ADDIN EN.CITE &lt;EndNote&gt;&lt;Cite&gt;&lt;Author&gt;Joshi&lt;/Author&gt;&lt;Year&gt;2024&lt;/Year&gt;&lt;RecNum&gt;1&lt;/RecNum&gt;&lt;DisplayText&gt;(Joshi et al., 2024)&lt;/DisplayText&gt;&lt;record&gt;&lt;rec-number&gt;1&lt;/rec-number&gt;&lt;foreign-keys&gt;&lt;key app="EN" db-id="p9vz2zfsl50z29ew9we5svwd9svw22tfxsvd" timestamp="1774204030"&gt;1&lt;/key&gt;&lt;/foreign-keys&gt;&lt;ref-type name="Journal Article"&gt;17&lt;/ref-type&gt;&lt;contributors&gt;&lt;authors&gt;&lt;author&gt;Joshi, Prathamesh Dinesh&lt;/author&gt;&lt;author&gt;Pocker, Sahil&lt;/author&gt;&lt;author&gt;Dandekar, Raj Abhijit&lt;/author&gt;&lt;author&gt;Dandekar, Raj Abhijit&lt;/author&gt;&lt;author&gt;Panat, Sreedath&lt;/author&gt;&lt;/authors&gt;&lt;/contributors&gt;&lt;titles&gt;&lt;title&gt;HULLMI: Human vs LLM identification with explainability&lt;/title&gt;&lt;secondary-title&gt;ArXiv&lt;/secondary-title&gt;&lt;/titles&gt;&lt;periodical&gt;&lt;full-title&gt;ArXiv&lt;/full-title&gt;&lt;/periodical&gt;&lt;volume&gt;abs/2409.04808&lt;/volume&gt;&lt;keywords&gt;&lt;keyword&gt;Computer Science - Artificial Intelligence&lt;/keyword&gt;&lt;/keywords&gt;&lt;dates&gt;&lt;year&gt;2024&lt;/year&gt;&lt;pub-dates&gt;&lt;date&gt;September 2024&lt;/date&gt;&lt;/pub-dates&gt;&lt;/dates&gt;&lt;urls&gt;&lt;/urls&gt;&lt;electronic-resource-num&gt;10.48550/arXiv.2409.04808&lt;/electronic-resource-num&gt;&lt;/record&gt;&lt;/Cite&gt;&lt;/EndNote&gt;</w:instrText>
+      </w:r>
+      <w:r>
+        <w:rPr>
+          <w:rStyle w:val="Emphasis"/>
+          <w:b/>
+          <w:bCs/>
+        </w:rPr>
+        <w:fldChar w:fldCharType="separate"/>
+      </w:r>
+      <w:r>
+        <w:rPr>
+          <w:rStyle w:val="Emphasis"/>
+          <w:b/>
+          <w:bCs/>
+        </w:rPr>
+        <w:t>(Joshi et al., 2024)</w:t>
+      </w:r>
+      <w:r>
+        <w:rPr>
+          <w:rStyle w:val="Emphasis"/>
+          <w:b/>
+          <w:bCs/>
+        </w:rPr>
+        <w:fldChar w:fldCharType="end"/>
+      </w:r>
+      <w:r>
+        <w:rPr>
+          <w:sz w:val="24"/>
+          <w:szCs w:val="24"/>
+        </w:rPr>
+        <w:t xml:space="preserve"> established that </w:t>
+      </w:r>
+      <w:proofErr w:type="spellStart"/>
+      <w:r>
+        <w:rPr>
+          <w:sz w:val="24"/>
+          <w:szCs w:val="24"/>
+        </w:rPr>
+        <w:t>RoBERTa</w:t>
+      </w:r>
+      <w:proofErr w:type="spellEnd"/>
+      <w:r>
+        <w:rPr>
+          <w:sz w:val="24"/>
+          <w:szCs w:val="24"/>
+        </w:rPr>
+        <w:t xml:space="preserve">-Sentinel outperforms traditional classifiers while LIME provides token-level transparency, positioning explainability as a complement to rather than a trade-off with accuracy. </w:t>
+      </w:r>
+      <w:r>
+        <w:rPr>
+          <w:rStyle w:val="Emphasis"/>
+          <w:b/>
+          <w:bCs/>
+        </w:rPr>
+        <w:fldChar w:fldCharType="begin"/>
+      </w:r>
+      <w:r>
+        <w:rPr>
+          <w:rStyle w:val="Emphasis"/>
+          <w:b/>
+          <w:bCs/>
+        </w:rPr>
+        <w:instrText xml:space="preserve"> ADDIN EN.CITE &lt;EndNote&gt;&lt;Cite&gt;&lt;Author&gt;Mitrovi&amp;apos;c&lt;/Author&gt;&lt;Year&gt;2023&lt;/Year&gt;&lt;RecNum&gt;4&lt;/RecNum&gt;&lt;DisplayText&gt;(Mitrovi&amp;apos;c et al., 2023)&lt;/DisplayText&gt;&lt;record&gt;&lt;rec-number&gt;4&lt;/rec-number&gt;&lt;foreign-keys&gt;&lt;key app="EN" db-id="p9vz2zfsl50z29ew9we5svwd9svw22tfxsvd" timestamp="1774205597"&gt;4&lt;/key&gt;&lt;/foreign-keys&gt;&lt;ref-type name="Journal Article"&gt;17&lt;/ref-type&gt;&lt;contributors&gt;&lt;authors&gt;&lt;author&gt;Mitrovi&amp;apos;c, Sandra&lt;/author&gt;&lt;author&gt;Andreoletti, Davide&lt;/author&gt;&lt;author&gt;Ayoub, Omran&lt;/author&gt;&lt;/authors&gt;&lt;/contributors&gt;&lt;titles&gt;&lt;title&gt;ChatGPT or Human? Detect and explain. Explaining decisions of machine learning model for detecting short chatgpt-generated text&lt;/title&gt;&lt;secondary-title&gt;ArXiv&lt;/secondary-title&gt;&lt;/titles&gt;&lt;periodical&gt;&lt;full-title&gt;ArXiv&lt;/full-title&gt;&lt;/periodical&gt;&lt;volume&gt;abs/2301.13852&lt;/volume&gt;&lt;dates&gt;&lt;year&gt;2023&lt;/year&gt;&lt;/dates&gt;&lt;urls&gt;&lt;/urls&gt;&lt;electronic-resource-num&gt;10.48550/arXiv.2301.13852&lt;/electronic-resource-num&gt;&lt;/record&gt;&lt;/Cite&gt;&lt;/EndNote&gt;</w:instrText>
+      </w:r>
+      <w:r>
+        <w:rPr>
+          <w:rStyle w:val="Emphasis"/>
+          <w:b/>
+          <w:bCs/>
+        </w:rPr>
+        <w:fldChar w:fldCharType="separate"/>
+      </w:r>
+      <w:r>
+        <w:rPr>
+          <w:rStyle w:val="Emphasis"/>
+          <w:b/>
+          <w:bCs/>
+        </w:rPr>
+        <w:t>(Mitrovi'c et al., 2023)</w:t>
+      </w:r>
+      <w:r>
+        <w:rPr>
+          <w:rStyle w:val="Emphasis"/>
+          <w:b/>
+          <w:bCs/>
+        </w:rPr>
+        <w:fldChar w:fldCharType="end"/>
+      </w:r>
+      <w:r>
+        <w:rPr>
+          <w:sz w:val="24"/>
+          <w:szCs w:val="24"/>
+        </w:rPr>
+        <w:t xml:space="preserve"> reached a similar conclusion using </w:t>
+      </w:r>
+      <w:proofErr w:type="spellStart"/>
+      <w:r>
+        <w:rPr>
+          <w:sz w:val="24"/>
+          <w:szCs w:val="24"/>
+        </w:rPr>
+        <w:t>DistilBERT</w:t>
+      </w:r>
+      <w:proofErr w:type="spellEnd"/>
+      <w:r>
+        <w:rPr>
+          <w:sz w:val="24"/>
+          <w:szCs w:val="24"/>
+        </w:rPr>
+        <w:t xml:space="preserve"> with SHAP, uncovering word-level reasoning behind the classification of short ChatGPT-generated reviews. </w:t>
+      </w:r>
+      <w:r>
+        <w:rPr>
+          <w:rStyle w:val="Emphasis"/>
+          <w:b/>
+          <w:bCs/>
+        </w:rPr>
+        <w:fldChar w:fldCharType="begin"/>
+      </w:r>
+      <w:r>
+        <w:rPr>
+          <w:rStyle w:val="Emphasis"/>
+          <w:b/>
+          <w:bCs/>
+        </w:rPr>
+        <w:instrText xml:space="preserve"> ADDIN EN.CITE &lt;EndNote&gt;&lt;Cite&gt;&lt;Author&gt;Masih&lt;/Author&gt;&lt;Year&gt;2025&lt;/Year&gt;&lt;RecNum&gt;2&lt;/RecNum&gt;&lt;DisplayText&gt;(Masih et al., 2025)&lt;/DisplayText&gt;&lt;record&gt;&lt;rec-number&gt;2&lt;/rec-number&gt;&lt;foreign-keys&gt;&lt;key app="EN" db-id="p9vz2zfsl50z29ew9we5svwd9svw22tfxsvd" timestamp="1774204556"&gt;2&lt;/key&gt;&lt;/foreign-keys&gt;&lt;ref-type name="Journal Article"&gt;17&lt;/ref-type&gt;&lt;contributors&gt;&lt;authors&gt;&lt;author&gt;Masih, Adven&lt;/author&gt;&lt;author&gt;Afzal, Bushra&lt;/author&gt;&lt;author&gt;Firdoos, Shamyla&lt;/author&gt;&lt;author&gt;Mahmood, Jabar&lt;/author&gt;&lt;author&gt;Ali, Aitizaz&lt;/author&gt;&lt;author&gt;Abdulnabi, Mohamed Shabbir&lt;/author&gt;&lt;author&gt;Balungu, Daniel Musafiri&lt;/author&gt;&lt;/authors&gt;&lt;/contributors&gt;&lt;titles&gt;&lt;title&gt;Classifying human vs. AI text with machine learning and explainable transformer models&lt;/title&gt;&lt;secondary-title&gt;Scientific Reports&lt;/secondary-title&gt;&lt;/titles&gt;&lt;periodical&gt;&lt;full-title&gt;Scientific Reports&lt;/full-title&gt;&lt;/periodical&gt;&lt;pages&gt;43310&lt;/pages&gt;&lt;volume&gt;15&lt;/volume&gt;&lt;number&gt;1&lt;/number&gt;&lt;keywords&gt;&lt;keyword&gt;Large language models (LLMs)&lt;/keyword&gt;&lt;keyword&gt;Recurrent deep learning&lt;/keyword&gt;&lt;keyword&gt;Transformer models&lt;/keyword&gt;&lt;keyword&gt;Text classification&lt;/keyword&gt;&lt;keyword&gt;AI generated text detection&lt;/keyword&gt;&lt;keyword&gt;Natural language processing (NLP)&lt;/keyword&gt;&lt;keyword&gt;GPT-4&lt;/keyword&gt;&lt;keyword&gt;Human-Generated text&lt;/keyword&gt;&lt;/keywords&gt;&lt;dates&gt;&lt;year&gt;2025&lt;/year&gt;&lt;pub-dates&gt;&lt;date&gt;2025/12/08&lt;/date&gt;&lt;/pub-dates&gt;&lt;/dates&gt;&lt;isbn&gt;2045-2322&lt;/isbn&gt;&lt;urls&gt;&lt;related-urls&gt;&lt;url&gt;https://doi.org/10.1038/s41598-025-27377-z&lt;/url&gt;&lt;/related-urls&gt;&lt;/urls&gt;&lt;electronic-resource-num&gt;10.1038/s41598-025-27377-z&lt;/electronic-resource-num&gt;&lt;/record&gt;&lt;/Cite&gt;&lt;/EndNote&gt;</w:instrText>
+      </w:r>
+      <w:r>
+        <w:rPr>
+          <w:rStyle w:val="Emphasis"/>
+          <w:b/>
+          <w:bCs/>
+        </w:rPr>
+        <w:fldChar w:fldCharType="separate"/>
+      </w:r>
+      <w:r>
+        <w:rPr>
+          <w:rStyle w:val="Emphasis"/>
+          <w:b/>
+          <w:bCs/>
+        </w:rPr>
+        <w:t>(Masih et al., 2025)</w:t>
+      </w:r>
+      <w:r>
+        <w:rPr>
+          <w:rStyle w:val="Emphasis"/>
+          <w:b/>
+          <w:bCs/>
+        </w:rPr>
+        <w:fldChar w:fldCharType="end"/>
+      </w:r>
+      <w:r>
+        <w:rPr>
+          <w:sz w:val="24"/>
+          <w:szCs w:val="24"/>
+        </w:rPr>
+        <w:t xml:space="preserve"> further demonstrated that combining transformer embeddings with LIME and SHAP produces interpretable outputs without significant accuracy loss. However, a recurring limitation across these studies is their susceptibility to adversarial manipulation — </w:t>
+      </w:r>
+      <w:r>
+        <w:rPr>
+          <w:rStyle w:val="Emphasis"/>
+          <w:b/>
+          <w:bCs/>
+        </w:rPr>
+        <w:fldChar w:fldCharType="begin"/>
+      </w:r>
+      <w:r>
+        <w:rPr>
+          <w:rStyle w:val="Emphasis"/>
+          <w:b/>
+          <w:bCs/>
+        </w:rPr>
+        <w:instrText xml:space="preserve"> ADDIN EN.CITE &lt;EndNote&gt;&lt;Cite&gt;&lt;Author&gt;Mohammadi&lt;/Author&gt;&lt;Year&gt;2025&lt;/Year&gt;&lt;RecNum&gt;13&lt;/RecNum&gt;&lt;DisplayText&gt;(Mohammadi et al., 2025)&lt;/DisplayText&gt;&lt;record&gt;&lt;rec-number&gt;13&lt;/rec-number&gt;&lt;foreign-keys&gt;&lt;key app="EN" db-id="p9vz2zfsl50z29ew9we5svwd9svw22tfxsvd" timestamp="1774244352"&gt;13&lt;/key&gt;&lt;/foreign-keys&gt;&lt;ref-type name="Journal Article"&gt;17&lt;/ref-type&gt;&lt;contributors&gt;&lt;authors&gt;&lt;author&gt;Mohammadi, Hadi&lt;/author&gt;&lt;author&gt;Giachanou, Anastasia&lt;/author&gt;&lt;author&gt;Oberski, Daniel L&lt;/author&gt;&lt;author&gt;Bagheri, Ayoub&lt;/author&gt;&lt;/authors&gt;&lt;/contributors&gt;&lt;titles&gt;&lt;title&gt;Explainability-based token replacement on llm-generated text&lt;/title&gt;&lt;secondary-title&gt;arXiv preprint arXiv:2506.04050&lt;/secondary-title&gt;&lt;/titles&gt;&lt;periodical&gt;&lt;full-title&gt;arXiv preprint arXiv:2506.04050&lt;/full-title&gt;&lt;/periodical&gt;&lt;dates&gt;&lt;year&gt;2025&lt;/year&gt;&lt;/dates&gt;&lt;urls&gt;&lt;/urls&gt;&lt;electronic-resource-num&gt;10.48550/arXiv.2506.04050&lt;/electronic-resource-num&gt;&lt;/record&gt;&lt;/Cite&gt;&lt;/EndNote&gt;</w:instrText>
+      </w:r>
+      <w:r>
+        <w:rPr>
+          <w:rStyle w:val="Emphasis"/>
+          <w:b/>
+          <w:bCs/>
+        </w:rPr>
+        <w:fldChar w:fldCharType="separate"/>
+      </w:r>
+      <w:r>
+        <w:rPr>
+          <w:rStyle w:val="Emphasis"/>
+          <w:b/>
+          <w:bCs/>
+        </w:rPr>
+        <w:t>(Mohammadi et al., 2025)</w:t>
+      </w:r>
+      <w:r>
+        <w:rPr>
+          <w:rStyle w:val="Emphasis"/>
+          <w:b/>
+          <w:bCs/>
+        </w:rPr>
+        <w:fldChar w:fldCharType="end"/>
+      </w:r>
+      <w:r>
+        <w:rPr>
+          <w:sz w:val="24"/>
+          <w:szCs w:val="24"/>
+        </w:rPr>
+        <w:t xml:space="preserve"> specifically showed that XAI-informed token replacement can systematically evade transformer-based detectors, exposing a critical vulnerability that the field has yet to adequately address.</w:t>
+      </w:r>
+    </w:p>
+    <w:p>
+      <w:pPr>
+        <w:pStyle w:val="FirstParagraph"/>
         <w:rPr>
           <w:sz w:val="24"/>
           <w:szCs w:val="24"/>
@@ -2055,9 +2436,9 @@
         <w:sectPr>
           <w:headerReference w:type="default" r:id="rId11"/>
           <w:headerReference w:type="first" r:id="rId12"/>
+          <w:type w:val="continuous"/>
           <w:pgSz w:w="12240" w:h="15840"/>
           <w:pgMar w:top="1440" w:right="1440" w:bottom="1440" w:left="1440" w:header="720" w:footer="720" w:gutter="0"/>
-          <w:pgNumType w:start="1"/>
           <w:cols w:space="720"/>
           <w:titlePg/>
           <w:docGrid w:linePitch="360"/>
@@ -2065,44 +2446,64 @@
       </w:pPr>
       <w:r>
         <w:rPr>
-          <w:sz w:val="24"/>
-          <w:szCs w:val="24"/>
-        </w:rPr>
-        <w:t xml:space="preserve">Recent work has also moved toward multi-label classification and attribution. </w:t>
-      </w:r>
-      <w:r>
-        <w:rPr>
-          <w:sz w:val="24"/>
-          <w:szCs w:val="24"/>
+          <w:b/>
+          <w:bCs/>
+          <w:sz w:val="24"/>
+          <w:szCs w:val="24"/>
+        </w:rPr>
+        <w:t>Multi-Label Attribution and Cross-Domain Generalization</w:t>
+      </w:r>
+      <w:r>
+        <w:rPr>
+          <w:sz w:val="24"/>
+          <w:szCs w:val="24"/>
+        </w:rPr>
+        <w:t xml:space="preserve"> The most recent strand of research moves beyond binary classification toward source attribution and domain-specific detection.</w:t>
+      </w:r>
+      <w:r>
+        <w:rPr>
+          <w:sz w:val="24"/>
+          <w:szCs w:val="24"/>
+        </w:rPr>
+        <w:t xml:space="preserve"> </w:t>
+      </w:r>
+      <w:r>
+        <w:rPr>
+          <w:rStyle w:val="Emphasis"/>
+          <w:b/>
+          <w:bCs/>
         </w:rPr>
         <w:fldChar w:fldCharType="begin"/>
       </w:r>
       <w:r>
         <w:rPr>
-          <w:sz w:val="24"/>
-          <w:szCs w:val="24"/>
+          <w:rStyle w:val="Emphasis"/>
+          <w:b/>
+          <w:bCs/>
         </w:rPr>
         <w:instrText xml:space="preserve"> ADDIN EN.CITE &lt;EndNote&gt;&lt;Cite&gt;&lt;Author&gt;Najjar&lt;/Author&gt;&lt;Year&gt;2025&lt;/Year&gt;&lt;RecNum&gt;18&lt;/RecNum&gt;&lt;DisplayText&gt;(Najjar et al., 2025)&lt;/DisplayText&gt;&lt;record&gt;&lt;rec-number&gt;18&lt;/rec-number&gt;&lt;foreign-keys&gt;&lt;key app="EN" db-id="p9vz2zfsl50z29ew9we5svwd9svw22tfxsvd" timestamp="1774246687"&gt;18&lt;/key&gt;&lt;/foreign-keys&gt;&lt;ref-type name="Journal Article"&gt;17&lt;/ref-type&gt;&lt;contributors&gt;&lt;authors&gt;&lt;author&gt;Najjar, Ayat A&lt;/author&gt;&lt;author&gt;Ashqar, Huthaifa I&lt;/author&gt;&lt;author&gt;Darwish, Omar&lt;/author&gt;&lt;author&gt;Hammad, Eman&lt;/author&gt;&lt;/authors&gt;&lt;/contributors&gt;&lt;titles&gt;&lt;title&gt;Leveraging explainable ai for llm text attribution: Differentiating human-written and multiple llm-generated text&lt;/title&gt;&lt;secondary-title&gt;Information&lt;/secondary-title&gt;&lt;/titles&gt;&lt;periodical&gt;&lt;full-title&gt;Information&lt;/full-title&gt;&lt;/periodical&gt;&lt;pages&gt;767&lt;/pages&gt;&lt;volume&gt;16&lt;/volume&gt;&lt;number&gt;9&lt;/number&gt;&lt;dates&gt;&lt;year&gt;2025&lt;/year&gt;&lt;/dates&gt;&lt;isbn&gt;2078-2489&lt;/isbn&gt;&lt;urls&gt;&lt;/urls&gt;&lt;electronic-resource-num&gt;10.48550/arXiv.2501.03212&lt;/electronic-resource-num&gt;&lt;/record&gt;&lt;/Cite&gt;&lt;/EndNote&gt;</w:instrText>
       </w:r>
       <w:r>
         <w:rPr>
-          <w:sz w:val="24"/>
-          <w:szCs w:val="24"/>
+          <w:rStyle w:val="Emphasis"/>
+          <w:b/>
+          <w:bCs/>
         </w:rPr>
         <w:fldChar w:fldCharType="separate"/>
       </w:r>
       <w:r>
         <w:rPr>
-          <w:noProof/>
-          <w:sz w:val="24"/>
-          <w:szCs w:val="24"/>
+          <w:rStyle w:val="Emphasis"/>
+          <w:b/>
+          <w:bCs/>
         </w:rPr>
         <w:t>(Najjar et al., 2025)</w:t>
       </w:r>
       <w:r>
         <w:rPr>
-          <w:sz w:val="24"/>
-          <w:szCs w:val="24"/>
+          <w:rStyle w:val="Emphasis"/>
+          <w:b/>
+          <w:bCs/>
         </w:rPr>
         <w:fldChar w:fldCharType="end"/>
       </w:r>
@@ -2111,15 +2512,228 @@
           <w:sz w:val="24"/>
           <w:szCs w:val="24"/>
         </w:rPr>
-        <w:t xml:space="preserve"> have leveraged XAI to differentiate between multiple LLMs (Llama, Bard, Claude), showing that feature importance profiles can create “author profiles” for different AI sources. This suggests that explainability is not just a secondary feature but a core component of advanced text attribution frameworks</w:t>
-      </w:r>
-      <w:r>
-        <w:rPr>
-          <w:sz w:val="24"/>
-          <w:szCs w:val="24"/>
-        </w:rPr>
-        <w:t>.</w:t>
-      </w:r>
+        <w:t xml:space="preserve"> demonstrated that XAI feature importance profiles can create distinct "author signatures" for different LLMs including Llama, Gemini, and Claude, suggesting that explainability is not merely a transparency add-on but a core analytical tool for attribution.</w:t>
+      </w:r>
+      <w:r>
+        <w:rPr>
+          <w:sz w:val="24"/>
+          <w:szCs w:val="24"/>
+        </w:rPr>
+        <w:t xml:space="preserve"> </w:t>
+      </w:r>
+      <w:r>
+        <w:rPr>
+          <w:rStyle w:val="Emphasis"/>
+          <w:b/>
+          <w:bCs/>
+        </w:rPr>
+        <w:fldChar w:fldCharType="begin"/>
+      </w:r>
+      <w:r>
+        <w:rPr>
+          <w:rStyle w:val="Emphasis"/>
+          <w:b/>
+          <w:bCs/>
+        </w:rPr>
+        <w:instrText xml:space="preserve"> ADDIN EN.CITE &lt;EndNote&gt;&lt;Cite&gt;&lt;Author&gt;Zahraa J. Mohammed Ali &lt;/Author&gt;&lt;Year&gt;2025&lt;/Year&gt;&lt;RecNum&gt;6&lt;/RecNum&gt;&lt;DisplayText&gt;(Zahraa J. Mohammed Ali 2025)&lt;/DisplayText&gt;&lt;record&gt;&lt;rec-number&gt;6&lt;/rec-number&gt;&lt;foreign-keys&gt;&lt;key app="EN" db-id="p9vz2zfsl50z29ew9we5svwd9svw22tfxsvd" timestamp="1774206665"&gt;6&lt;/key&gt;&lt;/foreign-keys&gt;&lt;ref-type name="Journal Article"&gt;17&lt;/ref-type&gt;&lt;contributors&gt;&lt;authors&gt;&lt;author&gt;Zahraa J. Mohammed Ali , Suhad A. Yousif&lt;/author&gt;&lt;/authors&gt;&lt;/contributors&gt;&lt;titles&gt;&lt;title&gt;Interpretable multi-label classification of human- and large language model-generated texts using transformer embeddings and explainable  artificial intelligence&lt;/title&gt;&lt;secondary-title&gt;Ingénierie des Systèmes d’Information&lt;/secondary-title&gt;&lt;/titles&gt;&lt;periodical&gt;&lt;full-title&gt;Ingénierie des Systèmes d’Information&lt;/full-title&gt;&lt;/periodical&gt;&lt;pages&gt;14&lt;/pages&gt;&lt;volume&gt;30&lt;/volume&gt;&lt;number&gt;12&lt;/number&gt;&lt;section&gt;3103&lt;/section&gt;&lt;dates&gt;&lt;year&gt;2025&lt;/year&gt;&lt;/dates&gt;&lt;urls&gt;&lt;/urls&gt;&lt;electronic-resource-num&gt;10.18280/isi.301203&lt;/electronic-resource-num&gt;&lt;/record&gt;&lt;/Cite&gt;&lt;/EndNote&gt;</w:instrText>
+      </w:r>
+      <w:r>
+        <w:rPr>
+          <w:rStyle w:val="Emphasis"/>
+          <w:b/>
+          <w:bCs/>
+        </w:rPr>
+        <w:fldChar w:fldCharType="separate"/>
+      </w:r>
+      <w:r>
+        <w:rPr>
+          <w:rStyle w:val="Emphasis"/>
+          <w:b/>
+          <w:bCs/>
+        </w:rPr>
+        <w:t>(Zahraa J. Mohammed Ali 2025)</w:t>
+      </w:r>
+      <w:r>
+        <w:rPr>
+          <w:rStyle w:val="Emphasis"/>
+          <w:b/>
+          <w:bCs/>
+        </w:rPr>
+        <w:fldChar w:fldCharType="end"/>
+      </w:r>
+      <w:r>
+        <w:rPr>
+          <w:sz w:val="24"/>
+          <w:szCs w:val="24"/>
+        </w:rPr>
+        <w:t xml:space="preserve"> extended this to multi-label classification using transformer embeddings with LIME and SHAP, achieving granular differentiation across multiple AI sources. Domain-specific challenges are addressed by </w:t>
+      </w:r>
+      <w:r>
+        <w:rPr>
+          <w:rStyle w:val="Emphasis"/>
+          <w:b/>
+          <w:bCs/>
+        </w:rPr>
+        <w:fldChar w:fldCharType="begin"/>
+      </w:r>
+      <w:r>
+        <w:rPr>
+          <w:rStyle w:val="Emphasis"/>
+          <w:b/>
+          <w:bCs/>
+        </w:rPr>
+        <w:instrText xml:space="preserve"> ADDIN EN.CITE &lt;EndNote&gt;&lt;Cite&gt;&lt;Author&gt;Baharifar&lt;/Author&gt;&lt;Year&gt;2025&lt;/Year&gt;&lt;RecNum&gt;8&lt;/RecNum&gt;&lt;DisplayText&gt;(Baharifar et al., 2025)&lt;/DisplayText&gt;&lt;record&gt;&lt;rec-number&gt;8&lt;/rec-number&gt;&lt;foreign-keys&gt;&lt;key app="EN" db-id="p9vz2zfsl50z29ew9we5svwd9svw22tfxsvd" timestamp="1774241910"&gt;8&lt;/key&gt;&lt;/foreign-keys&gt;&lt;ref-type name="Conference Paper"&gt;47&lt;/ref-type&gt;&lt;contributors&gt;&lt;authors&gt;&lt;author&gt;Baharifar, Mahshid&lt;/author&gt;&lt;author&gt;Kujur, Anima&lt;/author&gt;&lt;author&gt;Monfared, Zahra&lt;/author&gt;&lt;/authors&gt;&lt;/contributors&gt;&lt;titles&gt;&lt;title&gt;Interpretable AI for classifying Human-and LLM-generated medical misinformation with multi-modal features&lt;/title&gt;&lt;secondary-title&gt;2nd Sorbonne-Heidelberg Workshop on AI in medicine&lt;/secondary-title&gt;&lt;/titles&gt;&lt;dates&gt;&lt;year&gt;2025&lt;/year&gt;&lt;/dates&gt;&lt;pub-location&gt;Heidelberg, Germany&lt;/pub-location&gt;&lt;publisher&gt;ResearchGate&lt;/publisher&gt;&lt;urls&gt;&lt;/urls&gt;&lt;/record&gt;&lt;/Cite&gt;&lt;/EndNote&gt;</w:instrText>
+      </w:r>
+      <w:r>
+        <w:rPr>
+          <w:rStyle w:val="Emphasis"/>
+          <w:b/>
+          <w:bCs/>
+        </w:rPr>
+        <w:fldChar w:fldCharType="separate"/>
+      </w:r>
+      <w:r>
+        <w:rPr>
+          <w:rStyle w:val="Emphasis"/>
+          <w:b/>
+          <w:bCs/>
+        </w:rPr>
+        <w:t>(Baharifar et al., 2025)</w:t>
+      </w:r>
+      <w:r>
+        <w:rPr>
+          <w:rStyle w:val="Emphasis"/>
+          <w:b/>
+          <w:bCs/>
+        </w:rPr>
+        <w:fldChar w:fldCharType="end"/>
+      </w:r>
+      <w:r>
+        <w:rPr>
+          <w:sz w:val="24"/>
+          <w:szCs w:val="24"/>
+        </w:rPr>
+        <w:t xml:space="preserve"> in the medical misinformation context, while</w:t>
+      </w:r>
+      <w:r>
+        <w:rPr>
+          <w:sz w:val="24"/>
+          <w:szCs w:val="24"/>
+        </w:rPr>
+        <w:t xml:space="preserve"> </w:t>
+      </w:r>
+      <w:r>
+        <w:rPr>
+          <w:rStyle w:val="Emphasis"/>
+          <w:b/>
+          <w:bCs/>
+        </w:rPr>
+        <w:fldChar w:fldCharType="begin"/>
+      </w:r>
+      <w:r>
+        <w:rPr>
+          <w:rStyle w:val="Emphasis"/>
+          <w:b/>
+          <w:bCs/>
+        </w:rPr>
+        <w:instrText xml:space="preserve"> ADDIN EN.CITE &lt;EndNote&gt;&lt;Cite&gt;&lt;Author&gt;Iqbal&lt;/Author&gt;&lt;Year&gt;2025&lt;/Year&gt;&lt;RecNum&gt;12&lt;/RecNum&gt;&lt;DisplayText&gt;(Iqbal &amp;amp; Kashem, 2025)&lt;/DisplayText&gt;&lt;record&gt;&lt;rec-number&gt;12&lt;/rec-number&gt;&lt;foreign-keys&gt;&lt;key app="EN" db-id="p9vz2zfsl50z29ew9we5svwd9svw22tfxsvd" timestamp="1774244181"&gt;12&lt;/key&gt;&lt;/foreign-keys&gt;&lt;ref-type name="Journal Article"&gt;17&lt;/ref-type&gt;&lt;contributors&gt;&lt;authors&gt;&lt;author&gt;Iqbal, Md Sadiq&lt;/author&gt;&lt;author&gt;Kashem, Mohammod Abul&lt;/author&gt;&lt;/authors&gt;&lt;/contributors&gt;&lt;titles&gt;&lt;title&gt;A machine learning framework for identifying sources of AI-generated text&lt;/title&gt;&lt;secondary-title&gt;Statistics, Optimization &amp;amp; Information Computing&lt;/secondary-title&gt;&lt;/titles&gt;&lt;periodical&gt;&lt;full-title&gt;Statistics, Optimization &amp;amp; Information Computing&lt;/full-title&gt;&lt;/periodical&gt;&lt;pages&gt;2186-2204&lt;/pages&gt;&lt;volume&gt;13&lt;/volume&gt;&lt;number&gt;5&lt;/number&gt;&lt;keywords&gt;&lt;keyword&gt;Text Classification, Manual Extraction, Deep Learning, Feature Optimization, Explainable Artificial Intelligence, Natural Language Processing&lt;/keyword&gt;&lt;/keywords&gt;&lt;dates&gt;&lt;year&gt;2025&lt;/year&gt;&lt;/dates&gt;&lt;isbn&gt;2310-5070&lt;/isbn&gt;&lt;urls&gt;&lt;related-urls&gt;&lt;url&gt;http://www.iapress.org/index.php/soic/article/view/2225&lt;/url&gt;&lt;/related-urls&gt;&lt;/urls&gt;&lt;electronic-resource-num&gt;10.19139/soic-2310-5070-2225&lt;/electronic-resource-num&gt;&lt;/record&gt;&lt;/Cite&gt;&lt;/EndNote&gt;</w:instrText>
+      </w:r>
+      <w:r>
+        <w:rPr>
+          <w:rStyle w:val="Emphasis"/>
+          <w:b/>
+          <w:bCs/>
+        </w:rPr>
+        <w:fldChar w:fldCharType="separate"/>
+      </w:r>
+      <w:r>
+        <w:rPr>
+          <w:rStyle w:val="Emphasis"/>
+          <w:b/>
+          <w:bCs/>
+        </w:rPr>
+        <w:t>(Iqbal &amp; Kashem, 2025)</w:t>
+      </w:r>
+      <w:r>
+        <w:rPr>
+          <w:rStyle w:val="Emphasis"/>
+          <w:b/>
+          <w:bCs/>
+        </w:rPr>
+        <w:fldChar w:fldCharType="end"/>
+      </w:r>
+      <w:r>
+        <w:rPr>
+          <w:rStyle w:val="Emphasis"/>
+          <w:b/>
+          <w:bCs/>
+        </w:rPr>
+        <w:t xml:space="preserve"> </w:t>
+      </w:r>
+      <w:r>
+        <w:rPr>
+          <w:sz w:val="24"/>
+          <w:szCs w:val="24"/>
+        </w:rPr>
+        <w:t xml:space="preserve">proposed a generalized ML framework for source identification across varied text types. </w:t>
+      </w:r>
+      <w:r>
+        <w:rPr>
+          <w:rStyle w:val="Emphasis"/>
+          <w:b/>
+          <w:bCs/>
+        </w:rPr>
+        <w:fldChar w:fldCharType="begin"/>
+      </w:r>
+      <w:r>
+        <w:rPr>
+          <w:rStyle w:val="Emphasis"/>
+          <w:b/>
+          <w:bCs/>
+        </w:rPr>
+        <w:instrText xml:space="preserve"> ADDIN EN.CITE &lt;EndNote&gt;&lt;Cite&gt;&lt;Author&gt;Adilazuarda&lt;/Author&gt;&lt;Year&gt;2023&lt;/Year&gt;&lt;RecNum&gt;10&lt;/RecNum&gt;&lt;DisplayText&gt;(Adilazuarda et al., 2023)&lt;/DisplayText&gt;&lt;record&gt;&lt;rec-number&gt;10&lt;/rec-number&gt;&lt;foreign-keys&gt;&lt;key app="EN" db-id="p9vz2zfsl50z29ew9we5svwd9svw22tfxsvd" timestamp="1774242459"&gt;10&lt;/key&gt;&lt;/foreign-keys&gt;&lt;ref-type name="Journal Article"&gt;17&lt;/ref-type&gt;&lt;contributors&gt;&lt;authors&gt;&lt;author&gt;Adilazuarda, Farid&lt;/author&gt;&lt;author&gt;Arkoulis, Nikolaos Nektarios&lt;/author&gt;&lt;author&gt;Chumakov, Oleksii&lt;/author&gt;&lt;/authors&gt;&lt;/contributors&gt;&lt;titles&gt;&lt;title&gt;Beyond Turing: A comparative analysis of approaches for detecting machine-generated text&lt;/title&gt;&lt;secondary-title&gt;ArXiv&lt;/secondary-title&gt;&lt;/titles&gt;&lt;periodical&gt;&lt;full-title&gt;ArXiv&lt;/full-title&gt;&lt;/periodical&gt;&lt;volume&gt;abs/2311.12373&lt;/volume&gt;&lt;dates&gt;&lt;year&gt;2023&lt;/year&gt;&lt;/dates&gt;&lt;urls&gt;&lt;/urls&gt;&lt;electronic-resource-num&gt;10.48550/arXiv.2311.12373&lt;/electronic-resource-num&gt;&lt;/record&gt;&lt;/Cite&gt;&lt;/EndNote&gt;</w:instrText>
+      </w:r>
+      <w:r>
+        <w:rPr>
+          <w:rStyle w:val="Emphasis"/>
+          <w:b/>
+          <w:bCs/>
+        </w:rPr>
+        <w:fldChar w:fldCharType="separate"/>
+      </w:r>
+      <w:r>
+        <w:rPr>
+          <w:rStyle w:val="Emphasis"/>
+          <w:b/>
+          <w:bCs/>
+        </w:rPr>
+        <w:t>(Adilazuarda et al., 2023)</w:t>
+      </w:r>
+      <w:r>
+        <w:rPr>
+          <w:rStyle w:val="Emphasis"/>
+          <w:b/>
+          <w:bCs/>
+        </w:rPr>
+        <w:fldChar w:fldCharType="end"/>
+      </w:r>
+      <w:r>
+        <w:rPr>
+          <w:sz w:val="24"/>
+          <w:szCs w:val="24"/>
+        </w:rPr>
+        <w:t xml:space="preserve"> provides the broadest comparative perspective, noting that no single detection paradigm consistently dominates across domains — a finding that reinforces the need for the synthesizing review proposed here.</w:t>
+      </w:r>
+    </w:p>
+    <w:p>
+      <w:pPr>
+        <w:spacing w:before="100" w:beforeAutospacing="1" w:after="100" w:afterAutospacing="1" w:line="240" w:lineRule="auto"/>
+        <w:rPr>
+          <w:rFonts w:ascii="Times New Roman" w:eastAsia="Times New Roman" w:hAnsi="Times New Roman" w:cs="Times New Roman"/>
+          <w:sz w:val="24"/>
+          <w:szCs w:val="24"/>
+        </w:rPr>
+      </w:pPr>
     </w:p>
     <w:p>
       <w:pPr>
@@ -2130,9 +2744,8 @@
         </w:numPr>
         <w:spacing w:before="240" w:after="360"/>
       </w:pPr>
-      <w:bookmarkStart w:id="12" w:name="_Toc225285690"/>
-      <w:r>
-        <w:lastRenderedPageBreak/>
+      <w:bookmarkStart w:id="12" w:name="_Toc225706202"/>
+      <w:r>
         <w:t>Literature Review</w:t>
       </w:r>
       <w:r>
@@ -2161,21 +2774,15 @@
         <w:tblLook w:val="04A0" w:firstRow="1" w:lastRow="0" w:firstColumn="1" w:lastColumn="0" w:noHBand="0" w:noVBand="1"/>
       </w:tblPr>
       <w:tblGrid>
-        <w:gridCol w:w="1478"/>
-        <w:gridCol w:w="2237"/>
-        <w:gridCol w:w="1699"/>
-        <w:gridCol w:w="1702"/>
+        <w:gridCol w:w="1425"/>
+        <w:gridCol w:w="2161"/>
+        <w:gridCol w:w="1638"/>
+        <w:gridCol w:w="1642"/>
         <w:gridCol w:w="1401"/>
-        <w:gridCol w:w="3198"/>
-        <w:gridCol w:w="2243"/>
+        <w:gridCol w:w="3092"/>
+        <w:gridCol w:w="2167"/>
       </w:tblGrid>
       <w:tr>
-        <w:tblPrEx>
-          <w:tblCellMar>
-            <w:top w:w="0" w:type="dxa"/>
-            <w:bottom w:w="0" w:type="dxa"/>
-          </w:tblCellMar>
-        </w:tblPrEx>
         <w:trPr>
           <w:tblHeader/>
         </w:trPr>
@@ -2202,8 +2809,8 @@
               <w:spacing w:after="0"/>
               <w:jc w:val="center"/>
             </w:pPr>
-            <w:bookmarkStart w:id="13" w:name="_Toc225182191"/>
-            <w:bookmarkStart w:id="14" w:name="problem-statement"/>
+            <w:bookmarkStart w:id="13" w:name="problem-statement"/>
+            <w:bookmarkStart w:id="14" w:name="_Toc225182191"/>
             <w:bookmarkEnd w:id="7"/>
             <w:bookmarkEnd w:id="10"/>
             <w:r>
@@ -2437,12 +3044,6 @@
         </w:tc>
       </w:tr>
       <w:tr>
-        <w:tblPrEx>
-          <w:tblCellMar>
-            <w:top w:w="0" w:type="dxa"/>
-            <w:bottom w:w="0" w:type="dxa"/>
-          </w:tblCellMar>
-        </w:tblPrEx>
         <w:trPr>
           <w:trHeight w:val="999"/>
         </w:trPr>
@@ -2651,12 +3252,6 @@
         </w:tc>
       </w:tr>
       <w:tr>
-        <w:tblPrEx>
-          <w:tblCellMar>
-            <w:top w:w="0" w:type="dxa"/>
-            <w:bottom w:w="0" w:type="dxa"/>
-          </w:tblCellMar>
-        </w:tblPrEx>
         <w:tc>
           <w:tcPr>
             <w:tcW w:w="530" w:type="pct"/>
@@ -2909,12 +3504,6 @@
         </w:tc>
       </w:tr>
       <w:tr>
-        <w:tblPrEx>
-          <w:tblCellMar>
-            <w:top w:w="0" w:type="dxa"/>
-            <w:bottom w:w="0" w:type="dxa"/>
-          </w:tblCellMar>
-        </w:tblPrEx>
         <w:tc>
           <w:tcPr>
             <w:tcW w:w="530" w:type="pct"/>
@@ -3123,12 +3712,6 @@
         </w:tc>
       </w:tr>
       <w:tr>
-        <w:tblPrEx>
-          <w:tblCellMar>
-            <w:top w:w="0" w:type="dxa"/>
-            <w:bottom w:w="0" w:type="dxa"/>
-          </w:tblCellMar>
-        </w:tblPrEx>
         <w:tc>
           <w:tcPr>
             <w:tcW w:w="530" w:type="pct"/>
@@ -3327,12 +3910,6 @@
         </w:tc>
       </w:tr>
       <w:tr>
-        <w:tblPrEx>
-          <w:tblCellMar>
-            <w:top w:w="0" w:type="dxa"/>
-            <w:bottom w:w="0" w:type="dxa"/>
-          </w:tblCellMar>
-        </w:tblPrEx>
         <w:tc>
           <w:tcPr>
             <w:tcW w:w="530" w:type="pct"/>
@@ -3567,12 +4144,6 @@
         </w:tc>
       </w:tr>
       <w:tr>
-        <w:tblPrEx>
-          <w:tblCellMar>
-            <w:top w:w="0" w:type="dxa"/>
-            <w:bottom w:w="0" w:type="dxa"/>
-          </w:tblCellMar>
-        </w:tblPrEx>
         <w:tc>
           <w:tcPr>
             <w:tcW w:w="530" w:type="pct"/>
@@ -3625,7 +4196,16 @@
                 <w:sz w:val="16"/>
                 <w:szCs w:val="16"/>
               </w:rPr>
-              <w:t>Classifying Human vs. AI Text with Machine Learning and Explainable Transformer Models</w:t>
+              <w:t xml:space="preserve">Classifying Human vs. AI Text with Machine </w:t>
+            </w:r>
+            <w:r>
+              <w:rPr>
+                <w:rFonts w:ascii="Arial" w:eastAsia="Arial" w:hAnsi="Arial" w:cs="Arial"/>
+                <w:sz w:val="16"/>
+                <w:szCs w:val="16"/>
+              </w:rPr>
+              <w:lastRenderedPageBreak/>
+              <w:t>Learning and Explainable Transformer Models</w:t>
             </w:r>
           </w:p>
         </w:tc>
@@ -3653,6 +4233,7 @@
                 <w:sz w:val="16"/>
                 <w:szCs w:val="16"/>
               </w:rPr>
+              <w:lastRenderedPageBreak/>
               <w:t>Transformer-based + Traditional ML</w:t>
             </w:r>
           </w:p>
@@ -3737,7 +4318,16 @@
                 <w:sz w:val="16"/>
                 <w:szCs w:val="16"/>
               </w:rPr>
-              <w:t>Demonstrated that explainability techniques can visualize feature importance and token-level contributions. Showed how LIME and SHAP demystify opaque model decisions in AI text classification.</w:t>
+              <w:t xml:space="preserve">Demonstrated that explainability techniques can visualize feature importance and token-level contributions. Showed how LIME and </w:t>
+            </w:r>
+            <w:r>
+              <w:rPr>
+                <w:rFonts w:ascii="Arial" w:eastAsia="Arial" w:hAnsi="Arial" w:cs="Arial"/>
+                <w:sz w:val="16"/>
+                <w:szCs w:val="16"/>
+              </w:rPr>
+              <w:lastRenderedPageBreak/>
+              <w:t>SHAP demystify opaque model decisions in AI text classification.</w:t>
             </w:r>
           </w:p>
         </w:tc>
@@ -3765,18 +4355,13 @@
                 <w:sz w:val="16"/>
                 <w:szCs w:val="16"/>
               </w:rPr>
+              <w:lastRenderedPageBreak/>
               <w:t>Dataset scope may limit cross-domain generalizability.</w:t>
             </w:r>
           </w:p>
         </w:tc>
       </w:tr>
       <w:tr>
-        <w:tblPrEx>
-          <w:tblCellMar>
-            <w:top w:w="0" w:type="dxa"/>
-            <w:bottom w:w="0" w:type="dxa"/>
-          </w:tblCellMar>
-        </w:tblPrEx>
         <w:tc>
           <w:tcPr>
             <w:tcW w:w="530" w:type="pct"/>
@@ -3802,7 +4387,6 @@
                 <w:sz w:val="16"/>
                 <w:szCs w:val="16"/>
               </w:rPr>
-              <w:lastRenderedPageBreak/>
               <w:t>Baharifar</w:t>
             </w:r>
             <w:proofErr w:type="spellEnd"/>
@@ -3986,12 +4570,6 @@
         </w:tc>
       </w:tr>
       <w:tr>
-        <w:tblPrEx>
-          <w:tblCellMar>
-            <w:top w:w="0" w:type="dxa"/>
-            <w:bottom w:w="0" w:type="dxa"/>
-          </w:tblCellMar>
-        </w:tblPrEx>
         <w:tc>
           <w:tcPr>
             <w:tcW w:w="530" w:type="pct"/>
@@ -4190,12 +4768,6 @@
         </w:tc>
       </w:tr>
       <w:tr>
-        <w:tblPrEx>
-          <w:tblCellMar>
-            <w:top w:w="0" w:type="dxa"/>
-            <w:bottom w:w="0" w:type="dxa"/>
-          </w:tblCellMar>
-        </w:tblPrEx>
         <w:tc>
           <w:tcPr>
             <w:tcW w:w="530" w:type="pct"/>
@@ -4412,12 +4984,6 @@
         </w:tc>
       </w:tr>
       <w:tr>
-        <w:tblPrEx>
-          <w:tblCellMar>
-            <w:top w:w="0" w:type="dxa"/>
-            <w:bottom w:w="0" w:type="dxa"/>
-          </w:tblCellMar>
-        </w:tblPrEx>
         <w:tc>
           <w:tcPr>
             <w:tcW w:w="530" w:type="pct"/>
@@ -4616,12 +5182,6 @@
         </w:tc>
       </w:tr>
       <w:tr>
-        <w:tblPrEx>
-          <w:tblCellMar>
-            <w:top w:w="0" w:type="dxa"/>
-            <w:bottom w:w="0" w:type="dxa"/>
-          </w:tblCellMar>
-        </w:tblPrEx>
         <w:tc>
           <w:tcPr>
             <w:tcW w:w="530" w:type="pct"/>
@@ -4830,12 +5390,6 @@
         </w:tc>
       </w:tr>
       <w:tr>
-        <w:tblPrEx>
-          <w:tblCellMar>
-            <w:top w:w="0" w:type="dxa"/>
-            <w:bottom w:w="0" w:type="dxa"/>
-          </w:tblCellMar>
-        </w:tblPrEx>
         <w:tc>
           <w:tcPr>
             <w:tcW w:w="530" w:type="pct"/>
@@ -5044,7 +5598,7 @@
         <w:ind w:left="432" w:hanging="432"/>
         <w:sectPr>
           <w:pgSz w:w="15840" w:h="12240" w:orient="landscape"/>
-          <w:pgMar w:top="1152" w:right="720" w:bottom="1152" w:left="1152" w:header="720" w:footer="720" w:gutter="0"/>
+          <w:pgMar w:top="864" w:right="1152" w:bottom="864" w:left="1152" w:header="720" w:footer="720" w:gutter="0"/>
           <w:cols w:space="720"/>
           <w:titlePg/>
           <w:docGrid w:linePitch="360"/>
@@ -5060,7 +5614,7 @@
         </w:numPr>
         <w:ind w:left="432" w:hanging="432"/>
       </w:pPr>
-      <w:bookmarkStart w:id="15" w:name="_Toc225285691"/>
+      <w:bookmarkStart w:id="15" w:name="_Toc225706203"/>
       <w:r>
         <w:lastRenderedPageBreak/>
         <w:t>3</w:t>
@@ -5068,7 +5622,7 @@
       <w:r>
         <w:t>. Problem Statement</w:t>
       </w:r>
-      <w:bookmarkEnd w:id="13"/>
+      <w:bookmarkEnd w:id="14"/>
       <w:bookmarkEnd w:id="15"/>
     </w:p>
     <w:p>
@@ -5079,146 +5633,173 @@
           <w:szCs w:val="24"/>
         </w:rPr>
       </w:pPr>
-      <w:r>
-        <w:rPr>
-          <w:sz w:val="24"/>
-          <w:szCs w:val="24"/>
-        </w:rPr>
-        <w:t xml:space="preserve">Current methodologies for detecting LLM-generated text suffer from two primary limitations. First, while transformer-based detectors (e.g., </w:t>
-      </w:r>
-      <w:proofErr w:type="spellStart"/>
-      <w:r>
-        <w:rPr>
-          <w:sz w:val="24"/>
-          <w:szCs w:val="24"/>
-        </w:rPr>
-        <w:t>RoBERTa</w:t>
-      </w:r>
-      <w:proofErr w:type="spellEnd"/>
-      <w:r>
-        <w:rPr>
-          <w:sz w:val="24"/>
-          <w:szCs w:val="24"/>
-        </w:rPr>
-        <w:t xml:space="preserve">, </w:t>
-      </w:r>
-      <w:proofErr w:type="spellStart"/>
-      <w:r>
-        <w:rPr>
-          <w:sz w:val="24"/>
-          <w:szCs w:val="24"/>
-        </w:rPr>
-        <w:t>DistilBERT</w:t>
-      </w:r>
-      <w:proofErr w:type="spellEnd"/>
-      <w:r>
-        <w:rPr>
-          <w:sz w:val="24"/>
-          <w:szCs w:val="24"/>
-        </w:rPr>
-        <w:t xml:space="preserve">) achieve state-of-the-art accuracy, their internal decision-making processes are opaque, making it difficult for end-users to trust or verify their outputs </w:t>
-      </w:r>
-      <w:r>
-        <w:rPr>
-          <w:sz w:val="24"/>
-          <w:szCs w:val="24"/>
-        </w:rPr>
-        <w:fldChar w:fldCharType="begin"/>
-      </w:r>
-      <w:r>
-        <w:rPr>
-          <w:sz w:val="24"/>
-          <w:szCs w:val="24"/>
-        </w:rPr>
-        <w:instrText xml:space="preserve"> ADDIN EN.CITE &lt;EndNote&gt;&lt;Cite&gt;&lt;Author&gt;Mitrovi&amp;apos;c&lt;/Author&gt;&lt;Year&gt;2023&lt;/Year&gt;&lt;RecNum&gt;4&lt;/RecNum&gt;&lt;DisplayText&gt;(Mitrovi&amp;apos;c et al., 2023)&lt;/DisplayText&gt;&lt;record&gt;&lt;rec-number&gt;4&lt;/rec-number&gt;&lt;foreign-keys&gt;&lt;key app="EN" db-id="p9vz2zfsl50z29ew9we5svwd9svw22tfxsvd" timestamp="1774205597"&gt;4&lt;/key&gt;&lt;/foreign-keys&gt;&lt;ref-type name="Journal Article"&gt;17&lt;/ref-type&gt;&lt;contributors&gt;&lt;authors&gt;&lt;author&gt;Mitrovi&amp;apos;c, Sandra&lt;/author&gt;&lt;author&gt;Andreoletti, Davide&lt;/author&gt;&lt;author&gt;Ayoub, Omran&lt;/author&gt;&lt;/authors&gt;&lt;/contributors&gt;&lt;titles&gt;&lt;title&gt;ChatGPT or Human? Detect and explain. Explaining decisions of machine learning model for detecting short chatgpt-generated text&lt;/title&gt;&lt;secondary-title&gt;ArXiv&lt;/secondary-title&gt;&lt;/titles&gt;&lt;periodical&gt;&lt;full-title&gt;ArXiv&lt;/full-title&gt;&lt;/periodical&gt;&lt;volume&gt;abs/2301.13852&lt;/volume&gt;&lt;dates&gt;&lt;year&gt;2023&lt;/year&gt;&lt;/dates&gt;&lt;urls&gt;&lt;/urls&gt;&lt;electronic-resource-num&gt;10.48550/arXiv.2301.13852&lt;/electronic-resource-num&gt;&lt;/record&gt;&lt;/Cite&gt;&lt;/EndNote&gt;</w:instrText>
-      </w:r>
-      <w:r>
-        <w:rPr>
-          <w:sz w:val="24"/>
-          <w:szCs w:val="24"/>
-        </w:rPr>
-        <w:fldChar w:fldCharType="separate"/>
-      </w:r>
-      <w:r>
-        <w:rPr>
-          <w:noProof/>
-          <w:sz w:val="24"/>
-          <w:szCs w:val="24"/>
-        </w:rPr>
-        <w:t>(Mitrovi'c et al., 2023)</w:t>
-      </w:r>
-      <w:r>
-        <w:rPr>
-          <w:sz w:val="24"/>
-          <w:szCs w:val="24"/>
-        </w:rPr>
-        <w:fldChar w:fldCharType="end"/>
-      </w:r>
-      <w:r>
-        <w:rPr>
-          <w:sz w:val="24"/>
-          <w:szCs w:val="24"/>
-        </w:rPr>
-        <w:t xml:space="preserve">. Second, there is a lack of consensus on which linguistic features (e.g., perplexity, burstiness, stylistic markers) are most indicative of AI generation across different models and domains </w:t>
-      </w:r>
-      <w:r>
-        <w:rPr>
-          <w:sz w:val="24"/>
-          <w:szCs w:val="24"/>
-        </w:rPr>
-        <w:fldChar w:fldCharType="begin"/>
-      </w:r>
-      <w:r>
-        <w:rPr>
-          <w:sz w:val="24"/>
-          <w:szCs w:val="24"/>
-        </w:rPr>
-        <w:instrText xml:space="preserve"> ADDIN EN.CITE &lt;EndNote&gt;&lt;Cite&gt;&lt;Author&gt;McGovern&lt;/Author&gt;&lt;Year&gt;2024&lt;/Year&gt;&lt;RecNum&gt;11&lt;/RecNum&gt;&lt;DisplayText&gt;(McGovern et al., 2024; Przystalski et al., 2025)&lt;/DisplayText&gt;&lt;record&gt;&lt;rec-number&gt;11&lt;/rec-number&gt;&lt;foreign-keys&gt;&lt;key app="EN" db-id="p9vz2zfsl50z29ew9we5svwd9svw22tfxsvd" timestamp="1774242533"&gt;11&lt;/key&gt;&lt;/foreign-keys&gt;&lt;ref-type name="Journal Article"&gt;17&lt;/ref-type&gt;&lt;contributors&gt;&lt;authors&gt;&lt;author&gt;McGovern, Hope&lt;/author&gt;&lt;author&gt;Stureborg, Rickard&lt;/author&gt;&lt;author&gt;Suhara, Yoshi&lt;/author&gt;&lt;author&gt;Alikaniotis, Dimitris&lt;/author&gt;&lt;/authors&gt;&lt;/contributors&gt;&lt;titles&gt;&lt;title&gt;Your large language models are leaving fingerprints&lt;/title&gt;&lt;secondary-title&gt;ArXiv&lt;/secondary-title&gt;&lt;/titles&gt;&lt;periodical&gt;&lt;full-title&gt;ArXiv&lt;/full-title&gt;&lt;/periodical&gt;&lt;volume&gt;abs/2405.14057&lt;/volume&gt;&lt;dates&gt;&lt;year&gt;2024&lt;/year&gt;&lt;/dates&gt;&lt;urls&gt;&lt;/urls&gt;&lt;electronic-resource-num&gt;10.48550/arXiv.2405.14057&lt;/electronic-resource-num&gt;&lt;/record&gt;&lt;/Cite&gt;&lt;Cite&gt;&lt;Author&gt;Przystalski&lt;/Author&gt;&lt;Year&gt;2025&lt;/Year&gt;&lt;RecNum&gt;16&lt;/RecNum&gt;&lt;record&gt;&lt;rec-number&gt;16&lt;/rec-number&gt;&lt;foreign-keys&gt;&lt;key app="EN" db-id="p9vz2zfsl50z29ew9we5svwd9svw22tfxsvd" timestamp="1774244850"&gt;16&lt;/key&gt;&lt;/foreign-keys&gt;&lt;ref-type name="Journal Article"&gt;17&lt;/ref-type&gt;&lt;contributors&gt;&lt;authors&gt;&lt;author&gt;Przystalski, Karol&lt;/author&gt;&lt;author&gt;&lt;style face="normal" font="default" size="100%"&gt;Argasi&lt;/style&gt;&lt;style face="normal" font="default" charset="238" size="100%"&gt;ński, Jan K&lt;/style&gt;&lt;/author&gt;&lt;author&gt;&lt;style face="normal" font="default" charset="238" size="100%"&gt;Grabska-Gradzińska, Iwona&lt;/style&gt;&lt;/author&gt;&lt;author&gt;&lt;style face="normal" font="default" charset="238" size="100%"&gt;Ochab, Jeremi&lt;/style&gt;&lt;/author&gt;&lt;/authors&gt;&lt;/contributors&gt;&lt;titles&gt;&lt;title&gt;Stylometry recognizes human and LLM-generated texts in short samples&lt;/title&gt;&lt;secondary-title&gt;Expert Systems with Applications&lt;/secondary-title&gt;&lt;/titles&gt;&lt;periodical&gt;&lt;full-title&gt;Expert Systems with Applications&lt;/full-title&gt;&lt;/periodical&gt;&lt;pages&gt;129001&lt;/pages&gt;&lt;dates&gt;&lt;year&gt;2025&lt;/year&gt;&lt;/dates&gt;&lt;isbn&gt;0957-4174&lt;/isbn&gt;&lt;urls&gt;&lt;/urls&gt;&lt;electronic-resource-num&gt;10.48550/arXiv.2507.00838&lt;/electronic-resource-num&gt;&lt;/record&gt;&lt;/Cite&gt;&lt;/EndNote&gt;</w:instrText>
-      </w:r>
-      <w:r>
-        <w:rPr>
-          <w:sz w:val="24"/>
-          <w:szCs w:val="24"/>
-        </w:rPr>
-        <w:fldChar w:fldCharType="separate"/>
-      </w:r>
-      <w:r>
-        <w:rPr>
-          <w:noProof/>
-          <w:sz w:val="24"/>
-          <w:szCs w:val="24"/>
-        </w:rPr>
-        <w:t>(McGovern et al., 2024; Przystalski et al., 2025)</w:t>
-      </w:r>
-      <w:r>
-        <w:rPr>
-          <w:sz w:val="24"/>
-          <w:szCs w:val="24"/>
-        </w:rPr>
-        <w:fldChar w:fldCharType="end"/>
-      </w:r>
-      <w:r>
-        <w:rPr>
-          <w:sz w:val="24"/>
-          <w:szCs w:val="24"/>
-        </w:rPr>
-        <w:t>.</w:t>
+      <w:bookmarkStart w:id="16" w:name="_Toc225182192"/>
+      <w:bookmarkStart w:id="17" w:name="objectives"/>
+      <w:bookmarkEnd w:id="13"/>
+      <w:r>
+        <w:rPr>
+          <w:sz w:val="24"/>
+          <w:szCs w:val="24"/>
+        </w:rPr>
+        <w:t>The widespread deployment of LLMs has intensified the need for reliable detection of AI-generated text across high-stakes domains. Current methodologies, however, suffer from two compounding limitations that undermine their practical utility.</w:t>
       </w:r>
     </w:p>
     <w:p>
       <w:pPr>
-        <w:pStyle w:val="BodyText"/>
-        <w:rPr>
-          <w:sz w:val="24"/>
-          <w:szCs w:val="24"/>
-        </w:rPr>
-      </w:pPr>
-      <w:r>
-        <w:rPr>
-          <w:sz w:val="24"/>
-          <w:szCs w:val="24"/>
-        </w:rPr>
-        <w:t>Without adequate explainability, detection tools may be prone to biases or false positives, particularly when dealing with non-native English speakers or highly technical content. The absence of a unified framework that integrates high-performance detection with intuitive, human-understandable explanations hinders the deployment of these tools in sensitive environments. This research addresses this gap by proposing a review that evaluates how XAI can be integrated into the detection pipeline to provide both accuracy and interpretability.</w:t>
+        <w:pStyle w:val="FirstParagraph"/>
+        <w:rPr>
+          <w:sz w:val="24"/>
+          <w:szCs w:val="24"/>
+        </w:rPr>
+      </w:pPr>
+      <w:r>
+        <w:rPr>
+          <w:sz w:val="24"/>
+          <w:szCs w:val="24"/>
+        </w:rPr>
+        <w:t xml:space="preserve">First, while transformer-based detectors such as </w:t>
+      </w:r>
+      <w:proofErr w:type="spellStart"/>
+      <w:r>
+        <w:rPr>
+          <w:sz w:val="24"/>
+          <w:szCs w:val="24"/>
+        </w:rPr>
+        <w:t>RoBERTa</w:t>
+      </w:r>
+      <w:proofErr w:type="spellEnd"/>
+      <w:r>
+        <w:rPr>
+          <w:sz w:val="24"/>
+          <w:szCs w:val="24"/>
+        </w:rPr>
+        <w:t xml:space="preserve"> and </w:t>
+      </w:r>
+      <w:proofErr w:type="spellStart"/>
+      <w:r>
+        <w:rPr>
+          <w:sz w:val="24"/>
+          <w:szCs w:val="24"/>
+        </w:rPr>
+        <w:t>DistilBERT</w:t>
+      </w:r>
+      <w:proofErr w:type="spellEnd"/>
+      <w:r>
+        <w:rPr>
+          <w:sz w:val="24"/>
+          <w:szCs w:val="24"/>
+        </w:rPr>
+        <w:t xml:space="preserve"> achieve state-of-the-art classification accuracy, their internal decision-making processes remain largely opaque. This "black box" nature makes it difficult for end-users — educators, editors, or legal professionals — to trust, audit, or contest their outputs </w:t>
+      </w:r>
+      <w:r>
+        <w:rPr>
+          <w:rStyle w:val="Emphasis"/>
+          <w:b/>
+          <w:bCs/>
+        </w:rPr>
+        <w:fldChar w:fldCharType="begin"/>
+      </w:r>
+      <w:r>
+        <w:rPr>
+          <w:rStyle w:val="Emphasis"/>
+          <w:b/>
+          <w:bCs/>
+        </w:rPr>
+        <w:instrText xml:space="preserve"> ADDIN EN.CITE &lt;EndNote&gt;&lt;Cite&gt;&lt;Author&gt;Mitrovi&amp;apos;c&lt;/Author&gt;&lt;Year&gt;2023&lt;/Year&gt;&lt;RecNum&gt;4&lt;/RecNum&gt;&lt;DisplayText&gt;(Mitrovi&amp;apos;c et al., 2023)&lt;/DisplayText&gt;&lt;record&gt;&lt;rec-number&gt;4&lt;/rec-number&gt;&lt;foreign-keys&gt;&lt;key app="EN" db-id="p9vz2zfsl50z29ew9we5svwd9svw22tfxsvd" timestamp="1774205597"&gt;4&lt;/key&gt;&lt;/foreign-keys&gt;&lt;ref-type name="Journal Article"&gt;17&lt;/ref-type&gt;&lt;contributors&gt;&lt;authors&gt;&lt;author&gt;Mitrovi&amp;apos;c, Sandra&lt;/author&gt;&lt;author&gt;Andreoletti, Davide&lt;/author&gt;&lt;author&gt;Ayoub, Omran&lt;/author&gt;&lt;/authors&gt;&lt;/contributors&gt;&lt;titles&gt;&lt;title&gt;ChatGPT or Human? Detect and explain. Explaining decisions of machine learning model for detecting short chatgpt-generated text&lt;/title&gt;&lt;secondary-title&gt;ArXiv&lt;/secondary-title&gt;&lt;/titles&gt;&lt;periodical&gt;&lt;full-title&gt;ArXiv&lt;/full-title&gt;&lt;/periodical&gt;&lt;volume&gt;abs/2301.13852&lt;/volume&gt;&lt;dates&gt;&lt;year&gt;2023&lt;/year&gt;&lt;/dates&gt;&lt;urls&gt;&lt;/urls&gt;&lt;electronic-resource-num&gt;10.48550/arXiv.2301.13852&lt;/electronic-resource-num&gt;&lt;/record&gt;&lt;/Cite&gt;&lt;/EndNote&gt;</w:instrText>
+      </w:r>
+      <w:r>
+        <w:rPr>
+          <w:rStyle w:val="Emphasis"/>
+          <w:b/>
+          <w:bCs/>
+        </w:rPr>
+        <w:fldChar w:fldCharType="separate"/>
+      </w:r>
+      <w:r>
+        <w:rPr>
+          <w:rStyle w:val="Emphasis"/>
+          <w:b/>
+          <w:bCs/>
+        </w:rPr>
+        <w:t>(Mitrovi'c et al., 2023)</w:t>
+      </w:r>
+      <w:r>
+        <w:rPr>
+          <w:rStyle w:val="Emphasis"/>
+          <w:b/>
+          <w:bCs/>
+        </w:rPr>
+        <w:fldChar w:fldCharType="end"/>
+      </w:r>
+      <w:r>
+        <w:rPr>
+          <w:sz w:val="24"/>
+          <w:szCs w:val="24"/>
+        </w:rPr>
+        <w:t xml:space="preserve">. Second, there is no consensus on which linguistic features — such as perplexity, burstiness, syntactic standardization, or stylistic markers — most reliably indicate AI authorship across different LLMs and domains </w:t>
+      </w:r>
+      <w:r>
+        <w:rPr>
+          <w:rStyle w:val="Emphasis"/>
+          <w:b/>
+          <w:bCs/>
+        </w:rPr>
+        <w:fldChar w:fldCharType="begin"/>
+      </w:r>
+      <w:r>
+        <w:rPr>
+          <w:rStyle w:val="Emphasis"/>
+          <w:b/>
+          <w:bCs/>
+        </w:rPr>
+        <w:instrText xml:space="preserve"> ADDIN EN.CITE &lt;EndNote&gt;&lt;Cite&gt;&lt;Author&gt;McGovern&lt;/Author&gt;&lt;Year&gt;2024&lt;/Year&gt;&lt;RecNum&gt;11&lt;/RecNum&gt;&lt;DisplayText&gt;(McGovern et al., 2024; Przystalski et al., 2025)&lt;/DisplayText&gt;&lt;record&gt;&lt;rec-number&gt;11&lt;/rec-number&gt;&lt;foreign-keys&gt;&lt;key app="EN" db-id="p9vz2zfsl50z29ew9we5svwd9svw22tfxsvd" timestamp="1774242533"&gt;11&lt;/key&gt;&lt;/foreign-keys&gt;&lt;ref-type name="Journal Article"&gt;17&lt;/ref-type&gt;&lt;contributors&gt;&lt;authors&gt;&lt;author&gt;McGovern, Hope&lt;/author&gt;&lt;author&gt;Stureborg, Rickard&lt;/author&gt;&lt;author&gt;Suhara, Yoshi&lt;/author&gt;&lt;author&gt;Alikaniotis, Dimitris&lt;/author&gt;&lt;/authors&gt;&lt;/contributors&gt;&lt;titles&gt;&lt;title&gt;Your large language models are leaving fingerprints&lt;/title&gt;&lt;secondary-title&gt;ArXiv&lt;/secondary-title&gt;&lt;/titles&gt;&lt;periodical&gt;&lt;full-title&gt;ArXiv&lt;/full-title&gt;&lt;/periodical&gt;&lt;volume&gt;abs/2405.14057&lt;/volume&gt;&lt;dates&gt;&lt;year&gt;2024&lt;/year&gt;&lt;/dates&gt;&lt;urls&gt;&lt;/urls&gt;&lt;electronic-resource-num&gt;10.48550/arXiv.2405.14057&lt;/electronic-resource-num&gt;&lt;/record&gt;&lt;/Cite&gt;&lt;Cite&gt;&lt;Author&gt;Przystalski&lt;/Author&gt;&lt;Year&gt;2025&lt;/Year&gt;&lt;RecNum&gt;16&lt;/RecNum&gt;&lt;record&gt;&lt;rec-number&gt;16&lt;/rec-number&gt;&lt;foreign-keys&gt;&lt;key app="EN" db-id="p9vz2zfsl50z29ew9we5svwd9svw22tfxsvd" timestamp="1774244850"&gt;16&lt;/key&gt;&lt;/foreign-keys&gt;&lt;ref-type name="Journal Article"&gt;17&lt;/ref-type&gt;&lt;contributors&gt;&lt;authors&gt;&lt;author&gt;Przystalski, Karol&lt;/author&gt;&lt;author&gt;&lt;style face="normal" font="default" size="100%"&gt;Argasi&lt;/style&gt;&lt;style face="normal" font="default" charset="238" size="100%"&gt;ński, Jan K&lt;/style&gt;&lt;/author&gt;&lt;author&gt;&lt;style face="normal" font="default" charset="238" size="100%"&gt;Grabska-Gradzińska, Iwona&lt;/style&gt;&lt;/author&gt;&lt;author&gt;&lt;style face="normal" font="default" charset="238" size="100%"&gt;Ochab, Jeremi&lt;/style&gt;&lt;/author&gt;&lt;/authors&gt;&lt;/contributors&gt;&lt;titles&gt;&lt;title&gt;Stylometry recognizes human and LLM-generated texts in short samples&lt;/title&gt;&lt;secondary-title&gt;Expert Systems with Applications&lt;/secondary-title&gt;&lt;/titles&gt;&lt;periodical&gt;&lt;full-title&gt;Expert Systems with Applications&lt;/full-title&gt;&lt;/periodical&gt;&lt;pages&gt;129001&lt;/pages&gt;&lt;dates&gt;&lt;year&gt;2025&lt;/year&gt;&lt;/dates&gt;&lt;isbn&gt;0957-4174&lt;/isbn&gt;&lt;urls&gt;&lt;/urls&gt;&lt;electronic-resource-num&gt;10.48550/arXiv.2507.00838&lt;/electronic-resource-num&gt;&lt;/record&gt;&lt;/Cite&gt;&lt;/EndNote&gt;</w:instrText>
+      </w:r>
+      <w:r>
+        <w:rPr>
+          <w:rStyle w:val="Emphasis"/>
+          <w:b/>
+          <w:bCs/>
+        </w:rPr>
+        <w:fldChar w:fldCharType="separate"/>
+      </w:r>
+      <w:r>
+        <w:rPr>
+          <w:rStyle w:val="Emphasis"/>
+          <w:b/>
+          <w:bCs/>
+        </w:rPr>
+        <w:t>(McGovern et al., 2024; Przystalski et al., 2025)</w:t>
+      </w:r>
+      <w:r>
+        <w:rPr>
+          <w:rStyle w:val="Emphasis"/>
+          <w:b/>
+          <w:bCs/>
+        </w:rPr>
+        <w:fldChar w:fldCharType="end"/>
+      </w:r>
+      <w:r>
+        <w:rPr>
+          <w:sz w:val="24"/>
+          <w:szCs w:val="24"/>
+        </w:rPr>
+        <w:t>. This inconsistency introduces risk of systematic bias, particularly against non-native English speakers or authors of highly technical content, where AI-like fluency may be a natural writing characteristic rather than evidence of machine generation.</w:t>
+      </w:r>
+    </w:p>
+    <w:p>
+      <w:pPr>
+        <w:pStyle w:val="FirstParagraph"/>
+        <w:rPr>
+          <w:sz w:val="24"/>
+          <w:szCs w:val="24"/>
+        </w:rPr>
+      </w:pPr>
+      <w:r>
+        <w:rPr>
+          <w:sz w:val="24"/>
+          <w:szCs w:val="24"/>
+        </w:rPr>
+        <w:t>Compounding these issues, existing detection tools are evaluated almost exclusively on binary classification accuracy, with little attention to interpretability, robustness, or cross-domain transferability. No comprehensive review currently synthesizes explainable detection methods across multiple LLMs, text domains, and sample lengths — a gap that leaves researchers, educators, and policymakers without a unified, evidence-based reference for deploying transparent detection systems. This research directly addresses that gap by systematically reviewing how XAI techniques can be integrated into the detection pipeline to deliver both high accuracy and human-understandable justification.</w:t>
       </w:r>
     </w:p>
     <w:p>
@@ -5230,10 +5811,7 @@
         </w:numPr>
         <w:ind w:left="432" w:hanging="432"/>
       </w:pPr>
-      <w:bookmarkStart w:id="16" w:name="_Toc225182192"/>
-      <w:bookmarkStart w:id="17" w:name="objectives"/>
-      <w:bookmarkStart w:id="18" w:name="_Toc225285692"/>
-      <w:bookmarkEnd w:id="14"/>
+      <w:bookmarkStart w:id="18" w:name="_Toc225706204"/>
       <w:r>
         <w:t>4</w:t>
       </w:r>
@@ -5256,15 +5834,29 @@
           <w:sz w:val="24"/>
           <w:szCs w:val="24"/>
         </w:rPr>
-        <w:t>The primary objective of this proposed review is to provide a comprehensive evaluation of the current landscape of explainable human vs. LLM text identification. Specific objectives include:</w:t>
+        <w:t xml:space="preserve">The primary objective of this proposed </w:t>
+      </w:r>
+      <w:r>
+        <w:rPr>
+          <w:sz w:val="24"/>
+          <w:szCs w:val="24"/>
+        </w:rPr>
+        <w:t>research</w:t>
+      </w:r>
+      <w:r>
+        <w:rPr>
+          <w:sz w:val="24"/>
+          <w:szCs w:val="24"/>
+        </w:rPr>
+        <w:t xml:space="preserve"> is to provide a comprehensive evaluation of the current landscape of explainable human vs. LLM-generated text detection. Specific objectives include:</w:t>
       </w:r>
     </w:p>
     <w:p>
       <w:pPr>
-        <w:pStyle w:val="Compact"/>
+        <w:pStyle w:val="FirstParagraph"/>
         <w:numPr>
           <w:ilvl w:val="0"/>
-          <w:numId w:val="2"/>
+          <w:numId w:val="29"/>
         </w:numPr>
         <w:rPr>
           <w:sz w:val="24"/>
@@ -5273,69 +5865,71 @@
       </w:pPr>
       <w:r>
         <w:rPr>
-          <w:b/>
-          <w:bCs/>
-          <w:sz w:val="24"/>
-          <w:szCs w:val="24"/>
-        </w:rPr>
-        <w:t>Categorize Detection Paradigms</w:t>
-      </w:r>
-      <w:r>
-        <w:rPr>
-          <w:sz w:val="24"/>
-          <w:szCs w:val="24"/>
-        </w:rPr>
-        <w:t xml:space="preserve">: Systematically classify existing detection methods into traditional machine learning (e.g., Random Forest, </w:t>
-      </w:r>
-      <w:proofErr w:type="spellStart"/>
-      <w:r>
-        <w:rPr>
-          <w:sz w:val="24"/>
-          <w:szCs w:val="24"/>
-        </w:rPr>
-        <w:t>XGBoost</w:t>
-      </w:r>
-      <w:proofErr w:type="spellEnd"/>
-      <w:r>
-        <w:rPr>
-          <w:sz w:val="24"/>
-          <w:szCs w:val="24"/>
-        </w:rPr>
-        <w:t xml:space="preserve">), deep learning (e.g., Transformers), and stylometric approaches </w:t>
-      </w:r>
-      <w:r>
-        <w:rPr>
-          <w:sz w:val="24"/>
-          <w:szCs w:val="24"/>
+          <w:sz w:val="24"/>
+          <w:szCs w:val="24"/>
+        </w:rPr>
+        <w:t xml:space="preserve">To </w:t>
+      </w:r>
+      <w:r>
+        <w:rPr>
+          <w:b/>
+          <w:bCs/>
+          <w:sz w:val="24"/>
+          <w:szCs w:val="24"/>
+        </w:rPr>
+        <w:t>categorize</w:t>
+      </w:r>
+      <w:r>
+        <w:rPr>
+          <w:sz w:val="24"/>
+          <w:szCs w:val="24"/>
+        </w:rPr>
+        <w:t xml:space="preserve"> existing detection methods into traditional machine learning, deep learning, and stylometric paradigms, mapping their respective strengths and trade-offs in accuracy and interpretability</w:t>
+      </w:r>
+      <w:r>
+        <w:rPr>
+          <w:sz w:val="24"/>
+          <w:szCs w:val="24"/>
+        </w:rPr>
+        <w:t xml:space="preserve"> </w:t>
+      </w:r>
+      <w:r>
+        <w:rPr>
+          <w:rStyle w:val="Emphasis"/>
+          <w:b/>
+          <w:bCs/>
         </w:rPr>
         <w:fldChar w:fldCharType="begin"/>
       </w:r>
       <w:r>
         <w:rPr>
-          <w:sz w:val="24"/>
-          <w:szCs w:val="24"/>
-        </w:rPr>
-        <w:instrText xml:space="preserve"> ADDIN EN.CITE &lt;EndNote&gt;&lt;Cite&gt;&lt;Author&gt;Joshi&lt;/Author&gt;&lt;Year&gt;2024&lt;/Year&gt;&lt;RecNum&gt;1&lt;/RecNum&gt;&lt;DisplayText&gt;(Adilazuarda et al., 2023; Joshi et al., 2024)&lt;/DisplayText&gt;&lt;record&gt;&lt;rec-number&gt;1&lt;/rec-number&gt;&lt;foreign-keys&gt;&lt;key app="EN" db-id="p9vz2zfsl50z29ew9we5svwd9svw22tfxsvd" timestamp="1774204030"&gt;1&lt;/key&gt;&lt;/foreign-keys&gt;&lt;ref-type name="Journal Article"&gt;17&lt;/ref-type&gt;&lt;contributors&gt;&lt;authors&gt;&lt;author&gt;Joshi, Prathamesh Dinesh&lt;/author&gt;&lt;author&gt;Pocker, Sahil&lt;/author&gt;&lt;author&gt;Dandekar, Raj Abhijit&lt;/author&gt;&lt;author&gt;Dandekar, Raj Abhijit&lt;/author&gt;&lt;author&gt;Panat, Sreedath&lt;/author&gt;&lt;/authors&gt;&lt;/contributors&gt;&lt;titles&gt;&lt;title&gt;HULLMI: Human vs LLM identification with explainability&lt;/title&gt;&lt;secondary-title&gt;ArXiv&lt;/secondary-title&gt;&lt;/titles&gt;&lt;periodical&gt;&lt;full-title&gt;ArXiv&lt;/full-title&gt;&lt;/periodical&gt;&lt;volume&gt;abs/2409.04808&lt;/volume&gt;&lt;keywords&gt;&lt;keyword&gt;Computer Science - Artificial Intelligence&lt;/keyword&gt;&lt;/keywords&gt;&lt;dates&gt;&lt;year&gt;2024&lt;/year&gt;&lt;pub-dates&gt;&lt;date&gt;September 2024&lt;/date&gt;&lt;/pub-dates&gt;&lt;/dates&gt;&lt;urls&gt;&lt;/urls&gt;&lt;electronic-resource-num&gt;10.48550/arXiv.2409.04808&lt;/electronic-resource-num&gt;&lt;/record&gt;&lt;/Cite&gt;&lt;Cite&gt;&lt;Author&gt;Adilazuarda&lt;/Author&gt;&lt;Year&gt;2023&lt;/Year&gt;&lt;RecNum&gt;10&lt;/RecNum&gt;&lt;record&gt;&lt;rec-number&gt;10&lt;/rec-number&gt;&lt;foreign-keys&gt;&lt;key app="EN" db-id="p9vz2zfsl50z29ew9we5svwd9svw22tfxsvd" timestamp="1774242459"&gt;10&lt;/key&gt;&lt;/foreign-keys&gt;&lt;ref-type name="Journal Article"&gt;17&lt;/ref-type&gt;&lt;contributors&gt;&lt;authors&gt;&lt;author&gt;Adilazuarda, Farid&lt;/author&gt;&lt;author&gt;Arkoulis, Nikolaos Nektarios&lt;/author&gt;&lt;author&gt;Chumakov, Oleksii&lt;/author&gt;&lt;/authors&gt;&lt;/contributors&gt;&lt;titles&gt;&lt;title&gt;Beyond Turing: A comparative analysis of approaches for detecting machine-generated text&lt;/title&gt;&lt;secondary-title&gt;ArXiv&lt;/secondary-title&gt;&lt;/titles&gt;&lt;periodical&gt;&lt;full-title&gt;ArXiv&lt;/full-title&gt;&lt;/periodical&gt;&lt;volume&gt;abs/2311.12373&lt;/volume&gt;&lt;dates&gt;&lt;year&gt;2023&lt;/year&gt;&lt;/dates&gt;&lt;urls&gt;&lt;/urls&gt;&lt;electronic-resource-num&gt;10.48550/arXiv.2311.12373&lt;/electronic-resource-num&gt;&lt;/record&gt;&lt;/Cite&gt;&lt;/EndNote&gt;</w:instrText>
-      </w:r>
-      <w:r>
-        <w:rPr>
-          <w:sz w:val="24"/>
-          <w:szCs w:val="24"/>
+          <w:rStyle w:val="Emphasis"/>
+          <w:b/>
+          <w:bCs/>
+        </w:rPr>
+        <w:instrText xml:space="preserve"> ADDIN EN.CITE &lt;EndNote&gt;&lt;Cite&gt;&lt;Author&gt;Adilazuarda&lt;/Author&gt;&lt;Year&gt;2023&lt;/Year&gt;&lt;RecNum&gt;10&lt;/RecNum&gt;&lt;DisplayText&gt;(Adilazuarda et al., 2023; Joshi et al., 2024)&lt;/DisplayText&gt;&lt;record&gt;&lt;rec-number&gt;10&lt;/rec-number&gt;&lt;foreign-keys&gt;&lt;key app="EN" db-id="p9vz2zfsl50z29ew9we5svwd9svw22tfxsvd" timestamp="1774242459"&gt;10&lt;/key&gt;&lt;/foreign-keys&gt;&lt;ref-type name="Journal Article"&gt;17&lt;/ref-type&gt;&lt;contributors&gt;&lt;authors&gt;&lt;author&gt;Adilazuarda, Farid&lt;/author&gt;&lt;author&gt;Arkoulis, Nikolaos Nektarios&lt;/author&gt;&lt;author&gt;Chumakov, Oleksii&lt;/author&gt;&lt;/authors&gt;&lt;/contributors&gt;&lt;titles&gt;&lt;title&gt;Beyond Turing: A comparative analysis of approaches for detecting machine-generated text&lt;/title&gt;&lt;secondary-title&gt;ArXiv&lt;/secondary-title&gt;&lt;/titles&gt;&lt;periodical&gt;&lt;full-title&gt;ArXiv&lt;/full-title&gt;&lt;/periodical&gt;&lt;volume&gt;abs/2311.12373&lt;/volume&gt;&lt;dates&gt;&lt;year&gt;2023&lt;/year&gt;&lt;/dates&gt;&lt;urls&gt;&lt;/urls&gt;&lt;electronic-resource-num&gt;10.48550/arXiv.2311.12373&lt;/electronic-resource-num&gt;&lt;/record&gt;&lt;/Cite&gt;&lt;Cite&gt;&lt;Author&gt;Joshi&lt;/Author&gt;&lt;Year&gt;2024&lt;/Year&gt;&lt;RecNum&gt;1&lt;/RecNum&gt;&lt;record&gt;&lt;rec-number&gt;1&lt;/rec-number&gt;&lt;foreign-keys&gt;&lt;key app="EN" db-id="p9vz2zfsl50z29ew9we5svwd9svw22tfxsvd" timestamp="1774204030"&gt;1&lt;/key&gt;&lt;/foreign-keys&gt;&lt;ref-type name="Journal Article"&gt;17&lt;/ref-type&gt;&lt;contributors&gt;&lt;authors&gt;&lt;author&gt;Joshi, Prathamesh Dinesh&lt;/author&gt;&lt;author&gt;Pocker, Sahil&lt;/author&gt;&lt;author&gt;Dandekar, Raj Abhijit&lt;/author&gt;&lt;author&gt;Dandekar, Raj Abhijit&lt;/author&gt;&lt;author&gt;Panat, Sreedath&lt;/author&gt;&lt;/authors&gt;&lt;/contributors&gt;&lt;titles&gt;&lt;title&gt;HULLMI: Human vs LLM identification with explainability&lt;/title&gt;&lt;secondary-title&gt;ArXiv&lt;/secondary-title&gt;&lt;/titles&gt;&lt;periodical&gt;&lt;full-title&gt;ArXiv&lt;/full-title&gt;&lt;/periodical&gt;&lt;volume&gt;abs/2409.04808&lt;/volume&gt;&lt;keywords&gt;&lt;keyword&gt;Computer Science - Artificial Intelligence&lt;/keyword&gt;&lt;/keywords&gt;&lt;dates&gt;&lt;year&gt;2024&lt;/year&gt;&lt;pub-dates&gt;&lt;date&gt;September 2024&lt;/date&gt;&lt;/pub-dates&gt;&lt;/dates&gt;&lt;urls&gt;&lt;/urls&gt;&lt;electronic-resource-num&gt;10.48550/arXiv.2409.04808&lt;/electronic-resource-num&gt;&lt;/record&gt;&lt;/Cite&gt;&lt;/EndNote&gt;</w:instrText>
+      </w:r>
+      <w:r>
+        <w:rPr>
+          <w:rStyle w:val="Emphasis"/>
+          <w:b/>
+          <w:bCs/>
         </w:rPr>
         <w:fldChar w:fldCharType="separate"/>
       </w:r>
       <w:r>
         <w:rPr>
-          <w:noProof/>
-          <w:sz w:val="24"/>
-          <w:szCs w:val="24"/>
+          <w:rStyle w:val="Emphasis"/>
+          <w:b/>
+          <w:bCs/>
         </w:rPr>
         <w:t>(Adilazuarda et al., 2023; Joshi et al., 2024)</w:t>
       </w:r>
       <w:r>
         <w:rPr>
-          <w:sz w:val="24"/>
-          <w:szCs w:val="24"/>
+          <w:rStyle w:val="Emphasis"/>
+          <w:b/>
+          <w:bCs/>
         </w:rPr>
         <w:fldChar w:fldCharType="end"/>
       </w:r>
@@ -5349,10 +5943,10 @@
     </w:p>
     <w:p>
       <w:pPr>
-        <w:pStyle w:val="Compact"/>
+        <w:pStyle w:val="FirstParagraph"/>
         <w:numPr>
           <w:ilvl w:val="0"/>
-          <w:numId w:val="2"/>
+          <w:numId w:val="29"/>
         </w:numPr>
         <w:rPr>
           <w:sz w:val="24"/>
@@ -5361,176 +5955,192 @@
       </w:pPr>
       <w:r>
         <w:rPr>
-          <w:b/>
-          <w:bCs/>
-          <w:sz w:val="24"/>
-          <w:szCs w:val="24"/>
-        </w:rPr>
-        <w:t>Evaluate XAI Integration</w:t>
-      </w:r>
-      <w:r>
-        <w:rPr>
-          <w:sz w:val="24"/>
-          <w:szCs w:val="24"/>
-        </w:rPr>
-        <w:t xml:space="preserve">: Analyze the application of explainability techniques—specifically LIME and SHAP—in the context of text detection and their effectiveness in identifying discriminative linguistic features </w:t>
-      </w:r>
-      <w:r>
-        <w:rPr>
-          <w:sz w:val="24"/>
-          <w:szCs w:val="24"/>
+          <w:sz w:val="24"/>
+          <w:szCs w:val="24"/>
+        </w:rPr>
+        <w:t xml:space="preserve">To </w:t>
+      </w:r>
+      <w:r>
+        <w:rPr>
+          <w:b/>
+          <w:bCs/>
+          <w:sz w:val="24"/>
+          <w:szCs w:val="24"/>
+        </w:rPr>
+        <w:t>evaluate</w:t>
+      </w:r>
+      <w:r>
+        <w:rPr>
+          <w:sz w:val="24"/>
+          <w:szCs w:val="24"/>
+        </w:rPr>
+        <w:t xml:space="preserve"> the application of post-hoc explainability techniques — specifically LIME and SHAP — within text detection pipelines, assessing their effectiveness in identifying discriminative linguistic features</w:t>
+      </w:r>
+      <w:r>
+        <w:rPr>
+          <w:sz w:val="24"/>
+          <w:szCs w:val="24"/>
+        </w:rPr>
+        <w:t xml:space="preserve"> </w:t>
+      </w:r>
+      <w:r>
+        <w:rPr>
+          <w:rStyle w:val="Emphasis"/>
+          <w:b/>
+          <w:bCs/>
         </w:rPr>
         <w:fldChar w:fldCharType="begin">
-          <w:fldData xml:space="preserve">PEVuZE5vdGU+PENpdGU+PEF1dGhvcj5aYWhyYWEgSi4gTW9oYW1tZWQgQWxpIDwvQXV0aG9yPjxZ
-ZWFyPjIwMjU8L1llYXI+PFJlY051bT42PC9SZWNOdW0+PERpc3BsYXlUZXh0PihBZGl0eWEgU2hh
-aCwgMjAyMzsgWmFocmFhIEouIE1vaGFtbWVkIEFsaSAyMDI1KTwvRGlzcGxheVRleHQ+PHJlY29y
-ZD48cmVjLW51bWJlcj42PC9yZWMtbnVtYmVyPjxmb3JlaWduLWtleXM+PGtleSBhcHA9IkVOIiBk
-Yi1pZD0icDl2ejJ6ZnNsNTB6Mjlldzl3ZTVzdndkOXN2dzIydGZ4c3ZkIiB0aW1lc3RhbXA9IjE3
-NzQyMDY2NjUiPjY8L2tleT48L2ZvcmVpZ24ta2V5cz48cmVmLXR5cGUgbmFtZT0iSm91cm5hbCBB
-cnRpY2xlIj4xNzwvcmVmLXR5cGU+PGNvbnRyaWJ1dG9ycz48YXV0aG9ycz48YXV0aG9yPlphaHJh
-YSBKLiBNb2hhbW1lZCBBbGkgLCBTdWhhZCBBLiBZb3VzaWY8L2F1dGhvcj48L2F1dGhvcnM+PC9j
-b250cmlidXRvcnM+PHRpdGxlcz48dGl0bGU+SW50ZXJwcmV0YWJsZSBtdWx0aS1sYWJlbCBjbGFz
-c2lmaWNhdGlvbiBvZiBodW1hbi0gYW5kIGxhcmdlIGxhbmd1YWdlIG1vZGVsLWdlbmVyYXRlZCB0
-ZXh0cyB1c2luZyB0cmFuc2Zvcm1lciBlbWJlZGRpbmdzIGFuZCBleHBsYWluYWJsZSAgYXJ0aWZp
-Y2lhbCBpbnRlbGxpZ2VuY2U8L3RpdGxlPjxzZWNvbmRhcnktdGl0bGU+SW5nw6luaWVyaWUgZGVz
-IFN5c3TDqG1lcyBk4oCZSW5mb3JtYXRpb248L3NlY29uZGFyeS10aXRsZT48L3RpdGxlcz48cGVy
-aW9kaWNhbD48ZnVsbC10aXRsZT5JbmfDqW5pZXJpZSBkZXMgU3lzdMOobWVzIGTigJlJbmZvcm1h
-dGlvbjwvZnVsbC10aXRsZT48L3BlcmlvZGljYWw+PHBhZ2VzPjE0PC9wYWdlcz48dm9sdW1lPjMw
-PC92b2x1bWU+PG51bWJlcj4xMjwvbnVtYmVyPjxzZWN0aW9uPjMxMDM8L3NlY3Rpb24+PGRhdGVz
-Pjx5ZWFyPjIwMjU8L3llYXI+PC9kYXRlcz48dXJscz48L3VybHM+PGVsZWN0cm9uaWMtcmVzb3Vy
-Y2UtbnVtPjEwLjE4MjgwL2lzaS4zMDEyMDM8L2VsZWN0cm9uaWMtcmVzb3VyY2UtbnVtPjwvcmVj
-b3JkPjwvQ2l0ZT48Q2l0ZT48QXV0aG9yPkFkaXR5YSBTaGFoPC9BdXRob3I+PFllYXI+MjAyMzwv
-WWVhcj48UmVjTnVtPjc8L1JlY051bT48cmVjb3JkPjxyZWMtbnVtYmVyPjc8L3JlYy1udW1iZXI+
-PGZvcmVpZ24ta2V5cz48a2V5IGFwcD0iRU4iIGRiLWlkPSJwOXZ6Mnpmc2w1MHoyOWV3OXdlNXN2
-d2Q5c3Z3MjJ0ZnhzdmQiIHRpbWVzdGFtcD0iMTc3NDIwNzIxOSI+Nzwva2V5PjwvZm9yZWlnbi1r
-ZXlzPjxyZWYtdHlwZSBuYW1lPSJKb3VybmFsIEFydGljbGUiPjE3PC9yZWYtdHlwZT48Y29udHJp
-YnV0b3JzPjxhdXRob3JzPjxhdXRob3I+QWRpdHlhIFNoYWgsIFByYXRlZWsgUmFua2EsIFVybWkg
-RGVkaGlhLCBTaHJ1dGkgUHJhc2FkLCBTaWRkaGkgTXVuaSBhbmQgS2lyYW4gQmhvd21pY2s8L2F1
-dGhvcj48L2F1dGhvcnM+PC9jb250cmlidXRvcnM+PHRpdGxlcz48dGl0bGU+RGV0ZWN0aW5nIGFu
-ZCB1bm1hc2tpbmcgQUktZ2VuZXJhdGVkIHRleHRzIHRocm91Z2ggRXhwbGFpbmFibGUgQXJ0aWZp
-Y2lhbCBJbnRlbGxpZ2VuY2UgdXNpbmcgc3R5bGlzdGljIGZlYXR1cmVzPC90aXRsZT48c2Vjb25k
-YXJ5LXRpdGxlPkludGVybmF0aW9uYWwgSm91cm5hbCBvZiBBZHZhbmNlZCBDb21wdXRlciBTY2ll
-bmNlIGFuZCBBcHBsaWNhdGlvbnMgKElKQUNTQSk8L3NlY29uZGFyeS10aXRsZT48L3RpdGxlcz48
-cGVyaW9kaWNhbD48ZnVsbC10aXRsZT5JbnRlcm5hdGlvbmFsIEpvdXJuYWwgb2YgQWR2YW5jZWQg
-Q29tcHV0ZXIgU2NpZW5jZSBhbmQgQXBwbGljYXRpb25zIChJSkFDU0EpPC9mdWxsLXRpdGxlPjwv
-cGVyaW9kaWNhbD48dm9sdW1lPjE0PC92b2x1bWU+PG51bWJlcj4xMDwvbnVtYmVyPjxrZXl3b3Jk
-cz48a2V5d29yZD5EZXRlY3RpbmcgQUkgZ2VuZXJhdGVkIHRleHQ8L2tleXdvcmQ+PGtleXdvcmQ+
-Y29tcHV0ZXIgZ2VuZXJhdGVkIHRleHQ8L2tleXdvcmQ+PGtleXdvcmQ+QUkgZ2VuZXJhdGVkIHRl
-eHQ8L2tleXdvcmQ+PGtleXdvcmQ+dGV4dCBjbGFzc2lmaWNhdGlvbjwva2V5d29yZD48a2V5d29y
-ZD5tYWNoaW5lIGxlYXJuaW5nPC9rZXl3b3JkPjxrZXl3b3JkPnBhdHRlcm4gcmVjb2duaXRpb248
-L2tleXdvcmQ+PGtleXdvcmQ+U3R5bGlzdGljIGZlYXR1cmVzPC9rZXl3b3JkPjxrZXl3b3JkPkV4
-cGxhaW5hYmxlIEFJPC9rZXl3b3JkPjxrZXl3b3JkPkxpbWU8L2tleXdvcmQ+PGtleXdvcmQ+U2hh
-cDwva2V5d29yZD48L2tleXdvcmRzPjxkYXRlcz48eWVhcj4yMDIzPC95ZWFyPjwvZGF0ZXM+PHVy
-bHM+PC91cmxzPjxlbGVjdHJvbmljLXJlc291cmNlLW51bT4xMC4xNDU2OS9JSkFDU0EuMjAyMy4w
-MTQxMDExMDwvZWxlY3Ryb25pYy1yZXNvdXJjZS1udW0+PC9yZWNvcmQ+PC9DaXRlPjwvRW5kTm90
+          <w:fldData xml:space="preserve">PEVuZE5vdGU+PENpdGU+PEF1dGhvcj5BZGl0eWEgU2hhaDwvQXV0aG9yPjxZZWFyPjIwMjM8L1ll
+YXI+PFJlY051bT43PC9SZWNOdW0+PERpc3BsYXlUZXh0PihBZGl0eWEgU2hhaCwgMjAyMzsgWmFo
+cmFhIEouIE1vaGFtbWVkIEFsaSAyMDI1KTwvRGlzcGxheVRleHQ+PHJlY29yZD48cmVjLW51bWJl
+cj43PC9yZWMtbnVtYmVyPjxmb3JlaWduLWtleXM+PGtleSBhcHA9IkVOIiBkYi1pZD0icDl2ejJ6
+ZnNsNTB6Mjlldzl3ZTVzdndkOXN2dzIydGZ4c3ZkIiB0aW1lc3RhbXA9IjE3NzQyMDcyMTkiPjc8
+L2tleT48L2ZvcmVpZ24ta2V5cz48cmVmLXR5cGUgbmFtZT0iSm91cm5hbCBBcnRpY2xlIj4xNzwv
+cmVmLXR5cGU+PGNvbnRyaWJ1dG9ycz48YXV0aG9ycz48YXV0aG9yPkFkaXR5YSBTaGFoLCBQcmF0
+ZWVrIFJhbmthLCBVcm1pIERlZGhpYSwgU2hydXRpIFByYXNhZCwgU2lkZGhpIE11bmkgYW5kIEtp
+cmFuIEJob3dtaWNrPC9hdXRob3I+PC9hdXRob3JzPjwvY29udHJpYnV0b3JzPjx0aXRsZXM+PHRp
+dGxlPkRldGVjdGluZyBhbmQgdW5tYXNraW5nIEFJLWdlbmVyYXRlZCB0ZXh0cyB0aHJvdWdoIEV4
+cGxhaW5hYmxlIEFydGlmaWNpYWwgSW50ZWxsaWdlbmNlIHVzaW5nIHN0eWxpc3RpYyBmZWF0dXJl
+czwvdGl0bGU+PHNlY29uZGFyeS10aXRsZT5JbnRlcm5hdGlvbmFsIEpvdXJuYWwgb2YgQWR2YW5j
+ZWQgQ29tcHV0ZXIgU2NpZW5jZSBhbmQgQXBwbGljYXRpb25zIChJSkFDU0EpPC9zZWNvbmRhcnkt
+dGl0bGU+PC90aXRsZXM+PHBlcmlvZGljYWw+PGZ1bGwtdGl0bGU+SW50ZXJuYXRpb25hbCBKb3Vy
+bmFsIG9mIEFkdmFuY2VkIENvbXB1dGVyIFNjaWVuY2UgYW5kIEFwcGxpY2F0aW9ucyAoSUpBQ1NB
+KTwvZnVsbC10aXRsZT48L3BlcmlvZGljYWw+PHZvbHVtZT4xNDwvdm9sdW1lPjxudW1iZXI+MTA8
+L251bWJlcj48a2V5d29yZHM+PGtleXdvcmQ+RGV0ZWN0aW5nIEFJIGdlbmVyYXRlZCB0ZXh0PC9r
+ZXl3b3JkPjxrZXl3b3JkPmNvbXB1dGVyIGdlbmVyYXRlZCB0ZXh0PC9rZXl3b3JkPjxrZXl3b3Jk
+PkFJIGdlbmVyYXRlZCB0ZXh0PC9rZXl3b3JkPjxrZXl3b3JkPnRleHQgY2xhc3NpZmljYXRpb248
+L2tleXdvcmQ+PGtleXdvcmQ+bWFjaGluZSBsZWFybmluZzwva2V5d29yZD48a2V5d29yZD5wYXR0
+ZXJuIHJlY29nbml0aW9uPC9rZXl3b3JkPjxrZXl3b3JkPlN0eWxpc3RpYyBmZWF0dXJlczwva2V5
+d29yZD48a2V5d29yZD5FeHBsYWluYWJsZSBBSTwva2V5d29yZD48a2V5d29yZD5MaW1lPC9rZXl3
+b3JkPjxrZXl3b3JkPlNoYXA8L2tleXdvcmQ+PC9rZXl3b3Jkcz48ZGF0ZXM+PHllYXI+MjAyMzwv
+eWVhcj48L2RhdGVzPjx1cmxzPjwvdXJscz48ZWxlY3Ryb25pYy1yZXNvdXJjZS1udW0+MTAuMTQ1
+NjkvSUpBQ1NBLjIwMjMuMDE0MTAxMTA8L2VsZWN0cm9uaWMtcmVzb3VyY2UtbnVtPjwvcmVjb3Jk
+PjwvQ2l0ZT48Q2l0ZT48QXV0aG9yPlphaHJhYSBKLiBNb2hhbW1lZCBBbGkgPC9BdXRob3I+PFll
+YXI+MjAyNTwvWWVhcj48UmVjTnVtPjY8L1JlY051bT48cmVjb3JkPjxyZWMtbnVtYmVyPjY8L3Jl
+Yy1udW1iZXI+PGZvcmVpZ24ta2V5cz48a2V5IGFwcD0iRU4iIGRiLWlkPSJwOXZ6Mnpmc2w1MHoy
+OWV3OXdlNXN2d2Q5c3Z3MjJ0ZnhzdmQiIHRpbWVzdGFtcD0iMTc3NDIwNjY2NSI+Njwva2V5Pjwv
+Zm9yZWlnbi1rZXlzPjxyZWYtdHlwZSBuYW1lPSJKb3VybmFsIEFydGljbGUiPjE3PC9yZWYtdHlw
+ZT48Y29udHJpYnV0b3JzPjxhdXRob3JzPjxhdXRob3I+WmFocmFhIEouIE1vaGFtbWVkIEFsaSAs
+IFN1aGFkIEEuIFlvdXNpZjwvYXV0aG9yPjwvYXV0aG9ycz48L2NvbnRyaWJ1dG9ycz48dGl0bGVz
+Pjx0aXRsZT5JbnRlcnByZXRhYmxlIG11bHRpLWxhYmVsIGNsYXNzaWZpY2F0aW9uIG9mIGh1bWFu
+LSBhbmQgbGFyZ2UgbGFuZ3VhZ2UgbW9kZWwtZ2VuZXJhdGVkIHRleHRzIHVzaW5nIHRyYW5zZm9y
+bWVyIGVtYmVkZGluZ3MgYW5kIGV4cGxhaW5hYmxlICBhcnRpZmljaWFsIGludGVsbGlnZW5jZTwv
+dGl0bGU+PHNlY29uZGFyeS10aXRsZT5JbmfDqW5pZXJpZSBkZXMgU3lzdMOobWVzIGTigJlJbmZv
+cm1hdGlvbjwvc2Vjb25kYXJ5LXRpdGxlPjwvdGl0bGVzPjxwZXJpb2RpY2FsPjxmdWxsLXRpdGxl
+PkluZ8OpbmllcmllIGRlcyBTeXN0w6htZXMgZOKAmUluZm9ybWF0aW9uPC9mdWxsLXRpdGxlPjwv
+cGVyaW9kaWNhbD48cGFnZXM+MTQ8L3BhZ2VzPjx2b2x1bWU+MzA8L3ZvbHVtZT48bnVtYmVyPjEy
+PC9udW1iZXI+PHNlY3Rpb24+MzEwMzwvc2VjdGlvbj48ZGF0ZXM+PHllYXI+MjAyNTwveWVhcj48
+L2RhdGVzPjx1cmxzPjwvdXJscz48ZWxlY3Ryb25pYy1yZXNvdXJjZS1udW0+MTAuMTgyODAvaXNp
+LjMwMTIwMzwvZWxlY3Ryb25pYy1yZXNvdXJjZS1udW0+PC9yZWNvcmQ+PC9DaXRlPjwvRW5kTm90
 ZT5=
 </w:fldData>
         </w:fldChar>
       </w:r>
       <w:r>
         <w:rPr>
-          <w:sz w:val="24"/>
-          <w:szCs w:val="24"/>
+          <w:rStyle w:val="Emphasis"/>
+          <w:b/>
+          <w:bCs/>
         </w:rPr>
         <w:instrText xml:space="preserve"> ADDIN EN.CITE </w:instrText>
       </w:r>
       <w:r>
         <w:rPr>
-          <w:sz w:val="24"/>
-          <w:szCs w:val="24"/>
+          <w:rStyle w:val="Emphasis"/>
+          <w:b/>
+          <w:bCs/>
         </w:rPr>
         <w:fldChar w:fldCharType="begin">
-          <w:fldData xml:space="preserve">PEVuZE5vdGU+PENpdGU+PEF1dGhvcj5aYWhyYWEgSi4gTW9oYW1tZWQgQWxpIDwvQXV0aG9yPjxZ
-ZWFyPjIwMjU8L1llYXI+PFJlY051bT42PC9SZWNOdW0+PERpc3BsYXlUZXh0PihBZGl0eWEgU2hh
-aCwgMjAyMzsgWmFocmFhIEouIE1vaGFtbWVkIEFsaSAyMDI1KTwvRGlzcGxheVRleHQ+PHJlY29y
-ZD48cmVjLW51bWJlcj42PC9yZWMtbnVtYmVyPjxmb3JlaWduLWtleXM+PGtleSBhcHA9IkVOIiBk
-Yi1pZD0icDl2ejJ6ZnNsNTB6Mjlldzl3ZTVzdndkOXN2dzIydGZ4c3ZkIiB0aW1lc3RhbXA9IjE3
-NzQyMDY2NjUiPjY8L2tleT48L2ZvcmVpZ24ta2V5cz48cmVmLXR5cGUgbmFtZT0iSm91cm5hbCBB
-cnRpY2xlIj4xNzwvcmVmLXR5cGU+PGNvbnRyaWJ1dG9ycz48YXV0aG9ycz48YXV0aG9yPlphaHJh
-YSBKLiBNb2hhbW1lZCBBbGkgLCBTdWhhZCBBLiBZb3VzaWY8L2F1dGhvcj48L2F1dGhvcnM+PC9j
-b250cmlidXRvcnM+PHRpdGxlcz48dGl0bGU+SW50ZXJwcmV0YWJsZSBtdWx0aS1sYWJlbCBjbGFz
-c2lmaWNhdGlvbiBvZiBodW1hbi0gYW5kIGxhcmdlIGxhbmd1YWdlIG1vZGVsLWdlbmVyYXRlZCB0
-ZXh0cyB1c2luZyB0cmFuc2Zvcm1lciBlbWJlZGRpbmdzIGFuZCBleHBsYWluYWJsZSAgYXJ0aWZp
-Y2lhbCBpbnRlbGxpZ2VuY2U8L3RpdGxlPjxzZWNvbmRhcnktdGl0bGU+SW5nw6luaWVyaWUgZGVz
-IFN5c3TDqG1lcyBk4oCZSW5mb3JtYXRpb248L3NlY29uZGFyeS10aXRsZT48L3RpdGxlcz48cGVy
-aW9kaWNhbD48ZnVsbC10aXRsZT5JbmfDqW5pZXJpZSBkZXMgU3lzdMOobWVzIGTigJlJbmZvcm1h
-dGlvbjwvZnVsbC10aXRsZT48L3BlcmlvZGljYWw+PHBhZ2VzPjE0PC9wYWdlcz48dm9sdW1lPjMw
-PC92b2x1bWU+PG51bWJlcj4xMjwvbnVtYmVyPjxzZWN0aW9uPjMxMDM8L3NlY3Rpb24+PGRhdGVz
-Pjx5ZWFyPjIwMjU8L3llYXI+PC9kYXRlcz48dXJscz48L3VybHM+PGVsZWN0cm9uaWMtcmVzb3Vy
-Y2UtbnVtPjEwLjE4MjgwL2lzaS4zMDEyMDM8L2VsZWN0cm9uaWMtcmVzb3VyY2UtbnVtPjwvcmVj
-b3JkPjwvQ2l0ZT48Q2l0ZT48QXV0aG9yPkFkaXR5YSBTaGFoPC9BdXRob3I+PFllYXI+MjAyMzwv
-WWVhcj48UmVjTnVtPjc8L1JlY051bT48cmVjb3JkPjxyZWMtbnVtYmVyPjc8L3JlYy1udW1iZXI+
-PGZvcmVpZ24ta2V5cz48a2V5IGFwcD0iRU4iIGRiLWlkPSJwOXZ6Mnpmc2w1MHoyOWV3OXdlNXN2
-d2Q5c3Z3MjJ0ZnhzdmQiIHRpbWVzdGFtcD0iMTc3NDIwNzIxOSI+Nzwva2V5PjwvZm9yZWlnbi1r
-ZXlzPjxyZWYtdHlwZSBuYW1lPSJKb3VybmFsIEFydGljbGUiPjE3PC9yZWYtdHlwZT48Y29udHJp
-YnV0b3JzPjxhdXRob3JzPjxhdXRob3I+QWRpdHlhIFNoYWgsIFByYXRlZWsgUmFua2EsIFVybWkg
-RGVkaGlhLCBTaHJ1dGkgUHJhc2FkLCBTaWRkaGkgTXVuaSBhbmQgS2lyYW4gQmhvd21pY2s8L2F1
-dGhvcj48L2F1dGhvcnM+PC9jb250cmlidXRvcnM+PHRpdGxlcz48dGl0bGU+RGV0ZWN0aW5nIGFu
-ZCB1bm1hc2tpbmcgQUktZ2VuZXJhdGVkIHRleHRzIHRocm91Z2ggRXhwbGFpbmFibGUgQXJ0aWZp
-Y2lhbCBJbnRlbGxpZ2VuY2UgdXNpbmcgc3R5bGlzdGljIGZlYXR1cmVzPC90aXRsZT48c2Vjb25k
-YXJ5LXRpdGxlPkludGVybmF0aW9uYWwgSm91cm5hbCBvZiBBZHZhbmNlZCBDb21wdXRlciBTY2ll
-bmNlIGFuZCBBcHBsaWNhdGlvbnMgKElKQUNTQSk8L3NlY29uZGFyeS10aXRsZT48L3RpdGxlcz48
-cGVyaW9kaWNhbD48ZnVsbC10aXRsZT5JbnRlcm5hdGlvbmFsIEpvdXJuYWwgb2YgQWR2YW5jZWQg
-Q29tcHV0ZXIgU2NpZW5jZSBhbmQgQXBwbGljYXRpb25zIChJSkFDU0EpPC9mdWxsLXRpdGxlPjwv
-cGVyaW9kaWNhbD48dm9sdW1lPjE0PC92b2x1bWU+PG51bWJlcj4xMDwvbnVtYmVyPjxrZXl3b3Jk
-cz48a2V5d29yZD5EZXRlY3RpbmcgQUkgZ2VuZXJhdGVkIHRleHQ8L2tleXdvcmQ+PGtleXdvcmQ+
-Y29tcHV0ZXIgZ2VuZXJhdGVkIHRleHQ8L2tleXdvcmQ+PGtleXdvcmQ+QUkgZ2VuZXJhdGVkIHRl
-eHQ8L2tleXdvcmQ+PGtleXdvcmQ+dGV4dCBjbGFzc2lmaWNhdGlvbjwva2V5d29yZD48a2V5d29y
-ZD5tYWNoaW5lIGxlYXJuaW5nPC9rZXl3b3JkPjxrZXl3b3JkPnBhdHRlcm4gcmVjb2duaXRpb248
-L2tleXdvcmQ+PGtleXdvcmQ+U3R5bGlzdGljIGZlYXR1cmVzPC9rZXl3b3JkPjxrZXl3b3JkPkV4
-cGxhaW5hYmxlIEFJPC9rZXl3b3JkPjxrZXl3b3JkPkxpbWU8L2tleXdvcmQ+PGtleXdvcmQ+U2hh
-cDwva2V5d29yZD48L2tleXdvcmRzPjxkYXRlcz48eWVhcj4yMDIzPC95ZWFyPjwvZGF0ZXM+PHVy
-bHM+PC91cmxzPjxlbGVjdHJvbmljLXJlc291cmNlLW51bT4xMC4xNDU2OS9JSkFDU0EuMjAyMy4w
-MTQxMDExMDwvZWxlY3Ryb25pYy1yZXNvdXJjZS1udW0+PC9yZWNvcmQ+PC9DaXRlPjwvRW5kTm90
+          <w:fldData xml:space="preserve">PEVuZE5vdGU+PENpdGU+PEF1dGhvcj5BZGl0eWEgU2hhaDwvQXV0aG9yPjxZZWFyPjIwMjM8L1ll
+YXI+PFJlY051bT43PC9SZWNOdW0+PERpc3BsYXlUZXh0PihBZGl0eWEgU2hhaCwgMjAyMzsgWmFo
+cmFhIEouIE1vaGFtbWVkIEFsaSAyMDI1KTwvRGlzcGxheVRleHQ+PHJlY29yZD48cmVjLW51bWJl
+cj43PC9yZWMtbnVtYmVyPjxmb3JlaWduLWtleXM+PGtleSBhcHA9IkVOIiBkYi1pZD0icDl2ejJ6
+ZnNsNTB6Mjlldzl3ZTVzdndkOXN2dzIydGZ4c3ZkIiB0aW1lc3RhbXA9IjE3NzQyMDcyMTkiPjc8
+L2tleT48L2ZvcmVpZ24ta2V5cz48cmVmLXR5cGUgbmFtZT0iSm91cm5hbCBBcnRpY2xlIj4xNzwv
+cmVmLXR5cGU+PGNvbnRyaWJ1dG9ycz48YXV0aG9ycz48YXV0aG9yPkFkaXR5YSBTaGFoLCBQcmF0
+ZWVrIFJhbmthLCBVcm1pIERlZGhpYSwgU2hydXRpIFByYXNhZCwgU2lkZGhpIE11bmkgYW5kIEtp
+cmFuIEJob3dtaWNrPC9hdXRob3I+PC9hdXRob3JzPjwvY29udHJpYnV0b3JzPjx0aXRsZXM+PHRp
+dGxlPkRldGVjdGluZyBhbmQgdW5tYXNraW5nIEFJLWdlbmVyYXRlZCB0ZXh0cyB0aHJvdWdoIEV4
+cGxhaW5hYmxlIEFydGlmaWNpYWwgSW50ZWxsaWdlbmNlIHVzaW5nIHN0eWxpc3RpYyBmZWF0dXJl
+czwvdGl0bGU+PHNlY29uZGFyeS10aXRsZT5JbnRlcm5hdGlvbmFsIEpvdXJuYWwgb2YgQWR2YW5j
+ZWQgQ29tcHV0ZXIgU2NpZW5jZSBhbmQgQXBwbGljYXRpb25zIChJSkFDU0EpPC9zZWNvbmRhcnkt
+dGl0bGU+PC90aXRsZXM+PHBlcmlvZGljYWw+PGZ1bGwtdGl0bGU+SW50ZXJuYXRpb25hbCBKb3Vy
+bmFsIG9mIEFkdmFuY2VkIENvbXB1dGVyIFNjaWVuY2UgYW5kIEFwcGxpY2F0aW9ucyAoSUpBQ1NB
+KTwvZnVsbC10aXRsZT48L3BlcmlvZGljYWw+PHZvbHVtZT4xNDwvdm9sdW1lPjxudW1iZXI+MTA8
+L251bWJlcj48a2V5d29yZHM+PGtleXdvcmQ+RGV0ZWN0aW5nIEFJIGdlbmVyYXRlZCB0ZXh0PC9r
+ZXl3b3JkPjxrZXl3b3JkPmNvbXB1dGVyIGdlbmVyYXRlZCB0ZXh0PC9rZXl3b3JkPjxrZXl3b3Jk
+PkFJIGdlbmVyYXRlZCB0ZXh0PC9rZXl3b3JkPjxrZXl3b3JkPnRleHQgY2xhc3NpZmljYXRpb248
+L2tleXdvcmQ+PGtleXdvcmQ+bWFjaGluZSBsZWFybmluZzwva2V5d29yZD48a2V5d29yZD5wYXR0
+ZXJuIHJlY29nbml0aW9uPC9rZXl3b3JkPjxrZXl3b3JkPlN0eWxpc3RpYyBmZWF0dXJlczwva2V5
+d29yZD48a2V5d29yZD5FeHBsYWluYWJsZSBBSTwva2V5d29yZD48a2V5d29yZD5MaW1lPC9rZXl3
+b3JkPjxrZXl3b3JkPlNoYXA8L2tleXdvcmQ+PC9rZXl3b3Jkcz48ZGF0ZXM+PHllYXI+MjAyMzwv
+eWVhcj48L2RhdGVzPjx1cmxzPjwvdXJscz48ZWxlY3Ryb25pYy1yZXNvdXJjZS1udW0+MTAuMTQ1
+NjkvSUpBQ1NBLjIwMjMuMDE0MTAxMTA8L2VsZWN0cm9uaWMtcmVzb3VyY2UtbnVtPjwvcmVjb3Jk
+PjwvQ2l0ZT48Q2l0ZT48QXV0aG9yPlphaHJhYSBKLiBNb2hhbW1lZCBBbGkgPC9BdXRob3I+PFll
+YXI+MjAyNTwvWWVhcj48UmVjTnVtPjY8L1JlY051bT48cmVjb3JkPjxyZWMtbnVtYmVyPjY8L3Jl
+Yy1udW1iZXI+PGZvcmVpZ24ta2V5cz48a2V5IGFwcD0iRU4iIGRiLWlkPSJwOXZ6Mnpmc2w1MHoy
+OWV3OXdlNXN2d2Q5c3Z3MjJ0ZnhzdmQiIHRpbWVzdGFtcD0iMTc3NDIwNjY2NSI+Njwva2V5Pjwv
+Zm9yZWlnbi1rZXlzPjxyZWYtdHlwZSBuYW1lPSJKb3VybmFsIEFydGljbGUiPjE3PC9yZWYtdHlw
+ZT48Y29udHJpYnV0b3JzPjxhdXRob3JzPjxhdXRob3I+WmFocmFhIEouIE1vaGFtbWVkIEFsaSAs
+IFN1aGFkIEEuIFlvdXNpZjwvYXV0aG9yPjwvYXV0aG9ycz48L2NvbnRyaWJ1dG9ycz48dGl0bGVz
+Pjx0aXRsZT5JbnRlcnByZXRhYmxlIG11bHRpLWxhYmVsIGNsYXNzaWZpY2F0aW9uIG9mIGh1bWFu
+LSBhbmQgbGFyZ2UgbGFuZ3VhZ2UgbW9kZWwtZ2VuZXJhdGVkIHRleHRzIHVzaW5nIHRyYW5zZm9y
+bWVyIGVtYmVkZGluZ3MgYW5kIGV4cGxhaW5hYmxlICBhcnRpZmljaWFsIGludGVsbGlnZW5jZTwv
+dGl0bGU+PHNlY29uZGFyeS10aXRsZT5JbmfDqW5pZXJpZSBkZXMgU3lzdMOobWVzIGTigJlJbmZv
+cm1hdGlvbjwvc2Vjb25kYXJ5LXRpdGxlPjwvdGl0bGVzPjxwZXJpb2RpY2FsPjxmdWxsLXRpdGxl
+PkluZ8OpbmllcmllIGRlcyBTeXN0w6htZXMgZOKAmUluZm9ybWF0aW9uPC9mdWxsLXRpdGxlPjwv
+cGVyaW9kaWNhbD48cGFnZXM+MTQ8L3BhZ2VzPjx2b2x1bWU+MzA8L3ZvbHVtZT48bnVtYmVyPjEy
+PC9udW1iZXI+PHNlY3Rpb24+MzEwMzwvc2VjdGlvbj48ZGF0ZXM+PHllYXI+MjAyNTwveWVhcj48
+L2RhdGVzPjx1cmxzPjwvdXJscz48ZWxlY3Ryb25pYy1yZXNvdXJjZS1udW0+MTAuMTgyODAvaXNp
+LjMwMTIwMzwvZWxlY3Ryb25pYy1yZXNvdXJjZS1udW0+PC9yZWNvcmQ+PC9DaXRlPjwvRW5kTm90
 ZT5=
 </w:fldData>
         </w:fldChar>
       </w:r>
       <w:r>
         <w:rPr>
-          <w:sz w:val="24"/>
-          <w:szCs w:val="24"/>
+          <w:rStyle w:val="Emphasis"/>
+          <w:b/>
+          <w:bCs/>
         </w:rPr>
         <w:instrText xml:space="preserve"> ADDIN EN.CITE.DATA </w:instrText>
       </w:r>
       <w:r>
         <w:rPr>
-          <w:sz w:val="24"/>
-          <w:szCs w:val="24"/>
-        </w:rPr>
-      </w:r>
-      <w:r>
-        <w:rPr>
-          <w:sz w:val="24"/>
-          <w:szCs w:val="24"/>
+          <w:rStyle w:val="Emphasis"/>
+          <w:b/>
+          <w:bCs/>
+        </w:rPr>
+      </w:r>
+      <w:r>
+        <w:rPr>
+          <w:rStyle w:val="Emphasis"/>
+          <w:b/>
+          <w:bCs/>
         </w:rPr>
         <w:fldChar w:fldCharType="end"/>
       </w:r>
       <w:r>
         <w:rPr>
-          <w:sz w:val="24"/>
-          <w:szCs w:val="24"/>
-        </w:rPr>
-      </w:r>
-      <w:r>
-        <w:rPr>
-          <w:sz w:val="24"/>
-          <w:szCs w:val="24"/>
+          <w:rStyle w:val="Emphasis"/>
+          <w:b/>
+          <w:bCs/>
         </w:rPr>
         <w:fldChar w:fldCharType="separate"/>
       </w:r>
       <w:r>
         <w:rPr>
-          <w:noProof/>
-          <w:sz w:val="24"/>
-          <w:szCs w:val="24"/>
+          <w:rStyle w:val="Emphasis"/>
+          <w:b/>
+          <w:bCs/>
         </w:rPr>
         <w:t>(Aditya Shah, 2023; Zahraa J. Mohammed Ali 2025)</w:t>
       </w:r>
       <w:r>
         <w:rPr>
-          <w:sz w:val="24"/>
-          <w:szCs w:val="24"/>
+          <w:rStyle w:val="Emphasis"/>
+          <w:b/>
+          <w:bCs/>
         </w:rPr>
         <w:fldChar w:fldCharType="end"/>
       </w:r>
@@ -5544,10 +6154,10 @@
     </w:p>
     <w:p>
       <w:pPr>
-        <w:pStyle w:val="Compact"/>
+        <w:pStyle w:val="FirstParagraph"/>
         <w:numPr>
           <w:ilvl w:val="0"/>
-          <w:numId w:val="2"/>
+          <w:numId w:val="29"/>
         </w:numPr>
         <w:rPr>
           <w:sz w:val="24"/>
@@ -5556,53 +6166,71 @@
       </w:pPr>
       <w:r>
         <w:rPr>
-          <w:b/>
-          <w:bCs/>
-          <w:sz w:val="24"/>
-          <w:szCs w:val="24"/>
-        </w:rPr>
-        <w:t>Assess Multi-Modal and Multi-LLM Generalization</w:t>
-      </w:r>
-      <w:r>
-        <w:rPr>
-          <w:sz w:val="24"/>
-          <w:szCs w:val="24"/>
-        </w:rPr>
-        <w:t xml:space="preserve">: Examine how detection models perform across various LLMs (e.g., GPT-3.5, GPT-4, Llama, Bard) and different text types (e.g., academic abstracts, social media, medical misinformation) </w:t>
-      </w:r>
-      <w:r>
-        <w:rPr>
-          <w:sz w:val="24"/>
-          <w:szCs w:val="24"/>
+          <w:sz w:val="24"/>
+          <w:szCs w:val="24"/>
+        </w:rPr>
+        <w:t xml:space="preserve">To </w:t>
+      </w:r>
+      <w:r>
+        <w:rPr>
+          <w:b/>
+          <w:bCs/>
+          <w:sz w:val="24"/>
+          <w:szCs w:val="24"/>
+        </w:rPr>
+        <w:t>synthesize</w:t>
+      </w:r>
+      <w:r>
+        <w:rPr>
+          <w:sz w:val="24"/>
+          <w:szCs w:val="24"/>
+        </w:rPr>
+        <w:t xml:space="preserve"> reported findings on how detection models generalize across various LLMs (e.g., GPT-3.5, GPT-4, Llama, Gemini) and text domains (e.g., academic writing, medical misinformation, social media)</w:t>
+      </w:r>
+      <w:r>
+        <w:rPr>
+          <w:sz w:val="24"/>
+          <w:szCs w:val="24"/>
+        </w:rPr>
+        <w:t xml:space="preserve"> </w:t>
+      </w:r>
+      <w:r>
+        <w:rPr>
+          <w:rStyle w:val="Emphasis"/>
+          <w:b/>
+          <w:bCs/>
         </w:rPr>
         <w:fldChar w:fldCharType="begin"/>
       </w:r>
       <w:r>
         <w:rPr>
-          <w:sz w:val="24"/>
-          <w:szCs w:val="24"/>
+          <w:rStyle w:val="Emphasis"/>
+          <w:b/>
+          <w:bCs/>
         </w:rPr>
         <w:instrText xml:space="preserve"> ADDIN EN.CITE &lt;EndNote&gt;&lt;Cite&gt;&lt;Author&gt;Baharifar&lt;/Author&gt;&lt;Year&gt;2025&lt;/Year&gt;&lt;RecNum&gt;8&lt;/RecNum&gt;&lt;DisplayText&gt;(Baharifar et al., 2025; Iqbal &amp;amp; Kashem, 2025)&lt;/DisplayText&gt;&lt;record&gt;&lt;rec-number&gt;8&lt;/rec-number&gt;&lt;foreign-keys&gt;&lt;key app="EN" db-id="p9vz2zfsl50z29ew9we5svwd9svw22tfxsvd" timestamp="1774241910"&gt;8&lt;/key&gt;&lt;/foreign-keys&gt;&lt;ref-type name="Conference Paper"&gt;47&lt;/ref-type&gt;&lt;contributors&gt;&lt;authors&gt;&lt;author&gt;Baharifar, Mahshid&lt;/author&gt;&lt;author&gt;Kujur, Anima&lt;/author&gt;&lt;author&gt;Monfared, Zahra&lt;/author&gt;&lt;/authors&gt;&lt;/contributors&gt;&lt;titles&gt;&lt;title&gt;Interpretable AI for classifying Human-and LLM-generated medical misinformation with multi-modal features&lt;/title&gt;&lt;secondary-title&gt;2nd Sorbonne-Heidelberg Workshop on AI in medicine&lt;/secondary-title&gt;&lt;/titles&gt;&lt;dates&gt;&lt;year&gt;2025&lt;/year&gt;&lt;/dates&gt;&lt;pub-location&gt;Heidelberg, Germany&lt;/pub-location&gt;&lt;publisher&gt;ResearchGate&lt;/publisher&gt;&lt;urls&gt;&lt;/urls&gt;&lt;/record&gt;&lt;/Cite&gt;&lt;Cite&gt;&lt;Author&gt;Iqbal&lt;/Author&gt;&lt;Year&gt;2025&lt;/Year&gt;&lt;RecNum&gt;12&lt;/RecNum&gt;&lt;record&gt;&lt;rec-number&gt;12&lt;/rec-number&gt;&lt;foreign-keys&gt;&lt;key app="EN" db-id="p9vz2zfsl50z29ew9we5svwd9svw22tfxsvd" timestamp="1774244181"&gt;12&lt;/key&gt;&lt;/foreign-keys&gt;&lt;ref-type name="Journal Article"&gt;17&lt;/ref-type&gt;&lt;contributors&gt;&lt;authors&gt;&lt;author&gt;Iqbal, Md Sadiq&lt;/author&gt;&lt;author&gt;Kashem, Mohammod Abul&lt;/author&gt;&lt;/authors&gt;&lt;/contributors&gt;&lt;titles&gt;&lt;title&gt;A machine learning framework for identifying sources of AI-generated text&lt;/title&gt;&lt;secondary-title&gt;Statistics, Optimization &amp;amp; Information Computing&lt;/secondary-title&gt;&lt;/titles&gt;&lt;periodical&gt;&lt;full-title&gt;Statistics, Optimization &amp;amp; Information Computing&lt;/full-title&gt;&lt;/periodical&gt;&lt;pages&gt;2186-2204&lt;/pages&gt;&lt;volume&gt;13&lt;/volume&gt;&lt;number&gt;5&lt;/number&gt;&lt;keywords&gt;&lt;keyword&gt;Text Classification, Manual Extraction, Deep Learning, Feature Optimization, Explainable Artificial Intelligence, Natural Language Processing&lt;/keyword&gt;&lt;/keywords&gt;&lt;dates&gt;&lt;year&gt;2025&lt;/year&gt;&lt;/dates&gt;&lt;isbn&gt;2310-5070&lt;/isbn&gt;&lt;urls&gt;&lt;related-urls&gt;&lt;url&gt;http://www.iapress.org/index.php/soic/article/view/2225&lt;/url&gt;&lt;/related-urls&gt;&lt;/urls&gt;&lt;electronic-resource-num&gt;10.19139/soic-2310-5070-2225&lt;/electronic-resource-num&gt;&lt;/record&gt;&lt;/Cite&gt;&lt;/EndNote&gt;</w:instrText>
       </w:r>
       <w:r>
         <w:rPr>
-          <w:sz w:val="24"/>
-          <w:szCs w:val="24"/>
+          <w:rStyle w:val="Emphasis"/>
+          <w:b/>
+          <w:bCs/>
         </w:rPr>
         <w:fldChar w:fldCharType="separate"/>
       </w:r>
       <w:r>
         <w:rPr>
-          <w:noProof/>
-          <w:sz w:val="24"/>
-          <w:szCs w:val="24"/>
+          <w:rStyle w:val="Emphasis"/>
+          <w:b/>
+          <w:bCs/>
         </w:rPr>
         <w:t>(Baharifar et al., 2025; Iqbal &amp; Kashem, 2025)</w:t>
       </w:r>
       <w:r>
         <w:rPr>
-          <w:sz w:val="24"/>
-          <w:szCs w:val="24"/>
+          <w:rStyle w:val="Emphasis"/>
+          <w:b/>
+          <w:bCs/>
         </w:rPr>
         <w:fldChar w:fldCharType="end"/>
       </w:r>
@@ -5616,10 +6244,10 @@
     </w:p>
     <w:p>
       <w:pPr>
-        <w:pStyle w:val="Compact"/>
+        <w:pStyle w:val="FirstParagraph"/>
         <w:numPr>
           <w:ilvl w:val="0"/>
-          <w:numId w:val="2"/>
+          <w:numId w:val="29"/>
         </w:numPr>
         <w:rPr>
           <w:sz w:val="24"/>
@@ -5628,164 +6256,181 @@
       </w:pPr>
       <w:r>
         <w:rPr>
-          <w:b/>
-          <w:bCs/>
-          <w:sz w:val="24"/>
-          <w:szCs w:val="24"/>
-        </w:rPr>
-        <w:t>Identify Research Gaps</w:t>
-      </w:r>
-      <w:r>
-        <w:rPr>
-          <w:sz w:val="24"/>
-          <w:szCs w:val="24"/>
-        </w:rPr>
-        <w:t xml:space="preserve">: Pinpoint limitations in current explainable detection methods, such as susceptibility to adversarial attacks or lack of robustness in short-sample scenarios </w:t>
-      </w:r>
-      <w:r>
-        <w:rPr>
-          <w:sz w:val="24"/>
-          <w:szCs w:val="24"/>
+          <w:sz w:val="24"/>
+          <w:szCs w:val="24"/>
+        </w:rPr>
+        <w:lastRenderedPageBreak/>
+        <w:t xml:space="preserve">To </w:t>
+      </w:r>
+      <w:r>
+        <w:rPr>
+          <w:b/>
+          <w:bCs/>
+          <w:sz w:val="24"/>
+          <w:szCs w:val="24"/>
+        </w:rPr>
+        <w:t>identify</w:t>
+      </w:r>
+      <w:r>
+        <w:rPr>
+          <w:sz w:val="24"/>
+          <w:szCs w:val="24"/>
+        </w:rPr>
+        <w:t xml:space="preserve"> limitations and underexplored areas in current explainable detection methods, including susceptibility to adversarial attacks, poor robustness in short-sample scenarios, and absence of standardized evaluation benchmarks</w:t>
+      </w:r>
+      <w:r>
+        <w:rPr>
+          <w:sz w:val="24"/>
+          <w:szCs w:val="24"/>
+        </w:rPr>
+        <w:t xml:space="preserve"> </w:t>
+      </w:r>
+      <w:r>
+        <w:rPr>
+          <w:rStyle w:val="Emphasis"/>
+          <w:b/>
+          <w:bCs/>
         </w:rPr>
         <w:fldChar w:fldCharType="begin">
-          <w:fldData xml:space="preserve">PEVuZE5vdGU+PENpdGU+PEF1dGhvcj5Qcnp5c3RhbHNraTwvQXV0aG9yPjxZZWFyPjIwMjU8L1ll
-YXI+PFJlY051bT4xNjwvUmVjTnVtPjxEaXNwbGF5VGV4dD4oTW9oYW1tYWRpIGV0IGFsLiwgMjAy
-NTsgUHJ6eXN0YWxza2kgZXQgYWwuLCAyMDI1KTwvRGlzcGxheVRleHQ+PHJlY29yZD48cmVjLW51
-bWJlcj4xNjwvcmVjLW51bWJlcj48Zm9yZWlnbi1rZXlzPjxrZXkgYXBwPSJFTiIgZGItaWQ9InA5
-dnoyemZzbDUwejI5ZXc5d2U1c3Z3ZDlzdncyMnRmeHN2ZCIgdGltZXN0YW1wPSIxNzc0MjQ0ODUw
-Ij4xNjwva2V5PjwvZm9yZWlnbi1rZXlzPjxyZWYtdHlwZSBuYW1lPSJKb3VybmFsIEFydGljbGUi
-PjE3PC9yZWYtdHlwZT48Y29udHJpYnV0b3JzPjxhdXRob3JzPjxhdXRob3I+UHJ6eXN0YWxza2ks
-IEthcm9sPC9hdXRob3I+PGF1dGhvcj48c3R5bGUgZmFjZT0ibm9ybWFsIiBmb250PSJkZWZhdWx0
-IiBzaXplPSIxMDAlIj5Bcmdhc2k8L3N0eWxlPjxzdHlsZSBmYWNlPSJub3JtYWwiIGZvbnQ9ImRl
-ZmF1bHQiIGNoYXJzZXQ9IjIzOCIgc2l6ZT0iMTAwJSI+xYRza2ksIEphbiBLPC9zdHlsZT48L2F1
-dGhvcj48YXV0aG9yPjxzdHlsZSBmYWNlPSJub3JtYWwiIGZvbnQ9ImRlZmF1bHQiIGNoYXJzZXQ9
-IjIzOCIgc2l6ZT0iMTAwJSI+R3JhYnNrYS1HcmFkemnFhHNrYSwgSXdvbmE8L3N0eWxlPjwvYXV0
-aG9yPjxhdXRob3I+PHN0eWxlIGZhY2U9Im5vcm1hbCIgZm9udD0iZGVmYXVsdCIgY2hhcnNldD0i
-MjM4IiBzaXplPSIxMDAlIj5PY2hhYiwgSmVyZW1pPC9zdHlsZT48L2F1dGhvcj48L2F1dGhvcnM+
-PC9jb250cmlidXRvcnM+PHRpdGxlcz48dGl0bGU+U3R5bG9tZXRyeSByZWNvZ25pemVzIGh1bWFu
-IGFuZCBMTE0tZ2VuZXJhdGVkIHRleHRzIGluIHNob3J0IHNhbXBsZXM8L3RpdGxlPjxzZWNvbmRh
-cnktdGl0bGU+RXhwZXJ0IFN5c3RlbXMgd2l0aCBBcHBsaWNhdGlvbnM8L3NlY29uZGFyeS10aXRs
-ZT48L3RpdGxlcz48cGVyaW9kaWNhbD48ZnVsbC10aXRsZT5FeHBlcnQgU3lzdGVtcyB3aXRoIEFw
-cGxpY2F0aW9uczwvZnVsbC10aXRsZT48L3BlcmlvZGljYWw+PHBhZ2VzPjEyOTAwMTwvcGFnZXM+
-PGRhdGVzPjx5ZWFyPjIwMjU8L3llYXI+PC9kYXRlcz48aXNibj4wOTU3LTQxNzQ8L2lzYm4+PHVy
-bHM+PC91cmxzPjxlbGVjdHJvbmljLXJlc291cmNlLW51bT4xMC40ODU1MC9hclhpdi4yNTA3LjAw
-ODM4PC9lbGVjdHJvbmljLXJlc291cmNlLW51bT48L3JlY29yZD48L0NpdGU+PENpdGU+PEF1dGhv
-cj5Nb2hhbW1hZGk8L0F1dGhvcj48WWVhcj4yMDI1PC9ZZWFyPjxSZWNOdW0+MTM8L1JlY051bT48
-cmVjb3JkPjxyZWMtbnVtYmVyPjEzPC9yZWMtbnVtYmVyPjxmb3JlaWduLWtleXM+PGtleSBhcHA9
-IkVOIiBkYi1pZD0icDl2ejJ6ZnNsNTB6Mjlldzl3ZTVzdndkOXN2dzIydGZ4c3ZkIiB0aW1lc3Rh
-bXA9IjE3NzQyNDQzNTIiPjEzPC9rZXk+PC9mb3JlaWduLWtleXM+PHJlZi10eXBlIG5hbWU9Ikpv
-dXJuYWwgQXJ0aWNsZSI+MTc8L3JlZi10eXBlPjxjb250cmlidXRvcnM+PGF1dGhvcnM+PGF1dGhv
-cj5Nb2hhbW1hZGksIEhhZGk8L2F1dGhvcj48YXV0aG9yPkdpYWNoYW5vdSwgQW5hc3Rhc2lhPC9h
-dXRob3I+PGF1dGhvcj5PYmVyc2tpLCBEYW5pZWwgTDwvYXV0aG9yPjxhdXRob3I+QmFnaGVyaSwg
-QXlvdWI8L2F1dGhvcj48L2F1dGhvcnM+PC9jb250cmlidXRvcnM+PHRpdGxlcz48dGl0bGU+RXhw
-bGFpbmFiaWxpdHktYmFzZWQgdG9rZW4gcmVwbGFjZW1lbnQgb24gbGxtLWdlbmVyYXRlZCB0ZXh0
-PC90aXRsZT48c2Vjb25kYXJ5LXRpdGxlPmFyWGl2IHByZXByaW50IGFyWGl2OjI1MDYuMDQwNTA8
-L3NlY29uZGFyeS10aXRsZT48L3RpdGxlcz48cGVyaW9kaWNhbD48ZnVsbC10aXRsZT5hclhpdiBw
-cmVwcmludCBhclhpdjoyNTA2LjA0MDUwPC9mdWxsLXRpdGxlPjwvcGVyaW9kaWNhbD48ZGF0ZXM+
-PHllYXI+MjAyNTwveWVhcj48L2RhdGVzPjx1cmxzPjwvdXJscz48ZWxlY3Ryb25pYy1yZXNvdXJj
-ZS1udW0+MTAuNDg1NTAvYXJYaXYuMjUwNi4wNDA1MDwvZWxlY3Ryb25pYy1yZXNvdXJjZS1udW0+
+          <w:fldData xml:space="preserve">PEVuZE5vdGU+PENpdGU+PEF1dGhvcj5Nb2hhbW1hZGk8L0F1dGhvcj48WWVhcj4yMDI1PC9ZZWFy
+PjxSZWNOdW0+MTM8L1JlY051bT48RGlzcGxheVRleHQ+KE1vaGFtbWFkaSBldCBhbC4sIDIwMjU7
+IFByenlzdGFsc2tpIGV0IGFsLiwgMjAyNSk8L0Rpc3BsYXlUZXh0PjxyZWNvcmQ+PHJlYy1udW1i
+ZXI+MTM8L3JlYy1udW1iZXI+PGZvcmVpZ24ta2V5cz48a2V5IGFwcD0iRU4iIGRiLWlkPSJwOXZ6
+Mnpmc2w1MHoyOWV3OXdlNXN2d2Q5c3Z3MjJ0ZnhzdmQiIHRpbWVzdGFtcD0iMTc3NDI0NDM1MiI+
+MTM8L2tleT48L2ZvcmVpZ24ta2V5cz48cmVmLXR5cGUgbmFtZT0iSm91cm5hbCBBcnRpY2xlIj4x
+NzwvcmVmLXR5cGU+PGNvbnRyaWJ1dG9ycz48YXV0aG9ycz48YXV0aG9yPk1vaGFtbWFkaSwgSGFk
+aTwvYXV0aG9yPjxhdXRob3I+R2lhY2hhbm91LCBBbmFzdGFzaWE8L2F1dGhvcj48YXV0aG9yPk9i
+ZXJza2ksIERhbmllbCBMPC9hdXRob3I+PGF1dGhvcj5CYWdoZXJpLCBBeW91YjwvYXV0aG9yPjwv
+YXV0aG9ycz48L2NvbnRyaWJ1dG9ycz48dGl0bGVzPjx0aXRsZT5FeHBsYWluYWJpbGl0eS1iYXNl
+ZCB0b2tlbiByZXBsYWNlbWVudCBvbiBsbG0tZ2VuZXJhdGVkIHRleHQ8L3RpdGxlPjxzZWNvbmRh
+cnktdGl0bGU+YXJYaXYgcHJlcHJpbnQgYXJYaXY6MjUwNi4wNDA1MDwvc2Vjb25kYXJ5LXRpdGxl
+PjwvdGl0bGVzPjxwZXJpb2RpY2FsPjxmdWxsLXRpdGxlPmFyWGl2IHByZXByaW50IGFyWGl2OjI1
+MDYuMDQwNTA8L2Z1bGwtdGl0bGU+PC9wZXJpb2RpY2FsPjxkYXRlcz48eWVhcj4yMDI1PC95ZWFy
+PjwvZGF0ZXM+PHVybHM+PC91cmxzPjxlbGVjdHJvbmljLXJlc291cmNlLW51bT4xMC40ODU1MC9h
+clhpdi4yNTA2LjA0MDUwPC9lbGVjdHJvbmljLXJlc291cmNlLW51bT48L3JlY29yZD48L0NpdGU+
+PENpdGU+PEF1dGhvcj5Qcnp5c3RhbHNraTwvQXV0aG9yPjxZZWFyPjIwMjU8L1llYXI+PFJlY051
+bT4xNjwvUmVjTnVtPjxyZWNvcmQ+PHJlYy1udW1iZXI+MTY8L3JlYy1udW1iZXI+PGZvcmVpZ24t
+a2V5cz48a2V5IGFwcD0iRU4iIGRiLWlkPSJwOXZ6Mnpmc2w1MHoyOWV3OXdlNXN2d2Q5c3Z3MjJ0
+ZnhzdmQiIHRpbWVzdGFtcD0iMTc3NDI0NDg1MCI+MTY8L2tleT48L2ZvcmVpZ24ta2V5cz48cmVm
+LXR5cGUgbmFtZT0iSm91cm5hbCBBcnRpY2xlIj4xNzwvcmVmLXR5cGU+PGNvbnRyaWJ1dG9ycz48
+YXV0aG9ycz48YXV0aG9yPlByenlzdGFsc2tpLCBLYXJvbDwvYXV0aG9yPjxhdXRob3I+PHN0eWxl
+IGZhY2U9Im5vcm1hbCIgZm9udD0iZGVmYXVsdCIgc2l6ZT0iMTAwJSI+QXJnYXNpPC9zdHlsZT48
+c3R5bGUgZmFjZT0ibm9ybWFsIiBmb250PSJkZWZhdWx0IiBjaGFyc2V0PSIyMzgiIHNpemU9IjEw
+MCUiPsWEc2tpLCBKYW4gSzwvc3R5bGU+PC9hdXRob3I+PGF1dGhvcj48c3R5bGUgZmFjZT0ibm9y
+bWFsIiBmb250PSJkZWZhdWx0IiBjaGFyc2V0PSIyMzgiIHNpemU9IjEwMCUiPkdyYWJza2EtR3Jh
+ZHppxYRza2EsIEl3b25hPC9zdHlsZT48L2F1dGhvcj48YXV0aG9yPjxzdHlsZSBmYWNlPSJub3Jt
+YWwiIGZvbnQ9ImRlZmF1bHQiIGNoYXJzZXQ9IjIzOCIgc2l6ZT0iMTAwJSI+T2NoYWIsIEplcmVt
+aTwvc3R5bGU+PC9hdXRob3I+PC9hdXRob3JzPjwvY29udHJpYnV0b3JzPjx0aXRsZXM+PHRpdGxl
+PlN0eWxvbWV0cnkgcmVjb2duaXplcyBodW1hbiBhbmQgTExNLWdlbmVyYXRlZCB0ZXh0cyBpbiBz
+aG9ydCBzYW1wbGVzPC90aXRsZT48c2Vjb25kYXJ5LXRpdGxlPkV4cGVydCBTeXN0ZW1zIHdpdGgg
+QXBwbGljYXRpb25zPC9zZWNvbmRhcnktdGl0bGU+PC90aXRsZXM+PHBlcmlvZGljYWw+PGZ1bGwt
+dGl0bGU+RXhwZXJ0IFN5c3RlbXMgd2l0aCBBcHBsaWNhdGlvbnM8L2Z1bGwtdGl0bGU+PC9wZXJp
+b2RpY2FsPjxwYWdlcz4xMjkwMDE8L3BhZ2VzPjxkYXRlcz48eWVhcj4yMDI1PC95ZWFyPjwvZGF0
+ZXM+PGlzYm4+MDk1Ny00MTc0PC9pc2JuPjx1cmxzPjwvdXJscz48ZWxlY3Ryb25pYy1yZXNvdXJj
+ZS1udW0+MTAuNDg1NTAvYXJYaXYuMjUwNy4wMDgzODwvZWxlY3Ryb25pYy1yZXNvdXJjZS1udW0+
 PC9yZWNvcmQ+PC9DaXRlPjwvRW5kTm90ZT5=
 </w:fldData>
         </w:fldChar>
       </w:r>
       <w:r>
         <w:rPr>
-          <w:sz w:val="24"/>
-          <w:szCs w:val="24"/>
+          <w:rStyle w:val="Emphasis"/>
+          <w:b/>
+          <w:bCs/>
         </w:rPr>
         <w:instrText xml:space="preserve"> ADDIN EN.CITE </w:instrText>
       </w:r>
       <w:r>
         <w:rPr>
-          <w:sz w:val="24"/>
-          <w:szCs w:val="24"/>
+          <w:rStyle w:val="Emphasis"/>
+          <w:b/>
+          <w:bCs/>
         </w:rPr>
         <w:fldChar w:fldCharType="begin">
-          <w:fldData xml:space="preserve">PEVuZE5vdGU+PENpdGU+PEF1dGhvcj5Qcnp5c3RhbHNraTwvQXV0aG9yPjxZZWFyPjIwMjU8L1ll
-YXI+PFJlY051bT4xNjwvUmVjTnVtPjxEaXNwbGF5VGV4dD4oTW9oYW1tYWRpIGV0IGFsLiwgMjAy
-NTsgUHJ6eXN0YWxza2kgZXQgYWwuLCAyMDI1KTwvRGlzcGxheVRleHQ+PHJlY29yZD48cmVjLW51
-bWJlcj4xNjwvcmVjLW51bWJlcj48Zm9yZWlnbi1rZXlzPjxrZXkgYXBwPSJFTiIgZGItaWQ9InA5
-dnoyemZzbDUwejI5ZXc5d2U1c3Z3ZDlzdncyMnRmeHN2ZCIgdGltZXN0YW1wPSIxNzc0MjQ0ODUw
-Ij4xNjwva2V5PjwvZm9yZWlnbi1rZXlzPjxyZWYtdHlwZSBuYW1lPSJKb3VybmFsIEFydGljbGUi
-PjE3PC9yZWYtdHlwZT48Y29udHJpYnV0b3JzPjxhdXRob3JzPjxhdXRob3I+UHJ6eXN0YWxza2ks
-IEthcm9sPC9hdXRob3I+PGF1dGhvcj48c3R5bGUgZmFjZT0ibm9ybWFsIiBmb250PSJkZWZhdWx0
-IiBzaXplPSIxMDAlIj5Bcmdhc2k8L3N0eWxlPjxzdHlsZSBmYWNlPSJub3JtYWwiIGZvbnQ9ImRl
-ZmF1bHQiIGNoYXJzZXQ9IjIzOCIgc2l6ZT0iMTAwJSI+xYRza2ksIEphbiBLPC9zdHlsZT48L2F1
-dGhvcj48YXV0aG9yPjxzdHlsZSBmYWNlPSJub3JtYWwiIGZvbnQ9ImRlZmF1bHQiIGNoYXJzZXQ9
-IjIzOCIgc2l6ZT0iMTAwJSI+R3JhYnNrYS1HcmFkemnFhHNrYSwgSXdvbmE8L3N0eWxlPjwvYXV0
-aG9yPjxhdXRob3I+PHN0eWxlIGZhY2U9Im5vcm1hbCIgZm9udD0iZGVmYXVsdCIgY2hhcnNldD0i
-MjM4IiBzaXplPSIxMDAlIj5PY2hhYiwgSmVyZW1pPC9zdHlsZT48L2F1dGhvcj48L2F1dGhvcnM+
-PC9jb250cmlidXRvcnM+PHRpdGxlcz48dGl0bGU+U3R5bG9tZXRyeSByZWNvZ25pemVzIGh1bWFu
-IGFuZCBMTE0tZ2VuZXJhdGVkIHRleHRzIGluIHNob3J0IHNhbXBsZXM8L3RpdGxlPjxzZWNvbmRh
-cnktdGl0bGU+RXhwZXJ0IFN5c3RlbXMgd2l0aCBBcHBsaWNhdGlvbnM8L3NlY29uZGFyeS10aXRs
-ZT48L3RpdGxlcz48cGVyaW9kaWNhbD48ZnVsbC10aXRsZT5FeHBlcnQgU3lzdGVtcyB3aXRoIEFw
-cGxpY2F0aW9uczwvZnVsbC10aXRsZT48L3BlcmlvZGljYWw+PHBhZ2VzPjEyOTAwMTwvcGFnZXM+
-PGRhdGVzPjx5ZWFyPjIwMjU8L3llYXI+PC9kYXRlcz48aXNibj4wOTU3LTQxNzQ8L2lzYm4+PHVy
-bHM+PC91cmxzPjxlbGVjdHJvbmljLXJlc291cmNlLW51bT4xMC40ODU1MC9hclhpdi4yNTA3LjAw
-ODM4PC9lbGVjdHJvbmljLXJlc291cmNlLW51bT48L3JlY29yZD48L0NpdGU+PENpdGU+PEF1dGhv
-cj5Nb2hhbW1hZGk8L0F1dGhvcj48WWVhcj4yMDI1PC9ZZWFyPjxSZWNOdW0+MTM8L1JlY051bT48
-cmVjb3JkPjxyZWMtbnVtYmVyPjEzPC9yZWMtbnVtYmVyPjxmb3JlaWduLWtleXM+PGtleSBhcHA9
-IkVOIiBkYi1pZD0icDl2ejJ6ZnNsNTB6Mjlldzl3ZTVzdndkOXN2dzIydGZ4c3ZkIiB0aW1lc3Rh
-bXA9IjE3NzQyNDQzNTIiPjEzPC9rZXk+PC9mb3JlaWduLWtleXM+PHJlZi10eXBlIG5hbWU9Ikpv
-dXJuYWwgQXJ0aWNsZSI+MTc8L3JlZi10eXBlPjxjb250cmlidXRvcnM+PGF1dGhvcnM+PGF1dGhv
-cj5Nb2hhbW1hZGksIEhhZGk8L2F1dGhvcj48YXV0aG9yPkdpYWNoYW5vdSwgQW5hc3Rhc2lhPC9h
-dXRob3I+PGF1dGhvcj5PYmVyc2tpLCBEYW5pZWwgTDwvYXV0aG9yPjxhdXRob3I+QmFnaGVyaSwg
-QXlvdWI8L2F1dGhvcj48L2F1dGhvcnM+PC9jb250cmlidXRvcnM+PHRpdGxlcz48dGl0bGU+RXhw
-bGFpbmFiaWxpdHktYmFzZWQgdG9rZW4gcmVwbGFjZW1lbnQgb24gbGxtLWdlbmVyYXRlZCB0ZXh0
-PC90aXRsZT48c2Vjb25kYXJ5LXRpdGxlPmFyWGl2IHByZXByaW50IGFyWGl2OjI1MDYuMDQwNTA8
-L3NlY29uZGFyeS10aXRsZT48L3RpdGxlcz48cGVyaW9kaWNhbD48ZnVsbC10aXRsZT5hclhpdiBw
-cmVwcmludCBhclhpdjoyNTA2LjA0MDUwPC9mdWxsLXRpdGxlPjwvcGVyaW9kaWNhbD48ZGF0ZXM+
-PHllYXI+MjAyNTwveWVhcj48L2RhdGVzPjx1cmxzPjwvdXJscz48ZWxlY3Ryb25pYy1yZXNvdXJj
-ZS1udW0+MTAuNDg1NTAvYXJYaXYuMjUwNi4wNDA1MDwvZWxlY3Ryb25pYy1yZXNvdXJjZS1udW0+
+          <w:fldData xml:space="preserve">PEVuZE5vdGU+PENpdGU+PEF1dGhvcj5Nb2hhbW1hZGk8L0F1dGhvcj48WWVhcj4yMDI1PC9ZZWFy
+PjxSZWNOdW0+MTM8L1JlY051bT48RGlzcGxheVRleHQ+KE1vaGFtbWFkaSBldCBhbC4sIDIwMjU7
+IFByenlzdGFsc2tpIGV0IGFsLiwgMjAyNSk8L0Rpc3BsYXlUZXh0PjxyZWNvcmQ+PHJlYy1udW1i
+ZXI+MTM8L3JlYy1udW1iZXI+PGZvcmVpZ24ta2V5cz48a2V5IGFwcD0iRU4iIGRiLWlkPSJwOXZ6
+Mnpmc2w1MHoyOWV3OXdlNXN2d2Q5c3Z3MjJ0ZnhzdmQiIHRpbWVzdGFtcD0iMTc3NDI0NDM1MiI+
+MTM8L2tleT48L2ZvcmVpZ24ta2V5cz48cmVmLXR5cGUgbmFtZT0iSm91cm5hbCBBcnRpY2xlIj4x
+NzwvcmVmLXR5cGU+PGNvbnRyaWJ1dG9ycz48YXV0aG9ycz48YXV0aG9yPk1vaGFtbWFkaSwgSGFk
+aTwvYXV0aG9yPjxhdXRob3I+R2lhY2hhbm91LCBBbmFzdGFzaWE8L2F1dGhvcj48YXV0aG9yPk9i
+ZXJza2ksIERhbmllbCBMPC9hdXRob3I+PGF1dGhvcj5CYWdoZXJpLCBBeW91YjwvYXV0aG9yPjwv
+YXV0aG9ycz48L2NvbnRyaWJ1dG9ycz48dGl0bGVzPjx0aXRsZT5FeHBsYWluYWJpbGl0eS1iYXNl
+ZCB0b2tlbiByZXBsYWNlbWVudCBvbiBsbG0tZ2VuZXJhdGVkIHRleHQ8L3RpdGxlPjxzZWNvbmRh
+cnktdGl0bGU+YXJYaXYgcHJlcHJpbnQgYXJYaXY6MjUwNi4wNDA1MDwvc2Vjb25kYXJ5LXRpdGxl
+PjwvdGl0bGVzPjxwZXJpb2RpY2FsPjxmdWxsLXRpdGxlPmFyWGl2IHByZXByaW50IGFyWGl2OjI1
+MDYuMDQwNTA8L2Z1bGwtdGl0bGU+PC9wZXJpb2RpY2FsPjxkYXRlcz48eWVhcj4yMDI1PC95ZWFy
+PjwvZGF0ZXM+PHVybHM+PC91cmxzPjxlbGVjdHJvbmljLXJlc291cmNlLW51bT4xMC40ODU1MC9h
+clhpdi4yNTA2LjA0MDUwPC9lbGVjdHJvbmljLXJlc291cmNlLW51bT48L3JlY29yZD48L0NpdGU+
+PENpdGU+PEF1dGhvcj5Qcnp5c3RhbHNraTwvQXV0aG9yPjxZZWFyPjIwMjU8L1llYXI+PFJlY051
+bT4xNjwvUmVjTnVtPjxyZWNvcmQ+PHJlYy1udW1iZXI+MTY8L3JlYy1udW1iZXI+PGZvcmVpZ24t
+a2V5cz48a2V5IGFwcD0iRU4iIGRiLWlkPSJwOXZ6Mnpmc2w1MHoyOWV3OXdlNXN2d2Q5c3Z3MjJ0
+ZnhzdmQiIHRpbWVzdGFtcD0iMTc3NDI0NDg1MCI+MTY8L2tleT48L2ZvcmVpZ24ta2V5cz48cmVm
+LXR5cGUgbmFtZT0iSm91cm5hbCBBcnRpY2xlIj4xNzwvcmVmLXR5cGU+PGNvbnRyaWJ1dG9ycz48
+YXV0aG9ycz48YXV0aG9yPlByenlzdGFsc2tpLCBLYXJvbDwvYXV0aG9yPjxhdXRob3I+PHN0eWxl
+IGZhY2U9Im5vcm1hbCIgZm9udD0iZGVmYXVsdCIgc2l6ZT0iMTAwJSI+QXJnYXNpPC9zdHlsZT48
+c3R5bGUgZmFjZT0ibm9ybWFsIiBmb250PSJkZWZhdWx0IiBjaGFyc2V0PSIyMzgiIHNpemU9IjEw
+MCUiPsWEc2tpLCBKYW4gSzwvc3R5bGU+PC9hdXRob3I+PGF1dGhvcj48c3R5bGUgZmFjZT0ibm9y
+bWFsIiBmb250PSJkZWZhdWx0IiBjaGFyc2V0PSIyMzgiIHNpemU9IjEwMCUiPkdyYWJza2EtR3Jh
+ZHppxYRza2EsIEl3b25hPC9zdHlsZT48L2F1dGhvcj48YXV0aG9yPjxzdHlsZSBmYWNlPSJub3Jt
+YWwiIGZvbnQ9ImRlZmF1bHQiIGNoYXJzZXQ9IjIzOCIgc2l6ZT0iMTAwJSI+T2NoYWIsIEplcmVt
+aTwvc3R5bGU+PC9hdXRob3I+PC9hdXRob3JzPjwvY29udHJpYnV0b3JzPjx0aXRsZXM+PHRpdGxl
+PlN0eWxvbWV0cnkgcmVjb2duaXplcyBodW1hbiBhbmQgTExNLWdlbmVyYXRlZCB0ZXh0cyBpbiBz
+aG9ydCBzYW1wbGVzPC90aXRsZT48c2Vjb25kYXJ5LXRpdGxlPkV4cGVydCBTeXN0ZW1zIHdpdGgg
+QXBwbGljYXRpb25zPC9zZWNvbmRhcnktdGl0bGU+PC90aXRsZXM+PHBlcmlvZGljYWw+PGZ1bGwt
+dGl0bGU+RXhwZXJ0IFN5c3RlbXMgd2l0aCBBcHBsaWNhdGlvbnM8L2Z1bGwtdGl0bGU+PC9wZXJp
+b2RpY2FsPjxwYWdlcz4xMjkwMDE8L3BhZ2VzPjxkYXRlcz48eWVhcj4yMDI1PC95ZWFyPjwvZGF0
+ZXM+PGlzYm4+MDk1Ny00MTc0PC9pc2JuPjx1cmxzPjwvdXJscz48ZWxlY3Ryb25pYy1yZXNvdXJj
+ZS1udW0+MTAuNDg1NTAvYXJYaXYuMjUwNy4wMDgzODwvZWxlY3Ryb25pYy1yZXNvdXJjZS1udW0+
 PC9yZWNvcmQ+PC9DaXRlPjwvRW5kTm90ZT5=
 </w:fldData>
         </w:fldChar>
       </w:r>
       <w:r>
         <w:rPr>
-          <w:sz w:val="24"/>
-          <w:szCs w:val="24"/>
+          <w:rStyle w:val="Emphasis"/>
+          <w:b/>
+          <w:bCs/>
         </w:rPr>
         <w:instrText xml:space="preserve"> ADDIN EN.CITE.DATA </w:instrText>
       </w:r>
       <w:r>
         <w:rPr>
-          <w:sz w:val="24"/>
-          <w:szCs w:val="24"/>
-        </w:rPr>
-      </w:r>
-      <w:r>
-        <w:rPr>
-          <w:sz w:val="24"/>
-          <w:szCs w:val="24"/>
+          <w:rStyle w:val="Emphasis"/>
+          <w:b/>
+          <w:bCs/>
+        </w:rPr>
+      </w:r>
+      <w:r>
+        <w:rPr>
+          <w:rStyle w:val="Emphasis"/>
+          <w:b/>
+          <w:bCs/>
         </w:rPr>
         <w:fldChar w:fldCharType="end"/>
       </w:r>
       <w:r>
         <w:rPr>
-          <w:sz w:val="24"/>
-          <w:szCs w:val="24"/>
-        </w:rPr>
-      </w:r>
-      <w:r>
-        <w:rPr>
-          <w:sz w:val="24"/>
-          <w:szCs w:val="24"/>
+          <w:rStyle w:val="Emphasis"/>
+          <w:b/>
+          <w:bCs/>
         </w:rPr>
         <w:fldChar w:fldCharType="separate"/>
       </w:r>
       <w:r>
         <w:rPr>
-          <w:noProof/>
-          <w:sz w:val="24"/>
-          <w:szCs w:val="24"/>
+          <w:rStyle w:val="Emphasis"/>
+          <w:b/>
+          <w:bCs/>
         </w:rPr>
         <w:t>(Mohammadi et al., 2025; Przystalski et al., 2025)</w:t>
       </w:r>
       <w:r>
         <w:rPr>
-          <w:sz w:val="24"/>
-          <w:szCs w:val="24"/>
+          <w:rStyle w:val="Emphasis"/>
+          <w:b/>
+          <w:bCs/>
         </w:rPr>
         <w:fldChar w:fldCharType="end"/>
       </w:r>
@@ -5796,16 +6441,6 @@
         </w:rPr>
         <w:t>.</w:t>
       </w:r>
-    </w:p>
-    <w:p>
-      <w:pPr>
-        <w:pStyle w:val="Compact"/>
-        <w:ind w:left="720"/>
-        <w:rPr>
-          <w:sz w:val="24"/>
-          <w:szCs w:val="24"/>
-        </w:rPr>
-      </w:pPr>
     </w:p>
     <w:p>
       <w:pPr>
@@ -5818,10 +6453,9 @@
       </w:pPr>
       <w:bookmarkStart w:id="19" w:name="_Toc225182193"/>
       <w:bookmarkStart w:id="20" w:name="research-questions"/>
-      <w:bookmarkStart w:id="21" w:name="_Toc225285693"/>
+      <w:bookmarkStart w:id="21" w:name="_Toc225706205"/>
       <w:bookmarkEnd w:id="17"/>
       <w:r>
-        <w:lastRenderedPageBreak/>
         <w:t>5</w:t>
       </w:r>
       <w:r>
@@ -5838,116 +6472,193 @@
           <w:szCs w:val="24"/>
         </w:rPr>
       </w:pPr>
-      <w:r>
-        <w:rPr>
-          <w:sz w:val="24"/>
-          <w:szCs w:val="24"/>
-        </w:rPr>
-        <w:t>To guide the review, the following research questions have been formulated:</w:t>
+      <w:bookmarkStart w:id="22" w:name="_Toc225182194"/>
+      <w:bookmarkStart w:id="23" w:name="scope"/>
+      <w:bookmarkEnd w:id="20"/>
+      <w:r>
+        <w:rPr>
+          <w:sz w:val="24"/>
+          <w:szCs w:val="24"/>
+        </w:rPr>
+        <w:t xml:space="preserve">To guide the </w:t>
+      </w:r>
+      <w:r>
+        <w:rPr>
+          <w:sz w:val="24"/>
+          <w:szCs w:val="24"/>
+        </w:rPr>
+        <w:t>research</w:t>
+      </w:r>
+      <w:r>
+        <w:rPr>
+          <w:sz w:val="24"/>
+          <w:szCs w:val="24"/>
+        </w:rPr>
+        <w:t>, the following research questions have been formulated in direct alignment with the stated objectives:</w:t>
       </w:r>
     </w:p>
     <w:p>
       <w:pPr>
-        <w:pStyle w:val="Compact"/>
-        <w:ind w:left="240"/>
-        <w:rPr>
-          <w:sz w:val="24"/>
-          <w:szCs w:val="24"/>
-        </w:rPr>
-      </w:pPr>
-      <w:r>
-        <w:rPr>
-          <w:b/>
-          <w:bCs/>
-          <w:sz w:val="24"/>
-          <w:szCs w:val="24"/>
-        </w:rPr>
-        <w:t>RQ1</w:t>
-      </w:r>
-      <w:r>
-        <w:rPr>
-          <w:sz w:val="24"/>
-          <w:szCs w:val="24"/>
-        </w:rPr>
-        <w:t>: How do traditional machine learning models compare with transformer-based architectures in terms of detection accuracy and inherent interpretability?</w:t>
+        <w:pStyle w:val="ListParagraph"/>
+        <w:numPr>
+          <w:ilvl w:val="0"/>
+          <w:numId w:val="36"/>
+        </w:numPr>
+        <w:rPr>
+          <w:sz w:val="24"/>
+          <w:szCs w:val="24"/>
+        </w:rPr>
+      </w:pPr>
+      <w:r>
+        <w:rPr>
+          <w:b/>
+          <w:bCs/>
+          <w:sz w:val="24"/>
+          <w:szCs w:val="24"/>
+        </w:rPr>
+        <w:t>RQ1:</w:t>
+      </w:r>
+      <w:r>
+        <w:rPr>
+          <w:sz w:val="24"/>
+          <w:szCs w:val="24"/>
+        </w:rPr>
+        <w:t xml:space="preserve"> How </w:t>
+      </w:r>
+      <w:proofErr w:type="gramStart"/>
+      <w:r>
+        <w:rPr>
+          <w:sz w:val="24"/>
+          <w:szCs w:val="24"/>
+        </w:rPr>
+        <w:t>do</w:t>
+      </w:r>
+      <w:proofErr w:type="gramEnd"/>
+      <w:r>
+        <w:rPr>
+          <w:sz w:val="24"/>
+          <w:szCs w:val="24"/>
+        </w:rPr>
+        <w:t xml:space="preserve"> traditional machine learning, deep learning, and stylometric approaches compare in terms of detection accuracy and interpretability, and what are the key trade-offs among these paradigms? </w:t>
       </w:r>
     </w:p>
     <w:p>
       <w:pPr>
-        <w:pStyle w:val="Compact"/>
-        <w:ind w:left="240"/>
-        <w:rPr>
-          <w:sz w:val="24"/>
-          <w:szCs w:val="24"/>
-        </w:rPr>
-      </w:pPr>
-      <w:r>
-        <w:rPr>
-          <w:b/>
-          <w:bCs/>
-          <w:sz w:val="24"/>
-          <w:szCs w:val="24"/>
-        </w:rPr>
-        <w:t>RQ2</w:t>
-      </w:r>
-      <w:r>
-        <w:rPr>
-          <w:sz w:val="24"/>
-          <w:szCs w:val="24"/>
-        </w:rPr>
-        <w:t>: To what extent do post-hoc explainability techniques (LIME, SHAP) accurately reflect the linguistic “fingerprints” left by different LLMs?</w:t>
+        <w:pStyle w:val="ListParagraph"/>
+        <w:numPr>
+          <w:ilvl w:val="0"/>
+          <w:numId w:val="36"/>
+        </w:numPr>
+        <w:rPr>
+          <w:sz w:val="24"/>
+          <w:szCs w:val="24"/>
+        </w:rPr>
+      </w:pPr>
+      <w:r>
+        <w:rPr>
+          <w:b/>
+          <w:bCs/>
+          <w:sz w:val="24"/>
+          <w:szCs w:val="24"/>
+        </w:rPr>
+        <w:t>RQ2:</w:t>
+      </w:r>
+      <w:r>
+        <w:rPr>
+          <w:sz w:val="24"/>
+          <w:szCs w:val="24"/>
+        </w:rPr>
+        <w:t xml:space="preserve"> To what extent do post-hoc explainability techniques — specifically </w:t>
+      </w:r>
+      <w:r>
+        <w:rPr>
+          <w:b/>
+          <w:bCs/>
+          <w:sz w:val="24"/>
+          <w:szCs w:val="24"/>
+        </w:rPr>
+        <w:t>LIME</w:t>
+      </w:r>
+      <w:r>
+        <w:rPr>
+          <w:sz w:val="24"/>
+          <w:szCs w:val="24"/>
+        </w:rPr>
+        <w:t xml:space="preserve"> and </w:t>
+      </w:r>
+      <w:r>
+        <w:rPr>
+          <w:b/>
+          <w:bCs/>
+          <w:sz w:val="24"/>
+          <w:szCs w:val="24"/>
+        </w:rPr>
+        <w:t>SHAP</w:t>
+      </w:r>
+      <w:r>
+        <w:rPr>
+          <w:sz w:val="24"/>
+          <w:szCs w:val="24"/>
+        </w:rPr>
+        <w:t xml:space="preserve"> — effectively identify and communicate the discriminative linguistic features that distinguish LLM-generated text from human-written text? </w:t>
       </w:r>
     </w:p>
     <w:p>
       <w:pPr>
-        <w:pStyle w:val="Compact"/>
-        <w:ind w:left="240"/>
-        <w:rPr>
-          <w:sz w:val="24"/>
-          <w:szCs w:val="24"/>
-        </w:rPr>
-      </w:pPr>
-      <w:r>
-        <w:rPr>
-          <w:b/>
-          <w:bCs/>
-          <w:sz w:val="24"/>
-          <w:szCs w:val="24"/>
-        </w:rPr>
-        <w:t>RQ3</w:t>
-      </w:r>
-      <w:r>
-        <w:rPr>
-          <w:sz w:val="24"/>
-          <w:szCs w:val="24"/>
-        </w:rPr>
-        <w:t>: Which stylistic and structural features are consistently identified by XAI tools as the strongest indicators of AI-generated text across diverse datasets?</w:t>
+        <w:pStyle w:val="ListParagraph"/>
+        <w:numPr>
+          <w:ilvl w:val="0"/>
+          <w:numId w:val="36"/>
+        </w:numPr>
+        <w:rPr>
+          <w:sz w:val="24"/>
+          <w:szCs w:val="24"/>
+        </w:rPr>
+      </w:pPr>
+      <w:r>
+        <w:rPr>
+          <w:b/>
+          <w:bCs/>
+          <w:sz w:val="24"/>
+          <w:szCs w:val="24"/>
+        </w:rPr>
+        <w:t>RQ3:</w:t>
+      </w:r>
+      <w:r>
+        <w:rPr>
+          <w:sz w:val="24"/>
+          <w:szCs w:val="24"/>
+        </w:rPr>
+        <w:t xml:space="preserve"> What does the existing literature reveal about the generalizability of explainable detection models across different LLMs and text domains, and which contextual factors most influence detection performance? </w:t>
       </w:r>
     </w:p>
     <w:p>
       <w:pPr>
-        <w:pStyle w:val="Compact"/>
-        <w:ind w:left="240"/>
-        <w:rPr>
-          <w:sz w:val="24"/>
-          <w:szCs w:val="24"/>
-        </w:rPr>
-      </w:pPr>
-      <w:r>
-        <w:rPr>
-          <w:b/>
-          <w:bCs/>
-          <w:sz w:val="24"/>
-          <w:szCs w:val="24"/>
-        </w:rPr>
-        <w:t>RQ4</w:t>
-      </w:r>
-      <w:r>
-        <w:rPr>
-          <w:sz w:val="24"/>
-          <w:szCs w:val="24"/>
-        </w:rPr>
-        <w:t>: How effective are explainable detection frameworks in identifying sources of text (attribution) vs. simple binary classification (human vs. AI)?</w:t>
+        <w:pStyle w:val="ListParagraph"/>
+        <w:numPr>
+          <w:ilvl w:val="0"/>
+          <w:numId w:val="36"/>
+        </w:numPr>
+        <w:rPr>
+          <w:sz w:val="24"/>
+          <w:szCs w:val="24"/>
+        </w:rPr>
+      </w:pPr>
+      <w:r>
+        <w:rPr>
+          <w:b/>
+          <w:bCs/>
+          <w:sz w:val="24"/>
+          <w:szCs w:val="24"/>
+        </w:rPr>
+        <w:t>RQ4:</w:t>
+      </w:r>
+      <w:r>
+        <w:rPr>
+          <w:sz w:val="24"/>
+          <w:szCs w:val="24"/>
+        </w:rPr>
+        <w:t xml:space="preserve"> What are the most consistently reported limitations of current explainable detection frameworks, and which areas — such as adversarial robustness, short-sample detection, and evaluation standardization — remain underexplored in the literature? </w:t>
       </w:r>
     </w:p>
     <w:p>
@@ -5959,10 +6670,7 @@
         </w:numPr>
         <w:ind w:left="432" w:hanging="432"/>
       </w:pPr>
-      <w:bookmarkStart w:id="22" w:name="_Toc225182194"/>
-      <w:bookmarkStart w:id="23" w:name="scope"/>
-      <w:bookmarkStart w:id="24" w:name="_Toc225285694"/>
-      <w:bookmarkEnd w:id="20"/>
+      <w:bookmarkStart w:id="24" w:name="_Toc225706206"/>
       <w:r>
         <w:t>6</w:t>
       </w:r>
@@ -5980,120 +6688,197 @@
           <w:szCs w:val="24"/>
         </w:rPr>
       </w:pPr>
-      <w:r>
-        <w:rPr>
-          <w:sz w:val="24"/>
-          <w:szCs w:val="24"/>
-        </w:rPr>
-        <w:t>The proposed review will focus on scholarly articles published between 2023 and 2026, capturing the most recent advancements in LLM technology and detection strategies. The scope includes:</w:t>
+      <w:bookmarkStart w:id="25" w:name="_Toc225182195"/>
+      <w:bookmarkStart w:id="26" w:name="methodology-for-the-review"/>
+      <w:bookmarkEnd w:id="23"/>
+      <w:r>
+        <w:rPr>
+          <w:sz w:val="24"/>
+          <w:szCs w:val="24"/>
+        </w:rPr>
+        <w:t xml:space="preserve">The proposed </w:t>
+      </w:r>
+      <w:r>
+        <w:rPr>
+          <w:sz w:val="24"/>
+          <w:szCs w:val="24"/>
+        </w:rPr>
+        <w:t>research</w:t>
+      </w:r>
+      <w:r>
+        <w:rPr>
+          <w:sz w:val="24"/>
+          <w:szCs w:val="24"/>
+        </w:rPr>
+        <w:t xml:space="preserve"> will focus on scholarly articles published between </w:t>
+      </w:r>
+      <w:r>
+        <w:rPr>
+          <w:b/>
+          <w:bCs/>
+          <w:sz w:val="24"/>
+          <w:szCs w:val="24"/>
+        </w:rPr>
+        <w:t>2023</w:t>
+      </w:r>
+      <w:r>
+        <w:rPr>
+          <w:sz w:val="24"/>
+          <w:szCs w:val="24"/>
+        </w:rPr>
+        <w:t xml:space="preserve"> and </w:t>
+      </w:r>
+      <w:r>
+        <w:rPr>
+          <w:b/>
+          <w:bCs/>
+          <w:sz w:val="24"/>
+          <w:szCs w:val="24"/>
+        </w:rPr>
+        <w:t>2026</w:t>
+      </w:r>
+      <w:r>
+        <w:rPr>
+          <w:sz w:val="24"/>
+          <w:szCs w:val="24"/>
+        </w:rPr>
+        <w:t>, capturing the most recent advancements in LLM technology and explainable detection strategies. This timeframe was selected to reflect the rapid evolution of both generative AI capabilities and corresponding detection research following the widespread adoption of ChatGPT and similar systems.</w:t>
       </w:r>
     </w:p>
     <w:p>
       <w:pPr>
-        <w:pStyle w:val="Compact"/>
-        <w:ind w:left="240"/>
-        <w:rPr>
-          <w:sz w:val="24"/>
-          <w:szCs w:val="24"/>
-        </w:rPr>
-      </w:pPr>
-      <w:r>
-        <w:rPr>
-          <w:b/>
-          <w:bCs/>
-          <w:sz w:val="24"/>
-          <w:szCs w:val="24"/>
-        </w:rPr>
-        <w:t>Models</w:t>
-      </w:r>
-      <w:r>
-        <w:rPr>
-          <w:sz w:val="24"/>
-          <w:szCs w:val="24"/>
-        </w:rPr>
-        <w:t>: LLMs such as GPT series, Llama, Claude, Google Gemini (Bard), and specialized models for research or medical text.</w:t>
+        <w:pStyle w:val="FirstParagraph"/>
+        <w:rPr>
+          <w:sz w:val="24"/>
+          <w:szCs w:val="24"/>
+        </w:rPr>
+      </w:pPr>
+      <w:r>
+        <w:rPr>
+          <w:sz w:val="24"/>
+          <w:szCs w:val="24"/>
+        </w:rPr>
+        <w:t>The scope includes:</w:t>
       </w:r>
     </w:p>
     <w:p>
       <w:pPr>
-        <w:pStyle w:val="Compact"/>
-        <w:ind w:left="240"/>
-        <w:rPr>
-          <w:sz w:val="24"/>
-          <w:szCs w:val="24"/>
-        </w:rPr>
-      </w:pPr>
-      <w:r>
-        <w:rPr>
-          <w:b/>
-          <w:bCs/>
-          <w:sz w:val="24"/>
-          <w:szCs w:val="24"/>
-        </w:rPr>
-        <w:t>Techniques</w:t>
-      </w:r>
-      <w:r>
-        <w:rPr>
-          <w:sz w:val="24"/>
-          <w:szCs w:val="24"/>
-        </w:rPr>
-        <w:t>: Fine-tuned transformers, ensemble models, stylistic feature extraction, and fingerprinting methods.</w:t>
+        <w:pStyle w:val="ListParagraph"/>
+        <w:numPr>
+          <w:ilvl w:val="0"/>
+          <w:numId w:val="34"/>
+        </w:numPr>
+        <w:rPr>
+          <w:sz w:val="24"/>
+          <w:szCs w:val="24"/>
+        </w:rPr>
+      </w:pPr>
+      <w:r>
+        <w:rPr>
+          <w:b/>
+          <w:bCs/>
+          <w:sz w:val="24"/>
+          <w:szCs w:val="24"/>
+        </w:rPr>
+        <w:t>Models:</w:t>
+      </w:r>
+      <w:r>
+        <w:rPr>
+          <w:sz w:val="24"/>
+          <w:szCs w:val="24"/>
+        </w:rPr>
+        <w:t xml:space="preserve"> LLMs such as the GPT series, Llama, Claude, Google Gemini, and specialized models used in research or medical text generation.</w:t>
       </w:r>
     </w:p>
     <w:p>
       <w:pPr>
-        <w:pStyle w:val="Compact"/>
-        <w:ind w:left="240"/>
-        <w:rPr>
-          <w:sz w:val="24"/>
-          <w:szCs w:val="24"/>
-        </w:rPr>
-      </w:pPr>
-      <w:r>
-        <w:rPr>
-          <w:b/>
-          <w:bCs/>
-          <w:sz w:val="24"/>
-          <w:szCs w:val="24"/>
-        </w:rPr>
-        <w:t>Explainability</w:t>
-      </w:r>
-      <w:r>
-        <w:rPr>
-          <w:sz w:val="24"/>
-          <w:szCs w:val="24"/>
-        </w:rPr>
-        <w:t>: Local and global interpretability methods (LIME, SHAP), attention mechanism visualization, and feature attribution.</w:t>
+        <w:pStyle w:val="ListParagraph"/>
+        <w:numPr>
+          <w:ilvl w:val="0"/>
+          <w:numId w:val="34"/>
+        </w:numPr>
+        <w:rPr>
+          <w:sz w:val="24"/>
+          <w:szCs w:val="24"/>
+        </w:rPr>
+      </w:pPr>
+      <w:r>
+        <w:rPr>
+          <w:b/>
+          <w:bCs/>
+          <w:sz w:val="24"/>
+          <w:szCs w:val="24"/>
+        </w:rPr>
+        <w:t>Techniques:</w:t>
+      </w:r>
+      <w:r>
+        <w:rPr>
+          <w:sz w:val="24"/>
+          <w:szCs w:val="24"/>
+        </w:rPr>
+        <w:t xml:space="preserve"> Fine-tuned transformers, ensemble models, stylistic feature extraction, and linguistic fingerprinting methods.</w:t>
       </w:r>
     </w:p>
     <w:p>
       <w:pPr>
-        <w:pStyle w:val="Compact"/>
-        <w:ind w:left="240"/>
-        <w:rPr>
-          <w:sz w:val="24"/>
-          <w:szCs w:val="24"/>
-        </w:rPr>
-      </w:pPr>
-      <w:r>
-        <w:rPr>
-          <w:b/>
-          <w:bCs/>
-          <w:sz w:val="24"/>
-          <w:szCs w:val="24"/>
-        </w:rPr>
-        <w:t>Domains</w:t>
-      </w:r>
-      <w:r>
-        <w:rPr>
-          <w:sz w:val="24"/>
-          <w:szCs w:val="24"/>
-        </w:rPr>
-        <w:t>: Academic writing, online reviews, medical information, and general-purpose corpora like HC3 or M4.</w:t>
+        <w:pStyle w:val="ListParagraph"/>
+        <w:numPr>
+          <w:ilvl w:val="0"/>
+          <w:numId w:val="34"/>
+        </w:numPr>
+        <w:rPr>
+          <w:sz w:val="24"/>
+          <w:szCs w:val="24"/>
+        </w:rPr>
+      </w:pPr>
+      <w:r>
+        <w:rPr>
+          <w:b/>
+          <w:bCs/>
+          <w:sz w:val="24"/>
+          <w:szCs w:val="24"/>
+        </w:rPr>
+        <w:t>Explainability:</w:t>
+      </w:r>
+      <w:r>
+        <w:rPr>
+          <w:sz w:val="24"/>
+          <w:szCs w:val="24"/>
+        </w:rPr>
+        <w:t xml:space="preserve"> Local and global interpretability methods (LIME, SHAP), attention mechanism visualization, and feature attribution approaches.</w:t>
       </w:r>
     </w:p>
     <w:p>
       <w:pPr>
+        <w:pStyle w:val="ListParagraph"/>
+        <w:numPr>
+          <w:ilvl w:val="0"/>
+          <w:numId w:val="34"/>
+        </w:numPr>
+        <w:rPr>
+          <w:sz w:val="24"/>
+          <w:szCs w:val="24"/>
+        </w:rPr>
+      </w:pPr>
+      <w:r>
+        <w:rPr>
+          <w:b/>
+          <w:bCs/>
+          <w:sz w:val="24"/>
+          <w:szCs w:val="24"/>
+        </w:rPr>
+        <w:t>Domains:</w:t>
+      </w:r>
+      <w:r>
+        <w:rPr>
+          <w:sz w:val="24"/>
+          <w:szCs w:val="24"/>
+        </w:rPr>
+        <w:t xml:space="preserve"> Academic writing, online reviews, medical information, and general-purpose corpora such as HC3 and M4.</w:t>
+      </w:r>
+    </w:p>
+    <w:p>
+      <w:pPr>
         <w:pStyle w:val="FirstParagraph"/>
         <w:rPr>
           <w:sz w:val="24"/>
@@ -6105,41 +6890,85 @@
           <w:sz w:val="24"/>
           <w:szCs w:val="24"/>
         </w:rPr>
-        <w:t xml:space="preserve">The review will exclude non-textual AI generation (e.g., image or video detection) and will primarily focus on English-language texts, though multilingual studies will be included if they offer unique explainability insights </w:t>
-      </w:r>
-      <w:r>
-        <w:rPr>
-          <w:sz w:val="24"/>
-          <w:szCs w:val="24"/>
+        <w:lastRenderedPageBreak/>
+        <w:t xml:space="preserve">The </w:t>
+      </w:r>
+      <w:r>
+        <w:rPr>
+          <w:sz w:val="24"/>
+          <w:szCs w:val="24"/>
+        </w:rPr>
+        <w:t>research</w:t>
+      </w:r>
+      <w:r>
+        <w:rPr>
+          <w:sz w:val="24"/>
+          <w:szCs w:val="24"/>
+        </w:rPr>
+        <w:t xml:space="preserve"> will exclude non-textual AI generation tasks such as image or video detection, as these involve fundamentally different generative mechanisms and evaluation frameworks. The primary focus will be on English-language texts, as the majority of established benchmark datasets — including HC3, M4, and HULLMI — are English-centric, which reflects the current state of the literature rather than a deliberate linguistic exclusion. Multilingual studies will be included where they offer unique or transferable explainability insights</w:t>
+      </w:r>
+      <w:r>
+        <w:rPr>
+          <w:sz w:val="24"/>
+          <w:szCs w:val="24"/>
+        </w:rPr>
+        <w:t xml:space="preserve"> </w:t>
+      </w:r>
+      <w:r>
+        <w:rPr>
+          <w:rStyle w:val="Emphasis"/>
+          <w:b/>
+          <w:bCs/>
         </w:rPr>
         <w:fldChar w:fldCharType="begin"/>
       </w:r>
       <w:r>
         <w:rPr>
-          <w:sz w:val="24"/>
-          <w:szCs w:val="24"/>
+          <w:rStyle w:val="Emphasis"/>
+          <w:b/>
+          <w:bCs/>
         </w:rPr>
         <w:instrText xml:space="preserve"> ADDIN EN.CITE &lt;EndNote&gt;&lt;Cite&gt;&lt;Author&gt;Adilazuarda&lt;/Author&gt;&lt;Year&gt;2023&lt;/Year&gt;&lt;RecNum&gt;10&lt;/RecNum&gt;&lt;DisplayText&gt;(Adilazuarda et al., 2023)&lt;/DisplayText&gt;&lt;record&gt;&lt;rec-number&gt;10&lt;/rec-number&gt;&lt;foreign-keys&gt;&lt;key app="EN" db-id="p9vz2zfsl50z29ew9we5svwd9svw22tfxsvd" timestamp="1774242459"&gt;10&lt;/key&gt;&lt;/foreign-keys&gt;&lt;ref-type name="Journal Article"&gt;17&lt;/ref-type&gt;&lt;contributors&gt;&lt;authors&gt;&lt;author&gt;Adilazuarda, Farid&lt;/author&gt;&lt;author&gt;Arkoulis, Nikolaos Nektarios&lt;/author&gt;&lt;author&gt;Chumakov, Oleksii&lt;/author&gt;&lt;/authors&gt;&lt;/contributors&gt;&lt;titles&gt;&lt;title&gt;Beyond Turing: A comparative analysis of approaches for detecting machine-generated text&lt;/title&gt;&lt;secondary-title&gt;ArXiv&lt;/secondary-title&gt;&lt;/titles&gt;&lt;periodical&gt;&lt;full-title&gt;ArXiv&lt;/full-title&gt;&lt;/periodical&gt;&lt;volume&gt;abs/2311.12373&lt;/volume&gt;&lt;dates&gt;&lt;year&gt;2023&lt;/year&gt;&lt;/dates&gt;&lt;urls&gt;&lt;/urls&gt;&lt;electronic-resource-num&gt;10.48550/arXiv.2311.12373&lt;/electronic-resource-num&gt;&lt;/record&gt;&lt;/Cite&gt;&lt;/EndNote&gt;</w:instrText>
       </w:r>
       <w:r>
         <w:rPr>
-          <w:sz w:val="24"/>
-          <w:szCs w:val="24"/>
+          <w:rStyle w:val="Emphasis"/>
+          <w:b/>
+          <w:bCs/>
         </w:rPr>
         <w:fldChar w:fldCharType="separate"/>
       </w:r>
       <w:r>
         <w:rPr>
-          <w:noProof/>
-          <w:sz w:val="24"/>
-          <w:szCs w:val="24"/>
-        </w:rPr>
-        <w:t>(Adilazuarda et al., 2023)</w:t>
-      </w:r>
-      <w:r>
-        <w:rPr>
-          <w:sz w:val="24"/>
-          <w:szCs w:val="24"/>
+          <w:rStyle w:val="Emphasis"/>
+          <w:b/>
+          <w:bCs/>
+        </w:rPr>
+        <w:t>(</w:t>
+      </w:r>
+      <w:proofErr w:type="spellStart"/>
+      <w:r>
+        <w:rPr>
+          <w:rStyle w:val="Emphasis"/>
+          <w:b/>
+          <w:bCs/>
+        </w:rPr>
+        <w:t>Adilazuarda</w:t>
+      </w:r>
+      <w:proofErr w:type="spellEnd"/>
+      <w:r>
+        <w:rPr>
+          <w:rStyle w:val="Emphasis"/>
+          <w:b/>
+          <w:bCs/>
+        </w:rPr>
+        <w:t xml:space="preserve"> et al., 2023)</w:t>
+      </w:r>
+      <w:r>
+        <w:rPr>
+          <w:rStyle w:val="Emphasis"/>
+          <w:b/>
+          <w:bCs/>
         </w:rPr>
         <w:fldChar w:fldCharType="end"/>
       </w:r>
@@ -6160,10 +6989,7 @@
         </w:numPr>
         <w:ind w:left="432" w:hanging="432"/>
       </w:pPr>
-      <w:bookmarkStart w:id="25" w:name="_Toc225182195"/>
-      <w:bookmarkStart w:id="26" w:name="methodology-for-the-review"/>
-      <w:bookmarkStart w:id="27" w:name="_Toc225285695"/>
-      <w:bookmarkEnd w:id="23"/>
+      <w:bookmarkStart w:id="27" w:name="_Toc225706207"/>
       <w:r>
         <w:t>7</w:t>
       </w:r>
@@ -6181,20 +7007,83 @@
           <w:szCs w:val="24"/>
         </w:rPr>
       </w:pPr>
-      <w:r>
-        <w:rPr>
-          <w:sz w:val="24"/>
-          <w:szCs w:val="24"/>
-        </w:rPr>
-        <w:t>The review will follow a systematic literature review (SLR) methodology to ensure transparency and reproducibility:</w:t>
+      <w:bookmarkStart w:id="28" w:name="_Toc225182196"/>
+      <w:bookmarkStart w:id="29" w:name="significance"/>
+      <w:bookmarkEnd w:id="26"/>
+      <w:r>
+        <w:rPr>
+          <w:sz w:val="24"/>
+          <w:szCs w:val="24"/>
+        </w:rPr>
+        <w:t xml:space="preserve">The </w:t>
+      </w:r>
+      <w:r>
+        <w:rPr>
+          <w:sz w:val="24"/>
+          <w:szCs w:val="24"/>
+        </w:rPr>
+        <w:t>research</w:t>
+      </w:r>
+      <w:r>
+        <w:rPr>
+          <w:sz w:val="24"/>
+          <w:szCs w:val="24"/>
+        </w:rPr>
+        <w:t xml:space="preserve"> will follow a </w:t>
+      </w:r>
+      <w:r>
+        <w:rPr>
+          <w:b/>
+          <w:bCs/>
+          <w:sz w:val="24"/>
+          <w:szCs w:val="24"/>
+        </w:rPr>
+        <w:t>Systematic Literature Review (SLR)</w:t>
+      </w:r>
+      <w:r>
+        <w:rPr>
+          <w:sz w:val="24"/>
+          <w:szCs w:val="24"/>
+        </w:rPr>
+        <w:t xml:space="preserve"> methodology guided by the </w:t>
+      </w:r>
+      <w:r>
+        <w:rPr>
+          <w:b/>
+          <w:bCs/>
+          <w:sz w:val="24"/>
+          <w:szCs w:val="24"/>
+        </w:rPr>
+        <w:t>PRISMA (Preferred Reporting Items for Systematic Reviews and Meta-Analyses)</w:t>
+      </w:r>
+      <w:r>
+        <w:rPr>
+          <w:sz w:val="24"/>
+          <w:szCs w:val="24"/>
+        </w:rPr>
+        <w:t xml:space="preserve"> framework, ensuring transparency, reproducibility, and methodological rigor throughout the </w:t>
+      </w:r>
+      <w:r>
+        <w:rPr>
+          <w:sz w:val="24"/>
+          <w:szCs w:val="24"/>
+        </w:rPr>
+        <w:t>research</w:t>
+      </w:r>
+      <w:r>
+        <w:rPr>
+          <w:sz w:val="24"/>
+          <w:szCs w:val="24"/>
+        </w:rPr>
+        <w:t xml:space="preserve"> process.</w:t>
       </w:r>
     </w:p>
     <w:p>
       <w:pPr>
-        <w:pStyle w:val="Compact"/>
+        <w:pStyle w:val="ListParagraph"/>
         <w:numPr>
           <w:ilvl w:val="0"/>
-          <w:numId w:val="4"/>
+          <w:numId w:val="37"/>
         </w:numPr>
         <w:rPr>
           <w:sz w:val="24"/>
@@ -6208,14 +7097,14 @@
           <w:sz w:val="24"/>
           <w:szCs w:val="24"/>
         </w:rPr>
-        <w:t>Search Strategy</w:t>
-      </w:r>
-      <w:r>
-        <w:rPr>
-          <w:sz w:val="24"/>
-          <w:szCs w:val="24"/>
-        </w:rPr>
-        <w:t xml:space="preserve">: Electronic databases including Google Scholar, </w:t>
+        <w:t>Search Strategy:</w:t>
+      </w:r>
+      <w:r>
+        <w:rPr>
+          <w:sz w:val="24"/>
+          <w:szCs w:val="24"/>
+        </w:rPr>
+        <w:t xml:space="preserve"> Electronic databases including Google Scholar, </w:t>
       </w:r>
       <w:proofErr w:type="spellStart"/>
       <w:r>
@@ -6247,15 +7136,47 @@
           <w:sz w:val="24"/>
           <w:szCs w:val="24"/>
         </w:rPr>
-        <w:t>, and IEEE Xplore will be searched using keywords such as “LLM text detection,” “Explainable AI,” “LIME/SHAP for text,” and “human vs AI classification.”</w:t>
+        <w:t xml:space="preserve">, and IEEE Xplore will be searched using keywords such as </w:t>
+      </w:r>
+      <w:r>
+        <w:rPr>
+          <w:i/>
+          <w:iCs/>
+          <w:sz w:val="24"/>
+          <w:szCs w:val="24"/>
+        </w:rPr>
+        <w:t>"LLM text detection," "Explainable AI," "LIME/SHAP for text classification,"</w:t>
+      </w:r>
+      <w:r>
+        <w:rPr>
+          <w:sz w:val="24"/>
+          <w:szCs w:val="24"/>
+        </w:rPr>
+        <w:t xml:space="preserve"> and </w:t>
+      </w:r>
+      <w:r>
+        <w:rPr>
+          <w:i/>
+          <w:iCs/>
+          <w:sz w:val="24"/>
+          <w:szCs w:val="24"/>
+        </w:rPr>
+        <w:t>"human vs. AI text identification."</w:t>
+      </w:r>
+      <w:r>
+        <w:rPr>
+          <w:sz w:val="24"/>
+          <w:szCs w:val="24"/>
+        </w:rPr>
+        <w:t xml:space="preserve"> Boolean operators (AND, OR) will be applied to refine search results and maximize relevant coverage.</w:t>
       </w:r>
     </w:p>
     <w:p>
       <w:pPr>
-        <w:pStyle w:val="Compact"/>
+        <w:pStyle w:val="ListParagraph"/>
         <w:numPr>
           <w:ilvl w:val="0"/>
-          <w:numId w:val="4"/>
+          <w:numId w:val="37"/>
         </w:numPr>
         <w:rPr>
           <w:sz w:val="24"/>
@@ -6269,73 +7190,22 @@
           <w:sz w:val="24"/>
           <w:szCs w:val="24"/>
         </w:rPr>
-        <w:t>Selection Criteria</w:t>
-      </w:r>
-      <w:r>
-        <w:rPr>
-          <w:sz w:val="24"/>
-          <w:szCs w:val="24"/>
-        </w:rPr>
-        <w:t xml:space="preserve">: Papers will be screened based on their relevance to the core topic, focusing on those that provide a methodology for both detection and </w:t>
-      </w:r>
-      <w:r>
-        <w:rPr>
-          <w:sz w:val="24"/>
-          <w:szCs w:val="24"/>
-        </w:rPr>
-        <w:lastRenderedPageBreak/>
-        <w:t xml:space="preserve">explanation. High priority will be given to papers that introduce novel datasets or benchmarking frameworks like HULLMI </w:t>
-      </w:r>
-      <w:r>
-        <w:rPr>
-          <w:sz w:val="24"/>
-          <w:szCs w:val="24"/>
-        </w:rPr>
-        <w:fldChar w:fldCharType="begin"/>
-      </w:r>
-      <w:r>
-        <w:rPr>
-          <w:sz w:val="24"/>
-          <w:szCs w:val="24"/>
-        </w:rPr>
-        <w:instrText xml:space="preserve"> ADDIN EN.CITE &lt;EndNote&gt;&lt;Cite&gt;&lt;Author&gt;Joshi&lt;/Author&gt;&lt;Year&gt;2024&lt;/Year&gt;&lt;RecNum&gt;1&lt;/RecNum&gt;&lt;DisplayText&gt;(Joshi et al., 2024)&lt;/DisplayText&gt;&lt;record&gt;&lt;rec-number&gt;1&lt;/rec-number&gt;&lt;foreign-keys&gt;&lt;key app="EN" db-id="p9vz2zfsl50z29ew9we5svwd9svw22tfxsvd" timestamp="1774204030"&gt;1&lt;/key&gt;&lt;/foreign-keys&gt;&lt;ref-type name="Journal Article"&gt;17&lt;/ref-type&gt;&lt;contributors&gt;&lt;authors&gt;&lt;author&gt;Joshi, Prathamesh Dinesh&lt;/author&gt;&lt;author&gt;Pocker, Sahil&lt;/author&gt;&lt;author&gt;Dandekar, Raj Abhijit&lt;/author&gt;&lt;author&gt;Dandekar, Raj Abhijit&lt;/author&gt;&lt;author&gt;Panat, Sreedath&lt;/author&gt;&lt;/authors&gt;&lt;/contributors&gt;&lt;titles&gt;&lt;title&gt;HULLMI: Human vs LLM identification with explainability&lt;/title&gt;&lt;secondary-title&gt;ArXiv&lt;/secondary-title&gt;&lt;/titles&gt;&lt;periodical&gt;&lt;full-title&gt;ArXiv&lt;/full-title&gt;&lt;/periodical&gt;&lt;volume&gt;abs/2409.04808&lt;/volume&gt;&lt;keywords&gt;&lt;keyword&gt;Computer Science - Artificial Intelligence&lt;/keyword&gt;&lt;/keywords&gt;&lt;dates&gt;&lt;year&gt;2024&lt;/year&gt;&lt;pub-dates&gt;&lt;date&gt;September 2024&lt;/date&gt;&lt;/pub-dates&gt;&lt;/dates&gt;&lt;urls&gt;&lt;/urls&gt;&lt;electronic-resource-num&gt;10.48550/arXiv.2409.04808&lt;/electronic-resource-num&gt;&lt;/record&gt;&lt;/Cite&gt;&lt;/EndNote&gt;</w:instrText>
-      </w:r>
-      <w:r>
-        <w:rPr>
-          <w:sz w:val="24"/>
-          <w:szCs w:val="24"/>
-        </w:rPr>
-        <w:fldChar w:fldCharType="separate"/>
-      </w:r>
-      <w:r>
-        <w:rPr>
-          <w:noProof/>
-          <w:sz w:val="24"/>
-          <w:szCs w:val="24"/>
-        </w:rPr>
-        <w:t>(Joshi et al., 2024)</w:t>
-      </w:r>
-      <w:r>
-        <w:rPr>
-          <w:sz w:val="24"/>
-          <w:szCs w:val="24"/>
-        </w:rPr>
-        <w:fldChar w:fldCharType="end"/>
-      </w:r>
-      <w:r>
-        <w:rPr>
-          <w:sz w:val="24"/>
-          <w:szCs w:val="24"/>
-        </w:rPr>
-        <w:t>.</w:t>
+        <w:t>Selection Criteria:</w:t>
+      </w:r>
+      <w:r>
+        <w:rPr>
+          <w:sz w:val="24"/>
+          <w:szCs w:val="24"/>
+        </w:rPr>
+        <w:t xml:space="preserve"> Papers will be screened in two stages — title/abstract screening followed by full-text review. Inclusion criteria require that papers: (a) are published between 2023 and 2026, (b) address AI-generated text detection, and (c) incorporate or discuss explainability methods. Papers will be excluded if they focus solely on non-textual modalities or lack a clearly described methodology.</w:t>
       </w:r>
     </w:p>
     <w:p>
       <w:pPr>
-        <w:pStyle w:val="Compact"/>
+        <w:pStyle w:val="ListParagraph"/>
         <w:numPr>
           <w:ilvl w:val="0"/>
-          <w:numId w:val="4"/>
+          <w:numId w:val="37"/>
         </w:numPr>
         <w:rPr>
           <w:sz w:val="24"/>
@@ -6349,22 +7219,22 @@
           <w:sz w:val="24"/>
           <w:szCs w:val="24"/>
         </w:rPr>
-        <w:t>Data Extraction</w:t>
-      </w:r>
-      <w:r>
-        <w:rPr>
-          <w:sz w:val="24"/>
-          <w:szCs w:val="24"/>
-        </w:rPr>
-        <w:t>: For each selected paper, data will be extracted regarding the detection architecture, the explainability tool used, the datasets employed, and the primary linguistic findings.</w:t>
+        <w:t>Data Extraction:</w:t>
+      </w:r>
+      <w:r>
+        <w:rPr>
+          <w:sz w:val="24"/>
+          <w:szCs w:val="24"/>
+        </w:rPr>
+        <w:t xml:space="preserve"> For each selected paper, data will be extracted regarding the detection architecture, explainability tool used, datasets employed, evaluation metrics reported, and primary linguistic findings. A standardized extraction template will be used to ensure consistency across all reviewed studies.</w:t>
       </w:r>
     </w:p>
     <w:p>
       <w:pPr>
-        <w:pStyle w:val="Compact"/>
+        <w:pStyle w:val="ListParagraph"/>
         <w:numPr>
           <w:ilvl w:val="0"/>
-          <w:numId w:val="4"/>
+          <w:numId w:val="37"/>
         </w:numPr>
         <w:rPr>
           <w:sz w:val="24"/>
@@ -6385,15 +7255,15 @@
           <w:sz w:val="24"/>
           <w:szCs w:val="24"/>
         </w:rPr>
-        <w:t>: A comparative analysis will be conducted to identify trends (e.g., the shift from hand-crafted features to transformer embeddings) and commonalities in explainability results.</w:t>
+        <w:t>: A thematic comparative analysis will be conducted to identify trends — such as the shift from hand-crafted stylometric features to transformer embeddings — and to surface commonalities or contradictions in explainability findings across studies.</w:t>
       </w:r>
     </w:p>
     <w:p>
       <w:pPr>
-        <w:pStyle w:val="Compact"/>
+        <w:pStyle w:val="ListParagraph"/>
         <w:numPr>
           <w:ilvl w:val="0"/>
-          <w:numId w:val="4"/>
+          <w:numId w:val="37"/>
         </w:numPr>
         <w:rPr>
           <w:sz w:val="24"/>
@@ -6407,14 +7277,14 @@
           <w:sz w:val="24"/>
           <w:szCs w:val="24"/>
         </w:rPr>
-        <w:t>Quality Assessment</w:t>
-      </w:r>
-      <w:r>
-        <w:rPr>
-          <w:sz w:val="24"/>
-          <w:szCs w:val="24"/>
-        </w:rPr>
-        <w:t>: Each source will be evaluated based on its experimental rigor, sample size, and the clarity of its XAI application.</w:t>
+        <w:t>Quality Assessment:</w:t>
+      </w:r>
+      <w:r>
+        <w:rPr>
+          <w:sz w:val="24"/>
+          <w:szCs w:val="24"/>
+        </w:rPr>
+        <w:t xml:space="preserve"> Each source will be evaluated against the following measurable criteria: (a) published in a peer-reviewed journal or recognized conference venue, (b) dataset size of no fewer than 500 samples, (c) inclusion of at least one standard evaluation metric (accuracy, F1-score, AUC), and (d) availability of replication materials such as code or data where applicable.</w:t>
       </w:r>
     </w:p>
     <w:p>
@@ -6426,11 +7296,9 @@
         </w:numPr>
         <w:ind w:left="432" w:hanging="432"/>
       </w:pPr>
-      <w:bookmarkStart w:id="28" w:name="_Toc225182196"/>
-      <w:bookmarkStart w:id="29" w:name="significance"/>
-      <w:bookmarkStart w:id="30" w:name="_Toc225285696"/>
-      <w:bookmarkEnd w:id="26"/>
-      <w:r>
+      <w:bookmarkStart w:id="30" w:name="_Toc225706208"/>
+      <w:r>
+        <w:lastRenderedPageBreak/>
         <w:t>8</w:t>
       </w:r>
       <w:r>
@@ -6447,46 +7315,188 @@
           <w:szCs w:val="24"/>
         </w:rPr>
       </w:pPr>
-      <w:r>
-        <w:rPr>
-          <w:sz w:val="24"/>
-          <w:szCs w:val="24"/>
-        </w:rPr>
-        <w:t xml:space="preserve">This research proposal is significant for several reasons. For the academic community, it provides a centralized synthesis of the rapidly evolving AGTD field, highlighting the transition toward “Glass-Box” models. For educators and publishers, the focus on explainability offers a pathway toward more justifiable and transparent plagiarism detection tools. Furthermore, by identifying the specific linguistic markers that LLMs over-utilize—such as grammatical standardization or specific word frequencies identified by SHAP </w:t>
-      </w:r>
-      <w:r>
-        <w:rPr>
-          <w:sz w:val="24"/>
-          <w:szCs w:val="24"/>
+      <w:bookmarkStart w:id="31" w:name="_Toc225182198"/>
+      <w:bookmarkStart w:id="32" w:name="conclusion"/>
+      <w:bookmarkEnd w:id="29"/>
+      <w:r>
+        <w:rPr>
+          <w:sz w:val="24"/>
+          <w:szCs w:val="24"/>
+        </w:rPr>
+        <w:t>The significance of this research extends across multiple stakeholder communities, each facing distinct but interconnected challenges posed by the proliferation of AI-generated text.</w:t>
+      </w:r>
+    </w:p>
+    <w:p>
+      <w:pPr>
+        <w:pStyle w:val="FirstParagraph"/>
+        <w:rPr>
+          <w:sz w:val="24"/>
+          <w:szCs w:val="24"/>
+        </w:rPr>
+      </w:pPr>
+      <w:r>
+        <w:rPr>
+          <w:sz w:val="24"/>
+          <w:szCs w:val="24"/>
+        </w:rPr>
+        <w:t xml:space="preserve">For the </w:t>
+      </w:r>
+      <w:r>
+        <w:rPr>
+          <w:b/>
+          <w:bCs/>
+          <w:sz w:val="24"/>
+          <w:szCs w:val="24"/>
+        </w:rPr>
+        <w:t>academic research community</w:t>
+      </w:r>
+      <w:r>
+        <w:rPr>
+          <w:sz w:val="24"/>
+          <w:szCs w:val="24"/>
+        </w:rPr>
+        <w:t xml:space="preserve">, this </w:t>
+      </w:r>
+      <w:r>
+        <w:rPr>
+          <w:sz w:val="24"/>
+          <w:szCs w:val="24"/>
+        </w:rPr>
+        <w:t>research</w:t>
+      </w:r>
+      <w:r>
+        <w:rPr>
+          <w:sz w:val="24"/>
+          <w:szCs w:val="24"/>
+        </w:rPr>
+        <w:t xml:space="preserve"> provides a centralized, up-to-date synthesis of the rapidly evolving AGTD field, documenting the transition from opaque "black box" classifiers toward transparent, interpretable "glass box" detection systems. By consolidating findings across detection paradigms and explainability frameworks, it offers a structured reference that reduces redundancy in future research efforts.</w:t>
+      </w:r>
+    </w:p>
+    <w:p>
+      <w:pPr>
+        <w:pStyle w:val="FirstParagraph"/>
+        <w:rPr>
+          <w:sz w:val="24"/>
+          <w:szCs w:val="24"/>
+        </w:rPr>
+      </w:pPr>
+      <w:r>
+        <w:rPr>
+          <w:sz w:val="24"/>
+          <w:szCs w:val="24"/>
+        </w:rPr>
+        <w:t xml:space="preserve">For </w:t>
+      </w:r>
+      <w:r>
+        <w:rPr>
+          <w:b/>
+          <w:bCs/>
+          <w:sz w:val="24"/>
+          <w:szCs w:val="24"/>
+        </w:rPr>
+        <w:t>educators and academic institutions</w:t>
+      </w:r>
+      <w:r>
+        <w:rPr>
+          <w:sz w:val="24"/>
+          <w:szCs w:val="24"/>
+        </w:rPr>
+        <w:t>, the emphasis on explainability offers a pathway toward more justifiable and contestable plagiarism detection tools. A detection system that can articulate why a submission is flagged — citing specific linguistic patterns — is far more defensible in academic integrity proceedings than one that delivers a binary verdict without justification.</w:t>
+      </w:r>
+    </w:p>
+    <w:p>
+      <w:pPr>
+        <w:pStyle w:val="FirstParagraph"/>
+        <w:rPr>
+          <w:sz w:val="24"/>
+          <w:szCs w:val="24"/>
+        </w:rPr>
+      </w:pPr>
+      <w:r>
+        <w:rPr>
+          <w:sz w:val="24"/>
+          <w:szCs w:val="24"/>
+        </w:rPr>
+        <w:t xml:space="preserve">For </w:t>
+      </w:r>
+      <w:r>
+        <w:rPr>
+          <w:b/>
+          <w:bCs/>
+          <w:sz w:val="24"/>
+          <w:szCs w:val="24"/>
+        </w:rPr>
+        <w:t>system developers and NLP researchers</w:t>
+      </w:r>
+      <w:r>
+        <w:rPr>
+          <w:sz w:val="24"/>
+          <w:szCs w:val="24"/>
+        </w:rPr>
+        <w:t>, the identification of specific linguistic markers that LLMs consistently over-utilize — such as grammatical standardization or atypical word frequency distributions revealed through SHAP</w:t>
+      </w:r>
+      <w:r>
+        <w:rPr>
+          <w:sz w:val="24"/>
+          <w:szCs w:val="24"/>
+        </w:rPr>
+        <w:t xml:space="preserve"> </w:t>
+      </w:r>
+      <w:r>
+        <w:rPr>
+          <w:rStyle w:val="Emphasis"/>
+          <w:b/>
+          <w:bCs/>
         </w:rPr>
         <w:fldChar w:fldCharType="begin"/>
       </w:r>
       <w:r>
         <w:rPr>
-          <w:sz w:val="24"/>
-          <w:szCs w:val="24"/>
+          <w:rStyle w:val="Emphasis"/>
+          <w:b/>
+          <w:bCs/>
         </w:rPr>
         <w:instrText xml:space="preserve"> ADDIN EN.CITE &lt;EndNote&gt;&lt;Cite&gt;&lt;Author&gt;Przystalski&lt;/Author&gt;&lt;Year&gt;2025&lt;/Year&gt;&lt;RecNum&gt;16&lt;/RecNum&gt;&lt;DisplayText&gt;(Przystalski et al., 2025)&lt;/DisplayText&gt;&lt;record&gt;&lt;rec-number&gt;16&lt;/rec-number&gt;&lt;foreign-keys&gt;&lt;key app="EN" db-id="p9vz2zfsl50z29ew9we5svwd9svw22tfxsvd" timestamp="1774244850"&gt;16&lt;/key&gt;&lt;/foreign-keys&gt;&lt;ref-type name="Journal Article"&gt;17&lt;/ref-type&gt;&lt;contributors&gt;&lt;authors&gt;&lt;author&gt;Przystalski, Karol&lt;/author&gt;&lt;author&gt;&lt;style face="normal" font="default" size="100%"&gt;Argasi&lt;/style&gt;&lt;style face="normal" font="default" charset="238" size="100%"&gt;ński, Jan K&lt;/style&gt;&lt;/author&gt;&lt;author&gt;&lt;style face="normal" font="default" charset="238" size="100%"&gt;Grabska-Gradzińska, Iwona&lt;/style&gt;&lt;/author&gt;&lt;author&gt;&lt;style face="normal" font="default" charset="238" size="100%"&gt;Ochab, Jeremi&lt;/style&gt;&lt;/author&gt;&lt;/authors&gt;&lt;/contributors&gt;&lt;titles&gt;&lt;title&gt;Stylometry recognizes human and LLM-generated texts in short samples&lt;/title&gt;&lt;secondary-title&gt;Expert Systems with Applications&lt;/secondary-title&gt;&lt;/titles&gt;&lt;periodical&gt;&lt;full-title&gt;Expert Systems with Applications&lt;/full-title&gt;&lt;/periodical&gt;&lt;pages&gt;129001&lt;/pages&gt;&lt;dates&gt;&lt;year&gt;2025&lt;/year&gt;&lt;/dates&gt;&lt;isbn&gt;0957-4174&lt;/isbn&gt;&lt;urls&gt;&lt;/urls&gt;&lt;electronic-resource-num&gt;10.48550/arXiv.2507.00838&lt;/electronic-resource-num&gt;&lt;/record&gt;&lt;/Cite&gt;&lt;/EndNote&gt;</w:instrText>
       </w:r>
       <w:r>
         <w:rPr>
-          <w:sz w:val="24"/>
-          <w:szCs w:val="24"/>
+          <w:rStyle w:val="Emphasis"/>
+          <w:b/>
+          <w:bCs/>
         </w:rPr>
         <w:fldChar w:fldCharType="separate"/>
       </w:r>
       <w:r>
         <w:rPr>
-          <w:noProof/>
-          <w:sz w:val="24"/>
-          <w:szCs w:val="24"/>
-        </w:rPr>
-        <w:t>(Przystalski et al., 2025)</w:t>
-      </w:r>
-      <w:r>
-        <w:rPr>
-          <w:sz w:val="24"/>
-          <w:szCs w:val="24"/>
+          <w:rStyle w:val="Emphasis"/>
+          <w:b/>
+          <w:bCs/>
+        </w:rPr>
+        <w:t>(</w:t>
+      </w:r>
+      <w:proofErr w:type="spellStart"/>
+      <w:r>
+        <w:rPr>
+          <w:rStyle w:val="Emphasis"/>
+          <w:b/>
+          <w:bCs/>
+        </w:rPr>
+        <w:t>Przystalski</w:t>
+      </w:r>
+      <w:proofErr w:type="spellEnd"/>
+      <w:r>
+        <w:rPr>
+          <w:rStyle w:val="Emphasis"/>
+          <w:b/>
+          <w:bCs/>
+        </w:rPr>
+        <w:t xml:space="preserve"> et al., 2025)</w:t>
+      </w:r>
+      <w:r>
+        <w:rPr>
+          <w:rStyle w:val="Emphasis"/>
+          <w:b/>
+          <w:bCs/>
         </w:rPr>
         <w:fldChar w:fldCharType="end"/>
       </w:r>
@@ -6495,7 +7505,76 @@
           <w:sz w:val="24"/>
           <w:szCs w:val="24"/>
         </w:rPr>
-        <w:t>—this review can inform the development of more resilient detection systems. Ultimately, the proposal aligns with the MS research methods curriculum by demonstrating a rigorous application of systematic review techniques to a high-impact, contemporary technological challenge.</w:t>
+        <w:t xml:space="preserve"> </w:t>
+      </w:r>
+      <w:r>
+        <w:rPr>
+          <w:sz w:val="24"/>
+          <w:szCs w:val="24"/>
+        </w:rPr>
+        <w:t xml:space="preserve">— provides actionable insights for building more robust and </w:t>
+      </w:r>
+      <w:proofErr w:type="spellStart"/>
+      <w:r>
+        <w:rPr>
+          <w:sz w:val="24"/>
+          <w:szCs w:val="24"/>
+        </w:rPr>
+        <w:t>adversarially</w:t>
+      </w:r>
+      <w:proofErr w:type="spellEnd"/>
+      <w:r>
+        <w:rPr>
+          <w:sz w:val="24"/>
+          <w:szCs w:val="24"/>
+        </w:rPr>
+        <w:t xml:space="preserve"> resilient detection systems.</w:t>
+      </w:r>
+    </w:p>
+    <w:p>
+      <w:pPr>
+        <w:pStyle w:val="FirstParagraph"/>
+        <w:rPr>
+          <w:sz w:val="24"/>
+          <w:szCs w:val="24"/>
+        </w:rPr>
+      </w:pPr>
+      <w:r>
+        <w:rPr>
+          <w:sz w:val="24"/>
+          <w:szCs w:val="24"/>
+        </w:rPr>
+        <w:t xml:space="preserve">More broadly, as AI-generated content increasingly intersects </w:t>
+      </w:r>
+      <w:r>
+        <w:rPr>
+          <w:b/>
+          <w:bCs/>
+          <w:sz w:val="24"/>
+          <w:szCs w:val="24"/>
+        </w:rPr>
+        <w:t>with public information, journalism, and policy</w:t>
+      </w:r>
+      <w:r>
+        <w:rPr>
+          <w:sz w:val="24"/>
+          <w:szCs w:val="24"/>
+        </w:rPr>
+        <w:t xml:space="preserve">, the ability to detect and explain AI authorship in a transparent and auditable manner becomes a matter of societal trust. This </w:t>
+      </w:r>
+      <w:r>
+        <w:rPr>
+          <w:sz w:val="24"/>
+          <w:szCs w:val="24"/>
+        </w:rPr>
+        <w:t>research</w:t>
+      </w:r>
+      <w:r>
+        <w:rPr>
+          <w:sz w:val="24"/>
+          <w:szCs w:val="24"/>
+        </w:rPr>
+        <w:t xml:space="preserve"> contributes a scientifically grounded foundation toward that goal, supporting the responsible deployment of detection tools in high-stakes environments.</w:t>
       </w:r>
     </w:p>
     <w:p>
@@ -6507,10 +7586,7 @@
         </w:numPr>
         <w:ind w:left="432" w:hanging="432"/>
       </w:pPr>
-      <w:bookmarkStart w:id="31" w:name="_Toc225182198"/>
-      <w:bookmarkStart w:id="32" w:name="conclusion"/>
-      <w:bookmarkStart w:id="33" w:name="_Toc225285697"/>
-      <w:bookmarkEnd w:id="29"/>
+      <w:bookmarkStart w:id="33" w:name="_Toc225706209"/>
       <w:r>
         <w:t>9. Conclusion</w:t>
       </w:r>
@@ -6530,8 +7606,172 @@
           <w:sz w:val="24"/>
           <w:szCs w:val="24"/>
         </w:rPr>
-        <w:t>The identification of LLM-generated text is a critical task in the age of generative AI, but it must be accompanied by robust explainability to be truly effective. This proposal has outlined a structured plan for a review article that will evaluate the state of the art in explainable detection. By synthesizing the findings of 10+ core scholarly articles, the resulting review will provide a definitive guide to how XAI techniques like LIME and SHAP are transforming a once-opaque detection process into a transparent and scientifically grounded discipline.</w:t>
-      </w:r>
+        <w:t xml:space="preserve">The detection of LLM-generated text represents one of the most pressing challenges in contemporary Natural Language Processing, yet its value in high-stakes domains is fundamentally contingent on transparency. A detection system that cannot explain its decisions is of limited utility to educators, publishers, or policymakers who must justify and defend their reliance on such tools. This proposal has outlined a structured and rigorous plan for a Systematic Literature Review that addresses this critical need by examining the intersection of AI-generated text detection and </w:t>
+      </w:r>
+      <w:proofErr w:type="spellStart"/>
+      <w:r>
+        <w:rPr>
+          <w:sz w:val="24"/>
+          <w:szCs w:val="24"/>
+        </w:rPr>
+        <w:t>eXplainable</w:t>
+      </w:r>
+      <w:proofErr w:type="spellEnd"/>
+      <w:r>
+        <w:rPr>
+          <w:sz w:val="24"/>
+          <w:szCs w:val="24"/>
+        </w:rPr>
+        <w:t xml:space="preserve"> Artificial Intelligence.</w:t>
+      </w:r>
+    </w:p>
+    <w:p>
+      <w:pPr>
+        <w:pStyle w:val="FirstParagraph"/>
+        <w:rPr>
+          <w:sz w:val="24"/>
+          <w:szCs w:val="24"/>
+        </w:rPr>
+      </w:pPr>
+      <w:r>
+        <w:rPr>
+          <w:sz w:val="24"/>
+          <w:szCs w:val="24"/>
+        </w:rPr>
+        <w:t xml:space="preserve">By following the PRISMA framework and applying consistent quality assessment criteria, the proposed </w:t>
+      </w:r>
+      <w:r>
+        <w:rPr>
+          <w:sz w:val="24"/>
+          <w:szCs w:val="24"/>
+        </w:rPr>
+        <w:t>research</w:t>
+      </w:r>
+      <w:r>
+        <w:rPr>
+          <w:sz w:val="24"/>
+          <w:szCs w:val="24"/>
+        </w:rPr>
+        <w:t xml:space="preserve"> will move beyond isolated findings to produce a thematically organized synthesis of the current state of explainable detection. It will document how the field has evolved from stylometric approaches to transformer-based architectures, </w:t>
+      </w:r>
+      <w:r>
+        <w:rPr>
+          <w:sz w:val="24"/>
+          <w:szCs w:val="24"/>
+        </w:rPr>
+        <w:lastRenderedPageBreak/>
+        <w:t>evaluate the practical utility of LIME and SHAP across diverse detection contexts, and identify the most significant limitations and open research questions that remain unresolved.</w:t>
+      </w:r>
+    </w:p>
+    <w:p>
+      <w:pPr>
+        <w:pStyle w:val="FirstParagraph"/>
+        <w:rPr>
+          <w:sz w:val="24"/>
+          <w:szCs w:val="24"/>
+        </w:rPr>
+      </w:pPr>
+      <w:r>
+        <w:rPr>
+          <w:sz w:val="24"/>
+          <w:szCs w:val="24"/>
+        </w:rPr>
+        <w:t xml:space="preserve">The ultimate contribution of this </w:t>
+      </w:r>
+      <w:r>
+        <w:rPr>
+          <w:sz w:val="24"/>
+          <w:szCs w:val="24"/>
+        </w:rPr>
+        <w:t>research</w:t>
+      </w:r>
+      <w:r>
+        <w:rPr>
+          <w:sz w:val="24"/>
+          <w:szCs w:val="24"/>
+        </w:rPr>
+        <w:t xml:space="preserve"> is twofold. First, it will serve as a consolidated reference for researchers, developers, and practitioners navigating a fragmented and rapidly evolving literature. Second, by surfacing consistent linguistic indicators of AI authorship and exposing gaps in adversarial robustness and cross-domain generalizability, it will provide actionable directions for the next generation of transparent, trustworthy, and practically deployable detection systems — contributing meaningfully to the broader goal of responsible AI governance in the age of generative models.</w:t>
+      </w:r>
+    </w:p>
+    <w:p>
+      <w:pPr>
+        <w:pStyle w:val="BodyText"/>
+      </w:pPr>
+    </w:p>
+    <w:p>
+      <w:pPr>
+        <w:pStyle w:val="BodyText"/>
+      </w:pPr>
+    </w:p>
+    <w:p>
+      <w:pPr>
+        <w:pStyle w:val="BodyText"/>
+      </w:pPr>
+    </w:p>
+    <w:p>
+      <w:pPr>
+        <w:pStyle w:val="BodyText"/>
+      </w:pPr>
+    </w:p>
+    <w:p>
+      <w:pPr>
+        <w:pStyle w:val="BodyText"/>
+      </w:pPr>
+    </w:p>
+    <w:p>
+      <w:pPr>
+        <w:pStyle w:val="BodyText"/>
+      </w:pPr>
+    </w:p>
+    <w:p>
+      <w:pPr>
+        <w:pStyle w:val="BodyText"/>
+      </w:pPr>
+    </w:p>
+    <w:p>
+      <w:pPr>
+        <w:pStyle w:val="BodyText"/>
+      </w:pPr>
+    </w:p>
+    <w:p>
+      <w:pPr>
+        <w:pStyle w:val="BodyText"/>
+      </w:pPr>
+    </w:p>
+    <w:p>
+      <w:pPr>
+        <w:pStyle w:val="BodyText"/>
+      </w:pPr>
+    </w:p>
+    <w:p>
+      <w:pPr>
+        <w:pStyle w:val="BodyText"/>
+      </w:pPr>
+    </w:p>
+    <w:p>
+      <w:pPr>
+        <w:pStyle w:val="BodyText"/>
+      </w:pPr>
+    </w:p>
+    <w:p>
+      <w:pPr>
+        <w:pStyle w:val="BodyText"/>
+      </w:pPr>
+    </w:p>
+    <w:p>
+      <w:pPr>
+        <w:pStyle w:val="BodyText"/>
+      </w:pPr>
+    </w:p>
+    <w:p>
+      <w:pPr>
+        <w:pStyle w:val="BodyText"/>
+      </w:pPr>
+    </w:p>
+    <w:p>
+      <w:pPr>
+        <w:pStyle w:val="BodyText"/>
+      </w:pPr>
     </w:p>
     <w:p>
       <w:pPr>
@@ -6564,7 +7804,7 @@
       </w:pPr>
       <w:bookmarkStart w:id="34" w:name="_Toc225182199"/>
       <w:bookmarkStart w:id="35" w:name="references"/>
-      <w:bookmarkStart w:id="36" w:name="_Toc225285698"/>
+      <w:bookmarkStart w:id="36" w:name="_Toc225706210"/>
       <w:bookmarkEnd w:id="32"/>
       <w:r>
         <w:lastRenderedPageBreak/>
@@ -7524,6 +8764,467 @@
     </w:lvl>
   </w:abstractNum>
   <w:abstractNum w:abstractNumId="2" w15:restartNumberingAfterBreak="0">
+    <w:nsid w:val="060C2F09"/>
+    <w:multiLevelType w:val="multilevel"/>
+    <w:tmpl w:val="735C2208"/>
+    <w:lvl w:ilvl="0">
+      <w:start w:val="1"/>
+      <w:numFmt w:val="decimal"/>
+      <w:lvlText w:val="%1."/>
+      <w:lvlJc w:val="left"/>
+      <w:pPr>
+        <w:tabs>
+          <w:tab w:val="num" w:pos="720"/>
+        </w:tabs>
+        <w:ind w:left="720" w:hanging="360"/>
+      </w:pPr>
+    </w:lvl>
+    <w:lvl w:ilvl="1" w:tentative="1">
+      <w:start w:val="1"/>
+      <w:numFmt w:val="decimal"/>
+      <w:lvlText w:val="%2."/>
+      <w:lvlJc w:val="left"/>
+      <w:pPr>
+        <w:tabs>
+          <w:tab w:val="num" w:pos="1440"/>
+        </w:tabs>
+        <w:ind w:left="1440" w:hanging="360"/>
+      </w:pPr>
+    </w:lvl>
+    <w:lvl w:ilvl="2" w:tentative="1">
+      <w:start w:val="1"/>
+      <w:numFmt w:val="decimal"/>
+      <w:lvlText w:val="%3."/>
+      <w:lvlJc w:val="left"/>
+      <w:pPr>
+        <w:tabs>
+          <w:tab w:val="num" w:pos="2160"/>
+        </w:tabs>
+        <w:ind w:left="2160" w:hanging="360"/>
+      </w:pPr>
+    </w:lvl>
+    <w:lvl w:ilvl="3" w:tentative="1">
+      <w:start w:val="1"/>
+      <w:numFmt w:val="decimal"/>
+      <w:lvlText w:val="%4."/>
+      <w:lvlJc w:val="left"/>
+      <w:pPr>
+        <w:tabs>
+          <w:tab w:val="num" w:pos="2880"/>
+        </w:tabs>
+        <w:ind w:left="2880" w:hanging="360"/>
+      </w:pPr>
+    </w:lvl>
+    <w:lvl w:ilvl="4" w:tentative="1">
+      <w:start w:val="1"/>
+      <w:numFmt w:val="decimal"/>
+      <w:lvlText w:val="%5."/>
+      <w:lvlJc w:val="left"/>
+      <w:pPr>
+        <w:tabs>
+          <w:tab w:val="num" w:pos="3600"/>
+        </w:tabs>
+        <w:ind w:left="3600" w:hanging="360"/>
+      </w:pPr>
+    </w:lvl>
+    <w:lvl w:ilvl="5" w:tentative="1">
+      <w:start w:val="1"/>
+      <w:numFmt w:val="decimal"/>
+      <w:lvlText w:val="%6."/>
+      <w:lvlJc w:val="left"/>
+      <w:pPr>
+        <w:tabs>
+          <w:tab w:val="num" w:pos="4320"/>
+        </w:tabs>
+        <w:ind w:left="4320" w:hanging="360"/>
+      </w:pPr>
+    </w:lvl>
+    <w:lvl w:ilvl="6" w:tentative="1">
+      <w:start w:val="1"/>
+      <w:numFmt w:val="decimal"/>
+      <w:lvlText w:val="%7."/>
+      <w:lvlJc w:val="left"/>
+      <w:pPr>
+        <w:tabs>
+          <w:tab w:val="num" w:pos="5040"/>
+        </w:tabs>
+        <w:ind w:left="5040" w:hanging="360"/>
+      </w:pPr>
+    </w:lvl>
+    <w:lvl w:ilvl="7" w:tentative="1">
+      <w:start w:val="1"/>
+      <w:numFmt w:val="decimal"/>
+      <w:lvlText w:val="%8."/>
+      <w:lvlJc w:val="left"/>
+      <w:pPr>
+        <w:tabs>
+          <w:tab w:val="num" w:pos="5760"/>
+        </w:tabs>
+        <w:ind w:left="5760" w:hanging="360"/>
+      </w:pPr>
+    </w:lvl>
+    <w:lvl w:ilvl="8" w:tentative="1">
+      <w:start w:val="1"/>
+      <w:numFmt w:val="decimal"/>
+      <w:lvlText w:val="%9."/>
+      <w:lvlJc w:val="left"/>
+      <w:pPr>
+        <w:tabs>
+          <w:tab w:val="num" w:pos="6480"/>
+        </w:tabs>
+        <w:ind w:left="6480" w:hanging="360"/>
+      </w:pPr>
+    </w:lvl>
+  </w:abstractNum>
+  <w:abstractNum w:abstractNumId="3" w15:restartNumberingAfterBreak="0">
+    <w:nsid w:val="0A0A4DC0"/>
+    <w:multiLevelType w:val="hybridMultilevel"/>
+    <w:tmpl w:val="FFACEE72"/>
+    <w:lvl w:ilvl="0" w:tplc="04090001">
+      <w:start w:val="1"/>
+      <w:numFmt w:val="bullet"/>
+      <w:lvlText w:val=""/>
+      <w:lvlJc w:val="left"/>
+      <w:pPr>
+        <w:ind w:left="360" w:hanging="360"/>
+      </w:pPr>
+      <w:rPr>
+        <w:rFonts w:ascii="Symbol" w:hAnsi="Symbol" w:hint="default"/>
+      </w:rPr>
+    </w:lvl>
+    <w:lvl w:ilvl="1" w:tplc="04090003" w:tentative="1">
+      <w:start w:val="1"/>
+      <w:numFmt w:val="bullet"/>
+      <w:lvlText w:val="o"/>
+      <w:lvlJc w:val="left"/>
+      <w:pPr>
+        <w:ind w:left="1080" w:hanging="360"/>
+      </w:pPr>
+      <w:rPr>
+        <w:rFonts w:ascii="Courier New" w:hAnsi="Courier New" w:cs="Courier New" w:hint="default"/>
+      </w:rPr>
+    </w:lvl>
+    <w:lvl w:ilvl="2" w:tplc="04090005" w:tentative="1">
+      <w:start w:val="1"/>
+      <w:numFmt w:val="bullet"/>
+      <w:lvlText w:val=""/>
+      <w:lvlJc w:val="left"/>
+      <w:pPr>
+        <w:ind w:left="1800" w:hanging="360"/>
+      </w:pPr>
+      <w:rPr>
+        <w:rFonts w:ascii="Wingdings" w:hAnsi="Wingdings" w:hint="default"/>
+      </w:rPr>
+    </w:lvl>
+    <w:lvl w:ilvl="3" w:tplc="04090001" w:tentative="1">
+      <w:start w:val="1"/>
+      <w:numFmt w:val="bullet"/>
+      <w:lvlText w:val=""/>
+      <w:lvlJc w:val="left"/>
+      <w:pPr>
+        <w:ind w:left="2520" w:hanging="360"/>
+      </w:pPr>
+      <w:rPr>
+        <w:rFonts w:ascii="Symbol" w:hAnsi="Symbol" w:hint="default"/>
+      </w:rPr>
+    </w:lvl>
+    <w:lvl w:ilvl="4" w:tplc="04090003" w:tentative="1">
+      <w:start w:val="1"/>
+      <w:numFmt w:val="bullet"/>
+      <w:lvlText w:val="o"/>
+      <w:lvlJc w:val="left"/>
+      <w:pPr>
+        <w:ind w:left="3240" w:hanging="360"/>
+      </w:pPr>
+      <w:rPr>
+        <w:rFonts w:ascii="Courier New" w:hAnsi="Courier New" w:cs="Courier New" w:hint="default"/>
+      </w:rPr>
+    </w:lvl>
+    <w:lvl w:ilvl="5" w:tplc="04090005" w:tentative="1">
+      <w:start w:val="1"/>
+      <w:numFmt w:val="bullet"/>
+      <w:lvlText w:val=""/>
+      <w:lvlJc w:val="left"/>
+      <w:pPr>
+        <w:ind w:left="3960" w:hanging="360"/>
+      </w:pPr>
+      <w:rPr>
+        <w:rFonts w:ascii="Wingdings" w:hAnsi="Wingdings" w:hint="default"/>
+      </w:rPr>
+    </w:lvl>
+    <w:lvl w:ilvl="6" w:tplc="04090001" w:tentative="1">
+      <w:start w:val="1"/>
+      <w:numFmt w:val="bullet"/>
+      <w:lvlText w:val=""/>
+      <w:lvlJc w:val="left"/>
+      <w:pPr>
+        <w:ind w:left="4680" w:hanging="360"/>
+      </w:pPr>
+      <w:rPr>
+        <w:rFonts w:ascii="Symbol" w:hAnsi="Symbol" w:hint="default"/>
+      </w:rPr>
+    </w:lvl>
+    <w:lvl w:ilvl="7" w:tplc="04090003" w:tentative="1">
+      <w:start w:val="1"/>
+      <w:numFmt w:val="bullet"/>
+      <w:lvlText w:val="o"/>
+      <w:lvlJc w:val="left"/>
+      <w:pPr>
+        <w:ind w:left="5400" w:hanging="360"/>
+      </w:pPr>
+      <w:rPr>
+        <w:rFonts w:ascii="Courier New" w:hAnsi="Courier New" w:cs="Courier New" w:hint="default"/>
+      </w:rPr>
+    </w:lvl>
+    <w:lvl w:ilvl="8" w:tplc="04090005" w:tentative="1">
+      <w:start w:val="1"/>
+      <w:numFmt w:val="bullet"/>
+      <w:lvlText w:val=""/>
+      <w:lvlJc w:val="left"/>
+      <w:pPr>
+        <w:ind w:left="6120" w:hanging="360"/>
+      </w:pPr>
+      <w:rPr>
+        <w:rFonts w:ascii="Wingdings" w:hAnsi="Wingdings" w:hint="default"/>
+      </w:rPr>
+    </w:lvl>
+  </w:abstractNum>
+  <w:abstractNum w:abstractNumId="4" w15:restartNumberingAfterBreak="0">
+    <w:nsid w:val="0E381B66"/>
+    <w:multiLevelType w:val="multilevel"/>
+    <w:tmpl w:val="79BECFBE"/>
+    <w:lvl w:ilvl="0">
+      <w:start w:val="1"/>
+      <w:numFmt w:val="bullet"/>
+      <w:lvlText w:val=""/>
+      <w:lvlJc w:val="left"/>
+      <w:pPr>
+        <w:tabs>
+          <w:tab w:val="num" w:pos="720"/>
+        </w:tabs>
+        <w:ind w:left="720" w:hanging="360"/>
+      </w:pPr>
+      <w:rPr>
+        <w:rFonts w:ascii="Symbol" w:hAnsi="Symbol" w:hint="default"/>
+        <w:sz w:val="20"/>
+      </w:rPr>
+    </w:lvl>
+    <w:lvl w:ilvl="1" w:tentative="1">
+      <w:start w:val="1"/>
+      <w:numFmt w:val="bullet"/>
+      <w:lvlText w:val="o"/>
+      <w:lvlJc w:val="left"/>
+      <w:pPr>
+        <w:tabs>
+          <w:tab w:val="num" w:pos="1440"/>
+        </w:tabs>
+        <w:ind w:left="1440" w:hanging="360"/>
+      </w:pPr>
+      <w:rPr>
+        <w:rFonts w:ascii="Courier New" w:hAnsi="Courier New" w:hint="default"/>
+        <w:sz w:val="20"/>
+      </w:rPr>
+    </w:lvl>
+    <w:lvl w:ilvl="2" w:tentative="1">
+      <w:start w:val="1"/>
+      <w:numFmt w:val="bullet"/>
+      <w:lvlText w:val=""/>
+      <w:lvlJc w:val="left"/>
+      <w:pPr>
+        <w:tabs>
+          <w:tab w:val="num" w:pos="2160"/>
+        </w:tabs>
+        <w:ind w:left="2160" w:hanging="360"/>
+      </w:pPr>
+      <w:rPr>
+        <w:rFonts w:ascii="Wingdings" w:hAnsi="Wingdings" w:hint="default"/>
+        <w:sz w:val="20"/>
+      </w:rPr>
+    </w:lvl>
+    <w:lvl w:ilvl="3" w:tentative="1">
+      <w:start w:val="1"/>
+      <w:numFmt w:val="bullet"/>
+      <w:lvlText w:val=""/>
+      <w:lvlJc w:val="left"/>
+      <w:pPr>
+        <w:tabs>
+          <w:tab w:val="num" w:pos="2880"/>
+        </w:tabs>
+        <w:ind w:left="2880" w:hanging="360"/>
+      </w:pPr>
+      <w:rPr>
+        <w:rFonts w:ascii="Wingdings" w:hAnsi="Wingdings" w:hint="default"/>
+        <w:sz w:val="20"/>
+      </w:rPr>
+    </w:lvl>
+    <w:lvl w:ilvl="4" w:tentative="1">
+      <w:start w:val="1"/>
+      <w:numFmt w:val="bullet"/>
+      <w:lvlText w:val=""/>
+      <w:lvlJc w:val="left"/>
+      <w:pPr>
+        <w:tabs>
+          <w:tab w:val="num" w:pos="3600"/>
+        </w:tabs>
+        <w:ind w:left="3600" w:hanging="360"/>
+      </w:pPr>
+      <w:rPr>
+        <w:rFonts w:ascii="Wingdings" w:hAnsi="Wingdings" w:hint="default"/>
+        <w:sz w:val="20"/>
+      </w:rPr>
+    </w:lvl>
+    <w:lvl w:ilvl="5" w:tentative="1">
+      <w:start w:val="1"/>
+      <w:numFmt w:val="bullet"/>
+      <w:lvlText w:val=""/>
+      <w:lvlJc w:val="left"/>
+      <w:pPr>
+        <w:tabs>
+          <w:tab w:val="num" w:pos="4320"/>
+        </w:tabs>
+        <w:ind w:left="4320" w:hanging="360"/>
+      </w:pPr>
+      <w:rPr>
+        <w:rFonts w:ascii="Wingdings" w:hAnsi="Wingdings" w:hint="default"/>
+        <w:sz w:val="20"/>
+      </w:rPr>
+    </w:lvl>
+    <w:lvl w:ilvl="6" w:tentative="1">
+      <w:start w:val="1"/>
+      <w:numFmt w:val="bullet"/>
+      <w:lvlText w:val=""/>
+      <w:lvlJc w:val="left"/>
+      <w:pPr>
+        <w:tabs>
+          <w:tab w:val="num" w:pos="5040"/>
+        </w:tabs>
+        <w:ind w:left="5040" w:hanging="360"/>
+      </w:pPr>
+      <w:rPr>
+        <w:rFonts w:ascii="Wingdings" w:hAnsi="Wingdings" w:hint="default"/>
+        <w:sz w:val="20"/>
+      </w:rPr>
+    </w:lvl>
+    <w:lvl w:ilvl="7" w:tentative="1">
+      <w:start w:val="1"/>
+      <w:numFmt w:val="bullet"/>
+      <w:lvlText w:val=""/>
+      <w:lvlJc w:val="left"/>
+      <w:pPr>
+        <w:tabs>
+          <w:tab w:val="num" w:pos="5760"/>
+        </w:tabs>
+        <w:ind w:left="5760" w:hanging="360"/>
+      </w:pPr>
+      <w:rPr>
+        <w:rFonts w:ascii="Wingdings" w:hAnsi="Wingdings" w:hint="default"/>
+        <w:sz w:val="20"/>
+      </w:rPr>
+    </w:lvl>
+    <w:lvl w:ilvl="8" w:tentative="1">
+      <w:start w:val="1"/>
+      <w:numFmt w:val="bullet"/>
+      <w:lvlText w:val=""/>
+      <w:lvlJc w:val="left"/>
+      <w:pPr>
+        <w:tabs>
+          <w:tab w:val="num" w:pos="6480"/>
+        </w:tabs>
+        <w:ind w:left="6480" w:hanging="360"/>
+      </w:pPr>
+      <w:rPr>
+        <w:rFonts w:ascii="Wingdings" w:hAnsi="Wingdings" w:hint="default"/>
+        <w:sz w:val="20"/>
+      </w:rPr>
+    </w:lvl>
+  </w:abstractNum>
+  <w:abstractNum w:abstractNumId="5" w15:restartNumberingAfterBreak="0">
+    <w:nsid w:val="0EA92487"/>
+    <w:multiLevelType w:val="hybridMultilevel"/>
+    <w:tmpl w:val="07FEF5A6"/>
+    <w:lvl w:ilvl="0" w:tplc="0409000F">
+      <w:start w:val="1"/>
+      <w:numFmt w:val="decimal"/>
+      <w:lvlText w:val="%1."/>
+      <w:lvlJc w:val="left"/>
+      <w:pPr>
+        <w:ind w:left="360" w:hanging="360"/>
+      </w:pPr>
+    </w:lvl>
+    <w:lvl w:ilvl="1" w:tplc="04090019" w:tentative="1">
+      <w:start w:val="1"/>
+      <w:numFmt w:val="lowerLetter"/>
+      <w:lvlText w:val="%2."/>
+      <w:lvlJc w:val="left"/>
+      <w:pPr>
+        <w:ind w:left="1080" w:hanging="360"/>
+      </w:pPr>
+    </w:lvl>
+    <w:lvl w:ilvl="2" w:tplc="0409001B" w:tentative="1">
+      <w:start w:val="1"/>
+      <w:numFmt w:val="lowerRoman"/>
+      <w:lvlText w:val="%3."/>
+      <w:lvlJc w:val="right"/>
+      <w:pPr>
+        <w:ind w:left="1800" w:hanging="180"/>
+      </w:pPr>
+    </w:lvl>
+    <w:lvl w:ilvl="3" w:tplc="0409000F" w:tentative="1">
+      <w:start w:val="1"/>
+      <w:numFmt w:val="decimal"/>
+      <w:lvlText w:val="%4."/>
+      <w:lvlJc w:val="left"/>
+      <w:pPr>
+        <w:ind w:left="2520" w:hanging="360"/>
+      </w:pPr>
+    </w:lvl>
+    <w:lvl w:ilvl="4" w:tplc="04090019" w:tentative="1">
+      <w:start w:val="1"/>
+      <w:numFmt w:val="lowerLetter"/>
+      <w:lvlText w:val="%5."/>
+      <w:lvlJc w:val="left"/>
+      <w:pPr>
+        <w:ind w:left="3240" w:hanging="360"/>
+      </w:pPr>
+    </w:lvl>
+    <w:lvl w:ilvl="5" w:tplc="0409001B" w:tentative="1">
+      <w:start w:val="1"/>
+      <w:numFmt w:val="lowerRoman"/>
+      <w:lvlText w:val="%6."/>
+      <w:lvlJc w:val="right"/>
+      <w:pPr>
+        <w:ind w:left="3960" w:hanging="180"/>
+      </w:pPr>
+    </w:lvl>
+    <w:lvl w:ilvl="6" w:tplc="0409000F" w:tentative="1">
+      <w:start w:val="1"/>
+      <w:numFmt w:val="decimal"/>
+      <w:lvlText w:val="%7."/>
+      <w:lvlJc w:val="left"/>
+      <w:pPr>
+        <w:ind w:left="4680" w:hanging="360"/>
+      </w:pPr>
+    </w:lvl>
+    <w:lvl w:ilvl="7" w:tplc="04090019" w:tentative="1">
+      <w:start w:val="1"/>
+      <w:numFmt w:val="lowerLetter"/>
+      <w:lvlText w:val="%8."/>
+      <w:lvlJc w:val="left"/>
+      <w:pPr>
+        <w:ind w:left="5400" w:hanging="360"/>
+      </w:pPr>
+    </w:lvl>
+    <w:lvl w:ilvl="8" w:tplc="0409001B" w:tentative="1">
+      <w:start w:val="1"/>
+      <w:numFmt w:val="lowerRoman"/>
+      <w:lvlText w:val="%9."/>
+      <w:lvlJc w:val="right"/>
+      <w:pPr>
+        <w:ind w:left="6120" w:hanging="180"/>
+      </w:pPr>
+    </w:lvl>
+  </w:abstractNum>
+  <w:abstractNum w:abstractNumId="6" w15:restartNumberingAfterBreak="0">
     <w:nsid w:val="1482775B"/>
     <w:multiLevelType w:val="multilevel"/>
     <w:tmpl w:val="0EBA3C40"/>
@@ -7615,6 +9316,693 @@
       <w:lvlJc w:val="left"/>
       <w:pPr>
         <w:ind w:left="1584" w:hanging="1584"/>
+      </w:pPr>
+    </w:lvl>
+  </w:abstractNum>
+  <w:abstractNum w:abstractNumId="7" w15:restartNumberingAfterBreak="0">
+    <w:nsid w:val="32E81F1F"/>
+    <w:multiLevelType w:val="hybridMultilevel"/>
+    <w:tmpl w:val="579ED01E"/>
+    <w:lvl w:ilvl="0" w:tplc="04090001">
+      <w:start w:val="1"/>
+      <w:numFmt w:val="bullet"/>
+      <w:lvlText w:val=""/>
+      <w:lvlJc w:val="left"/>
+      <w:pPr>
+        <w:ind w:left="360" w:hanging="360"/>
+      </w:pPr>
+      <w:rPr>
+        <w:rFonts w:ascii="Symbol" w:hAnsi="Symbol" w:hint="default"/>
+      </w:rPr>
+    </w:lvl>
+    <w:lvl w:ilvl="1" w:tplc="04090003" w:tentative="1">
+      <w:start w:val="1"/>
+      <w:numFmt w:val="bullet"/>
+      <w:lvlText w:val="o"/>
+      <w:lvlJc w:val="left"/>
+      <w:pPr>
+        <w:ind w:left="1080" w:hanging="360"/>
+      </w:pPr>
+      <w:rPr>
+        <w:rFonts w:ascii="Courier New" w:hAnsi="Courier New" w:cs="Courier New" w:hint="default"/>
+      </w:rPr>
+    </w:lvl>
+    <w:lvl w:ilvl="2" w:tplc="04090005" w:tentative="1">
+      <w:start w:val="1"/>
+      <w:numFmt w:val="bullet"/>
+      <w:lvlText w:val=""/>
+      <w:lvlJc w:val="left"/>
+      <w:pPr>
+        <w:ind w:left="1800" w:hanging="360"/>
+      </w:pPr>
+      <w:rPr>
+        <w:rFonts w:ascii="Wingdings" w:hAnsi="Wingdings" w:hint="default"/>
+      </w:rPr>
+    </w:lvl>
+    <w:lvl w:ilvl="3" w:tplc="04090001" w:tentative="1">
+      <w:start w:val="1"/>
+      <w:numFmt w:val="bullet"/>
+      <w:lvlText w:val=""/>
+      <w:lvlJc w:val="left"/>
+      <w:pPr>
+        <w:ind w:left="2520" w:hanging="360"/>
+      </w:pPr>
+      <w:rPr>
+        <w:rFonts w:ascii="Symbol" w:hAnsi="Symbol" w:hint="default"/>
+      </w:rPr>
+    </w:lvl>
+    <w:lvl w:ilvl="4" w:tplc="04090003" w:tentative="1">
+      <w:start w:val="1"/>
+      <w:numFmt w:val="bullet"/>
+      <w:lvlText w:val="o"/>
+      <w:lvlJc w:val="left"/>
+      <w:pPr>
+        <w:ind w:left="3240" w:hanging="360"/>
+      </w:pPr>
+      <w:rPr>
+        <w:rFonts w:ascii="Courier New" w:hAnsi="Courier New" w:cs="Courier New" w:hint="default"/>
+      </w:rPr>
+    </w:lvl>
+    <w:lvl w:ilvl="5" w:tplc="04090005" w:tentative="1">
+      <w:start w:val="1"/>
+      <w:numFmt w:val="bullet"/>
+      <w:lvlText w:val=""/>
+      <w:lvlJc w:val="left"/>
+      <w:pPr>
+        <w:ind w:left="3960" w:hanging="360"/>
+      </w:pPr>
+      <w:rPr>
+        <w:rFonts w:ascii="Wingdings" w:hAnsi="Wingdings" w:hint="default"/>
+      </w:rPr>
+    </w:lvl>
+    <w:lvl w:ilvl="6" w:tplc="04090001" w:tentative="1">
+      <w:start w:val="1"/>
+      <w:numFmt w:val="bullet"/>
+      <w:lvlText w:val=""/>
+      <w:lvlJc w:val="left"/>
+      <w:pPr>
+        <w:ind w:left="4680" w:hanging="360"/>
+      </w:pPr>
+      <w:rPr>
+        <w:rFonts w:ascii="Symbol" w:hAnsi="Symbol" w:hint="default"/>
+      </w:rPr>
+    </w:lvl>
+    <w:lvl w:ilvl="7" w:tplc="04090003" w:tentative="1">
+      <w:start w:val="1"/>
+      <w:numFmt w:val="bullet"/>
+      <w:lvlText w:val="o"/>
+      <w:lvlJc w:val="left"/>
+      <w:pPr>
+        <w:ind w:left="5400" w:hanging="360"/>
+      </w:pPr>
+      <w:rPr>
+        <w:rFonts w:ascii="Courier New" w:hAnsi="Courier New" w:cs="Courier New" w:hint="default"/>
+      </w:rPr>
+    </w:lvl>
+    <w:lvl w:ilvl="8" w:tplc="04090005" w:tentative="1">
+      <w:start w:val="1"/>
+      <w:numFmt w:val="bullet"/>
+      <w:lvlText w:val=""/>
+      <w:lvlJc w:val="left"/>
+      <w:pPr>
+        <w:ind w:left="6120" w:hanging="360"/>
+      </w:pPr>
+      <w:rPr>
+        <w:rFonts w:ascii="Wingdings" w:hAnsi="Wingdings" w:hint="default"/>
+      </w:rPr>
+    </w:lvl>
+  </w:abstractNum>
+  <w:abstractNum w:abstractNumId="8" w15:restartNumberingAfterBreak="0">
+    <w:nsid w:val="3CE908F9"/>
+    <w:multiLevelType w:val="hybridMultilevel"/>
+    <w:tmpl w:val="D64EF9EA"/>
+    <w:lvl w:ilvl="0" w:tplc="04090001">
+      <w:start w:val="1"/>
+      <w:numFmt w:val="bullet"/>
+      <w:lvlText w:val=""/>
+      <w:lvlJc w:val="left"/>
+      <w:pPr>
+        <w:ind w:left="360" w:hanging="360"/>
+      </w:pPr>
+      <w:rPr>
+        <w:rFonts w:ascii="Symbol" w:hAnsi="Symbol" w:hint="default"/>
+      </w:rPr>
+    </w:lvl>
+    <w:lvl w:ilvl="1" w:tplc="04090003" w:tentative="1">
+      <w:start w:val="1"/>
+      <w:numFmt w:val="bullet"/>
+      <w:lvlText w:val="o"/>
+      <w:lvlJc w:val="left"/>
+      <w:pPr>
+        <w:ind w:left="1080" w:hanging="360"/>
+      </w:pPr>
+      <w:rPr>
+        <w:rFonts w:ascii="Courier New" w:hAnsi="Courier New" w:cs="Courier New" w:hint="default"/>
+      </w:rPr>
+    </w:lvl>
+    <w:lvl w:ilvl="2" w:tplc="04090005" w:tentative="1">
+      <w:start w:val="1"/>
+      <w:numFmt w:val="bullet"/>
+      <w:lvlText w:val=""/>
+      <w:lvlJc w:val="left"/>
+      <w:pPr>
+        <w:ind w:left="1800" w:hanging="360"/>
+      </w:pPr>
+      <w:rPr>
+        <w:rFonts w:ascii="Wingdings" w:hAnsi="Wingdings" w:hint="default"/>
+      </w:rPr>
+    </w:lvl>
+    <w:lvl w:ilvl="3" w:tplc="04090001" w:tentative="1">
+      <w:start w:val="1"/>
+      <w:numFmt w:val="bullet"/>
+      <w:lvlText w:val=""/>
+      <w:lvlJc w:val="left"/>
+      <w:pPr>
+        <w:ind w:left="2520" w:hanging="360"/>
+      </w:pPr>
+      <w:rPr>
+        <w:rFonts w:ascii="Symbol" w:hAnsi="Symbol" w:hint="default"/>
+      </w:rPr>
+    </w:lvl>
+    <w:lvl w:ilvl="4" w:tplc="04090003" w:tentative="1">
+      <w:start w:val="1"/>
+      <w:numFmt w:val="bullet"/>
+      <w:lvlText w:val="o"/>
+      <w:lvlJc w:val="left"/>
+      <w:pPr>
+        <w:ind w:left="3240" w:hanging="360"/>
+      </w:pPr>
+      <w:rPr>
+        <w:rFonts w:ascii="Courier New" w:hAnsi="Courier New" w:cs="Courier New" w:hint="default"/>
+      </w:rPr>
+    </w:lvl>
+    <w:lvl w:ilvl="5" w:tplc="04090005" w:tentative="1">
+      <w:start w:val="1"/>
+      <w:numFmt w:val="bullet"/>
+      <w:lvlText w:val=""/>
+      <w:lvlJc w:val="left"/>
+      <w:pPr>
+        <w:ind w:left="3960" w:hanging="360"/>
+      </w:pPr>
+      <w:rPr>
+        <w:rFonts w:ascii="Wingdings" w:hAnsi="Wingdings" w:hint="default"/>
+      </w:rPr>
+    </w:lvl>
+    <w:lvl w:ilvl="6" w:tplc="04090001" w:tentative="1">
+      <w:start w:val="1"/>
+      <w:numFmt w:val="bullet"/>
+      <w:lvlText w:val=""/>
+      <w:lvlJc w:val="left"/>
+      <w:pPr>
+        <w:ind w:left="4680" w:hanging="360"/>
+      </w:pPr>
+      <w:rPr>
+        <w:rFonts w:ascii="Symbol" w:hAnsi="Symbol" w:hint="default"/>
+      </w:rPr>
+    </w:lvl>
+    <w:lvl w:ilvl="7" w:tplc="04090003" w:tentative="1">
+      <w:start w:val="1"/>
+      <w:numFmt w:val="bullet"/>
+      <w:lvlText w:val="o"/>
+      <w:lvlJc w:val="left"/>
+      <w:pPr>
+        <w:ind w:left="5400" w:hanging="360"/>
+      </w:pPr>
+      <w:rPr>
+        <w:rFonts w:ascii="Courier New" w:hAnsi="Courier New" w:cs="Courier New" w:hint="default"/>
+      </w:rPr>
+    </w:lvl>
+    <w:lvl w:ilvl="8" w:tplc="04090005" w:tentative="1">
+      <w:start w:val="1"/>
+      <w:numFmt w:val="bullet"/>
+      <w:lvlText w:val=""/>
+      <w:lvlJc w:val="left"/>
+      <w:pPr>
+        <w:ind w:left="6120" w:hanging="360"/>
+      </w:pPr>
+      <w:rPr>
+        <w:rFonts w:ascii="Wingdings" w:hAnsi="Wingdings" w:hint="default"/>
+      </w:rPr>
+    </w:lvl>
+  </w:abstractNum>
+  <w:abstractNum w:abstractNumId="9" w15:restartNumberingAfterBreak="0">
+    <w:nsid w:val="4213195F"/>
+    <w:multiLevelType w:val="hybridMultilevel"/>
+    <w:tmpl w:val="0D8E5A00"/>
+    <w:lvl w:ilvl="0" w:tplc="04090001">
+      <w:start w:val="1"/>
+      <w:numFmt w:val="bullet"/>
+      <w:lvlText w:val=""/>
+      <w:lvlJc w:val="left"/>
+      <w:pPr>
+        <w:ind w:left="720" w:hanging="360"/>
+      </w:pPr>
+      <w:rPr>
+        <w:rFonts w:ascii="Symbol" w:hAnsi="Symbol" w:hint="default"/>
+      </w:rPr>
+    </w:lvl>
+    <w:lvl w:ilvl="1" w:tplc="04090003" w:tentative="1">
+      <w:start w:val="1"/>
+      <w:numFmt w:val="bullet"/>
+      <w:lvlText w:val="o"/>
+      <w:lvlJc w:val="left"/>
+      <w:pPr>
+        <w:ind w:left="1440" w:hanging="360"/>
+      </w:pPr>
+      <w:rPr>
+        <w:rFonts w:ascii="Courier New" w:hAnsi="Courier New" w:cs="Courier New" w:hint="default"/>
+      </w:rPr>
+    </w:lvl>
+    <w:lvl w:ilvl="2" w:tplc="04090005" w:tentative="1">
+      <w:start w:val="1"/>
+      <w:numFmt w:val="bullet"/>
+      <w:lvlText w:val=""/>
+      <w:lvlJc w:val="left"/>
+      <w:pPr>
+        <w:ind w:left="2160" w:hanging="360"/>
+      </w:pPr>
+      <w:rPr>
+        <w:rFonts w:ascii="Wingdings" w:hAnsi="Wingdings" w:hint="default"/>
+      </w:rPr>
+    </w:lvl>
+    <w:lvl w:ilvl="3" w:tplc="04090001" w:tentative="1">
+      <w:start w:val="1"/>
+      <w:numFmt w:val="bullet"/>
+      <w:lvlText w:val=""/>
+      <w:lvlJc w:val="left"/>
+      <w:pPr>
+        <w:ind w:left="2880" w:hanging="360"/>
+      </w:pPr>
+      <w:rPr>
+        <w:rFonts w:ascii="Symbol" w:hAnsi="Symbol" w:hint="default"/>
+      </w:rPr>
+    </w:lvl>
+    <w:lvl w:ilvl="4" w:tplc="04090003" w:tentative="1">
+      <w:start w:val="1"/>
+      <w:numFmt w:val="bullet"/>
+      <w:lvlText w:val="o"/>
+      <w:lvlJc w:val="left"/>
+      <w:pPr>
+        <w:ind w:left="3600" w:hanging="360"/>
+      </w:pPr>
+      <w:rPr>
+        <w:rFonts w:ascii="Courier New" w:hAnsi="Courier New" w:cs="Courier New" w:hint="default"/>
+      </w:rPr>
+    </w:lvl>
+    <w:lvl w:ilvl="5" w:tplc="04090005" w:tentative="1">
+      <w:start w:val="1"/>
+      <w:numFmt w:val="bullet"/>
+      <w:lvlText w:val=""/>
+      <w:lvlJc w:val="left"/>
+      <w:pPr>
+        <w:ind w:left="4320" w:hanging="360"/>
+      </w:pPr>
+      <w:rPr>
+        <w:rFonts w:ascii="Wingdings" w:hAnsi="Wingdings" w:hint="default"/>
+      </w:rPr>
+    </w:lvl>
+    <w:lvl w:ilvl="6" w:tplc="04090001" w:tentative="1">
+      <w:start w:val="1"/>
+      <w:numFmt w:val="bullet"/>
+      <w:lvlText w:val=""/>
+      <w:lvlJc w:val="left"/>
+      <w:pPr>
+        <w:ind w:left="5040" w:hanging="360"/>
+      </w:pPr>
+      <w:rPr>
+        <w:rFonts w:ascii="Symbol" w:hAnsi="Symbol" w:hint="default"/>
+      </w:rPr>
+    </w:lvl>
+    <w:lvl w:ilvl="7" w:tplc="04090003" w:tentative="1">
+      <w:start w:val="1"/>
+      <w:numFmt w:val="bullet"/>
+      <w:lvlText w:val="o"/>
+      <w:lvlJc w:val="left"/>
+      <w:pPr>
+        <w:ind w:left="5760" w:hanging="360"/>
+      </w:pPr>
+      <w:rPr>
+        <w:rFonts w:ascii="Courier New" w:hAnsi="Courier New" w:cs="Courier New" w:hint="default"/>
+      </w:rPr>
+    </w:lvl>
+    <w:lvl w:ilvl="8" w:tplc="04090005" w:tentative="1">
+      <w:start w:val="1"/>
+      <w:numFmt w:val="bullet"/>
+      <w:lvlText w:val=""/>
+      <w:lvlJc w:val="left"/>
+      <w:pPr>
+        <w:ind w:left="6480" w:hanging="360"/>
+      </w:pPr>
+      <w:rPr>
+        <w:rFonts w:ascii="Wingdings" w:hAnsi="Wingdings" w:hint="default"/>
+      </w:rPr>
+    </w:lvl>
+  </w:abstractNum>
+  <w:abstractNum w:abstractNumId="10" w15:restartNumberingAfterBreak="0">
+    <w:nsid w:val="42514DEF"/>
+    <w:multiLevelType w:val="multilevel"/>
+    <w:tmpl w:val="07EE843E"/>
+    <w:lvl w:ilvl="0">
+      <w:start w:val="1"/>
+      <w:numFmt w:val="decimal"/>
+      <w:lvlText w:val="%1."/>
+      <w:lvlJc w:val="left"/>
+      <w:pPr>
+        <w:tabs>
+          <w:tab w:val="num" w:pos="720"/>
+        </w:tabs>
+        <w:ind w:left="720" w:hanging="360"/>
+      </w:pPr>
+    </w:lvl>
+    <w:lvl w:ilvl="1" w:tentative="1">
+      <w:start w:val="1"/>
+      <w:numFmt w:val="decimal"/>
+      <w:lvlText w:val="%2."/>
+      <w:lvlJc w:val="left"/>
+      <w:pPr>
+        <w:tabs>
+          <w:tab w:val="num" w:pos="1440"/>
+        </w:tabs>
+        <w:ind w:left="1440" w:hanging="360"/>
+      </w:pPr>
+    </w:lvl>
+    <w:lvl w:ilvl="2" w:tentative="1">
+      <w:start w:val="1"/>
+      <w:numFmt w:val="decimal"/>
+      <w:lvlText w:val="%3."/>
+      <w:lvlJc w:val="left"/>
+      <w:pPr>
+        <w:tabs>
+          <w:tab w:val="num" w:pos="2160"/>
+        </w:tabs>
+        <w:ind w:left="2160" w:hanging="360"/>
+      </w:pPr>
+    </w:lvl>
+    <w:lvl w:ilvl="3" w:tentative="1">
+      <w:start w:val="1"/>
+      <w:numFmt w:val="decimal"/>
+      <w:lvlText w:val="%4."/>
+      <w:lvlJc w:val="left"/>
+      <w:pPr>
+        <w:tabs>
+          <w:tab w:val="num" w:pos="2880"/>
+        </w:tabs>
+        <w:ind w:left="2880" w:hanging="360"/>
+      </w:pPr>
+    </w:lvl>
+    <w:lvl w:ilvl="4" w:tentative="1">
+      <w:start w:val="1"/>
+      <w:numFmt w:val="decimal"/>
+      <w:lvlText w:val="%5."/>
+      <w:lvlJc w:val="left"/>
+      <w:pPr>
+        <w:tabs>
+          <w:tab w:val="num" w:pos="3600"/>
+        </w:tabs>
+        <w:ind w:left="3600" w:hanging="360"/>
+      </w:pPr>
+    </w:lvl>
+    <w:lvl w:ilvl="5" w:tentative="1">
+      <w:start w:val="1"/>
+      <w:numFmt w:val="decimal"/>
+      <w:lvlText w:val="%6."/>
+      <w:lvlJc w:val="left"/>
+      <w:pPr>
+        <w:tabs>
+          <w:tab w:val="num" w:pos="4320"/>
+        </w:tabs>
+        <w:ind w:left="4320" w:hanging="360"/>
+      </w:pPr>
+    </w:lvl>
+    <w:lvl w:ilvl="6" w:tentative="1">
+      <w:start w:val="1"/>
+      <w:numFmt w:val="decimal"/>
+      <w:lvlText w:val="%7."/>
+      <w:lvlJc w:val="left"/>
+      <w:pPr>
+        <w:tabs>
+          <w:tab w:val="num" w:pos="5040"/>
+        </w:tabs>
+        <w:ind w:left="5040" w:hanging="360"/>
+      </w:pPr>
+    </w:lvl>
+    <w:lvl w:ilvl="7" w:tentative="1">
+      <w:start w:val="1"/>
+      <w:numFmt w:val="decimal"/>
+      <w:lvlText w:val="%8."/>
+      <w:lvlJc w:val="left"/>
+      <w:pPr>
+        <w:tabs>
+          <w:tab w:val="num" w:pos="5760"/>
+        </w:tabs>
+        <w:ind w:left="5760" w:hanging="360"/>
+      </w:pPr>
+    </w:lvl>
+    <w:lvl w:ilvl="8" w:tentative="1">
+      <w:start w:val="1"/>
+      <w:numFmt w:val="decimal"/>
+      <w:lvlText w:val="%9."/>
+      <w:lvlJc w:val="left"/>
+      <w:pPr>
+        <w:tabs>
+          <w:tab w:val="num" w:pos="6480"/>
+        </w:tabs>
+        <w:ind w:left="6480" w:hanging="360"/>
+      </w:pPr>
+    </w:lvl>
+  </w:abstractNum>
+  <w:abstractNum w:abstractNumId="11" w15:restartNumberingAfterBreak="0">
+    <w:nsid w:val="473F7AF9"/>
+    <w:multiLevelType w:val="multilevel"/>
+    <w:tmpl w:val="01D49D08"/>
+    <w:lvl w:ilvl="0">
+      <w:start w:val="1"/>
+      <w:numFmt w:val="bullet"/>
+      <w:lvlText w:val=""/>
+      <w:lvlJc w:val="left"/>
+      <w:pPr>
+        <w:tabs>
+          <w:tab w:val="num" w:pos="720"/>
+        </w:tabs>
+        <w:ind w:left="720" w:hanging="360"/>
+      </w:pPr>
+      <w:rPr>
+        <w:rFonts w:ascii="Symbol" w:hAnsi="Symbol" w:hint="default"/>
+        <w:sz w:val="20"/>
+      </w:rPr>
+    </w:lvl>
+    <w:lvl w:ilvl="1" w:tentative="1">
+      <w:start w:val="1"/>
+      <w:numFmt w:val="bullet"/>
+      <w:lvlText w:val="o"/>
+      <w:lvlJc w:val="left"/>
+      <w:pPr>
+        <w:tabs>
+          <w:tab w:val="num" w:pos="1440"/>
+        </w:tabs>
+        <w:ind w:left="1440" w:hanging="360"/>
+      </w:pPr>
+      <w:rPr>
+        <w:rFonts w:ascii="Courier New" w:hAnsi="Courier New" w:hint="default"/>
+        <w:sz w:val="20"/>
+      </w:rPr>
+    </w:lvl>
+    <w:lvl w:ilvl="2" w:tentative="1">
+      <w:start w:val="1"/>
+      <w:numFmt w:val="bullet"/>
+      <w:lvlText w:val=""/>
+      <w:lvlJc w:val="left"/>
+      <w:pPr>
+        <w:tabs>
+          <w:tab w:val="num" w:pos="2160"/>
+        </w:tabs>
+        <w:ind w:left="2160" w:hanging="360"/>
+      </w:pPr>
+      <w:rPr>
+        <w:rFonts w:ascii="Wingdings" w:hAnsi="Wingdings" w:hint="default"/>
+        <w:sz w:val="20"/>
+      </w:rPr>
+    </w:lvl>
+    <w:lvl w:ilvl="3" w:tentative="1">
+      <w:start w:val="1"/>
+      <w:numFmt w:val="bullet"/>
+      <w:lvlText w:val=""/>
+      <w:lvlJc w:val="left"/>
+      <w:pPr>
+        <w:tabs>
+          <w:tab w:val="num" w:pos="2880"/>
+        </w:tabs>
+        <w:ind w:left="2880" w:hanging="360"/>
+      </w:pPr>
+      <w:rPr>
+        <w:rFonts w:ascii="Wingdings" w:hAnsi="Wingdings" w:hint="default"/>
+        <w:sz w:val="20"/>
+      </w:rPr>
+    </w:lvl>
+    <w:lvl w:ilvl="4" w:tentative="1">
+      <w:start w:val="1"/>
+      <w:numFmt w:val="bullet"/>
+      <w:lvlText w:val=""/>
+      <w:lvlJc w:val="left"/>
+      <w:pPr>
+        <w:tabs>
+          <w:tab w:val="num" w:pos="3600"/>
+        </w:tabs>
+        <w:ind w:left="3600" w:hanging="360"/>
+      </w:pPr>
+      <w:rPr>
+        <w:rFonts w:ascii="Wingdings" w:hAnsi="Wingdings" w:hint="default"/>
+        <w:sz w:val="20"/>
+      </w:rPr>
+    </w:lvl>
+    <w:lvl w:ilvl="5" w:tentative="1">
+      <w:start w:val="1"/>
+      <w:numFmt w:val="bullet"/>
+      <w:lvlText w:val=""/>
+      <w:lvlJc w:val="left"/>
+      <w:pPr>
+        <w:tabs>
+          <w:tab w:val="num" w:pos="4320"/>
+        </w:tabs>
+        <w:ind w:left="4320" w:hanging="360"/>
+      </w:pPr>
+      <w:rPr>
+        <w:rFonts w:ascii="Wingdings" w:hAnsi="Wingdings" w:hint="default"/>
+        <w:sz w:val="20"/>
+      </w:rPr>
+    </w:lvl>
+    <w:lvl w:ilvl="6" w:tentative="1">
+      <w:start w:val="1"/>
+      <w:numFmt w:val="bullet"/>
+      <w:lvlText w:val=""/>
+      <w:lvlJc w:val="left"/>
+      <w:pPr>
+        <w:tabs>
+          <w:tab w:val="num" w:pos="5040"/>
+        </w:tabs>
+        <w:ind w:left="5040" w:hanging="360"/>
+      </w:pPr>
+      <w:rPr>
+        <w:rFonts w:ascii="Wingdings" w:hAnsi="Wingdings" w:hint="default"/>
+        <w:sz w:val="20"/>
+      </w:rPr>
+    </w:lvl>
+    <w:lvl w:ilvl="7" w:tentative="1">
+      <w:start w:val="1"/>
+      <w:numFmt w:val="bullet"/>
+      <w:lvlText w:val=""/>
+      <w:lvlJc w:val="left"/>
+      <w:pPr>
+        <w:tabs>
+          <w:tab w:val="num" w:pos="5760"/>
+        </w:tabs>
+        <w:ind w:left="5760" w:hanging="360"/>
+      </w:pPr>
+      <w:rPr>
+        <w:rFonts w:ascii="Wingdings" w:hAnsi="Wingdings" w:hint="default"/>
+        <w:sz w:val="20"/>
+      </w:rPr>
+    </w:lvl>
+    <w:lvl w:ilvl="8" w:tentative="1">
+      <w:start w:val="1"/>
+      <w:numFmt w:val="bullet"/>
+      <w:lvlText w:val=""/>
+      <w:lvlJc w:val="left"/>
+      <w:pPr>
+        <w:tabs>
+          <w:tab w:val="num" w:pos="6480"/>
+        </w:tabs>
+        <w:ind w:left="6480" w:hanging="360"/>
+      </w:pPr>
+      <w:rPr>
+        <w:rFonts w:ascii="Wingdings" w:hAnsi="Wingdings" w:hint="default"/>
+        <w:sz w:val="20"/>
+      </w:rPr>
+    </w:lvl>
+  </w:abstractNum>
+  <w:abstractNum w:abstractNumId="12" w15:restartNumberingAfterBreak="0">
+    <w:nsid w:val="6CE42F5F"/>
+    <w:multiLevelType w:val="hybridMultilevel"/>
+    <w:tmpl w:val="395E3DF6"/>
+    <w:lvl w:ilvl="0" w:tplc="0409000F">
+      <w:start w:val="1"/>
+      <w:numFmt w:val="decimal"/>
+      <w:lvlText w:val="%1."/>
+      <w:lvlJc w:val="left"/>
+      <w:pPr>
+        <w:ind w:left="360" w:hanging="360"/>
+      </w:pPr>
+    </w:lvl>
+    <w:lvl w:ilvl="1" w:tplc="04090019" w:tentative="1">
+      <w:start w:val="1"/>
+      <w:numFmt w:val="lowerLetter"/>
+      <w:lvlText w:val="%2."/>
+      <w:lvlJc w:val="left"/>
+      <w:pPr>
+        <w:ind w:left="1080" w:hanging="360"/>
+      </w:pPr>
+    </w:lvl>
+    <w:lvl w:ilvl="2" w:tplc="0409001B" w:tentative="1">
+      <w:start w:val="1"/>
+      <w:numFmt w:val="lowerRoman"/>
+      <w:lvlText w:val="%3."/>
+      <w:lvlJc w:val="right"/>
+      <w:pPr>
+        <w:ind w:left="1800" w:hanging="180"/>
+      </w:pPr>
+    </w:lvl>
+    <w:lvl w:ilvl="3" w:tplc="0409000F" w:tentative="1">
+      <w:start w:val="1"/>
+      <w:numFmt w:val="decimal"/>
+      <w:lvlText w:val="%4."/>
+      <w:lvlJc w:val="left"/>
+      <w:pPr>
+        <w:ind w:left="2520" w:hanging="360"/>
+      </w:pPr>
+    </w:lvl>
+    <w:lvl w:ilvl="4" w:tplc="04090019" w:tentative="1">
+      <w:start w:val="1"/>
+      <w:numFmt w:val="lowerLetter"/>
+      <w:lvlText w:val="%5."/>
+      <w:lvlJc w:val="left"/>
+      <w:pPr>
+        <w:ind w:left="3240" w:hanging="360"/>
+      </w:pPr>
+    </w:lvl>
+    <w:lvl w:ilvl="5" w:tplc="0409001B" w:tentative="1">
+      <w:start w:val="1"/>
+      <w:numFmt w:val="lowerRoman"/>
+      <w:lvlText w:val="%6."/>
+      <w:lvlJc w:val="right"/>
+      <w:pPr>
+        <w:ind w:left="3960" w:hanging="180"/>
+      </w:pPr>
+    </w:lvl>
+    <w:lvl w:ilvl="6" w:tplc="0409000F" w:tentative="1">
+      <w:start w:val="1"/>
+      <w:numFmt w:val="decimal"/>
+      <w:lvlText w:val="%7."/>
+      <w:lvlJc w:val="left"/>
+      <w:pPr>
+        <w:ind w:left="4680" w:hanging="360"/>
+      </w:pPr>
+    </w:lvl>
+    <w:lvl w:ilvl="7" w:tplc="04090019" w:tentative="1">
+      <w:start w:val="1"/>
+      <w:numFmt w:val="lowerLetter"/>
+      <w:lvlText w:val="%8."/>
+      <w:lvlJc w:val="left"/>
+      <w:pPr>
+        <w:ind w:left="5400" w:hanging="360"/>
+      </w:pPr>
+    </w:lvl>
+    <w:lvl w:ilvl="8" w:tplc="0409001B" w:tentative="1">
+      <w:start w:val="1"/>
+      <w:numFmt w:val="lowerRoman"/>
+      <w:lvlText w:val="%9."/>
+      <w:lvlJc w:val="right"/>
+      <w:pPr>
+        <w:ind w:left="6120" w:hanging="180"/>
       </w:pPr>
     </w:lvl>
   </w:abstractNum>
@@ -7712,73 +10100,103 @@
     </w:lvlOverride>
   </w:num>
   <w:num w:numId="5" w16cid:durableId="578947513">
+    <w:abstractNumId w:val="6"/>
+  </w:num>
+  <w:num w:numId="6" w16cid:durableId="1035354709">
+    <w:abstractNumId w:val="6"/>
+  </w:num>
+  <w:num w:numId="7" w16cid:durableId="1920016580">
+    <w:abstractNumId w:val="6"/>
+  </w:num>
+  <w:num w:numId="8" w16cid:durableId="855115266">
+    <w:abstractNumId w:val="6"/>
+  </w:num>
+  <w:num w:numId="9" w16cid:durableId="501701072">
+    <w:abstractNumId w:val="6"/>
+  </w:num>
+  <w:num w:numId="10" w16cid:durableId="1248230423">
+    <w:abstractNumId w:val="6"/>
+  </w:num>
+  <w:num w:numId="11" w16cid:durableId="1351683102">
+    <w:abstractNumId w:val="6"/>
+  </w:num>
+  <w:num w:numId="12" w16cid:durableId="60491244">
+    <w:abstractNumId w:val="6"/>
+  </w:num>
+  <w:num w:numId="13" w16cid:durableId="1725786501">
+    <w:abstractNumId w:val="6"/>
+  </w:num>
+  <w:num w:numId="14" w16cid:durableId="799497718">
+    <w:abstractNumId w:val="6"/>
+  </w:num>
+  <w:num w:numId="15" w16cid:durableId="596867463">
+    <w:abstractNumId w:val="6"/>
+  </w:num>
+  <w:num w:numId="16" w16cid:durableId="1537423643">
+    <w:abstractNumId w:val="6"/>
+  </w:num>
+  <w:num w:numId="17" w16cid:durableId="1117259345">
+    <w:abstractNumId w:val="6"/>
+  </w:num>
+  <w:num w:numId="18" w16cid:durableId="341975412">
+    <w:abstractNumId w:val="6"/>
+  </w:num>
+  <w:num w:numId="19" w16cid:durableId="1548689306">
+    <w:abstractNumId w:val="6"/>
+  </w:num>
+  <w:num w:numId="20" w16cid:durableId="753822155">
+    <w:abstractNumId w:val="6"/>
+  </w:num>
+  <w:num w:numId="21" w16cid:durableId="169757628">
+    <w:abstractNumId w:val="6"/>
+  </w:num>
+  <w:num w:numId="22" w16cid:durableId="573394859">
+    <w:abstractNumId w:val="6"/>
+  </w:num>
+  <w:num w:numId="23" w16cid:durableId="1404646213">
+    <w:abstractNumId w:val="6"/>
+  </w:num>
+  <w:num w:numId="24" w16cid:durableId="143471061">
+    <w:abstractNumId w:val="6"/>
+  </w:num>
+  <w:num w:numId="25" w16cid:durableId="936404849">
+    <w:abstractNumId w:val="6"/>
+  </w:num>
+  <w:num w:numId="26" w16cid:durableId="1377004175">
+    <w:abstractNumId w:val="6"/>
+  </w:num>
+  <w:num w:numId="27" w16cid:durableId="560679615">
+    <w:abstractNumId w:val="6"/>
+  </w:num>
+  <w:num w:numId="28" w16cid:durableId="1972202835">
     <w:abstractNumId w:val="2"/>
   </w:num>
-  <w:num w:numId="6" w16cid:durableId="1035354709">
-    <w:abstractNumId w:val="2"/>
+  <w:num w:numId="29" w16cid:durableId="1766725942">
+    <w:abstractNumId w:val="12"/>
   </w:num>
-  <w:num w:numId="7" w16cid:durableId="1920016580">
-    <w:abstractNumId w:val="2"/>
+  <w:num w:numId="30" w16cid:durableId="1624113877">
+    <w:abstractNumId w:val="11"/>
   </w:num>
-  <w:num w:numId="8" w16cid:durableId="855115266">
-    <w:abstractNumId w:val="2"/>
+  <w:num w:numId="31" w16cid:durableId="1225026723">
+    <w:abstractNumId w:val="3"/>
   </w:num>
-  <w:num w:numId="9" w16cid:durableId="501701072">
-    <w:abstractNumId w:val="2"/>
+  <w:num w:numId="32" w16cid:durableId="726491444">
+    <w:abstractNumId w:val="4"/>
   </w:num>
-  <w:num w:numId="10" w16cid:durableId="1248230423">
-    <w:abstractNumId w:val="2"/>
+  <w:num w:numId="33" w16cid:durableId="563610068">
+    <w:abstractNumId w:val="9"/>
   </w:num>
-  <w:num w:numId="11" w16cid:durableId="1351683102">
-    <w:abstractNumId w:val="2"/>
+  <w:num w:numId="34" w16cid:durableId="584732775">
+    <w:abstractNumId w:val="7"/>
   </w:num>
-  <w:num w:numId="12" w16cid:durableId="60491244">
-    <w:abstractNumId w:val="2"/>
+  <w:num w:numId="35" w16cid:durableId="1934509900">
+    <w:abstractNumId w:val="10"/>
   </w:num>
-  <w:num w:numId="13" w16cid:durableId="1725786501">
-    <w:abstractNumId w:val="2"/>
+  <w:num w:numId="36" w16cid:durableId="1637761479">
+    <w:abstractNumId w:val="8"/>
   </w:num>
-  <w:num w:numId="14" w16cid:durableId="799497718">
-    <w:abstractNumId w:val="2"/>
-  </w:num>
-  <w:num w:numId="15" w16cid:durableId="596867463">
-    <w:abstractNumId w:val="2"/>
-  </w:num>
-  <w:num w:numId="16" w16cid:durableId="1537423643">
-    <w:abstractNumId w:val="2"/>
-  </w:num>
-  <w:num w:numId="17" w16cid:durableId="1117259345">
-    <w:abstractNumId w:val="2"/>
-  </w:num>
-  <w:num w:numId="18" w16cid:durableId="341975412">
-    <w:abstractNumId w:val="2"/>
-  </w:num>
-  <w:num w:numId="19" w16cid:durableId="1548689306">
-    <w:abstractNumId w:val="2"/>
-  </w:num>
-  <w:num w:numId="20" w16cid:durableId="753822155">
-    <w:abstractNumId w:val="2"/>
-  </w:num>
-  <w:num w:numId="21" w16cid:durableId="169757628">
-    <w:abstractNumId w:val="2"/>
-  </w:num>
-  <w:num w:numId="22" w16cid:durableId="573394859">
-    <w:abstractNumId w:val="2"/>
-  </w:num>
-  <w:num w:numId="23" w16cid:durableId="1404646213">
-    <w:abstractNumId w:val="2"/>
-  </w:num>
-  <w:num w:numId="24" w16cid:durableId="143471061">
-    <w:abstractNumId w:val="2"/>
-  </w:num>
-  <w:num w:numId="25" w16cid:durableId="936404849">
-    <w:abstractNumId w:val="2"/>
-  </w:num>
-  <w:num w:numId="26" w16cid:durableId="1377004175">
-    <w:abstractNumId w:val="2"/>
-  </w:num>
-  <w:num w:numId="27" w16cid:durableId="560679615">
-    <w:abstractNumId w:val="2"/>
+  <w:num w:numId="37" w16cid:durableId="2132167881">
+    <w:abstractNumId w:val="5"/>
   </w:num>
 </w:numbering>
 </file>
@@ -9190,6 +11608,32 @@
       <w:u w:val="single"/>
     </w:rPr>
   </w:style>
+  <w:style w:type="paragraph" w:customStyle="1" w:styleId="font-claude-response-body">
+    <w:name w:val="font-claude-response-body"/>
+    <w:basedOn w:val="Normal"/>
+    <w:rsid w:val="006845A3"/>
+    <w:pPr>
+      <w:spacing w:before="100" w:beforeAutospacing="1" w:after="100" w:afterAutospacing="1" w:line="240" w:lineRule="auto"/>
+    </w:pPr>
+    <w:rPr>
+      <w:rFonts w:ascii="Times New Roman" w:eastAsia="Times New Roman" w:hAnsi="Times New Roman" w:cs="Times New Roman"/>
+      <w:sz w:val="24"/>
+      <w:szCs w:val="24"/>
+    </w:rPr>
+  </w:style>
+  <w:style w:type="paragraph" w:customStyle="1" w:styleId="whitespace-normal">
+    <w:name w:val="whitespace-normal"/>
+    <w:basedOn w:val="Normal"/>
+    <w:rsid w:val="001760EB"/>
+    <w:pPr>
+      <w:spacing w:before="100" w:beforeAutospacing="1" w:after="100" w:afterAutospacing="1" w:line="240" w:lineRule="auto"/>
+    </w:pPr>
+    <w:rPr>
+      <w:rFonts w:ascii="Times New Roman" w:eastAsia="Times New Roman" w:hAnsi="Times New Roman" w:cs="Times New Roman"/>
+      <w:sz w:val="24"/>
+      <w:szCs w:val="24"/>
+    </w:rPr>
+  </w:style>
 </w:styles>
 </file>
 
@@ -9292,11 +11736,12 @@
 
 <file path=word/glossary/fontTable.xml><?xml version="1.0" encoding="utf-8"?>
 <w:fonts xmlns:mc="http://schemas.openxmlformats.org/markup-compatibility/2006" xmlns:r="http://schemas.openxmlformats.org/officeDocument/2006/relationships" xmlns:w="http://schemas.openxmlformats.org/wordprocessingml/2006/main" xmlns:w14="http://schemas.microsoft.com/office/word/2010/wordml" xmlns:w15="http://schemas.microsoft.com/office/word/2012/wordml" xmlns:w16cex="http://schemas.microsoft.com/office/word/2018/wordml/cex" xmlns:w16cid="http://schemas.microsoft.com/office/word/2016/wordml/cid" xmlns:w16="http://schemas.microsoft.com/office/word/2018/wordml" xmlns:w16du="http://schemas.microsoft.com/office/word/2023/wordml/word16du" xmlns:w16sdtdh="http://schemas.microsoft.com/office/word/2020/wordml/sdtdatahash" xmlns:w16sdtfl="http://schemas.microsoft.com/office/word/2024/wordml/sdtformatlock" xmlns:w16se="http://schemas.microsoft.com/office/word/2015/wordml/symex" mc:Ignorable="w14 w15 w16se w16cid w16 w16cex w16sdtdh w16sdtfl w16du">
-  <w:font w:name="Aptos">
-    <w:charset w:val="00"/>
-    <w:family w:val="swiss"/>
+  <w:font w:name="Symbol">
+    <w:panose1 w:val="05050102010706020507"/>
+    <w:charset w:val="02"/>
+    <w:family w:val="roman"/>
     <w:pitch w:val="variable"/>
-    <w:sig w:usb0="20000287" w:usb1="00000003" w:usb2="00000000" w:usb3="00000000" w:csb0="0000019F" w:csb1="00000000"/>
+    <w:sig w:usb0="00000000" w:usb1="10000000" w:usb2="00000000" w:usb3="00000000" w:csb0="80000000" w:csb1="00000000"/>
   </w:font>
   <w:font w:name="Times New Roman">
     <w:panose1 w:val="02020603050405020304"/>
@@ -9304,6 +11749,26 @@
     <w:family w:val="roman"/>
     <w:pitch w:val="variable"/>
     <w:sig w:usb0="E0002EFF" w:usb1="C000785B" w:usb2="00000009" w:usb3="00000000" w:csb0="000001FF" w:csb1="00000000"/>
+  </w:font>
+  <w:font w:name="Courier New">
+    <w:panose1 w:val="02070309020205020404"/>
+    <w:charset w:val="00"/>
+    <w:family w:val="modern"/>
+    <w:pitch w:val="fixed"/>
+    <w:sig w:usb0="E0002EFF" w:usb1="C0007843" w:usb2="00000009" w:usb3="00000000" w:csb0="000001FF" w:csb1="00000000"/>
+  </w:font>
+  <w:font w:name="Wingdings">
+    <w:panose1 w:val="05000000000000000000"/>
+    <w:charset w:val="02"/>
+    <w:family w:val="auto"/>
+    <w:pitch w:val="variable"/>
+    <w:sig w:usb0="00000000" w:usb1="10000000" w:usb2="00000000" w:usb3="00000000" w:csb0="80000000" w:csb1="00000000"/>
+  </w:font>
+  <w:font w:name="Aptos">
+    <w:charset w:val="00"/>
+    <w:family w:val="swiss"/>
+    <w:pitch w:val="variable"/>
+    <w:sig w:usb0="20000287" w:usb1="00000003" w:usb2="00000000" w:usb3="00000000" w:csb0="0000019F" w:csb1="00000000"/>
   </w:font>
   <w:font w:name="Arial">
     <w:panose1 w:val="020B0604020202020204"/>
@@ -9345,12 +11810,16 @@
   <w:rsids>
     <w:rsidRoot w:val="00694836"/>
     <w:rsid w:val="00064BA9"/>
+    <w:rsid w:val="0033681C"/>
     <w:rsid w:val="0039439C"/>
     <w:rsid w:val="00573D17"/>
     <w:rsid w:val="00694836"/>
+    <w:rsid w:val="006B629F"/>
     <w:rsid w:val="00846EFC"/>
     <w:rsid w:val="008C67DA"/>
+    <w:rsid w:val="0093270D"/>
     <w:rsid w:val="009C27D0"/>
+    <w:rsid w:val="00F744B6"/>
   </w:rsids>
   <m:mathPr>
     <m:mathFont m:val="Cambria Math"/>

--- a/research methods/term project - review article/TERM PROPOSAL - Human vs AI Text Detection.docx
+++ b/research methods/term project - review article/TERM PROPOSAL - Human vs AI Text Detection.docx
@@ -487,14 +487,14 @@
         </w:numPr>
         <w:ind w:left="432" w:hanging="432"/>
       </w:pPr>
-      <w:bookmarkStart w:id="2" w:name="executive-summary"/>
-      <w:bookmarkStart w:id="3" w:name="Xe527d1dbea40afa1dc643b1014bd092d03e564e"/>
-      <w:bookmarkStart w:id="4" w:name="_Toc225706199"/>
+      <w:bookmarkStart w:id="2" w:name="_Toc225706199"/>
+      <w:bookmarkStart w:id="3" w:name="executive-summary"/>
+      <w:bookmarkStart w:id="4" w:name="Xe527d1dbea40afa1dc643b1014bd092d03e564e"/>
       <w:r>
         <w:lastRenderedPageBreak/>
         <w:t>Executive Summary</w:t>
       </w:r>
-      <w:bookmarkEnd w:id="4"/>
+      <w:bookmarkEnd w:id="2"/>
     </w:p>
     <w:p>
       <w:pPr>
@@ -505,7 +505,7 @@
         </w:rPr>
       </w:pPr>
       <w:bookmarkStart w:id="5" w:name="table-of-contents"/>
-      <w:bookmarkEnd w:id="2"/>
+      <w:bookmarkEnd w:id="3"/>
       <w:r>
         <w:rPr>
           <w:sz w:val="24"/>
@@ -1718,15 +1718,15 @@
         <w:ind w:left="432" w:hanging="432"/>
       </w:pPr>
       <w:bookmarkStart w:id="6" w:name="_Toc225182190"/>
-      <w:bookmarkStart w:id="7" w:name="introduction"/>
-      <w:bookmarkStart w:id="8" w:name="_Toc225706200"/>
+      <w:bookmarkStart w:id="7" w:name="_Toc225706200"/>
+      <w:bookmarkStart w:id="8" w:name="introduction"/>
       <w:bookmarkEnd w:id="5"/>
       <w:r>
         <w:lastRenderedPageBreak/>
         <w:t>1. Introduction</w:t>
       </w:r>
       <w:bookmarkEnd w:id="6"/>
-      <w:bookmarkEnd w:id="8"/>
+      <w:bookmarkEnd w:id="7"/>
     </w:p>
     <w:p>
       <w:pPr>
@@ -1859,6 +1859,7 @@
           <w:rStyle w:val="Emphasis"/>
           <w:b/>
           <w:bCs/>
+          <w:noProof/>
         </w:rPr>
         <w:t>(Masih et al., 2025)</w:t>
       </w:r>
@@ -1936,6 +1937,7 @@
           <w:rStyle w:val="Emphasis"/>
           <w:b/>
           <w:bCs/>
+          <w:noProof/>
         </w:rPr>
         <w:t>(Joshi et al., 2024)</w:t>
       </w:r>
@@ -2043,6 +2045,7 @@
           <w:rStyle w:val="Emphasis"/>
           <w:b/>
           <w:bCs/>
+          <w:noProof/>
         </w:rPr>
         <w:t>(Aditya Shah, 2023)</w:t>
       </w:r>
@@ -2115,6 +2118,7 @@
           <w:rStyle w:val="Emphasis"/>
           <w:b/>
           <w:bCs/>
+          <w:noProof/>
         </w:rPr>
         <w:t>(McGovern et al., 2024)</w:t>
       </w:r>
@@ -2162,6 +2166,7 @@
           <w:rStyle w:val="Emphasis"/>
           <w:b/>
           <w:bCs/>
+          <w:noProof/>
         </w:rPr>
         <w:t>(Przystalski et al., 2025)</w:t>
       </w:r>
@@ -2234,6 +2239,7 @@
           <w:rStyle w:val="Emphasis"/>
           <w:b/>
           <w:bCs/>
+          <w:noProof/>
         </w:rPr>
         <w:t>(Joshi et al., 2024)</w:t>
       </w:r>
@@ -2297,6 +2303,7 @@
           <w:rStyle w:val="Emphasis"/>
           <w:b/>
           <w:bCs/>
+          <w:noProof/>
         </w:rPr>
         <w:t>(Mitrovi'c et al., 2023)</w:t>
       </w:r>
@@ -2360,6 +2367,7 @@
           <w:rStyle w:val="Emphasis"/>
           <w:b/>
           <w:bCs/>
+          <w:noProof/>
         </w:rPr>
         <w:t>(Masih et al., 2025)</w:t>
       </w:r>
@@ -2407,6 +2415,7 @@
           <w:rStyle w:val="Emphasis"/>
           <w:b/>
           <w:bCs/>
+          <w:noProof/>
         </w:rPr>
         <w:t>(Mohammadi et al., 2025)</w:t>
       </w:r>
@@ -2496,6 +2505,7 @@
           <w:rStyle w:val="Emphasis"/>
           <w:b/>
           <w:bCs/>
+          <w:noProof/>
         </w:rPr>
         <w:t>(Najjar et al., 2025)</w:t>
       </w:r>
@@ -2550,6 +2560,7 @@
           <w:rStyle w:val="Emphasis"/>
           <w:b/>
           <w:bCs/>
+          <w:noProof/>
         </w:rPr>
         <w:t>(Zahraa J. Mohammed Ali 2025)</w:t>
       </w:r>
@@ -2597,6 +2608,7 @@
           <w:rStyle w:val="Emphasis"/>
           <w:b/>
           <w:bCs/>
+          <w:noProof/>
         </w:rPr>
         <w:t>(Baharifar et al., 2025)</w:t>
       </w:r>
@@ -2651,6 +2663,7 @@
           <w:rStyle w:val="Emphasis"/>
           <w:b/>
           <w:bCs/>
+          <w:noProof/>
         </w:rPr>
         <w:t>(Iqbal &amp; Kashem, 2025)</w:t>
       </w:r>
@@ -2706,6 +2719,7 @@
           <w:rStyle w:val="Emphasis"/>
           <w:b/>
           <w:bCs/>
+          <w:noProof/>
         </w:rPr>
         <w:t>(Adilazuarda et al., 2023)</w:t>
       </w:r>
@@ -2809,9 +2823,9 @@
               <w:spacing w:after="0"/>
               <w:jc w:val="center"/>
             </w:pPr>
-            <w:bookmarkStart w:id="13" w:name="problem-statement"/>
-            <w:bookmarkStart w:id="14" w:name="_Toc225182191"/>
-            <w:bookmarkEnd w:id="7"/>
+            <w:bookmarkStart w:id="13" w:name="_Toc225182191"/>
+            <w:bookmarkStart w:id="14" w:name="problem-statement"/>
+            <w:bookmarkEnd w:id="8"/>
             <w:bookmarkEnd w:id="10"/>
             <w:r>
               <w:rPr>
@@ -5622,7 +5636,7 @@
       <w:r>
         <w:t>. Problem Statement</w:t>
       </w:r>
-      <w:bookmarkEnd w:id="14"/>
+      <w:bookmarkEnd w:id="13"/>
       <w:bookmarkEnd w:id="15"/>
     </w:p>
     <w:p>
@@ -5635,7 +5649,7 @@
       </w:pPr>
       <w:bookmarkStart w:id="16" w:name="_Toc225182192"/>
       <w:bookmarkStart w:id="17" w:name="objectives"/>
-      <w:bookmarkEnd w:id="13"/>
+      <w:bookmarkEnd w:id="14"/>
       <w:r>
         <w:rPr>
           <w:sz w:val="24"/>
@@ -5720,6 +5734,7 @@
           <w:rStyle w:val="Emphasis"/>
           <w:b/>
           <w:bCs/>
+          <w:noProof/>
         </w:rPr>
         <w:t>(Mitrovi'c et al., 2023)</w:t>
       </w:r>
@@ -5767,6 +5782,7 @@
           <w:rStyle w:val="Emphasis"/>
           <w:b/>
           <w:bCs/>
+          <w:noProof/>
         </w:rPr>
         <w:t>(McGovern et al., 2024; Przystalski et al., 2025)</w:t>
       </w:r>
@@ -5922,6 +5938,7 @@
           <w:rStyle w:val="Emphasis"/>
           <w:b/>
           <w:bCs/>
+          <w:noProof/>
         </w:rPr>
         <w:t>(Adilazuarda et al., 2023; Joshi et al., 2024)</w:t>
       </w:r>
@@ -6133,6 +6150,7 @@
           <w:rStyle w:val="Emphasis"/>
           <w:b/>
           <w:bCs/>
+          <w:noProof/>
         </w:rPr>
         <w:t>(Aditya Shah, 2023; Zahraa J. Mohammed Ali 2025)</w:t>
       </w:r>
@@ -6223,6 +6241,7 @@
           <w:rStyle w:val="Emphasis"/>
           <w:b/>
           <w:bCs/>
+          <w:noProof/>
         </w:rPr>
         <w:t>(Baharifar et al., 2025; Iqbal &amp; Kashem, 2025)</w:t>
       </w:r>
@@ -6423,6 +6442,7 @@
           <w:rStyle w:val="Emphasis"/>
           <w:b/>
           <w:bCs/>
+          <w:noProof/>
         </w:rPr>
         <w:t>(Mohammadi et al., 2025; Przystalski et al., 2025)</w:t>
       </w:r>
@@ -6452,8 +6472,8 @@
         <w:ind w:left="432" w:hanging="432"/>
       </w:pPr>
       <w:bookmarkStart w:id="19" w:name="_Toc225182193"/>
-      <w:bookmarkStart w:id="20" w:name="research-questions"/>
-      <w:bookmarkStart w:id="21" w:name="_Toc225706205"/>
+      <w:bookmarkStart w:id="20" w:name="_Toc225706205"/>
+      <w:bookmarkStart w:id="21" w:name="research-questions"/>
       <w:bookmarkEnd w:id="17"/>
       <w:r>
         <w:t>5</w:t>
@@ -6462,7 +6482,7 @@
         <w:t>. Research Questions</w:t>
       </w:r>
       <w:bookmarkEnd w:id="19"/>
-      <w:bookmarkEnd w:id="21"/>
+      <w:bookmarkEnd w:id="20"/>
     </w:p>
     <w:p>
       <w:pPr>
@@ -6474,7 +6494,7 @@
       </w:pPr>
       <w:bookmarkStart w:id="22" w:name="_Toc225182194"/>
       <w:bookmarkStart w:id="23" w:name="scope"/>
-      <w:bookmarkEnd w:id="20"/>
+      <w:bookmarkEnd w:id="21"/>
       <w:r>
         <w:rPr>
           <w:sz w:val="24"/>
@@ -6943,26 +6963,9 @@
           <w:rStyle w:val="Emphasis"/>
           <w:b/>
           <w:bCs/>
-        </w:rPr>
-        <w:t>(</w:t>
-      </w:r>
-      <w:proofErr w:type="spellStart"/>
-      <w:r>
-        <w:rPr>
-          <w:rStyle w:val="Emphasis"/>
-          <w:b/>
-          <w:bCs/>
-        </w:rPr>
-        <w:t>Adilazuarda</w:t>
-      </w:r>
-      <w:proofErr w:type="spellEnd"/>
-      <w:r>
-        <w:rPr>
-          <w:rStyle w:val="Emphasis"/>
-          <w:b/>
-          <w:bCs/>
-        </w:rPr>
-        <w:t xml:space="preserve"> et al., 2023)</w:t>
+          <w:noProof/>
+        </w:rPr>
+        <w:t>(Adilazuarda et al., 2023)</w:t>
       </w:r>
       <w:r>
         <w:rPr>
@@ -7471,26 +7474,9 @@
           <w:rStyle w:val="Emphasis"/>
           <w:b/>
           <w:bCs/>
-        </w:rPr>
-        <w:t>(</w:t>
-      </w:r>
-      <w:proofErr w:type="spellStart"/>
-      <w:r>
-        <w:rPr>
-          <w:rStyle w:val="Emphasis"/>
-          <w:b/>
-          <w:bCs/>
-        </w:rPr>
-        <w:t>Przystalski</w:t>
-      </w:r>
-      <w:proofErr w:type="spellEnd"/>
-      <w:r>
-        <w:rPr>
-          <w:rStyle w:val="Emphasis"/>
-          <w:b/>
-          <w:bCs/>
-        </w:rPr>
-        <w:t xml:space="preserve"> et al., 2025)</w:t>
+          <w:noProof/>
+        </w:rPr>
+        <w:t>(Przystalski et al., 2025)</w:t>
       </w:r>
       <w:r>
         <w:rPr>
@@ -7803,18 +7789,18 @@
         <w:ind w:left="432" w:hanging="432"/>
       </w:pPr>
       <w:bookmarkStart w:id="34" w:name="_Toc225182199"/>
-      <w:bookmarkStart w:id="35" w:name="references"/>
-      <w:bookmarkStart w:id="36" w:name="_Toc225706210"/>
+      <w:bookmarkStart w:id="35" w:name="_Toc225706210"/>
+      <w:bookmarkStart w:id="36" w:name="references"/>
       <w:bookmarkEnd w:id="32"/>
       <w:r>
         <w:lastRenderedPageBreak/>
         <w:t>10. References</w:t>
       </w:r>
       <w:bookmarkEnd w:id="34"/>
-      <w:bookmarkEnd w:id="36"/>
+      <w:bookmarkEnd w:id="35"/>
     </w:p>
-    <w:bookmarkEnd w:id="3"/>
-    <w:bookmarkEnd w:id="35"/>
+    <w:bookmarkEnd w:id="4"/>
+    <w:bookmarkEnd w:id="36"/>
     <w:p>
       <w:pPr>
         <w:pStyle w:val="BodyText"/>
@@ -11662,7 +11648,7 @@
           </w:pPr>
           <w:r>
             <w:rPr>
-              <w:color w:val="0F4761" w:themeColor="accent1" w:themeShade="BF"/>
+              <w:color w:val="2F5496" w:themeColor="accent1" w:themeShade="BF"/>
             </w:rPr>
             <w:t>[Company name]</w:t>
           </w:r>
@@ -11692,7 +11678,7 @@
           <w:r>
             <w:rPr>
               <w:rFonts w:asciiTheme="majorHAnsi" w:eastAsiaTheme="majorEastAsia" w:hAnsiTheme="majorHAnsi" w:cstheme="majorBidi"/>
-              <w:color w:val="156082" w:themeColor="accent1"/>
+              <w:color w:val="4472C4" w:themeColor="accent1"/>
               <w:sz w:val="88"/>
               <w:szCs w:val="88"/>
             </w:rPr>
@@ -11723,7 +11709,7 @@
           </w:pPr>
           <w:r>
             <w:rPr>
-              <w:color w:val="0F4761" w:themeColor="accent1" w:themeShade="BF"/>
+              <w:color w:val="2F5496" w:themeColor="accent1" w:themeShade="BF"/>
             </w:rPr>
             <w:t>[Document subtitle]</w:t>
           </w:r>
@@ -11790,6 +11776,20 @@
     <w:pitch w:val="variable"/>
     <w:sig w:usb0="E00006FF" w:usb1="420024FF" w:usb2="02000000" w:usb3="00000000" w:csb0="0000019F" w:csb1="00000000"/>
   </w:font>
+  <w:font w:name="Calibri">
+    <w:panose1 w:val="020F0502020204030204"/>
+    <w:charset w:val="00"/>
+    <w:family w:val="swiss"/>
+    <w:pitch w:val="variable"/>
+    <w:sig w:usb0="E4002EFF" w:usb1="C000247B" w:usb2="00000009" w:usb3="00000000" w:csb0="000001FF" w:csb1="00000000"/>
+  </w:font>
+  <w:font w:name="Calibri Light">
+    <w:panose1 w:val="020F0302020204030204"/>
+    <w:charset w:val="00"/>
+    <w:family w:val="swiss"/>
+    <w:pitch w:val="variable"/>
+    <w:sig w:usb0="E4002EFF" w:usb1="C000247B" w:usb2="00000009" w:usb3="00000000" w:csb0="000001FF" w:csb1="00000000"/>
+  </w:font>
 </w:fonts>
 </file>
 
@@ -11819,6 +11819,8 @@
     <w:rsid w:val="008C67DA"/>
     <w:rsid w:val="0093270D"/>
     <w:rsid w:val="009C27D0"/>
+    <w:rsid w:val="00DD7DEB"/>
+    <w:rsid w:val="00F2459E"/>
     <w:rsid w:val="00F744B6"/>
   </w:rsids>
   <m:mathPr>
